--- a/4.质量管理/2.运行记录类文件/TXHS-04-16-2025年度运维服务质量管理管理评审报告.docx
+++ b/4.质量管理/2.运行记录类文件/TXHS-04-16-2025年度运维服务质量管理管理评审报告.docx
@@ -1,10 +1,11 @@
 
 <file path=word/document.xml><?xml version="1.0" encoding="utf-8"?>
-<w:document xmlns:wpc="http://schemas.microsoft.com/office/word/2010/wordprocessingCanvas" xmlns:mc="http://schemas.openxmlformats.org/markup-compatibility/2006" xmlns:o="urn:schemas-microsoft-com:office:office" xmlns:r="http://schemas.openxmlformats.org/officeDocument/2006/relationships" xmlns:m="http://schemas.openxmlformats.org/officeDocument/2006/math" xmlns:v="urn:schemas-microsoft-com:vml" xmlns:wp14="http://schemas.microsoft.com/office/word/2010/wordprocessingDrawing" xmlns:wp="http://schemas.openxmlformats.org/drawingml/2006/wordprocessingDrawing" xmlns:w="http://schemas.openxmlformats.org/wordprocessingml/2006/main" xmlns:w14="http://schemas.microsoft.com/office/word/2010/wordml" xmlns:w10="urn:schemas-microsoft-com:office:word" xmlns:w15="http://schemas.microsoft.com/office/word/2012/wordml" xmlns:wpg="http://schemas.microsoft.com/office/word/2010/wordprocessingGroup" xmlns:wpi="http://schemas.microsoft.com/office/word/2010/wordprocessingInk" xmlns:wne="http://schemas.microsoft.com/office/word/2006/wordml" xmlns:wps="http://schemas.microsoft.com/office/word/2010/wordprocessingShape" xmlns:wpsCustomData="http://www.wps.cn/officeDocument/2013/wpsCustomData" mc:Ignorable="w14 w15 wp14">
+<w:document xmlns:wpc="http://schemas.microsoft.com/office/word/2010/wordprocessingCanvas" xmlns:mc="http://schemas.openxmlformats.org/markup-compatibility/2006" xmlns:o="urn:schemas-microsoft-com:office:office" xmlns:r="http://schemas.openxmlformats.org/officeDocument/2006/relationships" xmlns:m="http://schemas.openxmlformats.org/officeDocument/2006/math" xmlns:v="urn:schemas-microsoft-com:vml" xmlns:wp14="http://schemas.microsoft.com/office/word/2010/wordprocessingDrawing" xmlns:wp="http://schemas.openxmlformats.org/drawingml/2006/wordprocessingDrawing" xmlns:w10="urn:schemas-microsoft-com:office:word" xmlns:w="http://schemas.openxmlformats.org/wordprocessingml/2006/main" xmlns:w14="http://schemas.microsoft.com/office/word/2010/wordml" xmlns:w15="http://schemas.microsoft.com/office/word/2012/wordml" xmlns:wne="http://schemas.microsoft.com/office/word/2006/wordml" xmlns:wpg="http://schemas.microsoft.com/office/word/2010/wordprocessingGroup" xmlns:wpi="http://schemas.microsoft.com/office/word/2010/wordprocessingInk" xmlns:wps="http://schemas.microsoft.com/office/word/2010/wordprocessingShape" mc:Ignorable="w14 w15 wp14">
+  <!-- Generated by Aspose.Words for .NET 13.3.0.1 -->
   <w:body>
     <w:p>
       <w:pPr>
-        <w:pStyle w:val="24"/>
+        <w:pStyle w:val="a"/>
         <w:keepNext w:val="0"/>
         <w:keepLines w:val="0"/>
         <w:pageBreakBefore w:val="0"/>
@@ -24,7 +25,7 @@
       <w:bookmarkStart w:id="0" w:name="_Toc22967"/>
       <w:r>
         <w:drawing>
-          <wp:anchor distT="0" distB="0" distL="114300" distR="114300" simplePos="0" relativeHeight="251661312" behindDoc="1" locked="0" layoutInCell="1" allowOverlap="1">
+          <wp:anchor distT="0" distB="0" distL="114300" distR="114300" simplePos="0" relativeHeight="251660288" behindDoc="1" locked="0" layoutInCell="1" allowOverlap="1">
             <wp:simplePos x="0" y="0"/>
             <wp:positionH relativeFrom="column">
               <wp:posOffset>-19050</wp:posOffset>
@@ -49,7 +50,7 @@
                     </pic:cNvPicPr>
                   </pic:nvPicPr>
                   <pic:blipFill>
-                    <a:blip r:embed="rId7"/>
+                    <a:blip xmlns:r="http://schemas.openxmlformats.org/officeDocument/2006/relationships" r:embed="rId4"/>
                     <a:stretch>
                       <a:fillRect/>
                     </a:stretch>
@@ -75,7 +76,7 @@
       </w:r>
       <w:r>
         <w:drawing>
-          <wp:anchor distT="0" distB="0" distL="114300" distR="114300" simplePos="0" relativeHeight="251660288" behindDoc="1" locked="0" layoutInCell="1" allowOverlap="1">
+          <wp:anchor distT="0" distB="0" distL="114300" distR="114300" simplePos="0" relativeHeight="251659264" behindDoc="1" locked="0" layoutInCell="1" allowOverlap="1">
             <wp:simplePos x="0" y="0"/>
             <wp:positionH relativeFrom="column">
               <wp:posOffset>0</wp:posOffset>
@@ -100,7 +101,7 @@
                     </pic:cNvPicPr>
                   </pic:nvPicPr>
                   <pic:blipFill>
-                    <a:blip r:embed="rId8"/>
+                    <a:blip xmlns:r="http://schemas.openxmlformats.org/officeDocument/2006/relationships" r:embed="rId5"/>
                     <a:stretch>
                       <a:fillRect/>
                     </a:stretch>
@@ -130,7 +131,7 @@
           <w:lang w:val="en-US" w:eastAsia="zh-CN"/>
         </w:rPr>
         <w:drawing>
-          <wp:anchor distT="0" distB="0" distL="114300" distR="114300" simplePos="0" relativeHeight="251659264" behindDoc="1" locked="0" layoutInCell="1" allowOverlap="1">
+          <wp:anchor distT="0" distB="0" distL="114300" distR="114300" simplePos="0" relativeHeight="251658240" behindDoc="1" locked="0" layoutInCell="1" allowOverlap="1">
             <wp:simplePos x="0" y="0"/>
             <wp:positionH relativeFrom="column">
               <wp:posOffset>635</wp:posOffset>
@@ -155,7 +156,7 @@
                     </pic:cNvPicPr>
                   </pic:nvPicPr>
                   <pic:blipFill>
-                    <a:blip r:embed="rId9">
+                    <a:blip xmlns:r="http://schemas.openxmlformats.org/officeDocument/2006/relationships" r:embed="rId6">
                       <a:alphaModFix amt="58000"/>
                       <a:lum contrast="-52000"/>
                     </a:blip>
@@ -189,7 +190,7 @@
     </w:p>
     <w:p>
       <w:pPr>
-        <w:pStyle w:val="25"/>
+        <w:pStyle w:val="a0"/>
         <w:keepNext w:val="0"/>
         <w:keepLines w:val="0"/>
         <w:pageBreakBefore w:val="0"/>
@@ -223,7 +224,7 @@
           <w:rFonts w:hint="eastAsia"/>
           <w:lang w:val="en-US" w:eastAsia="zh-CN"/>
         </w:rPr>
-        <w:br w:type="textWrapping"/>
+        <w:br/>
       </w:r>
       <w:r>
         <w:rPr>
@@ -250,11 +251,11 @@
         <w:adjustRightInd w:val="0"/>
         <w:snapToGrid w:val="0"/>
         <w:spacing w:after="624" w:afterLines="200" w:line="219" w:lineRule="auto"/>
-        <w:ind w:left="0" w:leftChars="0" w:right="0" w:rightChars="0" w:firstLine="0" w:firstLineChars="0"/>
+        <w:ind w:left="0" w:right="0" w:firstLine="0" w:leftChars="0" w:rightChars="0" w:firstLineChars="0"/>
         <w:jc w:val="center"/>
         <w:textAlignment w:val="baseline"/>
         <w:rPr>
-          <w:rFonts w:hint="default" w:ascii="宋体" w:hAnsi="宋体" w:eastAsia="宋体" w:cs="宋体"/>
+          <w:rFonts w:ascii="宋体" w:eastAsia="宋体" w:hAnsi="宋体" w:cs="宋体" w:hint="default"/>
           <w:sz w:val="24"/>
           <w:szCs w:val="24"/>
           <w:lang w:val="en-US" w:eastAsia="zh-CN"/>
@@ -262,7 +263,7 @@
       </w:pPr>
       <w:r>
         <w:rPr>
-          <w:rFonts w:ascii="宋体" w:hAnsi="宋体" w:eastAsia="宋体" w:cs="宋体"/>
+          <w:rFonts w:ascii="宋体" w:eastAsia="宋体" w:hAnsi="宋体" w:cs="宋体"/>
           <w:b/>
           <w:bCs/>
           <w:spacing w:val="-3"/>
@@ -273,7 +274,7 @@
       </w:r>
       <w:r>
         <w:rPr>
-          <w:rFonts w:hint="eastAsia" w:ascii="宋体" w:hAnsi="宋体" w:eastAsia="宋体" w:cs="宋体"/>
+          <w:rFonts w:ascii="宋体" w:eastAsia="宋体" w:hAnsi="宋体" w:cs="宋体" w:hint="eastAsia"/>
           <w:b/>
           <w:bCs/>
           <w:spacing w:val="-3"/>
@@ -285,7 +286,7 @@
       </w:r>
       <w:r>
         <w:rPr>
-          <w:rFonts w:ascii="宋体" w:hAnsi="宋体" w:eastAsia="宋体" w:cs="宋体"/>
+          <w:rFonts w:ascii="宋体" w:eastAsia="宋体" w:hAnsi="宋体" w:cs="宋体"/>
           <w:b/>
           <w:bCs/>
           <w:spacing w:val="-3"/>
@@ -296,7 +297,7 @@
       </w:r>
       <w:r>
         <w:rPr>
-          <w:rFonts w:hint="eastAsia" w:ascii="宋体" w:hAnsi="宋体" w:cs="宋体"/>
+          <w:rFonts w:ascii="宋体" w:hAnsi="宋体" w:cs="宋体" w:hint="eastAsia"/>
           <w:b/>
           <w:bCs/>
           <w:spacing w:val="-3"/>
@@ -308,7 +309,7 @@
       </w:r>
       <w:r>
         <w:rPr>
-          <w:rFonts w:ascii="宋体" w:hAnsi="宋体" w:eastAsia="宋体" w:cs="宋体"/>
+          <w:rFonts w:ascii="宋体" w:eastAsia="宋体" w:hAnsi="宋体" w:cs="宋体"/>
           <w:b/>
           <w:bCs/>
           <w:spacing w:val="-3"/>
@@ -319,7 +320,7 @@
       </w:r>
       <w:r>
         <w:rPr>
-          <w:rFonts w:hint="eastAsia" w:ascii="宋体" w:hAnsi="宋体" w:cs="宋体"/>
+          <w:rFonts w:ascii="宋体" w:hAnsi="宋体" w:cs="宋体" w:hint="eastAsia"/>
           <w:b/>
           <w:bCs/>
           <w:spacing w:val="-3"/>
@@ -332,18 +333,17 @@
     </w:p>
     <w:tbl>
       <w:tblPr>
-        <w:tblStyle w:val="21"/>
+        <w:tblStyle w:val="TableGrid"/>
         <w:tblW w:w="0" w:type="auto"/>
         <w:jc w:val="center"/>
         <w:tblBorders>
-          <w:top w:val="none" w:color="auto" w:sz="0" w:space="0"/>
-          <w:left w:val="none" w:color="auto" w:sz="0" w:space="0"/>
-          <w:bottom w:val="none" w:color="auto" w:sz="0" w:space="0"/>
-          <w:right w:val="none" w:color="auto" w:sz="0" w:space="0"/>
-          <w:insideH w:val="none" w:color="auto" w:sz="0" w:space="0"/>
-          <w:insideV w:val="none" w:color="auto" w:sz="0" w:space="0"/>
+          <w:top w:val="nil"/>
+          <w:left w:val="nil"/>
+          <w:bottom w:val="nil"/>
+          <w:right w:val="nil"/>
+          <w:insideH w:val="nil"/>
+          <w:insideV w:val="nil"/>
         </w:tblBorders>
-        <w:tblLayout w:type="autofit"/>
         <w:tblCellMar>
           <w:top w:w="0" w:type="dxa"/>
           <w:left w:w="108" w:type="dxa"/>
@@ -357,13 +357,15 @@
       </w:tblGrid>
       <w:tr>
         <w:tblPrEx>
+          <w:tblW w:w="0" w:type="auto"/>
+          <w:jc w:val="center"/>
           <w:tblBorders>
-            <w:top w:val="none" w:color="auto" w:sz="0" w:space="0"/>
-            <w:left w:val="none" w:color="auto" w:sz="0" w:space="0"/>
-            <w:bottom w:val="none" w:color="auto" w:sz="0" w:space="0"/>
-            <w:right w:val="none" w:color="auto" w:sz="0" w:space="0"/>
-            <w:insideH w:val="none" w:color="auto" w:sz="0" w:space="0"/>
-            <w:insideV w:val="none" w:color="auto" w:sz="0" w:space="0"/>
+            <w:top w:val="nil"/>
+            <w:left w:val="nil"/>
+            <w:bottom w:val="nil"/>
+            <w:right w:val="nil"/>
+            <w:insideH w:val="nil"/>
+            <w:insideV w:val="nil"/>
           </w:tblBorders>
           <w:tblCellMar>
             <w:top w:w="0" w:type="dxa"/>
@@ -373,7 +375,7 @@
           </w:tblCellMar>
         </w:tblPrEx>
         <w:trPr>
-          <w:trHeight w:val="810" w:hRule="atLeast"/>
+          <w:trHeight w:val="810"/>
           <w:jc w:val="center"/>
         </w:trPr>
         <w:tc>
@@ -411,7 +413,7 @@
             </w:r>
             <w:r>
               <w:rPr>
-                <w:rFonts w:hint="default" w:asciiTheme="minorAscii" w:hAnsiTheme="minorAscii" w:eastAsiaTheme="minorEastAsia"/>
+                <w:rFonts w:asciiTheme="minorAscii" w:eastAsiaTheme="minorEastAsia" w:hAnsiTheme="minorAscii" w:hint="default"/>
                 <w:spacing w:val="227"/>
                 <w:sz w:val="21"/>
                 <w:vertAlign w:val="baseline"/>
@@ -465,7 +467,7 @@
             </w:r>
             <w:r>
               <w:rPr>
-                <w:rFonts w:hint="eastAsia" w:asciiTheme="minorAscii" w:hAnsiTheme="minorAscii" w:eastAsiaTheme="minorEastAsia"/>
+                <w:rFonts w:asciiTheme="minorAscii" w:eastAsiaTheme="minorEastAsia" w:hAnsiTheme="minorAscii" w:hint="eastAsia"/>
                 <w:spacing w:val="227"/>
                 <w:sz w:val="21"/>
                 <w:vertAlign w:val="baseline"/>
@@ -487,14 +489,8 @@
       </w:tr>
       <w:tr>
         <w:tblPrEx>
-          <w:tblBorders>
-            <w:top w:val="none" w:color="auto" w:sz="0" w:space="0"/>
-            <w:left w:val="none" w:color="auto" w:sz="0" w:space="0"/>
-            <w:bottom w:val="none" w:color="auto" w:sz="0" w:space="0"/>
-            <w:right w:val="none" w:color="auto" w:sz="0" w:space="0"/>
-            <w:insideH w:val="none" w:color="auto" w:sz="0" w:space="0"/>
-            <w:insideV w:val="none" w:color="auto" w:sz="0" w:space="0"/>
-          </w:tblBorders>
+          <w:tblW w:w="0" w:type="auto"/>
+          <w:jc w:val="center"/>
           <w:tblCellMar>
             <w:top w:w="0" w:type="dxa"/>
             <w:left w:w="108" w:type="dxa"/>
@@ -503,7 +499,7 @@
           </w:tblCellMar>
         </w:tblPrEx>
         <w:trPr>
-          <w:trHeight w:val="810" w:hRule="atLeast"/>
+          <w:trHeight w:val="810"/>
           <w:jc w:val="center"/>
         </w:trPr>
         <w:tc>
@@ -527,7 +523,7 @@
               <w:snapToGrid w:val="0"/>
               <w:textAlignment w:val="baseline"/>
               <w:rPr>
-                <w:rFonts w:hint="default" w:ascii="Arial" w:hAnsi="Arial" w:eastAsia="Arial" w:cs="Arial"/>
+                <w:rFonts w:ascii="Arial" w:eastAsia="Arial" w:hAnsi="Arial" w:cs="Arial" w:hint="default"/>
                 <w:snapToGrid w:val="0"/>
                 <w:color w:val="000000"/>
                 <w:kern w:val="0"/>
@@ -559,7 +555,7 @@
             </w:r>
             <w:r>
               <w:rPr>
-                <w:rFonts w:hint="default" w:asciiTheme="minorAscii" w:hAnsiTheme="minorAscii" w:eastAsiaTheme="minorEastAsia"/>
+                <w:rFonts w:asciiTheme="minorAscii" w:eastAsiaTheme="minorEastAsia" w:hAnsiTheme="minorAscii" w:hint="default"/>
                 <w:spacing w:val="227"/>
                 <w:sz w:val="21"/>
                 <w:vertAlign w:val="baseline"/>
@@ -612,7 +608,7 @@
               <w:snapToGrid w:val="0"/>
               <w:textAlignment w:val="baseline"/>
               <w:rPr>
-                <w:rFonts w:hint="default" w:ascii="Arial" w:hAnsi="Arial" w:eastAsia="Arial" w:cs="Arial"/>
+                <w:rFonts w:ascii="Arial" w:eastAsia="Arial" w:hAnsi="Arial" w:cs="Arial" w:hint="default"/>
                 <w:snapToGrid w:val="0"/>
                 <w:color w:val="000000"/>
                 <w:kern w:val="0"/>
@@ -632,7 +628,7 @@
             </w:r>
             <w:r>
               <w:rPr>
-                <w:rFonts w:hint="eastAsia" w:asciiTheme="minorAscii" w:hAnsiTheme="minorAscii" w:eastAsiaTheme="minorEastAsia"/>
+                <w:rFonts w:asciiTheme="minorAscii" w:eastAsiaTheme="minorEastAsia" w:hAnsiTheme="minorAscii" w:hint="eastAsia"/>
                 <w:spacing w:val="227"/>
                 <w:sz w:val="21"/>
                 <w:vertAlign w:val="baseline"/>
@@ -654,14 +650,8 @@
       </w:tr>
       <w:tr>
         <w:tblPrEx>
-          <w:tblBorders>
-            <w:top w:val="none" w:color="auto" w:sz="0" w:space="0"/>
-            <w:left w:val="none" w:color="auto" w:sz="0" w:space="0"/>
-            <w:bottom w:val="none" w:color="auto" w:sz="0" w:space="0"/>
-            <w:right w:val="none" w:color="auto" w:sz="0" w:space="0"/>
-            <w:insideH w:val="none" w:color="auto" w:sz="0" w:space="0"/>
-            <w:insideV w:val="none" w:color="auto" w:sz="0" w:space="0"/>
-          </w:tblBorders>
+          <w:tblW w:w="0" w:type="auto"/>
+          <w:jc w:val="center"/>
           <w:tblCellMar>
             <w:top w:w="0" w:type="dxa"/>
             <w:left w:w="108" w:type="dxa"/>
@@ -670,7 +660,7 @@
           </w:tblCellMar>
         </w:tblPrEx>
         <w:trPr>
-          <w:trHeight w:val="635" w:hRule="atLeast"/>
+          <w:trHeight w:val="635"/>
           <w:jc w:val="center"/>
         </w:trPr>
         <w:tc>
@@ -720,7 +710,7 @@
             </w:r>
             <w:r>
               <w:rPr>
-                <w:rFonts w:hint="eastAsia" w:asciiTheme="minorAscii" w:hAnsiTheme="minorAscii" w:eastAsiaTheme="minorEastAsia"/>
+                <w:rFonts w:asciiTheme="minorAscii" w:eastAsiaTheme="minorEastAsia" w:hAnsiTheme="minorAscii" w:hint="eastAsia"/>
                 <w:spacing w:val="227"/>
                 <w:sz w:val="21"/>
                 <w:vertAlign w:val="baseline"/>
@@ -773,7 +763,7 @@
             </w:r>
             <w:r>
               <w:rPr>
-                <w:rFonts w:hint="eastAsia" w:asciiTheme="minorAscii" w:hAnsiTheme="minorAscii" w:eastAsiaTheme="minorEastAsia"/>
+                <w:rFonts w:asciiTheme="minorAscii" w:eastAsiaTheme="minorEastAsia" w:hAnsiTheme="minorAscii" w:hint="eastAsia"/>
                 <w:spacing w:val="227"/>
                 <w:sz w:val="21"/>
                 <w:vertAlign w:val="baseline"/>
@@ -832,14 +822,14 @@
         <w:ind w:left="3634"/>
         <w:textAlignment w:val="baseline"/>
         <w:rPr>
-          <w:rFonts w:ascii="宋体" w:hAnsi="宋体" w:eastAsia="宋体" w:cs="宋体"/>
+          <w:rFonts w:ascii="宋体" w:eastAsia="宋体" w:hAnsi="宋体" w:cs="宋体"/>
           <w:sz w:val="31"/>
           <w:szCs w:val="31"/>
         </w:rPr>
       </w:pPr>
       <w:r>
         <w:rPr>
-          <w:rFonts w:ascii="宋体" w:hAnsi="宋体" w:eastAsia="宋体" w:cs="宋体"/>
+          <w:rFonts w:ascii="宋体" w:eastAsia="宋体" w:hAnsi="宋体" w:cs="宋体"/>
           <w:b/>
           <w:bCs/>
           <w:spacing w:val="4"/>
@@ -851,16 +841,16 @@
     </w:p>
     <w:tbl>
       <w:tblPr>
-        <w:tblStyle w:val="26"/>
+        <w:tblStyle w:val="TableNormal0"/>
         <w:tblW w:w="8214" w:type="dxa"/>
         <w:jc w:val="center"/>
         <w:tblBorders>
-          <w:top w:val="single" w:color="000000" w:sz="2" w:space="0"/>
-          <w:left w:val="single" w:color="000000" w:sz="2" w:space="0"/>
-          <w:bottom w:val="single" w:color="000000" w:sz="2" w:space="0"/>
-          <w:right w:val="single" w:color="000000" w:sz="2" w:space="0"/>
-          <w:insideH w:val="single" w:color="000000" w:sz="2" w:space="0"/>
-          <w:insideV w:val="single" w:color="000000" w:sz="2" w:space="0"/>
+          <w:top w:val="single" w:sz="2" w:space="0" w:color="000000"/>
+          <w:left w:val="single" w:sz="2" w:space="0" w:color="000000"/>
+          <w:bottom w:val="single" w:sz="2" w:space="0" w:color="000000"/>
+          <w:right w:val="single" w:sz="2" w:space="0" w:color="000000"/>
+          <w:insideH w:val="single" w:sz="2" w:space="0" w:color="000000"/>
+          <w:insideV w:val="single" w:sz="2" w:space="0" w:color="000000"/>
         </w:tblBorders>
         <w:tblLayout w:type="fixed"/>
         <w:tblCellMar>
@@ -880,14 +870,17 @@
       </w:tblGrid>
       <w:tr>
         <w:tblPrEx>
+          <w:tblW w:w="8214" w:type="dxa"/>
+          <w:jc w:val="center"/>
           <w:tblBorders>
-            <w:top w:val="single" w:color="000000" w:sz="2" w:space="0"/>
-            <w:left w:val="single" w:color="000000" w:sz="2" w:space="0"/>
-            <w:bottom w:val="single" w:color="000000" w:sz="2" w:space="0"/>
-            <w:right w:val="single" w:color="000000" w:sz="2" w:space="0"/>
-            <w:insideH w:val="single" w:color="000000" w:sz="2" w:space="0"/>
-            <w:insideV w:val="single" w:color="000000" w:sz="2" w:space="0"/>
+            <w:top w:val="single" w:sz="2" w:space="0" w:color="000000"/>
+            <w:left w:val="single" w:sz="2" w:space="0" w:color="000000"/>
+            <w:bottom w:val="single" w:sz="2" w:space="0" w:color="000000"/>
+            <w:right w:val="single" w:sz="2" w:space="0" w:color="000000"/>
+            <w:insideH w:val="single" w:sz="2" w:space="0" w:color="000000"/>
+            <w:insideV w:val="single" w:sz="2" w:space="0" w:color="000000"/>
           </w:tblBorders>
+          <w:tblLayout w:type="fixed"/>
           <w:tblCellMar>
             <w:top w:w="0" w:type="dxa"/>
             <w:left w:w="0" w:type="dxa"/>
@@ -896,7 +889,7 @@
           </w:tblCellMar>
         </w:tblPrEx>
         <w:trPr>
-          <w:trHeight w:val="593" w:hRule="atLeast"/>
+          <w:trHeight w:val="593"/>
           <w:jc w:val="center"/>
         </w:trPr>
         <w:tc>
@@ -918,18 +911,18 @@
               <w:adjustRightInd w:val="0"/>
               <w:snapToGrid w:val="0"/>
               <w:spacing w:before="176" w:line="228" w:lineRule="auto"/>
-              <w:ind w:left="0" w:leftChars="0" w:right="0" w:rightChars="0" w:firstLine="0" w:firstLineChars="0"/>
+              <w:ind w:left="0" w:right="0" w:firstLine="0" w:leftChars="0" w:rightChars="0" w:firstLineChars="0"/>
               <w:jc w:val="center"/>
               <w:textAlignment w:val="baseline"/>
               <w:rPr>
-                <w:rFonts w:ascii="宋体" w:hAnsi="宋体" w:eastAsia="宋体" w:cs="宋体"/>
+                <w:rFonts w:ascii="宋体" w:eastAsia="宋体" w:hAnsi="宋体" w:cs="宋体"/>
                 <w:sz w:val="20"/>
                 <w:szCs w:val="20"/>
               </w:rPr>
             </w:pPr>
             <w:r>
               <w:rPr>
-                <w:rFonts w:hint="eastAsia" w:ascii="宋体" w:hAnsi="宋体" w:cs="宋体"/>
+                <w:rFonts w:ascii="宋体" w:hAnsi="宋体" w:cs="宋体" w:hint="eastAsia"/>
                 <w:spacing w:val="-14"/>
                 <w:sz w:val="20"/>
                 <w:szCs w:val="20"/>
@@ -939,7 +932,7 @@
             </w:r>
             <w:r>
               <w:rPr>
-                <w:rFonts w:ascii="宋体" w:hAnsi="宋体" w:eastAsia="宋体" w:cs="宋体"/>
+                <w:rFonts w:ascii="宋体" w:eastAsia="宋体" w:hAnsi="宋体" w:cs="宋体"/>
                 <w:spacing w:val="-14"/>
                 <w:sz w:val="20"/>
                 <w:szCs w:val="20"/>
@@ -967,18 +960,18 @@
               <w:adjustRightInd w:val="0"/>
               <w:snapToGrid w:val="0"/>
               <w:spacing w:before="175" w:line="227" w:lineRule="auto"/>
-              <w:ind w:left="0" w:leftChars="0" w:right="0" w:rightChars="0" w:firstLine="0" w:firstLineChars="0"/>
+              <w:ind w:left="0" w:right="0" w:firstLine="0" w:leftChars="0" w:rightChars="0" w:firstLineChars="0"/>
               <w:jc w:val="center"/>
               <w:textAlignment w:val="baseline"/>
               <w:rPr>
-                <w:rFonts w:ascii="宋体" w:hAnsi="宋体" w:eastAsia="宋体" w:cs="宋体"/>
+                <w:rFonts w:ascii="宋体" w:eastAsia="宋体" w:hAnsi="宋体" w:cs="宋体"/>
                 <w:sz w:val="20"/>
                 <w:szCs w:val="20"/>
               </w:rPr>
             </w:pPr>
             <w:r>
               <w:rPr>
-                <w:rFonts w:ascii="宋体" w:hAnsi="宋体" w:eastAsia="宋体" w:cs="宋体"/>
+                <w:rFonts w:ascii="宋体" w:eastAsia="宋体" w:hAnsi="宋体" w:cs="宋体"/>
                 <w:spacing w:val="4"/>
                 <w:sz w:val="20"/>
                 <w:szCs w:val="20"/>
@@ -1006,18 +999,18 @@
               <w:adjustRightInd w:val="0"/>
               <w:snapToGrid w:val="0"/>
               <w:spacing w:before="175" w:line="228" w:lineRule="auto"/>
-              <w:ind w:left="0" w:leftChars="0" w:right="0" w:rightChars="0" w:firstLine="0" w:firstLineChars="0"/>
+              <w:ind w:left="0" w:right="0" w:firstLine="0" w:leftChars="0" w:rightChars="0" w:firstLineChars="0"/>
               <w:jc w:val="center"/>
               <w:textAlignment w:val="baseline"/>
               <w:rPr>
-                <w:rFonts w:ascii="宋体" w:hAnsi="宋体" w:eastAsia="宋体" w:cs="宋体"/>
+                <w:rFonts w:ascii="宋体" w:eastAsia="宋体" w:hAnsi="宋体" w:cs="宋体"/>
                 <w:sz w:val="20"/>
                 <w:szCs w:val="20"/>
               </w:rPr>
             </w:pPr>
             <w:r>
               <w:rPr>
-                <w:rFonts w:ascii="宋体" w:hAnsi="宋体" w:eastAsia="宋体" w:cs="宋体"/>
+                <w:rFonts w:ascii="宋体" w:eastAsia="宋体" w:hAnsi="宋体" w:cs="宋体"/>
                 <w:spacing w:val="7"/>
                 <w:sz w:val="20"/>
                 <w:szCs w:val="20"/>
@@ -1045,11 +1038,11 @@
               <w:adjustRightInd w:val="0"/>
               <w:snapToGrid w:val="0"/>
               <w:spacing w:before="175" w:line="228" w:lineRule="auto"/>
-              <w:ind w:left="0" w:leftChars="0" w:right="0" w:rightChars="0" w:firstLine="0" w:firstLineChars="0"/>
+              <w:ind w:left="0" w:right="0" w:firstLine="0" w:leftChars="0" w:rightChars="0" w:firstLineChars="0"/>
               <w:jc w:val="center"/>
               <w:textAlignment w:val="baseline"/>
               <w:rPr>
-                <w:rFonts w:hint="eastAsia" w:ascii="宋体" w:hAnsi="宋体" w:eastAsia="宋体" w:cs="宋体"/>
+                <w:rFonts w:ascii="宋体" w:eastAsia="宋体" w:hAnsi="宋体" w:cs="宋体" w:hint="eastAsia"/>
                 <w:spacing w:val="7"/>
                 <w:sz w:val="20"/>
                 <w:szCs w:val="20"/>
@@ -1058,7 +1051,7 @@
             </w:pPr>
             <w:r>
               <w:rPr>
-                <w:rFonts w:hint="eastAsia" w:ascii="宋体" w:hAnsi="宋体" w:cs="宋体"/>
+                <w:rFonts w:ascii="宋体" w:hAnsi="宋体" w:cs="宋体" w:hint="eastAsia"/>
                 <w:spacing w:val="7"/>
                 <w:sz w:val="20"/>
                 <w:szCs w:val="20"/>
@@ -1087,11 +1080,11 @@
               <w:adjustRightInd w:val="0"/>
               <w:snapToGrid w:val="0"/>
               <w:spacing w:before="175" w:line="228" w:lineRule="auto"/>
-              <w:ind w:left="0" w:leftChars="0" w:right="0" w:rightChars="0" w:firstLine="0" w:firstLineChars="0"/>
+              <w:ind w:left="0" w:right="0" w:firstLine="0" w:leftChars="0" w:rightChars="0" w:firstLineChars="0"/>
               <w:jc w:val="center"/>
               <w:textAlignment w:val="baseline"/>
               <w:rPr>
-                <w:rFonts w:hint="default" w:ascii="宋体" w:hAnsi="宋体" w:cs="宋体"/>
+                <w:rFonts w:ascii="宋体" w:hAnsi="宋体" w:cs="宋体" w:hint="default"/>
                 <w:spacing w:val="7"/>
                 <w:sz w:val="20"/>
                 <w:szCs w:val="20"/>
@@ -1100,7 +1093,7 @@
             </w:pPr>
             <w:r>
               <w:rPr>
-                <w:rFonts w:hint="eastAsia" w:ascii="宋体" w:hAnsi="宋体" w:cs="宋体"/>
+                <w:rFonts w:ascii="宋体" w:hAnsi="宋体" w:cs="宋体" w:hint="eastAsia"/>
                 <w:spacing w:val="7"/>
                 <w:sz w:val="20"/>
                 <w:szCs w:val="20"/>
@@ -1129,18 +1122,18 @@
               <w:adjustRightInd w:val="0"/>
               <w:snapToGrid w:val="0"/>
               <w:spacing w:before="176" w:line="229" w:lineRule="auto"/>
-              <w:ind w:left="0" w:leftChars="0" w:right="0" w:rightChars="0" w:firstLine="0" w:firstLineChars="0"/>
+              <w:ind w:left="0" w:right="0" w:firstLine="0" w:leftChars="0" w:rightChars="0" w:firstLineChars="0"/>
               <w:jc w:val="center"/>
               <w:textAlignment w:val="baseline"/>
               <w:rPr>
-                <w:rFonts w:ascii="宋体" w:hAnsi="宋体" w:eastAsia="宋体" w:cs="宋体"/>
+                <w:rFonts w:ascii="宋体" w:eastAsia="宋体" w:hAnsi="宋体" w:cs="宋体"/>
                 <w:sz w:val="20"/>
                 <w:szCs w:val="20"/>
               </w:rPr>
             </w:pPr>
             <w:r>
               <w:rPr>
-                <w:rFonts w:ascii="宋体" w:hAnsi="宋体" w:eastAsia="宋体" w:cs="宋体"/>
+                <w:rFonts w:ascii="宋体" w:eastAsia="宋体" w:hAnsi="宋体" w:cs="宋体"/>
                 <w:spacing w:val="7"/>
                 <w:sz w:val="20"/>
                 <w:szCs w:val="20"/>
@@ -1152,14 +1145,9 @@
       </w:tr>
       <w:tr>
         <w:tblPrEx>
-          <w:tblBorders>
-            <w:top w:val="single" w:color="000000" w:sz="2" w:space="0"/>
-            <w:left w:val="single" w:color="000000" w:sz="2" w:space="0"/>
-            <w:bottom w:val="single" w:color="000000" w:sz="2" w:space="0"/>
-            <w:right w:val="single" w:color="000000" w:sz="2" w:space="0"/>
-            <w:insideH w:val="single" w:color="000000" w:sz="2" w:space="0"/>
-            <w:insideV w:val="single" w:color="000000" w:sz="2" w:space="0"/>
-          </w:tblBorders>
+          <w:tblW w:w="8214" w:type="dxa"/>
+          <w:jc w:val="center"/>
+          <w:tblLayout w:type="fixed"/>
           <w:tblCellMar>
             <w:top w:w="0" w:type="dxa"/>
             <w:left w:w="0" w:type="dxa"/>
@@ -1168,7 +1156,7 @@
           </w:tblCellMar>
         </w:tblPrEx>
         <w:trPr>
-          <w:trHeight w:val="516" w:hRule="atLeast"/>
+          <w:trHeight w:val="516"/>
           <w:jc w:val="center"/>
         </w:trPr>
         <w:tc>
@@ -1190,11 +1178,11 @@
               <w:adjustRightInd w:val="0"/>
               <w:snapToGrid w:val="0"/>
               <w:spacing w:before="173" w:line="267" w:lineRule="exact"/>
-              <w:ind w:left="0" w:leftChars="0" w:right="0" w:rightChars="0" w:firstLine="0" w:firstLineChars="0"/>
+              <w:ind w:left="0" w:right="0" w:firstLine="0" w:leftChars="0" w:rightChars="0" w:firstLineChars="0"/>
               <w:jc w:val="center"/>
               <w:textAlignment w:val="baseline"/>
               <w:rPr>
-                <w:rFonts w:hint="default" w:ascii="宋体" w:hAnsi="宋体" w:eastAsia="宋体" w:cs="宋体"/>
+                <w:rFonts w:ascii="宋体" w:eastAsia="宋体" w:hAnsi="宋体" w:cs="宋体" w:hint="default"/>
                 <w:sz w:val="20"/>
                 <w:szCs w:val="20"/>
                 <w:lang w:val="en-US"/>
@@ -1202,7 +1190,7 @@
             </w:pPr>
             <w:r>
               <w:rPr>
-                <w:rFonts w:ascii="宋体" w:hAnsi="宋体" w:eastAsia="宋体" w:cs="宋体"/>
+                <w:rFonts w:ascii="宋体" w:eastAsia="宋体" w:hAnsi="宋体" w:cs="宋体"/>
                 <w:spacing w:val="3"/>
                 <w:position w:val="1"/>
                 <w:sz w:val="20"/>
@@ -1212,7 +1200,7 @@
             </w:r>
             <w:r>
               <w:rPr>
-                <w:rFonts w:hint="eastAsia" w:ascii="宋体" w:hAnsi="宋体" w:cs="宋体"/>
+                <w:rFonts w:ascii="宋体" w:hAnsi="宋体" w:cs="宋体" w:hint="eastAsia"/>
                 <w:spacing w:val="3"/>
                 <w:position w:val="1"/>
                 <w:sz w:val="20"/>
@@ -1223,7 +1211,7 @@
             </w:r>
             <w:r>
               <w:rPr>
-                <w:rFonts w:ascii="宋体" w:hAnsi="宋体" w:eastAsia="宋体" w:cs="宋体"/>
+                <w:rFonts w:ascii="宋体" w:eastAsia="宋体" w:hAnsi="宋体" w:cs="宋体"/>
                 <w:spacing w:val="3"/>
                 <w:position w:val="1"/>
                 <w:sz w:val="20"/>
@@ -1233,7 +1221,7 @@
             </w:r>
             <w:r>
               <w:rPr>
-                <w:rFonts w:hint="eastAsia" w:ascii="宋体" w:hAnsi="宋体" w:cs="宋体"/>
+                <w:rFonts w:ascii="宋体" w:hAnsi="宋体" w:cs="宋体" w:hint="eastAsia"/>
                 <w:spacing w:val="3"/>
                 <w:position w:val="1"/>
                 <w:sz w:val="20"/>
@@ -1263,18 +1251,18 @@
               <w:adjustRightInd w:val="0"/>
               <w:snapToGrid w:val="0"/>
               <w:spacing w:before="173" w:line="267" w:lineRule="exact"/>
-              <w:ind w:left="0" w:leftChars="0" w:right="0" w:rightChars="0" w:firstLine="0" w:firstLineChars="0"/>
+              <w:ind w:left="0" w:right="0" w:firstLine="0" w:leftChars="0" w:rightChars="0" w:firstLineChars="0"/>
               <w:jc w:val="center"/>
               <w:textAlignment w:val="baseline"/>
               <w:rPr>
-                <w:rFonts w:ascii="宋体" w:hAnsi="宋体" w:eastAsia="宋体" w:cs="宋体"/>
+                <w:rFonts w:ascii="宋体" w:eastAsia="宋体" w:hAnsi="宋体" w:cs="宋体"/>
                 <w:sz w:val="20"/>
                 <w:szCs w:val="20"/>
               </w:rPr>
             </w:pPr>
             <w:r>
               <w:rPr>
-                <w:rFonts w:ascii="宋体" w:hAnsi="宋体" w:eastAsia="宋体" w:cs="宋体"/>
+                <w:rFonts w:ascii="宋体" w:eastAsia="宋体" w:hAnsi="宋体" w:cs="宋体"/>
                 <w:spacing w:val="4"/>
                 <w:position w:val="1"/>
                 <w:sz w:val="20"/>
@@ -1303,18 +1291,18 @@
               <w:adjustRightInd w:val="0"/>
               <w:snapToGrid w:val="0"/>
               <w:spacing w:before="172" w:line="228" w:lineRule="auto"/>
-              <w:ind w:left="0" w:leftChars="0" w:right="0" w:rightChars="0" w:firstLine="0" w:firstLineChars="0"/>
+              <w:ind w:left="0" w:right="0" w:firstLine="0" w:leftChars="0" w:rightChars="0" w:firstLineChars="0"/>
               <w:jc w:val="center"/>
               <w:textAlignment w:val="baseline"/>
               <w:rPr>
-                <w:rFonts w:ascii="宋体" w:hAnsi="宋体" w:eastAsia="宋体" w:cs="宋体"/>
+                <w:rFonts w:ascii="宋体" w:eastAsia="宋体" w:hAnsi="宋体" w:cs="宋体"/>
                 <w:sz w:val="20"/>
                 <w:szCs w:val="20"/>
               </w:rPr>
             </w:pPr>
             <w:r>
               <w:rPr>
-                <w:rFonts w:ascii="宋体" w:hAnsi="宋体" w:eastAsia="宋体" w:cs="宋体"/>
+                <w:rFonts w:ascii="宋体" w:eastAsia="宋体" w:hAnsi="宋体" w:cs="宋体"/>
                 <w:spacing w:val="200"/>
                 <w:kern w:val="0"/>
                 <w:sz w:val="20"/>
@@ -1324,7 +1312,7 @@
             </w:r>
             <w:r>
               <w:rPr>
-                <w:rFonts w:ascii="宋体" w:hAnsi="宋体" w:eastAsia="宋体" w:cs="宋体"/>
+                <w:rFonts w:ascii="宋体" w:eastAsia="宋体" w:hAnsi="宋体" w:cs="宋体"/>
                 <w:spacing w:val="0"/>
                 <w:kern w:val="0"/>
                 <w:sz w:val="20"/>
@@ -1353,11 +1341,11 @@
               <w:adjustRightInd w:val="0"/>
               <w:snapToGrid w:val="0"/>
               <w:spacing w:before="173" w:line="229" w:lineRule="auto"/>
-              <w:ind w:left="0" w:leftChars="0" w:right="0" w:rightChars="0" w:firstLine="0" w:firstLineChars="0"/>
+              <w:ind w:left="0" w:right="0" w:firstLine="0" w:leftChars="0" w:rightChars="0" w:firstLineChars="0"/>
               <w:jc w:val="center"/>
               <w:textAlignment w:val="baseline"/>
               <w:rPr>
-                <w:rFonts w:ascii="宋体" w:hAnsi="宋体" w:eastAsia="宋体" w:cs="宋体"/>
+                <w:rFonts w:ascii="宋体" w:eastAsia="宋体" w:hAnsi="宋体" w:cs="宋体"/>
                 <w:spacing w:val="200"/>
                 <w:kern w:val="0"/>
                 <w:sz w:val="20"/>
@@ -1366,14 +1354,14 @@
             </w:pPr>
             <w:r>
               <w:rPr>
-                <w:rFonts w:hint="eastAsia" w:asciiTheme="minorAscii" w:hAnsiTheme="minorAscii" w:eastAsiaTheme="minorEastAsia"/>
+                <w:rFonts w:asciiTheme="minorAscii" w:eastAsiaTheme="minorEastAsia" w:hAnsiTheme="minorAscii" w:hint="eastAsia"/>
                 <w:spacing w:val="0"/>
                 <w:kern w:val="0"/>
                 <w:sz w:val="21"/>
                 <w:vertAlign w:val="baseline"/>
                 <w:lang w:val="en-US" w:eastAsia="zh-CN"/>
               </w:rPr>
-              <w:t>沈坚</w:t>
+              <w:t>李伟</w:t>
             </w:r>
           </w:p>
         </w:tc>
@@ -1396,11 +1384,11 @@
               <w:adjustRightInd w:val="0"/>
               <w:snapToGrid w:val="0"/>
               <w:spacing w:before="173" w:line="229" w:lineRule="auto"/>
-              <w:ind w:left="0" w:leftChars="0" w:right="0" w:rightChars="0" w:firstLine="0" w:firstLineChars="0"/>
+              <w:ind w:left="0" w:right="0" w:firstLine="0" w:leftChars="0" w:rightChars="0" w:firstLineChars="0"/>
               <w:jc w:val="center"/>
               <w:textAlignment w:val="baseline"/>
               <w:rPr>
-                <w:rFonts w:ascii="宋体" w:hAnsi="宋体" w:eastAsia="宋体" w:cs="宋体"/>
+                <w:rFonts w:ascii="宋体" w:eastAsia="宋体" w:hAnsi="宋体" w:cs="宋体"/>
                 <w:spacing w:val="200"/>
                 <w:kern w:val="0"/>
                 <w:sz w:val="20"/>
@@ -1409,14 +1397,14 @@
             </w:pPr>
             <w:r>
               <w:rPr>
-                <w:rFonts w:hint="eastAsia" w:asciiTheme="minorAscii" w:hAnsiTheme="minorAscii" w:eastAsiaTheme="minorEastAsia"/>
+                <w:rFonts w:asciiTheme="minorAscii" w:eastAsiaTheme="minorEastAsia" w:hAnsiTheme="minorAscii" w:hint="eastAsia"/>
                 <w:spacing w:val="0"/>
                 <w:kern w:val="0"/>
                 <w:sz w:val="21"/>
                 <w:vertAlign w:val="baseline"/>
                 <w:lang w:val="en-US" w:eastAsia="zh-CN"/>
               </w:rPr>
-              <w:t>茅建根</w:t>
+              <w:t>陈凯</w:t>
             </w:r>
           </w:p>
         </w:tc>
@@ -1439,18 +1427,18 @@
               <w:adjustRightInd w:val="0"/>
               <w:snapToGrid w:val="0"/>
               <w:spacing w:before="173" w:line="229" w:lineRule="auto"/>
-              <w:ind w:left="0" w:leftChars="0" w:right="0" w:rightChars="0" w:firstLine="0" w:firstLineChars="0"/>
+              <w:ind w:left="0" w:right="0" w:firstLine="0" w:leftChars="0" w:rightChars="0" w:firstLineChars="0"/>
               <w:jc w:val="center"/>
               <w:textAlignment w:val="baseline"/>
               <w:rPr>
-                <w:rFonts w:ascii="宋体" w:hAnsi="宋体" w:eastAsia="宋体" w:cs="宋体"/>
+                <w:rFonts w:ascii="宋体" w:eastAsia="宋体" w:hAnsi="宋体" w:cs="宋体"/>
                 <w:sz w:val="20"/>
                 <w:szCs w:val="20"/>
               </w:rPr>
             </w:pPr>
             <w:r>
               <w:rPr>
-                <w:rFonts w:hint="eastAsia" w:asciiTheme="minorAscii" w:hAnsiTheme="minorAscii" w:eastAsiaTheme="minorEastAsia"/>
+                <w:rFonts w:asciiTheme="minorAscii" w:eastAsiaTheme="minorEastAsia" w:hAnsiTheme="minorAscii" w:hint="eastAsia"/>
                 <w:spacing w:val="0"/>
                 <w:kern w:val="0"/>
                 <w:sz w:val="21"/>
@@ -1464,14 +1452,9 @@
       </w:tr>
       <w:tr>
         <w:tblPrEx>
-          <w:tblBorders>
-            <w:top w:val="single" w:color="000000" w:sz="2" w:space="0"/>
-            <w:left w:val="single" w:color="000000" w:sz="2" w:space="0"/>
-            <w:bottom w:val="single" w:color="000000" w:sz="2" w:space="0"/>
-            <w:right w:val="single" w:color="000000" w:sz="2" w:space="0"/>
-            <w:insideH w:val="single" w:color="000000" w:sz="2" w:space="0"/>
-            <w:insideV w:val="single" w:color="000000" w:sz="2" w:space="0"/>
-          </w:tblBorders>
+          <w:tblW w:w="8214" w:type="dxa"/>
+          <w:jc w:val="center"/>
+          <w:tblLayout w:type="fixed"/>
           <w:tblCellMar>
             <w:top w:w="0" w:type="dxa"/>
             <w:left w:w="0" w:type="dxa"/>
@@ -1480,7 +1463,7 @@
           </w:tblCellMar>
         </w:tblPrEx>
         <w:trPr>
-          <w:trHeight w:val="556" w:hRule="atLeast"/>
+          <w:trHeight w:val="556"/>
           <w:jc w:val="center"/>
         </w:trPr>
         <w:tc>
@@ -1489,7 +1472,7 @@
           </w:tcPr>
           <w:p>
             <w:pPr>
-              <w:pStyle w:val="27"/>
+              <w:pStyle w:val="TableText"/>
               <w:keepNext w:val="0"/>
               <w:keepLines w:val="0"/>
               <w:pageBreakBefore w:val="0"/>
@@ -1502,7 +1485,7 @@
               <w:bidi w:val="0"/>
               <w:adjustRightInd w:val="0"/>
               <w:snapToGrid w:val="0"/>
-              <w:ind w:left="0" w:leftChars="0" w:right="0" w:rightChars="0" w:firstLine="0" w:firstLineChars="0"/>
+              <w:ind w:left="0" w:right="0" w:firstLine="0" w:leftChars="0" w:rightChars="0" w:firstLineChars="0"/>
               <w:jc w:val="center"/>
               <w:textAlignment w:val="baseline"/>
             </w:pPr>
@@ -1514,7 +1497,7 @@
           </w:tcPr>
           <w:p>
             <w:pPr>
-              <w:pStyle w:val="27"/>
+              <w:pStyle w:val="TableText"/>
               <w:keepNext w:val="0"/>
               <w:keepLines w:val="0"/>
               <w:pageBreakBefore w:val="0"/>
@@ -1527,7 +1510,7 @@
               <w:bidi w:val="0"/>
               <w:adjustRightInd w:val="0"/>
               <w:snapToGrid w:val="0"/>
-              <w:ind w:left="0" w:leftChars="0" w:right="0" w:rightChars="0" w:firstLine="0" w:firstLineChars="0"/>
+              <w:ind w:left="0" w:right="0" w:firstLine="0" w:leftChars="0" w:rightChars="0" w:firstLineChars="0"/>
               <w:jc w:val="center"/>
               <w:textAlignment w:val="baseline"/>
             </w:pPr>
@@ -1539,7 +1522,7 @@
           </w:tcPr>
           <w:p>
             <w:pPr>
-              <w:pStyle w:val="27"/>
+              <w:pStyle w:val="TableText"/>
               <w:keepNext w:val="0"/>
               <w:keepLines w:val="0"/>
               <w:pageBreakBefore w:val="0"/>
@@ -1552,7 +1535,7 @@
               <w:bidi w:val="0"/>
               <w:adjustRightInd w:val="0"/>
               <w:snapToGrid w:val="0"/>
-              <w:ind w:left="0" w:leftChars="0" w:right="0" w:rightChars="0" w:firstLine="0" w:firstLineChars="0"/>
+              <w:ind w:left="0" w:right="0" w:firstLine="0" w:leftChars="0" w:rightChars="0" w:firstLineChars="0"/>
               <w:jc w:val="center"/>
               <w:textAlignment w:val="baseline"/>
             </w:pPr>
@@ -1564,7 +1547,7 @@
           </w:tcPr>
           <w:p>
             <w:pPr>
-              <w:pStyle w:val="27"/>
+              <w:pStyle w:val="TableText"/>
               <w:keepNext w:val="0"/>
               <w:keepLines w:val="0"/>
               <w:pageBreakBefore w:val="0"/>
@@ -1577,7 +1560,7 @@
               <w:bidi w:val="0"/>
               <w:adjustRightInd w:val="0"/>
               <w:snapToGrid w:val="0"/>
-              <w:ind w:left="0" w:leftChars="0" w:right="0" w:rightChars="0" w:firstLine="0" w:firstLineChars="0"/>
+              <w:ind w:left="0" w:right="0" w:firstLine="0" w:leftChars="0" w:rightChars="0" w:firstLineChars="0"/>
               <w:jc w:val="center"/>
               <w:textAlignment w:val="baseline"/>
             </w:pPr>
@@ -1589,7 +1572,7 @@
           </w:tcPr>
           <w:p>
             <w:pPr>
-              <w:pStyle w:val="27"/>
+              <w:pStyle w:val="TableText"/>
               <w:keepNext w:val="0"/>
               <w:keepLines w:val="0"/>
               <w:pageBreakBefore w:val="0"/>
@@ -1602,7 +1585,7 @@
               <w:bidi w:val="0"/>
               <w:adjustRightInd w:val="0"/>
               <w:snapToGrid w:val="0"/>
-              <w:ind w:left="0" w:leftChars="0" w:right="0" w:rightChars="0" w:firstLine="0" w:firstLineChars="0"/>
+              <w:ind w:left="0" w:right="0" w:firstLine="0" w:leftChars="0" w:rightChars="0" w:firstLineChars="0"/>
               <w:jc w:val="center"/>
               <w:textAlignment w:val="baseline"/>
             </w:pPr>
@@ -1614,7 +1597,7 @@
           </w:tcPr>
           <w:p>
             <w:pPr>
-              <w:pStyle w:val="27"/>
+              <w:pStyle w:val="TableText"/>
               <w:keepNext w:val="0"/>
               <w:keepLines w:val="0"/>
               <w:pageBreakBefore w:val="0"/>
@@ -1627,7 +1610,7 @@
               <w:bidi w:val="0"/>
               <w:adjustRightInd w:val="0"/>
               <w:snapToGrid w:val="0"/>
-              <w:ind w:left="0" w:leftChars="0" w:right="0" w:rightChars="0" w:firstLine="0" w:firstLineChars="0"/>
+              <w:ind w:left="0" w:right="0" w:firstLine="0" w:leftChars="0" w:rightChars="0" w:firstLineChars="0"/>
               <w:jc w:val="center"/>
               <w:textAlignment w:val="baseline"/>
             </w:pPr>
@@ -1636,14 +1619,9 @@
       </w:tr>
       <w:tr>
         <w:tblPrEx>
-          <w:tblBorders>
-            <w:top w:val="single" w:color="000000" w:sz="2" w:space="0"/>
-            <w:left w:val="single" w:color="000000" w:sz="2" w:space="0"/>
-            <w:bottom w:val="single" w:color="000000" w:sz="2" w:space="0"/>
-            <w:right w:val="single" w:color="000000" w:sz="2" w:space="0"/>
-            <w:insideH w:val="single" w:color="000000" w:sz="2" w:space="0"/>
-            <w:insideV w:val="single" w:color="000000" w:sz="2" w:space="0"/>
-          </w:tblBorders>
+          <w:tblW w:w="8214" w:type="dxa"/>
+          <w:jc w:val="center"/>
+          <w:tblLayout w:type="fixed"/>
           <w:tblCellMar>
             <w:top w:w="0" w:type="dxa"/>
             <w:left w:w="0" w:type="dxa"/>
@@ -1652,7 +1630,7 @@
           </w:tblCellMar>
         </w:tblPrEx>
         <w:trPr>
-          <w:trHeight w:val="556" w:hRule="atLeast"/>
+          <w:trHeight w:val="556"/>
           <w:jc w:val="center"/>
         </w:trPr>
         <w:tc>
@@ -1661,7 +1639,7 @@
           </w:tcPr>
           <w:p>
             <w:pPr>
-              <w:pStyle w:val="27"/>
+              <w:pStyle w:val="TableText"/>
               <w:keepNext w:val="0"/>
               <w:keepLines w:val="0"/>
               <w:pageBreakBefore w:val="0"/>
@@ -1674,7 +1652,7 @@
               <w:bidi w:val="0"/>
               <w:adjustRightInd w:val="0"/>
               <w:snapToGrid w:val="0"/>
-              <w:ind w:left="0" w:leftChars="0" w:right="0" w:rightChars="0" w:firstLine="0" w:firstLineChars="0"/>
+              <w:ind w:left="0" w:right="0" w:firstLine="0" w:leftChars="0" w:rightChars="0" w:firstLineChars="0"/>
               <w:jc w:val="center"/>
               <w:textAlignment w:val="baseline"/>
             </w:pPr>
@@ -1686,7 +1664,7 @@
           </w:tcPr>
           <w:p>
             <w:pPr>
-              <w:pStyle w:val="27"/>
+              <w:pStyle w:val="TableText"/>
               <w:keepNext w:val="0"/>
               <w:keepLines w:val="0"/>
               <w:pageBreakBefore w:val="0"/>
@@ -1699,7 +1677,7 @@
               <w:bidi w:val="0"/>
               <w:adjustRightInd w:val="0"/>
               <w:snapToGrid w:val="0"/>
-              <w:ind w:left="0" w:leftChars="0" w:right="0" w:rightChars="0" w:firstLine="0" w:firstLineChars="0"/>
+              <w:ind w:left="0" w:right="0" w:firstLine="0" w:leftChars="0" w:rightChars="0" w:firstLineChars="0"/>
               <w:jc w:val="center"/>
               <w:textAlignment w:val="baseline"/>
             </w:pPr>
@@ -1711,7 +1689,7 @@
           </w:tcPr>
           <w:p>
             <w:pPr>
-              <w:pStyle w:val="27"/>
+              <w:pStyle w:val="TableText"/>
               <w:keepNext w:val="0"/>
               <w:keepLines w:val="0"/>
               <w:pageBreakBefore w:val="0"/>
@@ -1724,7 +1702,7 @@
               <w:bidi w:val="0"/>
               <w:adjustRightInd w:val="0"/>
               <w:snapToGrid w:val="0"/>
-              <w:ind w:left="0" w:leftChars="0" w:right="0" w:rightChars="0" w:firstLine="0" w:firstLineChars="0"/>
+              <w:ind w:left="0" w:right="0" w:firstLine="0" w:leftChars="0" w:rightChars="0" w:firstLineChars="0"/>
               <w:jc w:val="center"/>
               <w:textAlignment w:val="baseline"/>
             </w:pPr>
@@ -1736,7 +1714,7 @@
           </w:tcPr>
           <w:p>
             <w:pPr>
-              <w:pStyle w:val="27"/>
+              <w:pStyle w:val="TableText"/>
               <w:keepNext w:val="0"/>
               <w:keepLines w:val="0"/>
               <w:pageBreakBefore w:val="0"/>
@@ -1749,7 +1727,7 @@
               <w:bidi w:val="0"/>
               <w:adjustRightInd w:val="0"/>
               <w:snapToGrid w:val="0"/>
-              <w:ind w:left="0" w:leftChars="0" w:right="0" w:rightChars="0" w:firstLine="0" w:firstLineChars="0"/>
+              <w:ind w:left="0" w:right="0" w:firstLine="0" w:leftChars="0" w:rightChars="0" w:firstLineChars="0"/>
               <w:jc w:val="center"/>
               <w:textAlignment w:val="baseline"/>
             </w:pPr>
@@ -1761,7 +1739,7 @@
           </w:tcPr>
           <w:p>
             <w:pPr>
-              <w:pStyle w:val="27"/>
+              <w:pStyle w:val="TableText"/>
               <w:keepNext w:val="0"/>
               <w:keepLines w:val="0"/>
               <w:pageBreakBefore w:val="0"/>
@@ -1774,7 +1752,7 @@
               <w:bidi w:val="0"/>
               <w:adjustRightInd w:val="0"/>
               <w:snapToGrid w:val="0"/>
-              <w:ind w:left="0" w:leftChars="0" w:right="0" w:rightChars="0" w:firstLine="0" w:firstLineChars="0"/>
+              <w:ind w:left="0" w:right="0" w:firstLine="0" w:leftChars="0" w:rightChars="0" w:firstLineChars="0"/>
               <w:jc w:val="center"/>
               <w:textAlignment w:val="baseline"/>
             </w:pPr>
@@ -1786,7 +1764,7 @@
           </w:tcPr>
           <w:p>
             <w:pPr>
-              <w:pStyle w:val="27"/>
+              <w:pStyle w:val="TableText"/>
               <w:keepNext w:val="0"/>
               <w:keepLines w:val="0"/>
               <w:pageBreakBefore w:val="0"/>
@@ -1799,7 +1777,7 @@
               <w:bidi w:val="0"/>
               <w:adjustRightInd w:val="0"/>
               <w:snapToGrid w:val="0"/>
-              <w:ind w:left="0" w:leftChars="0" w:right="0" w:rightChars="0" w:firstLine="0" w:firstLineChars="0"/>
+              <w:ind w:left="0" w:right="0" w:firstLine="0" w:leftChars="0" w:rightChars="0" w:firstLineChars="0"/>
               <w:jc w:val="center"/>
               <w:textAlignment w:val="baseline"/>
             </w:pPr>
@@ -1808,14 +1786,9 @@
       </w:tr>
       <w:tr>
         <w:tblPrEx>
-          <w:tblBorders>
-            <w:top w:val="single" w:color="000000" w:sz="2" w:space="0"/>
-            <w:left w:val="single" w:color="000000" w:sz="2" w:space="0"/>
-            <w:bottom w:val="single" w:color="000000" w:sz="2" w:space="0"/>
-            <w:right w:val="single" w:color="000000" w:sz="2" w:space="0"/>
-            <w:insideH w:val="single" w:color="000000" w:sz="2" w:space="0"/>
-            <w:insideV w:val="single" w:color="000000" w:sz="2" w:space="0"/>
-          </w:tblBorders>
+          <w:tblW w:w="8214" w:type="dxa"/>
+          <w:jc w:val="center"/>
+          <w:tblLayout w:type="fixed"/>
           <w:tblCellMar>
             <w:top w:w="0" w:type="dxa"/>
             <w:left w:w="0" w:type="dxa"/>
@@ -1824,7 +1797,7 @@
           </w:tblCellMar>
         </w:tblPrEx>
         <w:trPr>
-          <w:trHeight w:val="557" w:hRule="atLeast"/>
+          <w:trHeight w:val="557"/>
           <w:jc w:val="center"/>
         </w:trPr>
         <w:tc>
@@ -1833,7 +1806,7 @@
           </w:tcPr>
           <w:p>
             <w:pPr>
-              <w:pStyle w:val="27"/>
+              <w:pStyle w:val="TableText"/>
               <w:keepNext w:val="0"/>
               <w:keepLines w:val="0"/>
               <w:pageBreakBefore w:val="0"/>
@@ -1846,7 +1819,7 @@
               <w:bidi w:val="0"/>
               <w:adjustRightInd w:val="0"/>
               <w:snapToGrid w:val="0"/>
-              <w:ind w:left="0" w:leftChars="0" w:right="0" w:rightChars="0" w:firstLine="0" w:firstLineChars="0"/>
+              <w:ind w:left="0" w:right="0" w:firstLine="0" w:leftChars="0" w:rightChars="0" w:firstLineChars="0"/>
               <w:jc w:val="center"/>
               <w:textAlignment w:val="baseline"/>
             </w:pPr>
@@ -1858,7 +1831,7 @@
           </w:tcPr>
           <w:p>
             <w:pPr>
-              <w:pStyle w:val="27"/>
+              <w:pStyle w:val="TableText"/>
               <w:keepNext w:val="0"/>
               <w:keepLines w:val="0"/>
               <w:pageBreakBefore w:val="0"/>
@@ -1871,7 +1844,7 @@
               <w:bidi w:val="0"/>
               <w:adjustRightInd w:val="0"/>
               <w:snapToGrid w:val="0"/>
-              <w:ind w:left="0" w:leftChars="0" w:right="0" w:rightChars="0" w:firstLine="0" w:firstLineChars="0"/>
+              <w:ind w:left="0" w:right="0" w:firstLine="0" w:leftChars="0" w:rightChars="0" w:firstLineChars="0"/>
               <w:jc w:val="center"/>
               <w:textAlignment w:val="baseline"/>
             </w:pPr>
@@ -1883,7 +1856,7 @@
           </w:tcPr>
           <w:p>
             <w:pPr>
-              <w:pStyle w:val="27"/>
+              <w:pStyle w:val="TableText"/>
               <w:keepNext w:val="0"/>
               <w:keepLines w:val="0"/>
               <w:pageBreakBefore w:val="0"/>
@@ -1896,7 +1869,7 @@
               <w:bidi w:val="0"/>
               <w:adjustRightInd w:val="0"/>
               <w:snapToGrid w:val="0"/>
-              <w:ind w:left="0" w:leftChars="0" w:right="0" w:rightChars="0" w:firstLine="0" w:firstLineChars="0"/>
+              <w:ind w:left="0" w:right="0" w:firstLine="0" w:leftChars="0" w:rightChars="0" w:firstLineChars="0"/>
               <w:jc w:val="center"/>
               <w:textAlignment w:val="baseline"/>
             </w:pPr>
@@ -1908,7 +1881,7 @@
           </w:tcPr>
           <w:p>
             <w:pPr>
-              <w:pStyle w:val="27"/>
+              <w:pStyle w:val="TableText"/>
               <w:keepNext w:val="0"/>
               <w:keepLines w:val="0"/>
               <w:pageBreakBefore w:val="0"/>
@@ -1921,7 +1894,7 @@
               <w:bidi w:val="0"/>
               <w:adjustRightInd w:val="0"/>
               <w:snapToGrid w:val="0"/>
-              <w:ind w:left="0" w:leftChars="0" w:right="0" w:rightChars="0" w:firstLine="0" w:firstLineChars="0"/>
+              <w:ind w:left="0" w:right="0" w:firstLine="0" w:leftChars="0" w:rightChars="0" w:firstLineChars="0"/>
               <w:jc w:val="center"/>
               <w:textAlignment w:val="baseline"/>
             </w:pPr>
@@ -1933,7 +1906,7 @@
           </w:tcPr>
           <w:p>
             <w:pPr>
-              <w:pStyle w:val="27"/>
+              <w:pStyle w:val="TableText"/>
               <w:keepNext w:val="0"/>
               <w:keepLines w:val="0"/>
               <w:pageBreakBefore w:val="0"/>
@@ -1946,7 +1919,7 @@
               <w:bidi w:val="0"/>
               <w:adjustRightInd w:val="0"/>
               <w:snapToGrid w:val="0"/>
-              <w:ind w:left="0" w:leftChars="0" w:right="0" w:rightChars="0" w:firstLine="0" w:firstLineChars="0"/>
+              <w:ind w:left="0" w:right="0" w:firstLine="0" w:leftChars="0" w:rightChars="0" w:firstLineChars="0"/>
               <w:jc w:val="center"/>
               <w:textAlignment w:val="baseline"/>
             </w:pPr>
@@ -1958,7 +1931,7 @@
           </w:tcPr>
           <w:p>
             <w:pPr>
-              <w:pStyle w:val="27"/>
+              <w:pStyle w:val="TableText"/>
               <w:keepNext w:val="0"/>
               <w:keepLines w:val="0"/>
               <w:pageBreakBefore w:val="0"/>
@@ -1971,7 +1944,7 @@
               <w:bidi w:val="0"/>
               <w:adjustRightInd w:val="0"/>
               <w:snapToGrid w:val="0"/>
-              <w:ind w:left="0" w:leftChars="0" w:right="0" w:rightChars="0" w:firstLine="0" w:firstLineChars="0"/>
+              <w:ind w:left="0" w:right="0" w:firstLine="0" w:leftChars="0" w:rightChars="0" w:firstLineChars="0"/>
               <w:jc w:val="center"/>
               <w:textAlignment w:val="baseline"/>
             </w:pPr>
@@ -2002,7 +1975,7 @@
     <w:sdt>
       <w:sdtPr>
         <w:rPr>
-          <w:rFonts w:ascii="宋体" w:hAnsi="宋体" w:eastAsia="宋体" w:cs="Arial"/>
+          <w:rFonts w:ascii="宋体" w:eastAsia="宋体" w:hAnsi="宋体" w:cs="Arial"/>
           <w:snapToGrid w:val="0"/>
           <w:color w:val="000000"/>
           <w:kern w:val="0"/>
@@ -2018,7 +1991,7 @@
       </w:sdtPr>
       <w:sdtEndPr>
         <w:rPr>
-          <w:rFonts w:hint="eastAsia" w:ascii="宋体" w:hAnsi="宋体" w:eastAsia="宋体" w:cs="宋体"/>
+          <w:rFonts w:ascii="宋体" w:eastAsia="宋体" w:hAnsi="宋体" w:cs="宋体" w:hint="eastAsia"/>
           <w:snapToGrid w:val="0"/>
           <w:color w:val="000000"/>
           <w:kern w:val="0"/>
@@ -2043,18 +2016,18 @@
             <w:adjustRightInd w:val="0"/>
             <w:snapToGrid w:val="0"/>
             <w:spacing w:before="0" w:beforeLines="0" w:after="0" w:afterLines="0" w:line="240" w:lineRule="auto"/>
-            <w:ind w:left="0" w:leftChars="0" w:right="0" w:rightChars="0" w:firstLine="0" w:firstLineChars="0"/>
+            <w:ind w:left="0" w:right="0" w:firstLine="0" w:leftChars="0" w:rightChars="0" w:firstLineChars="0"/>
             <w:jc w:val="center"/>
             <w:textAlignment w:val="baseline"/>
             <w:rPr>
-              <w:rFonts w:hint="eastAsia" w:ascii="宋体" w:hAnsi="宋体" w:eastAsia="宋体" w:cs="宋体"/>
+              <w:rFonts w:ascii="宋体" w:eastAsia="宋体" w:hAnsi="宋体" w:cs="宋体" w:hint="eastAsia"/>
               <w:sz w:val="24"/>
               <w:szCs w:val="24"/>
             </w:rPr>
           </w:pPr>
           <w:r>
             <w:rPr>
-              <w:rFonts w:hint="eastAsia" w:ascii="宋体" w:hAnsi="宋体" w:eastAsia="宋体" w:cs="宋体"/>
+              <w:rFonts w:ascii="宋体" w:eastAsia="宋体" w:hAnsi="宋体" w:cs="宋体" w:hint="eastAsia"/>
               <w:sz w:val="24"/>
               <w:szCs w:val="24"/>
             </w:rPr>
@@ -2063,16 +2036,16 @@
         </w:p>
         <w:p>
           <w:pPr>
-            <w:pStyle w:val="16"/>
+            <w:pStyle w:val="TOC1"/>
             <w:tabs>
               <w:tab w:val="right" w:leader="dot" w:pos="8306"/>
             </w:tabs>
           </w:pPr>
-          <w:bookmarkStart w:id="11" w:name="_GoBack"/>
-          <w:bookmarkEnd w:id="11"/>
-          <w:r>
-            <w:rPr>
-              <w:rFonts w:hint="eastAsia" w:ascii="宋体" w:hAnsi="宋体" w:eastAsia="宋体" w:cs="宋体"/>
+          <w:bookmarkStart w:id="2" w:name="_GoBack"/>
+          <w:bookmarkEnd w:id="2"/>
+          <w:r>
+            <w:rPr>
+              <w:rFonts w:ascii="宋体" w:eastAsia="宋体" w:hAnsi="宋体" w:cs="宋体" w:hint="eastAsia"/>
               <w:sz w:val="24"/>
               <w:szCs w:val="24"/>
             </w:rPr>
@@ -2080,7 +2053,7 @@
           </w:r>
           <w:r>
             <w:rPr>
-              <w:rFonts w:hint="eastAsia" w:ascii="宋体" w:hAnsi="宋体" w:eastAsia="宋体" w:cs="宋体"/>
+              <w:rFonts w:ascii="宋体" w:eastAsia="宋体" w:hAnsi="宋体" w:cs="宋体" w:hint="eastAsia"/>
               <w:sz w:val="24"/>
               <w:szCs w:val="24"/>
             </w:rPr>
@@ -2088,7 +2061,7 @@
           </w:r>
           <w:r>
             <w:rPr>
-              <w:rFonts w:hint="eastAsia" w:ascii="宋体" w:hAnsi="宋体" w:eastAsia="宋体" w:cs="宋体"/>
+              <w:rFonts w:ascii="宋体" w:eastAsia="宋体" w:hAnsi="宋体" w:cs="宋体" w:hint="eastAsia"/>
               <w:sz w:val="24"/>
               <w:szCs w:val="24"/>
             </w:rPr>
@@ -2096,21 +2069,21 @@
           </w:r>
           <w:r>
             <w:rPr>
-              <w:rFonts w:hint="eastAsia" w:ascii="宋体" w:hAnsi="宋体" w:eastAsia="宋体" w:cs="宋体"/>
+              <w:rFonts w:ascii="宋体" w:eastAsia="宋体" w:hAnsi="宋体" w:cs="宋体" w:hint="eastAsia"/>
               <w:szCs w:val="24"/>
             </w:rPr>
             <w:fldChar w:fldCharType="begin"/>
           </w:r>
           <w:r>
             <w:rPr>
-              <w:rFonts w:hint="eastAsia" w:ascii="宋体" w:hAnsi="宋体" w:eastAsia="宋体" w:cs="宋体"/>
+              <w:rFonts w:ascii="宋体" w:eastAsia="宋体" w:hAnsi="宋体" w:cs="宋体" w:hint="eastAsia"/>
               <w:szCs w:val="24"/>
             </w:rPr>
             <w:instrText xml:space="preserve"> HYPERLINK \l _Toc22967 </w:instrText>
           </w:r>
           <w:r>
             <w:rPr>
-              <w:rFonts w:hint="eastAsia" w:ascii="宋体" w:hAnsi="宋体" w:eastAsia="宋体" w:cs="宋体"/>
+              <w:rFonts w:ascii="宋体" w:eastAsia="宋体" w:hAnsi="宋体" w:cs="宋体" w:hint="eastAsia"/>
               <w:szCs w:val="24"/>
             </w:rPr>
             <w:fldChar w:fldCharType="separate"/>
@@ -2142,7 +2115,7 @@
           </w:r>
           <w:r>
             <w:rPr>
-              <w:rFonts w:hint="eastAsia" w:ascii="宋体" w:hAnsi="宋体" w:eastAsia="宋体" w:cs="宋体"/>
+              <w:rFonts w:ascii="宋体" w:eastAsia="宋体" w:hAnsi="宋体" w:cs="宋体" w:hint="eastAsia"/>
               <w:szCs w:val="24"/>
             </w:rPr>
             <w:fldChar w:fldCharType="end"/>
@@ -2150,28 +2123,28 @@
         </w:p>
         <w:p>
           <w:pPr>
-            <w:pStyle w:val="16"/>
+            <w:pStyle w:val="TOC1"/>
             <w:tabs>
               <w:tab w:val="right" w:leader="dot" w:pos="8306"/>
             </w:tabs>
           </w:pPr>
           <w:r>
             <w:rPr>
-              <w:rFonts w:hint="eastAsia" w:ascii="宋体" w:hAnsi="宋体" w:eastAsia="宋体" w:cs="宋体"/>
+              <w:rFonts w:ascii="宋体" w:eastAsia="宋体" w:hAnsi="宋体" w:cs="宋体" w:hint="eastAsia"/>
               <w:szCs w:val="24"/>
             </w:rPr>
             <w:fldChar w:fldCharType="begin"/>
           </w:r>
           <w:r>
             <w:rPr>
-              <w:rFonts w:hint="eastAsia" w:ascii="宋体" w:hAnsi="宋体" w:eastAsia="宋体" w:cs="宋体"/>
+              <w:rFonts w:ascii="宋体" w:eastAsia="宋体" w:hAnsi="宋体" w:cs="宋体" w:hint="eastAsia"/>
               <w:szCs w:val="24"/>
             </w:rPr>
             <w:instrText xml:space="preserve"> HYPERLINK \l _Toc19252 </w:instrText>
           </w:r>
           <w:r>
             <w:rPr>
-              <w:rFonts w:hint="eastAsia" w:ascii="宋体" w:hAnsi="宋体" w:eastAsia="宋体" w:cs="宋体"/>
+              <w:rFonts w:ascii="宋体" w:eastAsia="宋体" w:hAnsi="宋体" w:cs="宋体" w:hint="eastAsia"/>
               <w:szCs w:val="24"/>
             </w:rPr>
             <w:fldChar w:fldCharType="separate"/>
@@ -2217,7 +2190,7 @@
           </w:r>
           <w:r>
             <w:rPr>
-              <w:rFonts w:hint="eastAsia" w:ascii="宋体" w:hAnsi="宋体" w:eastAsia="宋体" w:cs="宋体"/>
+              <w:rFonts w:ascii="宋体" w:eastAsia="宋体" w:hAnsi="宋体" w:cs="宋体" w:hint="eastAsia"/>
               <w:szCs w:val="24"/>
             </w:rPr>
             <w:fldChar w:fldCharType="end"/>
@@ -2225,28 +2198,28 @@
         </w:p>
         <w:p>
           <w:pPr>
-            <w:pStyle w:val="16"/>
+            <w:pStyle w:val="TOC1"/>
             <w:tabs>
               <w:tab w:val="right" w:leader="dot" w:pos="8306"/>
             </w:tabs>
           </w:pPr>
           <w:r>
             <w:rPr>
-              <w:rFonts w:hint="eastAsia" w:ascii="宋体" w:hAnsi="宋体" w:eastAsia="宋体" w:cs="宋体"/>
+              <w:rFonts w:ascii="宋体" w:eastAsia="宋体" w:hAnsi="宋体" w:cs="宋体" w:hint="eastAsia"/>
               <w:szCs w:val="24"/>
             </w:rPr>
             <w:fldChar w:fldCharType="begin"/>
           </w:r>
           <w:r>
             <w:rPr>
-              <w:rFonts w:hint="eastAsia" w:ascii="宋体" w:hAnsi="宋体" w:eastAsia="宋体" w:cs="宋体"/>
+              <w:rFonts w:ascii="宋体" w:eastAsia="宋体" w:hAnsi="宋体" w:cs="宋体" w:hint="eastAsia"/>
               <w:szCs w:val="24"/>
             </w:rPr>
             <w:instrText xml:space="preserve"> HYPERLINK \l _Toc2464 </w:instrText>
           </w:r>
           <w:r>
             <w:rPr>
-              <w:rFonts w:hint="eastAsia" w:ascii="宋体" w:hAnsi="宋体" w:eastAsia="宋体" w:cs="宋体"/>
+              <w:rFonts w:ascii="宋体" w:eastAsia="宋体" w:hAnsi="宋体" w:cs="宋体" w:hint="eastAsia"/>
               <w:szCs w:val="24"/>
             </w:rPr>
             <w:fldChar w:fldCharType="separate"/>
@@ -2278,7 +2251,7 @@
           </w:r>
           <w:r>
             <w:rPr>
-              <w:rFonts w:hint="eastAsia" w:ascii="宋体" w:hAnsi="宋体" w:eastAsia="宋体" w:cs="宋体"/>
+              <w:rFonts w:ascii="宋体" w:eastAsia="宋体" w:hAnsi="宋体" w:cs="宋体" w:hint="eastAsia"/>
               <w:szCs w:val="24"/>
             </w:rPr>
             <w:fldChar w:fldCharType="end"/>
@@ -2286,28 +2259,28 @@
         </w:p>
         <w:p>
           <w:pPr>
-            <w:pStyle w:val="16"/>
+            <w:pStyle w:val="TOC1"/>
             <w:tabs>
               <w:tab w:val="right" w:leader="dot" w:pos="8306"/>
             </w:tabs>
           </w:pPr>
           <w:r>
             <w:rPr>
-              <w:rFonts w:hint="eastAsia" w:ascii="宋体" w:hAnsi="宋体" w:eastAsia="宋体" w:cs="宋体"/>
+              <w:rFonts w:ascii="宋体" w:eastAsia="宋体" w:hAnsi="宋体" w:cs="宋体" w:hint="eastAsia"/>
               <w:szCs w:val="24"/>
             </w:rPr>
             <w:fldChar w:fldCharType="begin"/>
           </w:r>
           <w:r>
             <w:rPr>
-              <w:rFonts w:hint="eastAsia" w:ascii="宋体" w:hAnsi="宋体" w:eastAsia="宋体" w:cs="宋体"/>
+              <w:rFonts w:ascii="宋体" w:eastAsia="宋体" w:hAnsi="宋体" w:cs="宋体" w:hint="eastAsia"/>
               <w:szCs w:val="24"/>
             </w:rPr>
             <w:instrText xml:space="preserve"> HYPERLINK \l _Toc10979 </w:instrText>
           </w:r>
           <w:r>
             <w:rPr>
-              <w:rFonts w:hint="eastAsia" w:ascii="宋体" w:hAnsi="宋体" w:eastAsia="宋体" w:cs="宋体"/>
+              <w:rFonts w:ascii="宋体" w:eastAsia="宋体" w:hAnsi="宋体" w:cs="宋体" w:hint="eastAsia"/>
               <w:szCs w:val="24"/>
             </w:rPr>
             <w:fldChar w:fldCharType="separate"/>
@@ -2339,7 +2312,7 @@
           </w:r>
           <w:r>
             <w:rPr>
-              <w:rFonts w:hint="eastAsia" w:ascii="宋体" w:hAnsi="宋体" w:eastAsia="宋体" w:cs="宋体"/>
+              <w:rFonts w:ascii="宋体" w:eastAsia="宋体" w:hAnsi="宋体" w:cs="宋体" w:hint="eastAsia"/>
               <w:szCs w:val="24"/>
             </w:rPr>
             <w:fldChar w:fldCharType="end"/>
@@ -2347,28 +2320,28 @@
         </w:p>
         <w:p>
           <w:pPr>
-            <w:pStyle w:val="16"/>
+            <w:pStyle w:val="TOC1"/>
             <w:tabs>
               <w:tab w:val="right" w:leader="dot" w:pos="8306"/>
             </w:tabs>
           </w:pPr>
           <w:r>
             <w:rPr>
-              <w:rFonts w:hint="eastAsia" w:ascii="宋体" w:hAnsi="宋体" w:eastAsia="宋体" w:cs="宋体"/>
+              <w:rFonts w:ascii="宋体" w:eastAsia="宋体" w:hAnsi="宋体" w:cs="宋体" w:hint="eastAsia"/>
               <w:szCs w:val="24"/>
             </w:rPr>
             <w:fldChar w:fldCharType="begin"/>
           </w:r>
           <w:r>
             <w:rPr>
-              <w:rFonts w:hint="eastAsia" w:ascii="宋体" w:hAnsi="宋体" w:eastAsia="宋体" w:cs="宋体"/>
+              <w:rFonts w:ascii="宋体" w:eastAsia="宋体" w:hAnsi="宋体" w:cs="宋体" w:hint="eastAsia"/>
               <w:szCs w:val="24"/>
             </w:rPr>
             <w:instrText xml:space="preserve"> HYPERLINK \l _Toc12793 </w:instrText>
           </w:r>
           <w:r>
             <w:rPr>
-              <w:rFonts w:hint="eastAsia" w:ascii="宋体" w:hAnsi="宋体" w:eastAsia="宋体" w:cs="宋体"/>
+              <w:rFonts w:ascii="宋体" w:eastAsia="宋体" w:hAnsi="宋体" w:cs="宋体" w:hint="eastAsia"/>
               <w:szCs w:val="24"/>
             </w:rPr>
             <w:fldChar w:fldCharType="separate"/>
@@ -2400,7 +2373,7 @@
           </w:r>
           <w:r>
             <w:rPr>
-              <w:rFonts w:hint="eastAsia" w:ascii="宋体" w:hAnsi="宋体" w:eastAsia="宋体" w:cs="宋体"/>
+              <w:rFonts w:ascii="宋体" w:eastAsia="宋体" w:hAnsi="宋体" w:cs="宋体" w:hint="eastAsia"/>
               <w:szCs w:val="24"/>
             </w:rPr>
             <w:fldChar w:fldCharType="end"/>
@@ -2408,28 +2381,28 @@
         </w:p>
         <w:p>
           <w:pPr>
-            <w:pStyle w:val="16"/>
+            <w:pStyle w:val="TOC1"/>
             <w:tabs>
               <w:tab w:val="right" w:leader="dot" w:pos="8306"/>
             </w:tabs>
           </w:pPr>
           <w:r>
             <w:rPr>
-              <w:rFonts w:hint="eastAsia" w:ascii="宋体" w:hAnsi="宋体" w:eastAsia="宋体" w:cs="宋体"/>
+              <w:rFonts w:ascii="宋体" w:eastAsia="宋体" w:hAnsi="宋体" w:cs="宋体" w:hint="eastAsia"/>
               <w:szCs w:val="24"/>
             </w:rPr>
             <w:fldChar w:fldCharType="begin"/>
           </w:r>
           <w:r>
             <w:rPr>
-              <w:rFonts w:hint="eastAsia" w:ascii="宋体" w:hAnsi="宋体" w:eastAsia="宋体" w:cs="宋体"/>
+              <w:rFonts w:ascii="宋体" w:eastAsia="宋体" w:hAnsi="宋体" w:cs="宋体" w:hint="eastAsia"/>
               <w:szCs w:val="24"/>
             </w:rPr>
             <w:instrText xml:space="preserve"> HYPERLINK \l _Toc6856 </w:instrText>
           </w:r>
           <w:r>
             <w:rPr>
-              <w:rFonts w:hint="eastAsia" w:ascii="宋体" w:hAnsi="宋体" w:eastAsia="宋体" w:cs="宋体"/>
+              <w:rFonts w:ascii="宋体" w:eastAsia="宋体" w:hAnsi="宋体" w:cs="宋体" w:hint="eastAsia"/>
               <w:szCs w:val="24"/>
             </w:rPr>
             <w:fldChar w:fldCharType="separate"/>
@@ -2461,7 +2434,7 @@
           </w:r>
           <w:r>
             <w:rPr>
-              <w:rFonts w:hint="eastAsia" w:ascii="宋体" w:hAnsi="宋体" w:eastAsia="宋体" w:cs="宋体"/>
+              <w:rFonts w:ascii="宋体" w:eastAsia="宋体" w:hAnsi="宋体" w:cs="宋体" w:hint="eastAsia"/>
               <w:szCs w:val="24"/>
             </w:rPr>
             <w:fldChar w:fldCharType="end"/>
@@ -2469,28 +2442,28 @@
         </w:p>
         <w:p>
           <w:pPr>
-            <w:pStyle w:val="17"/>
+            <w:pStyle w:val="TOC2"/>
             <w:tabs>
               <w:tab w:val="right" w:leader="dot" w:pos="8306"/>
             </w:tabs>
           </w:pPr>
           <w:r>
             <w:rPr>
-              <w:rFonts w:hint="eastAsia" w:ascii="宋体" w:hAnsi="宋体" w:eastAsia="宋体" w:cs="宋体"/>
+              <w:rFonts w:ascii="宋体" w:eastAsia="宋体" w:hAnsi="宋体" w:cs="宋体" w:hint="eastAsia"/>
               <w:szCs w:val="24"/>
             </w:rPr>
             <w:fldChar w:fldCharType="begin"/>
           </w:r>
           <w:r>
             <w:rPr>
-              <w:rFonts w:hint="eastAsia" w:ascii="宋体" w:hAnsi="宋体" w:eastAsia="宋体" w:cs="宋体"/>
+              <w:rFonts w:ascii="宋体" w:eastAsia="宋体" w:hAnsi="宋体" w:cs="宋体" w:hint="eastAsia"/>
               <w:szCs w:val="24"/>
             </w:rPr>
             <w:instrText xml:space="preserve"> HYPERLINK \l _Toc27160 </w:instrText>
           </w:r>
           <w:r>
             <w:rPr>
-              <w:rFonts w:hint="eastAsia" w:ascii="宋体" w:hAnsi="宋体" w:eastAsia="宋体" w:cs="宋体"/>
+              <w:rFonts w:ascii="宋体" w:eastAsia="宋体" w:hAnsi="宋体" w:cs="宋体" w:hint="eastAsia"/>
               <w:szCs w:val="24"/>
             </w:rPr>
             <w:fldChar w:fldCharType="separate"/>
@@ -2536,7 +2509,7 @@
           </w:r>
           <w:r>
             <w:rPr>
-              <w:rFonts w:hint="eastAsia" w:ascii="宋体" w:hAnsi="宋体" w:eastAsia="宋体" w:cs="宋体"/>
+              <w:rFonts w:ascii="宋体" w:eastAsia="宋体" w:hAnsi="宋体" w:cs="宋体" w:hint="eastAsia"/>
               <w:szCs w:val="24"/>
             </w:rPr>
             <w:fldChar w:fldCharType="end"/>
@@ -2544,28 +2517,28 @@
         </w:p>
         <w:p>
           <w:pPr>
-            <w:pStyle w:val="17"/>
+            <w:pStyle w:val="TOC2"/>
             <w:tabs>
               <w:tab w:val="right" w:leader="dot" w:pos="8306"/>
             </w:tabs>
           </w:pPr>
           <w:r>
             <w:rPr>
-              <w:rFonts w:hint="eastAsia" w:ascii="宋体" w:hAnsi="宋体" w:eastAsia="宋体" w:cs="宋体"/>
+              <w:rFonts w:ascii="宋体" w:eastAsia="宋体" w:hAnsi="宋体" w:cs="宋体" w:hint="eastAsia"/>
               <w:szCs w:val="24"/>
             </w:rPr>
             <w:fldChar w:fldCharType="begin"/>
           </w:r>
           <w:r>
             <w:rPr>
-              <w:rFonts w:hint="eastAsia" w:ascii="宋体" w:hAnsi="宋体" w:eastAsia="宋体" w:cs="宋体"/>
+              <w:rFonts w:ascii="宋体" w:eastAsia="宋体" w:hAnsi="宋体" w:cs="宋体" w:hint="eastAsia"/>
               <w:szCs w:val="24"/>
             </w:rPr>
             <w:instrText xml:space="preserve"> HYPERLINK \l _Toc4892 </w:instrText>
           </w:r>
           <w:r>
             <w:rPr>
-              <w:rFonts w:hint="eastAsia" w:ascii="宋体" w:hAnsi="宋体" w:eastAsia="宋体" w:cs="宋体"/>
+              <w:rFonts w:ascii="宋体" w:eastAsia="宋体" w:hAnsi="宋体" w:cs="宋体" w:hint="eastAsia"/>
               <w:szCs w:val="24"/>
             </w:rPr>
             <w:fldChar w:fldCharType="separate"/>
@@ -2597,7 +2570,7 @@
           </w:r>
           <w:r>
             <w:rPr>
-              <w:rFonts w:hint="eastAsia" w:ascii="宋体" w:hAnsi="宋体" w:eastAsia="宋体" w:cs="宋体"/>
+              <w:rFonts w:ascii="宋体" w:eastAsia="宋体" w:hAnsi="宋体" w:cs="宋体" w:hint="eastAsia"/>
               <w:szCs w:val="24"/>
             </w:rPr>
             <w:fldChar w:fldCharType="end"/>
@@ -2605,28 +2578,28 @@
         </w:p>
         <w:p>
           <w:pPr>
-            <w:pStyle w:val="16"/>
+            <w:pStyle w:val="TOC1"/>
             <w:tabs>
               <w:tab w:val="right" w:leader="dot" w:pos="8306"/>
             </w:tabs>
           </w:pPr>
           <w:r>
             <w:rPr>
-              <w:rFonts w:hint="eastAsia" w:ascii="宋体" w:hAnsi="宋体" w:eastAsia="宋体" w:cs="宋体"/>
+              <w:rFonts w:ascii="宋体" w:eastAsia="宋体" w:hAnsi="宋体" w:cs="宋体" w:hint="eastAsia"/>
               <w:szCs w:val="24"/>
             </w:rPr>
             <w:fldChar w:fldCharType="begin"/>
           </w:r>
           <w:r>
             <w:rPr>
-              <w:rFonts w:hint="eastAsia" w:ascii="宋体" w:hAnsi="宋体" w:eastAsia="宋体" w:cs="宋体"/>
+              <w:rFonts w:ascii="宋体" w:eastAsia="宋体" w:hAnsi="宋体" w:cs="宋体" w:hint="eastAsia"/>
               <w:szCs w:val="24"/>
             </w:rPr>
             <w:instrText xml:space="preserve"> HYPERLINK \l _Toc30378 </w:instrText>
           </w:r>
           <w:r>
             <w:rPr>
-              <w:rFonts w:hint="eastAsia" w:ascii="宋体" w:hAnsi="宋体" w:eastAsia="宋体" w:cs="宋体"/>
+              <w:rFonts w:ascii="宋体" w:eastAsia="宋体" w:hAnsi="宋体" w:cs="宋体" w:hint="eastAsia"/>
               <w:szCs w:val="24"/>
             </w:rPr>
             <w:fldChar w:fldCharType="separate"/>
@@ -2658,7 +2631,7 @@
           </w:r>
           <w:r>
             <w:rPr>
-              <w:rFonts w:hint="eastAsia" w:ascii="宋体" w:hAnsi="宋体" w:eastAsia="宋体" w:cs="宋体"/>
+              <w:rFonts w:ascii="宋体" w:eastAsia="宋体" w:hAnsi="宋体" w:cs="宋体" w:hint="eastAsia"/>
               <w:szCs w:val="24"/>
             </w:rPr>
             <w:fldChar w:fldCharType="end"/>
@@ -2666,28 +2639,28 @@
         </w:p>
         <w:p>
           <w:pPr>
-            <w:pStyle w:val="16"/>
+            <w:pStyle w:val="TOC1"/>
             <w:tabs>
               <w:tab w:val="right" w:leader="dot" w:pos="8306"/>
             </w:tabs>
           </w:pPr>
           <w:r>
             <w:rPr>
-              <w:rFonts w:hint="eastAsia" w:ascii="宋体" w:hAnsi="宋体" w:eastAsia="宋体" w:cs="宋体"/>
+              <w:rFonts w:ascii="宋体" w:eastAsia="宋体" w:hAnsi="宋体" w:cs="宋体" w:hint="eastAsia"/>
               <w:szCs w:val="24"/>
             </w:rPr>
             <w:fldChar w:fldCharType="begin"/>
           </w:r>
           <w:r>
             <w:rPr>
-              <w:rFonts w:hint="eastAsia" w:ascii="宋体" w:hAnsi="宋体" w:eastAsia="宋体" w:cs="宋体"/>
+              <w:rFonts w:ascii="宋体" w:eastAsia="宋体" w:hAnsi="宋体" w:cs="宋体" w:hint="eastAsia"/>
               <w:szCs w:val="24"/>
             </w:rPr>
             <w:instrText xml:space="preserve"> HYPERLINK \l _Toc1505 </w:instrText>
           </w:r>
           <w:r>
             <w:rPr>
-              <w:rFonts w:hint="eastAsia" w:ascii="宋体" w:hAnsi="宋体" w:eastAsia="宋体" w:cs="宋体"/>
+              <w:rFonts w:ascii="宋体" w:eastAsia="宋体" w:hAnsi="宋体" w:cs="宋体" w:hint="eastAsia"/>
               <w:szCs w:val="24"/>
             </w:rPr>
             <w:fldChar w:fldCharType="separate"/>
@@ -2719,7 +2692,7 @@
           </w:r>
           <w:r>
             <w:rPr>
-              <w:rFonts w:hint="eastAsia" w:ascii="宋体" w:hAnsi="宋体" w:eastAsia="宋体" w:cs="宋体"/>
+              <w:rFonts w:ascii="宋体" w:eastAsia="宋体" w:hAnsi="宋体" w:cs="宋体" w:hint="eastAsia"/>
               <w:szCs w:val="24"/>
             </w:rPr>
             <w:fldChar w:fldCharType="end"/>
@@ -2727,28 +2700,28 @@
         </w:p>
         <w:p>
           <w:pPr>
-            <w:pStyle w:val="16"/>
+            <w:pStyle w:val="TOC1"/>
             <w:tabs>
               <w:tab w:val="right" w:leader="dot" w:pos="8306"/>
             </w:tabs>
           </w:pPr>
           <w:r>
             <w:rPr>
-              <w:rFonts w:hint="eastAsia" w:ascii="宋体" w:hAnsi="宋体" w:eastAsia="宋体" w:cs="宋体"/>
+              <w:rFonts w:ascii="宋体" w:eastAsia="宋体" w:hAnsi="宋体" w:cs="宋体" w:hint="eastAsia"/>
               <w:szCs w:val="24"/>
             </w:rPr>
             <w:fldChar w:fldCharType="begin"/>
           </w:r>
           <w:r>
             <w:rPr>
-              <w:rFonts w:hint="eastAsia" w:ascii="宋体" w:hAnsi="宋体" w:eastAsia="宋体" w:cs="宋体"/>
+              <w:rFonts w:ascii="宋体" w:eastAsia="宋体" w:hAnsi="宋体" w:cs="宋体" w:hint="eastAsia"/>
               <w:szCs w:val="24"/>
             </w:rPr>
             <w:instrText xml:space="preserve"> HYPERLINK \l _Toc27012 </w:instrText>
           </w:r>
           <w:r>
             <w:rPr>
-              <w:rFonts w:hint="eastAsia" w:ascii="宋体" w:hAnsi="宋体" w:eastAsia="宋体" w:cs="宋体"/>
+              <w:rFonts w:ascii="宋体" w:eastAsia="宋体" w:hAnsi="宋体" w:cs="宋体" w:hint="eastAsia"/>
               <w:szCs w:val="24"/>
             </w:rPr>
             <w:fldChar w:fldCharType="separate"/>
@@ -2780,7 +2753,7 @@
           </w:r>
           <w:r>
             <w:rPr>
-              <w:rFonts w:hint="eastAsia" w:ascii="宋体" w:hAnsi="宋体" w:eastAsia="宋体" w:cs="宋体"/>
+              <w:rFonts w:ascii="宋体" w:eastAsia="宋体" w:hAnsi="宋体" w:cs="宋体" w:hint="eastAsia"/>
               <w:szCs w:val="24"/>
             </w:rPr>
             <w:fldChar w:fldCharType="end"/>
@@ -2802,7 +2775,7 @@
             <w:snapToGrid w:val="0"/>
             <w:textAlignment w:val="baseline"/>
             <w:rPr>
-              <w:rFonts w:hint="eastAsia" w:ascii="宋体" w:hAnsi="宋体" w:eastAsia="宋体" w:cs="宋体"/>
+              <w:rFonts w:ascii="宋体" w:eastAsia="宋体" w:hAnsi="宋体" w:cs="宋体" w:hint="eastAsia"/>
               <w:snapToGrid w:val="0"/>
               <w:color w:val="000000"/>
               <w:kern w:val="0"/>
@@ -2813,7 +2786,7 @@
           </w:pPr>
           <w:r>
             <w:rPr>
-              <w:rFonts w:hint="eastAsia" w:ascii="宋体" w:hAnsi="宋体" w:eastAsia="宋体" w:cs="宋体"/>
+              <w:rFonts w:ascii="宋体" w:eastAsia="宋体" w:hAnsi="宋体" w:cs="宋体" w:hint="eastAsia"/>
               <w:szCs w:val="24"/>
             </w:rPr>
             <w:fldChar w:fldCharType="end"/>
@@ -2837,7 +2810,7 @@
         <w:snapToGrid w:val="0"/>
         <w:textAlignment w:val="baseline"/>
         <w:rPr>
-          <w:rFonts w:ascii="Arial" w:hAnsi="Arial" w:eastAsia="Arial" w:cs="Arial"/>
+          <w:rFonts w:ascii="Arial" w:eastAsia="Arial" w:hAnsi="Arial" w:cs="Arial"/>
           <w:snapToGrid w:val="0"/>
           <w:color w:val="000000"/>
           <w:kern w:val="0"/>
@@ -2848,7 +2821,7 @@
       </w:pPr>
       <w:r>
         <w:rPr>
-          <w:rFonts w:ascii="Arial" w:hAnsi="Arial" w:eastAsia="Arial" w:cs="Arial"/>
+          <w:rFonts w:ascii="Arial" w:eastAsia="Arial" w:hAnsi="Arial" w:cs="Arial"/>
           <w:snapToGrid w:val="0"/>
           <w:color w:val="000000"/>
           <w:kern w:val="0"/>
@@ -2861,128 +2834,27 @@
     </w:p>
     <w:p>
       <w:pPr>
-        <w:pStyle w:val="28"/>
+        <w:pStyle w:val="1"/>
         <w:bidi w:val="0"/>
         <w:rPr>
           <w:rFonts w:hint="default"/>
           <w:lang w:val="en-US" w:eastAsia="zh-CN"/>
         </w:rPr>
       </w:pPr>
-      <w:bookmarkStart w:id="2" w:name="_Toc2464"/>
+      <w:bookmarkStart w:id="3" w:name="_Toc2464"/>
       <w:r>
         <w:rPr>
           <w:rFonts w:hint="default"/>
           <w:lang w:val="en-US" w:eastAsia="zh-CN"/>
         </w:rPr>
         <w:t>评审基本信息</w:t>
-      </w:r>
-      <w:bookmarkEnd w:id="2"/>
-    </w:p>
-    <w:p>
-      <w:pPr>
-        <w:pStyle w:val="29"/>
-        <w:ind w:left="0" w:leftChars="0" w:firstLine="0" w:firstLineChars="0"/>
-        <w:rPr>
-          <w:rFonts w:hint="default"/>
-          <w:lang w:val="en-US" w:eastAsia="zh-CN"/>
-        </w:rPr>
-      </w:pPr>
-      <w:r>
-        <w:rPr>
-          <w:rFonts w:hint="default"/>
-          <w:lang w:val="en-US" w:eastAsia="zh-CN"/>
-        </w:rPr>
-        <w:t>评审时间：2025年</w:t>
-      </w:r>
-      <w:r>
-        <w:rPr>
-          <w:rFonts w:hint="eastAsia"/>
-          <w:lang w:val="en-US" w:eastAsia="zh-CN"/>
-        </w:rPr>
-        <w:t>12</w:t>
-      </w:r>
-      <w:r>
-        <w:rPr>
-          <w:rFonts w:hint="default"/>
-          <w:lang w:val="en-US" w:eastAsia="zh-CN"/>
-        </w:rPr>
-        <w:t>月20日</w:t>
-      </w:r>
-    </w:p>
-    <w:p>
-      <w:pPr>
-        <w:pStyle w:val="29"/>
-        <w:ind w:left="0" w:leftChars="0" w:firstLine="0" w:firstLineChars="0"/>
-        <w:rPr>
-          <w:rFonts w:hint="default"/>
-          <w:lang w:val="en-US" w:eastAsia="zh-CN"/>
-        </w:rPr>
-      </w:pPr>
-      <w:r>
-        <w:rPr>
-          <w:rFonts w:hint="default"/>
-          <w:lang w:val="en-US" w:eastAsia="zh-CN"/>
-        </w:rPr>
-        <w:t>评审地点：公司会议室</w:t>
-      </w:r>
-    </w:p>
-    <w:p>
-      <w:pPr>
-        <w:pStyle w:val="29"/>
-        <w:ind w:left="0" w:leftChars="0" w:firstLine="0" w:firstLineChars="0"/>
-        <w:rPr>
-          <w:rFonts w:hint="default"/>
-          <w:lang w:val="en-US" w:eastAsia="zh-CN"/>
-        </w:rPr>
-      </w:pPr>
-      <w:r>
-        <w:rPr>
-          <w:rFonts w:hint="default"/>
-          <w:lang w:val="en-US" w:eastAsia="zh-CN"/>
-        </w:rPr>
-        <w:t>评审主持人：吴亚红</w:t>
-      </w:r>
-    </w:p>
-    <w:p>
-      <w:pPr>
-        <w:pStyle w:val="29"/>
-        <w:ind w:left="0" w:leftChars="0" w:firstLine="0" w:firstLineChars="0"/>
-        <w:rPr>
-          <w:rFonts w:hint="default"/>
-          <w:lang w:val="en-US" w:eastAsia="zh-CN"/>
-        </w:rPr>
-      </w:pPr>
-      <w:r>
-        <w:rPr>
-          <w:rFonts w:hint="default"/>
-          <w:lang w:val="en-US" w:eastAsia="zh-CN"/>
-        </w:rPr>
-        <w:t>参与人员：程方、吴桀、吴夤、沈坚</w:t>
-      </w:r>
-    </w:p>
-    <w:p>
-      <w:pPr>
-        <w:pStyle w:val="28"/>
-        <w:bidi w:val="0"/>
-        <w:rPr>
-          <w:rFonts w:hint="default"/>
-          <w:lang w:val="en-US" w:eastAsia="zh-CN"/>
-        </w:rPr>
-      </w:pPr>
-      <w:bookmarkStart w:id="3" w:name="_Toc10979"/>
-      <w:r>
-        <w:rPr>
-          <w:rFonts w:hint="default"/>
-          <w:lang w:val="en-US" w:eastAsia="zh-CN"/>
-        </w:rPr>
-        <w:t>评审目的</w:t>
       </w:r>
       <w:bookmarkEnd w:id="3"/>
     </w:p>
     <w:p>
       <w:pPr>
-        <w:pStyle w:val="29"/>
-        <w:bidi w:val="0"/>
+        <w:pStyle w:val="a1"/>
+        <w:ind w:left="0" w:firstLine="0" w:leftChars="0" w:firstLineChars="0"/>
         <w:rPr>
           <w:rFonts w:hint="default"/>
           <w:lang w:val="en-US" w:eastAsia="zh-CN"/>
@@ -2993,7 +2865,7 @@
           <w:rFonts w:hint="default"/>
           <w:lang w:val="en-US" w:eastAsia="zh-CN"/>
         </w:rPr>
-        <w:t>本次管理评审旨在系统评价公司2025年1月至</w:t>
+        <w:t>评审时间：2025年</w:t>
       </w:r>
       <w:r>
         <w:rPr>
@@ -3007,32 +2879,83 @@
           <w:rFonts w:hint="default"/>
           <w:lang w:val="en-US" w:eastAsia="zh-CN"/>
         </w:rPr>
-        <w:t>月期间运维服务各项工作的执行情况及相关指标达成效果，全面评估运维服务能力管理体系在运行中的适宜性、充分性与有效性，识别改进机会，提出具体措施与建议，以确保公司方针与目标的实现，并持续满足法律法规及客户需求。</w:t>
+        <w:t>月20日</w:t>
       </w:r>
     </w:p>
     <w:p>
       <w:pPr>
-        <w:pStyle w:val="28"/>
+        <w:pStyle w:val="a1"/>
+        <w:ind w:left="0" w:firstLine="0" w:leftChars="0" w:firstLineChars="0"/>
+        <w:rPr>
+          <w:rFonts w:hint="default"/>
+          <w:lang w:val="en-US" w:eastAsia="zh-CN"/>
+        </w:rPr>
+      </w:pPr>
+      <w:r>
+        <w:rPr>
+          <w:rFonts w:hint="default"/>
+          <w:lang w:val="en-US" w:eastAsia="zh-CN"/>
+        </w:rPr>
+        <w:t>评审地点：公司会议室</w:t>
+      </w:r>
+    </w:p>
+    <w:p>
+      <w:pPr>
+        <w:pStyle w:val="a1"/>
+        <w:ind w:left="0" w:firstLine="0" w:leftChars="0" w:firstLineChars="0"/>
+        <w:rPr>
+          <w:rFonts w:hint="default"/>
+          <w:lang w:val="en-US" w:eastAsia="zh-CN"/>
+        </w:rPr>
+      </w:pPr>
+      <w:r>
+        <w:rPr>
+          <w:rFonts w:hint="default"/>
+          <w:lang w:val="en-US" w:eastAsia="zh-CN"/>
+        </w:rPr>
+        <w:t>评审主持人：吴亚红</w:t>
+      </w:r>
+    </w:p>
+    <w:p>
+      <w:pPr>
+        <w:pStyle w:val="a1"/>
+        <w:ind w:left="0" w:firstLine="0" w:leftChars="0" w:firstLineChars="0"/>
+        <w:rPr>
+          <w:rFonts w:hint="default"/>
+          <w:lang w:val="en-US" w:eastAsia="zh-CN"/>
+        </w:rPr>
+      </w:pPr>
+      <w:r>
+        <w:rPr>
+          <w:rFonts w:hint="default"/>
+          <w:lang w:val="en-US" w:eastAsia="zh-CN"/>
+        </w:rPr>
+        <w:t>参与人员：强宇涛、金天宇、平湾、李伟</w:t>
+      </w:r>
+    </w:p>
+    <w:p>
+      <w:pPr>
+        <w:pStyle w:val="1"/>
         <w:bidi w:val="0"/>
         <w:rPr>
           <w:rFonts w:hint="default"/>
           <w:lang w:val="en-US" w:eastAsia="zh-CN"/>
         </w:rPr>
       </w:pPr>
-      <w:bookmarkStart w:id="4" w:name="_Toc12793"/>
-      <w:r>
-        <w:rPr>
-          <w:rFonts w:hint="default"/>
-          <w:lang w:val="en-US" w:eastAsia="zh-CN"/>
-        </w:rPr>
-        <w:t>评审内容概述</w:t>
+      <w:bookmarkStart w:id="4" w:name="_Toc10979"/>
+      <w:r>
+        <w:rPr>
+          <w:rFonts w:hint="default"/>
+          <w:lang w:val="en-US" w:eastAsia="zh-CN"/>
+        </w:rPr>
+        <w:t>评审目的</w:t>
       </w:r>
       <w:bookmarkEnd w:id="4"/>
     </w:p>
     <w:p>
       <w:pPr>
-        <w:pStyle w:val="29"/>
-        <w:ind w:left="0" w:leftChars="0" w:firstLine="0" w:firstLineChars="0"/>
+        <w:pStyle w:val="a1"/>
+        <w:bidi w:val="0"/>
         <w:rPr>
           <w:rFonts w:hint="default"/>
           <w:lang w:val="en-US" w:eastAsia="zh-CN"/>
@@ -3043,134 +2966,46 @@
           <w:rFonts w:hint="default"/>
           <w:lang w:val="en-US" w:eastAsia="zh-CN"/>
         </w:rPr>
-        <w:t>本次评审围绕以下六个方面展开深入分析与讨论：</w:t>
+        <w:t>本次管理评审旨在系统评价公司2025年1月至</w:t>
+      </w:r>
+      <w:r>
+        <w:rPr>
+          <w:rFonts w:hint="eastAsia"/>
+          <w:lang w:val="en-US" w:eastAsia="zh-CN"/>
+        </w:rPr>
+        <w:t>12</w:t>
+      </w:r>
+      <w:r>
+        <w:rPr>
+          <w:rFonts w:hint="default"/>
+          <w:lang w:val="en-US" w:eastAsia="zh-CN"/>
+        </w:rPr>
+        <w:t>月期间运维服务各项工作的执行情况及相关指标达成效果，全面评估运维服务能力管理体系在运行中的适宜性、充分性与有效性，识别改进机会，提出具体措施与建议，以确保公司方针与目标的实现，并持续满足法律法规及客户需求。</w:t>
       </w:r>
     </w:p>
     <w:p>
       <w:pPr>
-        <w:pStyle w:val="29"/>
-        <w:ind w:left="0" w:leftChars="0" w:firstLine="0" w:firstLineChars="0"/>
+        <w:pStyle w:val="1"/>
+        <w:bidi w:val="0"/>
         <w:rPr>
           <w:rFonts w:hint="default"/>
           <w:lang w:val="en-US" w:eastAsia="zh-CN"/>
         </w:rPr>
       </w:pPr>
-      <w:r>
-        <w:rPr>
-          <w:rFonts w:hint="default"/>
-          <w:lang w:val="en-US" w:eastAsia="zh-CN"/>
-        </w:rPr>
-        <w:t>2025年度运维服务管理体系内部审核结果；</w:t>
-      </w:r>
-    </w:p>
-    <w:p>
-      <w:pPr>
-        <w:pStyle w:val="29"/>
-        <w:ind w:left="0" w:leftChars="0" w:firstLine="0" w:firstLineChars="0"/>
-        <w:rPr>
-          <w:rFonts w:hint="default"/>
-          <w:lang w:val="en-US" w:eastAsia="zh-CN"/>
-        </w:rPr>
-      </w:pPr>
-      <w:r>
-        <w:rPr>
-          <w:rFonts w:hint="default"/>
-          <w:lang w:val="en-US" w:eastAsia="zh-CN"/>
-        </w:rPr>
-        <w:t>各部门关键绩效指标分析报告及实施情况；</w:t>
-      </w:r>
-    </w:p>
-    <w:p>
-      <w:pPr>
-        <w:pStyle w:val="29"/>
-        <w:ind w:left="0" w:leftChars="0" w:firstLine="0" w:firstLineChars="0"/>
-        <w:rPr>
-          <w:rFonts w:hint="default"/>
-          <w:lang w:val="en-US" w:eastAsia="zh-CN"/>
-        </w:rPr>
-      </w:pPr>
-      <w:r>
-        <w:rPr>
-          <w:rFonts w:hint="default"/>
-          <w:lang w:val="en-US" w:eastAsia="zh-CN"/>
-        </w:rPr>
-        <w:t>客户满意度调查结果与客户投诉处理情况；</w:t>
-      </w:r>
-    </w:p>
-    <w:p>
-      <w:pPr>
-        <w:pStyle w:val="29"/>
-        <w:ind w:left="0" w:leftChars="0" w:firstLine="0" w:firstLineChars="0"/>
-        <w:rPr>
-          <w:rFonts w:hint="default"/>
-          <w:lang w:val="en-US" w:eastAsia="zh-CN"/>
-        </w:rPr>
-      </w:pPr>
-      <w:r>
-        <w:rPr>
-          <w:rFonts w:hint="default"/>
-          <w:lang w:val="en-US" w:eastAsia="zh-CN"/>
-        </w:rPr>
-        <w:t>公司组织结构、职责分工及资源配备的合理性评估；</w:t>
-      </w:r>
-    </w:p>
-    <w:p>
-      <w:pPr>
-        <w:pStyle w:val="29"/>
-        <w:ind w:left="0" w:leftChars="0" w:firstLine="0" w:firstLineChars="0"/>
-        <w:rPr>
-          <w:rFonts w:hint="default"/>
-          <w:lang w:val="en-US" w:eastAsia="zh-CN"/>
-        </w:rPr>
-      </w:pPr>
-      <w:r>
-        <w:rPr>
-          <w:rFonts w:hint="default"/>
-          <w:lang w:val="en-US" w:eastAsia="zh-CN"/>
-        </w:rPr>
-        <w:t>体系文件及各管理要素的适宜性审查；</w:t>
-      </w:r>
-    </w:p>
-    <w:p>
-      <w:pPr>
-        <w:pStyle w:val="29"/>
-        <w:ind w:left="0" w:leftChars="0" w:firstLine="0" w:firstLineChars="0"/>
-        <w:rPr>
-          <w:rFonts w:hint="default"/>
-          <w:lang w:val="en-US" w:eastAsia="zh-CN"/>
-        </w:rPr>
-      </w:pPr>
-      <w:r>
-        <w:rPr>
-          <w:rFonts w:hint="default"/>
-          <w:lang w:val="en-US" w:eastAsia="zh-CN"/>
-        </w:rPr>
-        <w:t>来自客户与员工对运维能力体系的合理化建议汇总分析。</w:t>
-      </w:r>
-    </w:p>
-    <w:p>
-      <w:pPr>
-        <w:pStyle w:val="28"/>
-        <w:bidi w:val="0"/>
-        <w:rPr>
-          <w:rFonts w:hint="default"/>
-          <w:lang w:val="en-US" w:eastAsia="zh-CN"/>
-        </w:rPr>
-      </w:pPr>
-      <w:bookmarkStart w:id="5" w:name="_Toc6856"/>
-      <w:r>
-        <w:rPr>
-          <w:rFonts w:hint="default"/>
-          <w:lang w:val="en-US" w:eastAsia="zh-CN"/>
-        </w:rPr>
-        <w:t>评审情况综述</w:t>
+      <w:bookmarkStart w:id="5" w:name="_Toc12793"/>
+      <w:r>
+        <w:rPr>
+          <w:rFonts w:hint="default"/>
+          <w:lang w:val="en-US" w:eastAsia="zh-CN"/>
+        </w:rPr>
+        <w:t>评审内容概述</w:t>
       </w:r>
       <w:bookmarkEnd w:id="5"/>
     </w:p>
     <w:p>
       <w:pPr>
-        <w:pStyle w:val="29"/>
-        <w:bidi w:val="0"/>
+        <w:pStyle w:val="a1"/>
+        <w:ind w:left="0" w:firstLine="0" w:leftChars="0" w:firstLineChars="0"/>
         <w:rPr>
           <w:rFonts w:hint="default"/>
           <w:lang w:val="en-US" w:eastAsia="zh-CN"/>
@@ -3181,45 +3016,133 @@
           <w:rFonts w:hint="default"/>
           <w:lang w:val="en-US" w:eastAsia="zh-CN"/>
         </w:rPr>
-        <w:t>本次管理评审会议由管理者代表主持，运维业务相关副总经理、各部门主管、主要项目负责人及内审员共同参与。会议围绕上述评审内容进行了充分讨论与评议，形成如下主要结论：</w:t>
+        <w:t>本次评审围绕以下六个方面展开深入分析与讨论：</w:t>
       </w:r>
     </w:p>
     <w:p>
       <w:pPr>
-        <w:pStyle w:val="30"/>
+        <w:pStyle w:val="a1"/>
+        <w:ind w:left="0" w:firstLine="0" w:leftChars="0" w:firstLineChars="0"/>
+        <w:rPr>
+          <w:rFonts w:hint="default"/>
+          <w:lang w:val="en-US" w:eastAsia="zh-CN"/>
+        </w:rPr>
+      </w:pPr>
+      <w:r>
+        <w:rPr>
+          <w:rFonts w:hint="default"/>
+          <w:lang w:val="en-US" w:eastAsia="zh-CN"/>
+        </w:rPr>
+        <w:t>2025年度运维服务管理体系内部审核结果；</w:t>
+      </w:r>
+    </w:p>
+    <w:p>
+      <w:pPr>
+        <w:pStyle w:val="a1"/>
+        <w:ind w:left="0" w:firstLine="0" w:leftChars="0" w:firstLineChars="0"/>
+        <w:rPr>
+          <w:rFonts w:hint="default"/>
+          <w:lang w:val="en-US" w:eastAsia="zh-CN"/>
+        </w:rPr>
+      </w:pPr>
+      <w:r>
+        <w:rPr>
+          <w:rFonts w:hint="default"/>
+          <w:lang w:val="en-US" w:eastAsia="zh-CN"/>
+        </w:rPr>
+        <w:t>各部门关键绩效指标分析报告及实施情况；</w:t>
+      </w:r>
+    </w:p>
+    <w:p>
+      <w:pPr>
+        <w:pStyle w:val="a1"/>
+        <w:ind w:left="0" w:firstLine="0" w:leftChars="0" w:firstLineChars="0"/>
+        <w:rPr>
+          <w:rFonts w:hint="default"/>
+          <w:lang w:val="en-US" w:eastAsia="zh-CN"/>
+        </w:rPr>
+      </w:pPr>
+      <w:r>
+        <w:rPr>
+          <w:rFonts w:hint="default"/>
+          <w:lang w:val="en-US" w:eastAsia="zh-CN"/>
+        </w:rPr>
+        <w:t>客户满意度调查结果与客户投诉处理情况；</w:t>
+      </w:r>
+    </w:p>
+    <w:p>
+      <w:pPr>
+        <w:pStyle w:val="a1"/>
+        <w:ind w:left="0" w:firstLine="0" w:leftChars="0" w:firstLineChars="0"/>
+        <w:rPr>
+          <w:rFonts w:hint="default"/>
+          <w:lang w:val="en-US" w:eastAsia="zh-CN"/>
+        </w:rPr>
+      </w:pPr>
+      <w:r>
+        <w:rPr>
+          <w:rFonts w:hint="default"/>
+          <w:lang w:val="en-US" w:eastAsia="zh-CN"/>
+        </w:rPr>
+        <w:t>公司组织结构、职责分工及资源配备的合理性评估；</w:t>
+      </w:r>
+    </w:p>
+    <w:p>
+      <w:pPr>
+        <w:pStyle w:val="a1"/>
+        <w:ind w:left="0" w:firstLine="0" w:leftChars="0" w:firstLineChars="0"/>
+        <w:rPr>
+          <w:rFonts w:hint="default"/>
+          <w:lang w:val="en-US" w:eastAsia="zh-CN"/>
+        </w:rPr>
+      </w:pPr>
+      <w:r>
+        <w:rPr>
+          <w:rFonts w:hint="default"/>
+          <w:lang w:val="en-US" w:eastAsia="zh-CN"/>
+        </w:rPr>
+        <w:t>体系文件及各管理要素的适宜性审查；</w:t>
+      </w:r>
+    </w:p>
+    <w:p>
+      <w:pPr>
+        <w:pStyle w:val="a1"/>
+        <w:ind w:left="0" w:firstLine="0" w:leftChars="0" w:firstLineChars="0"/>
+        <w:rPr>
+          <w:rFonts w:hint="default"/>
+          <w:lang w:val="en-US" w:eastAsia="zh-CN"/>
+        </w:rPr>
+      </w:pPr>
+      <w:r>
+        <w:rPr>
+          <w:rFonts w:hint="default"/>
+          <w:lang w:val="en-US" w:eastAsia="zh-CN"/>
+        </w:rPr>
+        <w:t>来自客户与员工对运维能力体系的合理化建议汇总分析。</w:t>
+      </w:r>
+    </w:p>
+    <w:p>
+      <w:pPr>
+        <w:pStyle w:val="1"/>
         <w:bidi w:val="0"/>
         <w:rPr>
           <w:rFonts w:hint="default"/>
           <w:lang w:val="en-US" w:eastAsia="zh-CN"/>
         </w:rPr>
       </w:pPr>
-      <w:bookmarkStart w:id="6" w:name="_Toc27160"/>
-      <w:r>
-        <w:rPr>
-          <w:rFonts w:hint="default"/>
-          <w:lang w:val="en-US" w:eastAsia="zh-CN"/>
-        </w:rPr>
-        <w:t>2025年</w:t>
-      </w:r>
-      <w:r>
-        <w:rPr>
-          <w:rFonts w:hint="eastAsia"/>
-          <w:lang w:val="en-US" w:eastAsia="zh-CN"/>
-        </w:rPr>
-        <w:t>度</w:t>
-      </w:r>
-      <w:r>
-        <w:rPr>
-          <w:rFonts w:hint="default"/>
-          <w:lang w:val="en-US" w:eastAsia="zh-CN"/>
-        </w:rPr>
-        <w:t>运维服务管理体系审核结果</w:t>
+      <w:bookmarkStart w:id="6" w:name="_Toc6856"/>
+      <w:r>
+        <w:rPr>
+          <w:rFonts w:hint="default"/>
+          <w:lang w:val="en-US" w:eastAsia="zh-CN"/>
+        </w:rPr>
+        <w:t>评审情况综述</w:t>
       </w:r>
       <w:bookmarkEnd w:id="6"/>
     </w:p>
     <w:p>
       <w:pPr>
-        <w:pStyle w:val="29"/>
+        <w:pStyle w:val="a1"/>
         <w:bidi w:val="0"/>
         <w:rPr>
           <w:rFonts w:hint="default"/>
@@ -3231,62 +3154,45 @@
           <w:rFonts w:hint="default"/>
           <w:lang w:val="en-US" w:eastAsia="zh-CN"/>
         </w:rPr>
-        <w:t>针对2025年度运维服务能力管理体系的运行情况，结合日常客户反馈</w:t>
-      </w:r>
-      <w:r>
-        <w:rPr>
-          <w:rFonts w:hint="eastAsia"/>
-          <w:lang w:val="en-US" w:eastAsia="zh-CN"/>
-        </w:rPr>
-        <w:t>及12</w:t>
-      </w:r>
-      <w:r>
-        <w:rPr>
-          <w:rFonts w:hint="default"/>
-          <w:lang w:val="en-US" w:eastAsia="zh-CN"/>
-        </w:rPr>
-        <w:t>月份内部审核结果及各项指标达成情况综合分析，体系整体运行状态良好，基本符合运维服务能力管理体系相关条款要求。</w:t>
+        <w:t>本次管理评审会议由管理者代表主持，运维业务相关副总经理、各部门主管、主要项目负责人及内审员共同参与。会议围绕上述评审内容进行了充分讨论与评议，形成如下主要结论：</w:t>
       </w:r>
     </w:p>
     <w:p>
       <w:pPr>
-        <w:pStyle w:val="29"/>
+        <w:pStyle w:val="2"/>
         <w:bidi w:val="0"/>
         <w:rPr>
           <w:rFonts w:hint="default"/>
           <w:lang w:val="en-US" w:eastAsia="zh-CN"/>
         </w:rPr>
       </w:pPr>
-      <w:r>
-        <w:rPr>
-          <w:rFonts w:hint="default"/>
-          <w:lang w:val="en-US" w:eastAsia="zh-CN"/>
-        </w:rPr>
-        <w:t>内审中共发现1项一般不符合项，已督促运维部落实整改，并由专人跟踪验证，目前该不符合项已关闭。</w:t>
-      </w:r>
-    </w:p>
-    <w:p>
-      <w:pPr>
-        <w:pStyle w:val="30"/>
-        <w:bidi w:val="0"/>
-        <w:rPr>
-          <w:rFonts w:hint="default"/>
-          <w:lang w:val="en-US" w:eastAsia="zh-CN"/>
-        </w:rPr>
-      </w:pPr>
-      <w:bookmarkStart w:id="7" w:name="_Toc4892"/>
-      <w:r>
-        <w:rPr>
-          <w:rFonts w:hint="default"/>
-          <w:lang w:val="en-US" w:eastAsia="zh-CN"/>
-        </w:rPr>
-        <w:t>纠正措施执行情况</w:t>
+      <w:bookmarkStart w:id="7" w:name="_Toc27160"/>
+      <w:r>
+        <w:rPr>
+          <w:rFonts w:hint="default"/>
+          <w:lang w:val="en-US" w:eastAsia="zh-CN"/>
+        </w:rPr>
+        <w:t>2025年</w:t>
+      </w:r>
+      <w:r>
+        <w:rPr>
+          <w:rFonts w:hint="eastAsia"/>
+          <w:lang w:val="en-US" w:eastAsia="zh-CN"/>
+        </w:rPr>
+        <w:t>度</w:t>
+      </w:r>
+      <w:r>
+        <w:rPr>
+          <w:rFonts w:hint="default"/>
+          <w:lang w:val="en-US" w:eastAsia="zh-CN"/>
+        </w:rPr>
+        <w:t>运维服务管理体系审核结果</w:t>
       </w:r>
       <w:bookmarkEnd w:id="7"/>
     </w:p>
     <w:p>
       <w:pPr>
-        <w:pStyle w:val="29"/>
+        <w:pStyle w:val="a1"/>
         <w:bidi w:val="0"/>
         <w:rPr>
           <w:rFonts w:hint="default"/>
@@ -3298,26 +3204,26 @@
           <w:rFonts w:hint="default"/>
           <w:lang w:val="en-US" w:eastAsia="zh-CN"/>
         </w:rPr>
-        <w:t>针对内审中发现的不符合项，</w:t>
+        <w:t>针对2025年度运维服务能力管理体系的运行情况，结合日常客户反馈</w:t>
       </w:r>
       <w:r>
         <w:rPr>
           <w:rFonts w:hint="eastAsia"/>
           <w:lang w:val="en-US" w:eastAsia="zh-CN"/>
         </w:rPr>
-        <w:t>人力资源部</w:t>
-      </w:r>
-      <w:r>
-        <w:rPr>
-          <w:rFonts w:hint="default"/>
-          <w:lang w:val="en-US" w:eastAsia="zh-CN"/>
-        </w:rPr>
-        <w:t>已安排外聘专家开展专题培训，提升相关人员业务规范意识与执行能力。</w:t>
+        <w:t>及12</w:t>
+      </w:r>
+      <w:r>
+        <w:rPr>
+          <w:rFonts w:hint="default"/>
+          <w:lang w:val="en-US" w:eastAsia="zh-CN"/>
+        </w:rPr>
+        <w:t>月份内部审核结果及各项指标达成情况综合分析，体系整体运行状态良好，基本符合运维服务能力管理体系相关条款要求。</w:t>
       </w:r>
     </w:p>
     <w:p>
       <w:pPr>
-        <w:pStyle w:val="29"/>
+        <w:pStyle w:val="a1"/>
         <w:bidi w:val="0"/>
         <w:rPr>
           <w:rFonts w:hint="default"/>
@@ -3329,48 +3235,31 @@
           <w:rFonts w:hint="default"/>
           <w:lang w:val="en-US" w:eastAsia="zh-CN"/>
         </w:rPr>
-        <w:t>质量管理部将进一步加强质量监督力度，严格执行质量管理规范，对运维相关部门服务质量实施持续跟踪与评估。</w:t>
+        <w:t>内审中共发现1项一般不符合项，已督促运维部落实整改，并由专人跟踪验证，目前该不符合项已关闭。</w:t>
       </w:r>
     </w:p>
     <w:p>
       <w:pPr>
-        <w:pStyle w:val="29"/>
+        <w:pStyle w:val="2"/>
         <w:bidi w:val="0"/>
         <w:rPr>
           <w:rFonts w:hint="default"/>
           <w:lang w:val="en-US" w:eastAsia="zh-CN"/>
         </w:rPr>
       </w:pPr>
-      <w:r>
-        <w:rPr>
-          <w:rFonts w:hint="default"/>
-          <w:lang w:val="en-US" w:eastAsia="zh-CN"/>
-        </w:rPr>
-        <w:t>根据客户满意度调查结果，运维管理方面评分相对较低，后续需加强对运维工程师的系统性培训，提升其专业技能与服务响应能力。</w:t>
-      </w:r>
-    </w:p>
-    <w:p>
-      <w:pPr>
-        <w:pStyle w:val="28"/>
-        <w:bidi w:val="0"/>
-        <w:rPr>
-          <w:rFonts w:hint="default"/>
-          <w:lang w:val="en-US" w:eastAsia="zh-CN"/>
-        </w:rPr>
-      </w:pPr>
-      <w:bookmarkStart w:id="8" w:name="_Toc30378"/>
-      <w:r>
-        <w:rPr>
-          <w:rFonts w:hint="default"/>
-          <w:lang w:val="en-US" w:eastAsia="zh-CN"/>
-        </w:rPr>
-        <w:t>体系运行总体评价</w:t>
+      <w:bookmarkStart w:id="8" w:name="_Toc4892"/>
+      <w:r>
+        <w:rPr>
+          <w:rFonts w:hint="default"/>
+          <w:lang w:val="en-US" w:eastAsia="zh-CN"/>
+        </w:rPr>
+        <w:t>纠正措施执行情况</w:t>
       </w:r>
       <w:bookmarkEnd w:id="8"/>
     </w:p>
     <w:p>
       <w:pPr>
-        <w:pStyle w:val="29"/>
+        <w:pStyle w:val="a1"/>
         <w:bidi w:val="0"/>
         <w:rPr>
           <w:rFonts w:hint="default"/>
@@ -3382,45 +3271,79 @@
           <w:rFonts w:hint="default"/>
           <w:lang w:val="en-US" w:eastAsia="zh-CN"/>
         </w:rPr>
-        <w:t>经评审，公司运维服务能力管理体系在2025年1月至</w:t>
+        <w:t>针对内审中发现的不符合项，</w:t>
       </w:r>
       <w:r>
         <w:rPr>
           <w:rFonts w:hint="eastAsia"/>
           <w:lang w:val="en-US" w:eastAsia="zh-CN"/>
         </w:rPr>
-        <w:t>12</w:t>
-      </w:r>
-      <w:r>
-        <w:rPr>
-          <w:rFonts w:hint="default"/>
-          <w:lang w:val="en-US" w:eastAsia="zh-CN"/>
-        </w:rPr>
-        <w:t>月期间整体运行稳定，基本实现预期管理目标，具备一定的自我完善与持续改进能力。但在流程执行一致性、人员能力建设及客户体验管理等方面仍有提升空间。</w:t>
+        <w:t>人力资源部</w:t>
+      </w:r>
+      <w:r>
+        <w:rPr>
+          <w:rFonts w:hint="default"/>
+          <w:lang w:val="en-US" w:eastAsia="zh-CN"/>
+        </w:rPr>
+        <w:t>已安排外聘专家开展专题培训，提升相关人员业务规范意识与执行能力。</w:t>
       </w:r>
     </w:p>
     <w:p>
       <w:pPr>
-        <w:pStyle w:val="28"/>
+        <w:pStyle w:val="a1"/>
         <w:bidi w:val="0"/>
         <w:rPr>
           <w:rFonts w:hint="default"/>
           <w:lang w:val="en-US" w:eastAsia="zh-CN"/>
         </w:rPr>
       </w:pPr>
-      <w:bookmarkStart w:id="9" w:name="_Toc1505"/>
-      <w:r>
-        <w:rPr>
-          <w:rFonts w:hint="default"/>
-          <w:lang w:val="en-US" w:eastAsia="zh-CN"/>
-        </w:rPr>
-        <w:t>改进决议与后续措施</w:t>
+      <w:r>
+        <w:rPr>
+          <w:rFonts w:hint="default"/>
+          <w:lang w:val="en-US" w:eastAsia="zh-CN"/>
+        </w:rPr>
+        <w:t>质量管理部将进一步加强质量监督力度，严格执行质量管理规范，对运维相关部门服务质量实施持续跟踪与评估。</w:t>
+      </w:r>
+    </w:p>
+    <w:p>
+      <w:pPr>
+        <w:pStyle w:val="a1"/>
+        <w:bidi w:val="0"/>
+        <w:rPr>
+          <w:rFonts w:hint="default"/>
+          <w:lang w:val="en-US" w:eastAsia="zh-CN"/>
+        </w:rPr>
+      </w:pPr>
+      <w:r>
+        <w:rPr>
+          <w:rFonts w:hint="default"/>
+          <w:lang w:val="en-US" w:eastAsia="zh-CN"/>
+        </w:rPr>
+        <w:t>根据客户满意度调查结果，运维管理方面评分相对较低，后续需加强对运维工程师的系统性培训，提升其专业技能与服务响应能力。</w:t>
+      </w:r>
+    </w:p>
+    <w:p>
+      <w:pPr>
+        <w:pStyle w:val="1"/>
+        <w:bidi w:val="0"/>
+        <w:rPr>
+          <w:rFonts w:hint="default"/>
+          <w:lang w:val="en-US" w:eastAsia="zh-CN"/>
+        </w:rPr>
+      </w:pPr>
+      <w:bookmarkStart w:id="9" w:name="_Toc30378"/>
+      <w:r>
+        <w:rPr>
+          <w:rFonts w:hint="default"/>
+          <w:lang w:val="en-US" w:eastAsia="zh-CN"/>
+        </w:rPr>
+        <w:t>体系运行总体评价</w:t>
       </w:r>
       <w:bookmarkEnd w:id="9"/>
     </w:p>
     <w:p>
       <w:pPr>
-        <w:pStyle w:val="29"/>
+        <w:pStyle w:val="a1"/>
         <w:bidi w:val="0"/>
         <w:rPr>
           <w:rFonts w:hint="default"/>
@@ -3432,27 +3355,13 @@
           <w:rFonts w:hint="default"/>
           <w:lang w:val="en-US" w:eastAsia="zh-CN"/>
         </w:rPr>
-        <w:t>由</w:t>
+        <w:t>经评审，公司运维服务能力管理体系在2025年1月至</w:t>
       </w:r>
       <w:r>
         <w:rPr>
           <w:rFonts w:hint="eastAsia"/>
           <w:lang w:val="en-US" w:eastAsia="zh-CN"/>
         </w:rPr>
-        <w:t>人力资源部</w:t>
-      </w:r>
-      <w:r>
-        <w:rPr>
-          <w:rFonts w:hint="default"/>
-          <w:lang w:val="en-US" w:eastAsia="zh-CN"/>
-        </w:rPr>
-        <w:t>牵头，于2025年</w:t>
-      </w:r>
-      <w:r>
-        <w:rPr>
-          <w:rFonts w:hint="eastAsia"/>
-          <w:lang w:val="en-US" w:eastAsia="zh-CN"/>
-        </w:rPr>
         <w:t>12</w:t>
       </w:r>
       <w:r>
@@ -3460,152 +3369,216 @@
           <w:rFonts w:hint="default"/>
           <w:lang w:val="en-US" w:eastAsia="zh-CN"/>
         </w:rPr>
-        <w:t>月底前制定</w:t>
-      </w:r>
-      <w:r>
-        <w:rPr>
-          <w:rFonts w:hint="eastAsia"/>
-          <w:lang w:val="en-US" w:eastAsia="zh-CN"/>
-        </w:rPr>
-        <w:t>2026年度</w:t>
-      </w:r>
-      <w:r>
-        <w:rPr>
-          <w:rFonts w:hint="default"/>
-          <w:lang w:val="en-US" w:eastAsia="zh-CN"/>
-        </w:rPr>
-        <w:t>培训计划，重点强化运维流程规范、故障处理及客户沟通等能力。</w:t>
+        <w:t>月期间整体运行稳定，基本实现预期管理目标，具备一定的自我完善与持续改进能力。但在流程执行一致性、人员能力建设及客户体验管理等方面仍有提升空间。</w:t>
       </w:r>
     </w:p>
     <w:p>
       <w:pPr>
-        <w:pStyle w:val="29"/>
+        <w:pStyle w:val="1"/>
         <w:bidi w:val="0"/>
         <w:rPr>
           <w:rFonts w:hint="default"/>
           <w:lang w:val="en-US" w:eastAsia="zh-CN"/>
         </w:rPr>
       </w:pPr>
-      <w:r>
-        <w:rPr>
-          <w:rFonts w:hint="default"/>
-          <w:lang w:val="en-US" w:eastAsia="zh-CN"/>
-        </w:rPr>
-        <w:t>质量管理部负责修订《运维服务质量</w:t>
-      </w:r>
-      <w:r>
-        <w:rPr>
-          <w:rFonts w:hint="eastAsia"/>
-          <w:lang w:val="en-US" w:eastAsia="zh-CN"/>
-        </w:rPr>
-        <w:t>改进</w:t>
-      </w:r>
-      <w:r>
-        <w:rPr>
-          <w:rFonts w:hint="default"/>
-          <w:lang w:val="en-US" w:eastAsia="zh-CN"/>
-        </w:rPr>
-        <w:t>管理</w:t>
-      </w:r>
-      <w:r>
-        <w:rPr>
-          <w:rFonts w:hint="eastAsia"/>
-          <w:lang w:val="en-US" w:eastAsia="zh-CN"/>
-        </w:rPr>
-        <w:t>制度</w:t>
-      </w:r>
-      <w:r>
-        <w:rPr>
-          <w:rFonts w:hint="default"/>
-          <w:lang w:val="en-US" w:eastAsia="zh-CN"/>
-        </w:rPr>
-        <w:t>》，加强对各环节执行情况的检查与通报机制，2025年</w:t>
-      </w:r>
-      <w:r>
-        <w:rPr>
-          <w:rFonts w:hint="eastAsia"/>
-          <w:lang w:val="en-US" w:eastAsia="zh-CN"/>
-        </w:rPr>
-        <w:t>12</w:t>
-      </w:r>
-      <w:r>
-        <w:rPr>
-          <w:rFonts w:hint="default"/>
-          <w:lang w:val="en-US" w:eastAsia="zh-CN"/>
-        </w:rPr>
-        <w:t>月底前完成文件更新。</w:t>
-      </w:r>
-    </w:p>
-    <w:p>
-      <w:pPr>
-        <w:pStyle w:val="29"/>
-        <w:bidi w:val="0"/>
-        <w:rPr>
-          <w:rFonts w:hint="default"/>
-          <w:lang w:val="en-US" w:eastAsia="zh-CN"/>
-        </w:rPr>
-      </w:pPr>
-      <w:r>
-        <w:rPr>
-          <w:rFonts w:hint="default"/>
-          <w:lang w:val="en-US" w:eastAsia="zh-CN"/>
-        </w:rPr>
-        <w:t>运维部应结合客户反馈，优化运维服务响应流程，提升问题解决效率，并于2025年12</w:t>
-      </w:r>
-      <w:r>
-        <w:rPr>
-          <w:rFonts w:hint="eastAsia"/>
-          <w:lang w:val="en-US" w:eastAsia="zh-CN"/>
-        </w:rPr>
-        <w:t>月底</w:t>
-      </w:r>
-      <w:r>
-        <w:rPr>
-          <w:rFonts w:hint="default"/>
-          <w:lang w:val="en-US" w:eastAsia="zh-CN"/>
-        </w:rPr>
-        <w:t>前提交流程优化方案。</w:t>
-      </w:r>
-    </w:p>
-    <w:p>
-      <w:pPr>
-        <w:pStyle w:val="29"/>
-        <w:bidi w:val="0"/>
-        <w:rPr>
-          <w:rFonts w:hint="default"/>
-          <w:lang w:val="en-US" w:eastAsia="zh-CN"/>
-        </w:rPr>
-      </w:pPr>
-      <w:r>
-        <w:rPr>
-          <w:rFonts w:hint="default"/>
-          <w:lang w:val="en-US" w:eastAsia="zh-CN"/>
-        </w:rPr>
-        <w:t>各部门应针对本次评审中提出的建议，制定具体改进措施，纳入2026年度部门工作计划，并报质量管理部备案。</w:t>
-      </w:r>
-    </w:p>
-    <w:p>
-      <w:pPr>
-        <w:pStyle w:val="28"/>
-        <w:bidi w:val="0"/>
-        <w:rPr>
-          <w:rFonts w:hint="default"/>
-          <w:lang w:val="en-US" w:eastAsia="zh-CN"/>
-        </w:rPr>
-      </w:pPr>
-      <w:bookmarkStart w:id="10" w:name="_Toc27012"/>
-      <w:r>
-        <w:rPr>
-          <w:rFonts w:hint="default"/>
-          <w:lang w:val="en-US" w:eastAsia="zh-CN"/>
-        </w:rPr>
-        <w:t>结论</w:t>
+      <w:bookmarkStart w:id="10" w:name="_Toc1505"/>
+      <w:r>
+        <w:rPr>
+          <w:rFonts w:hint="default"/>
+          <w:lang w:val="en-US" w:eastAsia="zh-CN"/>
+        </w:rPr>
+        <w:t>改进决议与后续措施</w:t>
       </w:r>
       <w:bookmarkEnd w:id="10"/>
     </w:p>
     <w:p>
       <w:pPr>
-        <w:pStyle w:val="29"/>
+        <w:pStyle w:val="a1"/>
+        <w:bidi w:val="0"/>
+        <w:rPr>
+          <w:rFonts w:hint="default"/>
+          <w:lang w:val="en-US" w:eastAsia="zh-CN"/>
+        </w:rPr>
+      </w:pPr>
+      <w:r>
+        <w:rPr>
+          <w:rFonts w:hint="default"/>
+          <w:lang w:val="en-US" w:eastAsia="zh-CN"/>
+        </w:rPr>
+        <w:t>由</w:t>
+      </w:r>
+      <w:r>
+        <w:rPr>
+          <w:rFonts w:hint="eastAsia"/>
+          <w:lang w:val="en-US" w:eastAsia="zh-CN"/>
+        </w:rPr>
+        <w:t>人力资源部</w:t>
+      </w:r>
+      <w:r>
+        <w:rPr>
+          <w:rFonts w:hint="default"/>
+          <w:lang w:val="en-US" w:eastAsia="zh-CN"/>
+        </w:rPr>
+        <w:t>牵头，于2025年</w:t>
+      </w:r>
+      <w:r>
+        <w:rPr>
+          <w:rFonts w:hint="eastAsia"/>
+          <w:lang w:val="en-US" w:eastAsia="zh-CN"/>
+        </w:rPr>
+        <w:t>12</w:t>
+      </w:r>
+      <w:r>
+        <w:rPr>
+          <w:rFonts w:hint="default"/>
+          <w:lang w:val="en-US" w:eastAsia="zh-CN"/>
+        </w:rPr>
+        <w:t>月底前制定</w:t>
+      </w:r>
+      <w:r>
+        <w:rPr>
+          <w:rFonts w:hint="eastAsia"/>
+          <w:lang w:val="en-US" w:eastAsia="zh-CN"/>
+        </w:rPr>
+        <w:t>2026年度</w:t>
+      </w:r>
+      <w:r>
+        <w:rPr>
+          <w:rFonts w:hint="default"/>
+          <w:lang w:val="en-US" w:eastAsia="zh-CN"/>
+        </w:rPr>
+        <w:t>培训计划，重点强化运维流程规范、故障处理及客户沟通等能力。</w:t>
+      </w:r>
+    </w:p>
+    <w:p>
+      <w:pPr>
+        <w:pStyle w:val="a1"/>
+        <w:bidi w:val="0"/>
+        <w:rPr>
+          <w:rFonts w:hint="default"/>
+          <w:lang w:val="en-US" w:eastAsia="zh-CN"/>
+        </w:rPr>
+      </w:pPr>
+      <w:r>
+        <w:rPr>
+          <w:rFonts w:hint="default"/>
+          <w:lang w:val="en-US" w:eastAsia="zh-CN"/>
+        </w:rPr>
+        <w:t>质量管理部负责修订《运维服务质量</w:t>
+      </w:r>
+      <w:r>
+        <w:rPr>
+          <w:rFonts w:hint="eastAsia"/>
+          <w:lang w:val="en-US" w:eastAsia="zh-CN"/>
+        </w:rPr>
+        <w:t>改进</w:t>
+      </w:r>
+      <w:r>
+        <w:rPr>
+          <w:rFonts w:hint="default"/>
+          <w:lang w:val="en-US" w:eastAsia="zh-CN"/>
+        </w:rPr>
+        <w:t>管理</w:t>
+      </w:r>
+      <w:r>
+        <w:rPr>
+          <w:rFonts w:hint="eastAsia"/>
+          <w:lang w:val="en-US" w:eastAsia="zh-CN"/>
+        </w:rPr>
+        <w:t>制度</w:t>
+      </w:r>
+      <w:r>
+        <w:rPr>
+          <w:rFonts w:hint="default"/>
+          <w:lang w:val="en-US" w:eastAsia="zh-CN"/>
+        </w:rPr>
+        <w:t>》，加强对各环节执行情况的检查与通报机制，2025年</w:t>
+      </w:r>
+      <w:r>
+        <w:rPr>
+          <w:rFonts w:hint="eastAsia"/>
+          <w:lang w:val="en-US" w:eastAsia="zh-CN"/>
+        </w:rPr>
+        <w:t>12</w:t>
+      </w:r>
+      <w:r>
+        <w:rPr>
+          <w:rFonts w:hint="default"/>
+          <w:lang w:val="en-US" w:eastAsia="zh-CN"/>
+        </w:rPr>
+        <w:t>月底前完成文件更新。</w:t>
+      </w:r>
+    </w:p>
+    <w:p>
+      <w:pPr>
+        <w:pStyle w:val="a1"/>
+        <w:bidi w:val="0"/>
+        <w:rPr>
+          <w:rFonts w:hint="default"/>
+          <w:lang w:val="en-US" w:eastAsia="zh-CN"/>
+        </w:rPr>
+      </w:pPr>
+      <w:r>
+        <w:rPr>
+          <w:rFonts w:hint="default"/>
+          <w:lang w:val="en-US" w:eastAsia="zh-CN"/>
+        </w:rPr>
+        <w:t>运维部应结合客户反馈，优化运维服务响应流程，提升问题解决效率，并于2025年12</w:t>
+      </w:r>
+      <w:r>
+        <w:rPr>
+          <w:rFonts w:hint="eastAsia"/>
+          <w:lang w:val="en-US" w:eastAsia="zh-CN"/>
+        </w:rPr>
+        <w:t>月底</w:t>
+      </w:r>
+      <w:r>
+        <w:rPr>
+          <w:rFonts w:hint="default"/>
+          <w:lang w:val="en-US" w:eastAsia="zh-CN"/>
+        </w:rPr>
+        <w:t>前提交流程优化方案。</w:t>
+      </w:r>
+    </w:p>
+    <w:p>
+      <w:pPr>
+        <w:pStyle w:val="a1"/>
+        <w:bidi w:val="0"/>
+        <w:rPr>
+          <w:rFonts w:hint="default"/>
+          <w:lang w:val="en-US" w:eastAsia="zh-CN"/>
+        </w:rPr>
+      </w:pPr>
+      <w:r>
+        <w:rPr>
+          <w:rFonts w:hint="default"/>
+          <w:lang w:val="en-US" w:eastAsia="zh-CN"/>
+        </w:rPr>
+        <w:t>各部门应针对本次评审中提出的建议，制定具体改进措施，纳入2026年度部门工作计划，并报质量管理部备案。</w:t>
+      </w:r>
+    </w:p>
+    <w:p>
+      <w:pPr>
+        <w:pStyle w:val="1"/>
+        <w:bidi w:val="0"/>
+        <w:rPr>
+          <w:rFonts w:hint="default"/>
+          <w:lang w:val="en-US" w:eastAsia="zh-CN"/>
+        </w:rPr>
+      </w:pPr>
+      <w:bookmarkStart w:id="11" w:name="_Toc27012"/>
+      <w:r>
+        <w:rPr>
+          <w:rFonts w:hint="default"/>
+          <w:lang w:val="en-US" w:eastAsia="zh-CN"/>
+        </w:rPr>
+        <w:t>结论</w:t>
+      </w:r>
+      <w:bookmarkEnd w:id="11"/>
+    </w:p>
+    <w:p>
+      <w:pPr>
+        <w:pStyle w:val="a1"/>
         <w:bidi w:val="0"/>
         <w:rPr>
           <w:rFonts w:hint="default"/>
@@ -3621,73 +3594,23 @@
       </w:r>
     </w:p>
     <w:sectPr>
-      <w:headerReference r:id="rId5" w:type="default"/>
+      <w:headerReference w:type="default" r:id="rId7"/>
       <w:pgSz w:w="11906" w:h="16838"/>
       <w:pgMar w:top="1417" w:right="1800" w:bottom="1440" w:left="1800" w:header="1140" w:footer="992" w:gutter="0"/>
-      <w:cols w:space="425" w:num="1"/>
+      <w:cols w:num="1" w:space="425"/>
       <w:docGrid w:type="lines" w:linePitch="312" w:charSpace="0"/>
     </w:sectPr>
   </w:body>
 </w:document>
 </file>
 
-<file path=word/endnotes.xml><?xml version="1.0" encoding="utf-8"?>
-<w:endnotes xmlns:wpc="http://schemas.microsoft.com/office/word/2010/wordprocessingCanvas" xmlns:mc="http://schemas.openxmlformats.org/markup-compatibility/2006" xmlns:o="urn:schemas-microsoft-com:office:office" xmlns:r="http://schemas.openxmlformats.org/officeDocument/2006/relationships" xmlns:m="http://schemas.openxmlformats.org/officeDocument/2006/math" xmlns:v="urn:schemas-microsoft-com:vml" xmlns:wp14="http://schemas.microsoft.com/office/word/2010/wordprocessingDrawing" xmlns:wp="http://schemas.openxmlformats.org/drawingml/2006/wordprocessingDrawing" xmlns:w="http://schemas.openxmlformats.org/wordprocessingml/2006/main" xmlns:w14="http://schemas.microsoft.com/office/word/2010/wordml" xmlns:w15="http://schemas.microsoft.com/office/word/2012/wordml" xmlns:w10="urn:schemas-microsoft-com:office:word" xmlns:wpg="http://schemas.microsoft.com/office/word/2010/wordprocessingGroup" xmlns:wpi="http://schemas.microsoft.com/office/word/2010/wordprocessingInk" xmlns:wne="http://schemas.microsoft.com/office/word/2006/wordml" xmlns:wps="http://schemas.microsoft.com/office/word/2010/wordprocessingShape" xmlns:wpsCustomData="http://www.wps.cn/officeDocument/2013/wpsCustomData" mc:Ignorable="w14 w15 wp14">
-  <w:endnote w:type="separator" w:id="0">
-    <w:p>
-      <w:pPr>
-        <w:spacing w:line="240" w:lineRule="auto"/>
-      </w:pPr>
-      <w:r>
-        <w:separator/>
-      </w:r>
-    </w:p>
-  </w:endnote>
-  <w:endnote w:type="continuationSeparator" w:id="1">
-    <w:p>
-      <w:pPr>
-        <w:spacing w:line="240" w:lineRule="auto"/>
-      </w:pPr>
-      <w:r>
-        <w:continuationSeparator/>
-      </w:r>
-    </w:p>
-  </w:endnote>
-</w:endnotes>
-</file>
-
-<file path=word/footnotes.xml><?xml version="1.0" encoding="utf-8"?>
-<w:footnotes xmlns:wpc="http://schemas.microsoft.com/office/word/2010/wordprocessingCanvas" xmlns:mc="http://schemas.openxmlformats.org/markup-compatibility/2006" xmlns:o="urn:schemas-microsoft-com:office:office" xmlns:r="http://schemas.openxmlformats.org/officeDocument/2006/relationships" xmlns:m="http://schemas.openxmlformats.org/officeDocument/2006/math" xmlns:v="urn:schemas-microsoft-com:vml" xmlns:wp14="http://schemas.microsoft.com/office/word/2010/wordprocessingDrawing" xmlns:wp="http://schemas.openxmlformats.org/drawingml/2006/wordprocessingDrawing" xmlns:w="http://schemas.openxmlformats.org/wordprocessingml/2006/main" xmlns:w14="http://schemas.microsoft.com/office/word/2010/wordml" xmlns:w15="http://schemas.microsoft.com/office/word/2012/wordml" xmlns:w10="urn:schemas-microsoft-com:office:word" xmlns:wpg="http://schemas.microsoft.com/office/word/2010/wordprocessingGroup" xmlns:wpi="http://schemas.microsoft.com/office/word/2010/wordprocessingInk" xmlns:wne="http://schemas.microsoft.com/office/word/2006/wordml" xmlns:wps="http://schemas.microsoft.com/office/word/2010/wordprocessingShape" xmlns:wpsCustomData="http://www.wps.cn/officeDocument/2013/wpsCustomData" mc:Ignorable="w14 w15 wp14">
-  <w:footnote w:type="separator" w:id="0">
-    <w:p>
-      <w:pPr>
-        <w:spacing w:line="360" w:lineRule="auto"/>
-      </w:pPr>
-      <w:r>
-        <w:separator/>
-      </w:r>
-    </w:p>
-  </w:footnote>
-  <w:footnote w:type="continuationSeparator" w:id="1">
-    <w:p>
-      <w:pPr>
-        <w:spacing w:line="360" w:lineRule="auto"/>
-      </w:pPr>
-      <w:r>
-        <w:continuationSeparator/>
-      </w:r>
-    </w:p>
-  </w:footnote>
-</w:footnotes>
-</file>
-
 <file path=word/header1.xml><?xml version="1.0" encoding="utf-8"?>
-<w:hdr xmlns:wpc="http://schemas.microsoft.com/office/word/2010/wordprocessingCanvas" xmlns:mc="http://schemas.openxmlformats.org/markup-compatibility/2006" xmlns:o="urn:schemas-microsoft-com:office:office" xmlns:r="http://schemas.openxmlformats.org/officeDocument/2006/relationships" xmlns:m="http://schemas.openxmlformats.org/officeDocument/2006/math" xmlns:v="urn:schemas-microsoft-com:vml" xmlns:wp14="http://schemas.microsoft.com/office/word/2010/wordprocessingDrawing" xmlns:wp="http://schemas.openxmlformats.org/drawingml/2006/wordprocessingDrawing" xmlns:w10="urn:schemas-microsoft-com:office:word" xmlns:w="http://schemas.openxmlformats.org/wordprocessingml/2006/main" xmlns:w14="http://schemas.microsoft.com/office/word/2010/wordml" xmlns:w15="http://schemas.microsoft.com/office/word/2012/wordml" xmlns:wpg="http://schemas.microsoft.com/office/word/2010/wordprocessingGroup" xmlns:wpi="http://schemas.microsoft.com/office/word/2010/wordprocessingInk" xmlns:wne="http://schemas.microsoft.com/office/word/2006/wordml" xmlns:wps="http://schemas.microsoft.com/office/word/2010/wordprocessingShape" xmlns:wpsCustomData="http://www.wps.cn/officeDocument/2013/wpsCustomData" mc:Ignorable="w14 w15 wp14">
+<w:hdr xmlns:wpc="http://schemas.microsoft.com/office/word/2010/wordprocessingCanvas" xmlns:mc="http://schemas.openxmlformats.org/markup-compatibility/2006" xmlns:o="urn:schemas-microsoft-com:office:office" xmlns:r="http://schemas.openxmlformats.org/officeDocument/2006/relationships" xmlns:m="http://schemas.openxmlformats.org/officeDocument/2006/math" xmlns:v="urn:schemas-microsoft-com:vml" xmlns:wp14="http://schemas.microsoft.com/office/word/2010/wordprocessingDrawing" xmlns:wp="http://schemas.openxmlformats.org/drawingml/2006/wordprocessingDrawing" xmlns:w10="urn:schemas-microsoft-com:office:word" xmlns:w="http://schemas.openxmlformats.org/wordprocessingml/2006/main" xmlns:w14="http://schemas.microsoft.com/office/word/2010/wordml" xmlns:w15="http://schemas.microsoft.com/office/word/2012/wordml" xmlns:wne="http://schemas.microsoft.com/office/word/2006/wordml" xmlns:wpg="http://schemas.microsoft.com/office/word/2010/wordprocessingGroup" xmlns:wpi="http://schemas.microsoft.com/office/word/2010/wordprocessingInk" xmlns:wps="http://schemas.microsoft.com/office/word/2010/wordprocessingShape" mc:Ignorable="w14 w15 wp14">
   <w:p>
     <w:pPr>
-      <w:pStyle w:val="15"/>
+      <w:pStyle w:val="Header"/>
       <w:pBdr>
-        <w:bottom w:val="single" w:color="auto" w:sz="4" w:space="1"/>
+        <w:bottom w:val="single" w:sz="4" w:space="1" w:color="auto"/>
       </w:pBdr>
       <w:tabs>
         <w:tab w:val="left" w:pos="335"/>
@@ -3695,27 +3618,27 @@
       </w:tabs>
       <w:jc w:val="right"/>
       <w:rPr>
-        <w:rFonts w:hint="eastAsia" w:eastAsiaTheme="minorEastAsia"/>
+        <w:rFonts w:eastAsiaTheme="minorEastAsia" w:hint="eastAsia"/>
         <w:lang w:eastAsia="zh-CN"/>
       </w:rPr>
     </w:pPr>
     <w:r>
       <w:rPr>
-        <w:rFonts w:hint="eastAsia" w:eastAsiaTheme="minorEastAsia"/>
+        <w:rFonts w:eastAsiaTheme="minorEastAsia" w:hint="eastAsia"/>
         <w:lang w:val="en-US" w:eastAsia="zh-CN"/>
       </w:rPr>
       <w:tab/>
     </w:r>
     <w:r>
       <w:rPr>
-        <w:rFonts w:hint="eastAsia" w:eastAsiaTheme="minorEastAsia"/>
+        <w:rFonts w:eastAsiaTheme="minorEastAsia" w:hint="eastAsia"/>
         <w:lang w:val="en-US" w:eastAsia="zh-CN"/>
       </w:rPr>
       <w:tab/>
     </w:r>
     <w:r>
       <w:rPr>
-        <w:rFonts w:hint="eastAsia" w:eastAsiaTheme="minorEastAsia"/>
+        <w:rFonts w:eastAsiaTheme="minorEastAsia" w:hint="eastAsia"/>
         <w:lang w:val="en-US" w:eastAsia="zh-CN"/>
       </w:rPr>
       <w:t>桐乡华数广电网络有限公司</w:t>
@@ -3725,15 +3648,15 @@
 </file>
 
 <file path=word/numbering.xml><?xml version="1.0" encoding="utf-8"?>
-<w:numbering xmlns:wpc="http://schemas.microsoft.com/office/word/2010/wordprocessingCanvas" xmlns:mc="http://schemas.openxmlformats.org/markup-compatibility/2006" xmlns:o="urn:schemas-microsoft-com:office:office" xmlns:r="http://schemas.openxmlformats.org/officeDocument/2006/relationships" xmlns:m="http://schemas.openxmlformats.org/officeDocument/2006/math" xmlns:v="urn:schemas-microsoft-com:vml" xmlns:wp14="http://schemas.microsoft.com/office/word/2010/wordprocessingDrawing" xmlns:wp="http://schemas.openxmlformats.org/drawingml/2006/wordprocessingDrawing" xmlns:w10="urn:schemas-microsoft-com:office:word" xmlns:w="http://schemas.openxmlformats.org/wordprocessingml/2006/main" xmlns:w14="http://schemas.microsoft.com/office/word/2010/wordml" xmlns:wpg="http://schemas.microsoft.com/office/word/2010/wordprocessingGroup" xmlns:wpi="http://schemas.microsoft.com/office/word/2010/wordprocessingInk" xmlns:wne="http://schemas.microsoft.com/office/word/2006/wordml" xmlns:wps="http://schemas.microsoft.com/office/word/2010/wordprocessingShape" xmlns:wpsCustomData="http://www.wps.cn/officeDocument/2013/wpsCustomData" mc:Ignorable="w14 wp14">
+<w:numbering xmlns:wpc="http://schemas.microsoft.com/office/word/2010/wordprocessingCanvas" xmlns:mc="http://schemas.openxmlformats.org/markup-compatibility/2006" xmlns:o="urn:schemas-microsoft-com:office:office" xmlns:r="http://schemas.openxmlformats.org/officeDocument/2006/relationships" xmlns:m="http://schemas.openxmlformats.org/officeDocument/2006/math" xmlns:v="urn:schemas-microsoft-com:vml" xmlns:wp14="http://schemas.microsoft.com/office/word/2010/wordprocessingDrawing" xmlns:wp="http://schemas.openxmlformats.org/drawingml/2006/wordprocessingDrawing" xmlns:w10="urn:schemas-microsoft-com:office:word" xmlns:w="http://schemas.openxmlformats.org/wordprocessingml/2006/main" xmlns:w14="http://schemas.microsoft.com/office/word/2010/wordml" xmlns:w15="http://schemas.microsoft.com/office/word/2012/wordml" xmlns:wne="http://schemas.microsoft.com/office/word/2006/wordml" xmlns:wpg="http://schemas.microsoft.com/office/word/2010/wordprocessingGroup" xmlns:wpi="http://schemas.microsoft.com/office/word/2010/wordprocessingInk" xmlns:wps="http://schemas.microsoft.com/office/word/2010/wordprocessingShape" mc:Ignorable="w14 w15 wp14">
   <w:abstractNum w:abstractNumId="0">
     <w:nsid w:val="8E964DCE"/>
     <w:multiLevelType w:val="multilevel"/>
     <w:tmpl w:val="8E964DCE"/>
-    <w:lvl w:ilvl="0" w:tentative="0">
+    <w:lvl w:ilvl="0">
       <w:start w:val="1"/>
       <w:numFmt w:val="decimal"/>
-      <w:pStyle w:val="2"/>
+      <w:pStyle w:val="Heading1"/>
       <w:lvlText w:val="%1."/>
       <w:lvlJc w:val="left"/>
       <w:pPr>
@@ -3743,10 +3666,10 @@
         <w:rFonts w:hint="default"/>
       </w:rPr>
     </w:lvl>
-    <w:lvl w:ilvl="1" w:tentative="0">
+    <w:lvl w:ilvl="1">
       <w:start w:val="1"/>
       <w:numFmt w:val="decimal"/>
-      <w:pStyle w:val="3"/>
+      <w:pStyle w:val="Heading2"/>
       <w:lvlText w:val="%1.%2."/>
       <w:lvlJc w:val="left"/>
       <w:pPr>
@@ -3756,10 +3679,10 @@
         <w:rFonts w:hint="default"/>
       </w:rPr>
     </w:lvl>
-    <w:lvl w:ilvl="2" w:tentative="0">
+    <w:lvl w:ilvl="2">
       <w:start w:val="1"/>
       <w:numFmt w:val="decimal"/>
-      <w:pStyle w:val="4"/>
+      <w:pStyle w:val="Heading3"/>
       <w:lvlText w:val="%1.%2.%3."/>
       <w:lvlJc w:val="left"/>
       <w:pPr>
@@ -3769,10 +3692,10 @@
         <w:rFonts w:hint="default"/>
       </w:rPr>
     </w:lvl>
-    <w:lvl w:ilvl="3" w:tentative="0">
+    <w:lvl w:ilvl="3">
       <w:start w:val="1"/>
       <w:numFmt w:val="decimal"/>
-      <w:pStyle w:val="5"/>
+      <w:pStyle w:val="Heading4"/>
       <w:lvlText w:val="%1.%2.%3.%4."/>
       <w:lvlJc w:val="left"/>
       <w:pPr>
@@ -3782,10 +3705,10 @@
         <w:rFonts w:hint="default"/>
       </w:rPr>
     </w:lvl>
-    <w:lvl w:ilvl="4" w:tentative="0">
+    <w:lvl w:ilvl="4">
       <w:start w:val="1"/>
       <w:numFmt w:val="decimal"/>
-      <w:pStyle w:val="6"/>
+      <w:pStyle w:val="Heading5"/>
       <w:lvlText w:val="%1.%2.%3.%4.%5."/>
       <w:lvlJc w:val="left"/>
       <w:pPr>
@@ -3795,10 +3718,10 @@
         <w:rFonts w:hint="default"/>
       </w:rPr>
     </w:lvl>
-    <w:lvl w:ilvl="5" w:tentative="0">
+    <w:lvl w:ilvl="5">
       <w:start w:val="1"/>
       <w:numFmt w:val="decimal"/>
-      <w:pStyle w:val="7"/>
+      <w:pStyle w:val="Heading6"/>
       <w:lvlText w:val="%1.%2.%3.%4.%5.%6."/>
       <w:lvlJc w:val="left"/>
       <w:pPr>
@@ -3808,10 +3731,10 @@
         <w:rFonts w:hint="default"/>
       </w:rPr>
     </w:lvl>
-    <w:lvl w:ilvl="6" w:tentative="0">
+    <w:lvl w:ilvl="6">
       <w:start w:val="1"/>
       <w:numFmt w:val="decimal"/>
-      <w:pStyle w:val="8"/>
+      <w:pStyle w:val="Heading7"/>
       <w:lvlText w:val="%1.%2.%3.%4.%5.%6.%7."/>
       <w:lvlJc w:val="left"/>
       <w:pPr>
@@ -3821,10 +3744,10 @@
         <w:rFonts w:hint="default"/>
       </w:rPr>
     </w:lvl>
-    <w:lvl w:ilvl="7" w:tentative="0">
+    <w:lvl w:ilvl="7">
       <w:start w:val="1"/>
       <w:numFmt w:val="decimal"/>
-      <w:pStyle w:val="9"/>
+      <w:pStyle w:val="Heading8"/>
       <w:lvlText w:val="%1.%2.%3.%4.%5.%6.%7.%8."/>
       <w:lvlJc w:val="left"/>
       <w:pPr>
@@ -3834,10 +3757,10 @@
         <w:rFonts w:hint="default"/>
       </w:rPr>
     </w:lvl>
-    <w:lvl w:ilvl="8" w:tentative="0">
+    <w:lvl w:ilvl="8">
       <w:start w:val="1"/>
       <w:numFmt w:val="decimal"/>
-      <w:pStyle w:val="10"/>
+      <w:pStyle w:val="Heading9"/>
       <w:lvlText w:val="%1.%2.%3.%4.%5.%6.%7.%8.%9."/>
       <w:lvlJc w:val="left"/>
       <w:pPr>
@@ -3855,269 +3778,267 @@
 </file>
 
 <file path=word/styles.xml><?xml version="1.0" encoding="utf-8"?>
-<w:styles xmlns:mc="http://schemas.openxmlformats.org/markup-compatibility/2006" xmlns:o="urn:schemas-microsoft-com:office:office" xmlns:r="http://schemas.openxmlformats.org/officeDocument/2006/relationships" xmlns:m="http://schemas.openxmlformats.org/officeDocument/2006/math" xmlns:v="urn:schemas-microsoft-com:vml" xmlns:w="http://schemas.openxmlformats.org/wordprocessingml/2006/main" xmlns:w14="http://schemas.microsoft.com/office/word/2010/wordml" xmlns:w10="urn:schemas-microsoft-com:office:word" xmlns:sl="http://schemas.openxmlformats.org/schemaLibrary/2006/main" xmlns:wpsCustomData="http://www.wps.cn/officeDocument/2013/wpsCustomData" mc:Ignorable="w14">
+<w:styles xmlns:mc="http://schemas.openxmlformats.org/markup-compatibility/2006" xmlns:r="http://schemas.openxmlformats.org/officeDocument/2006/relationships" xmlns:w="http://schemas.openxmlformats.org/wordprocessingml/2006/main" xmlns:w14="http://schemas.microsoft.com/office/word/2010/wordml" xmlns:w15="http://schemas.microsoft.com/office/word/2012/wordml" mc:Ignorable="w14 w15">
   <w:docDefaults>
     <w:rPrDefault>
       <w:rPr>
-        <w:rFonts w:ascii="Times New Roman" w:hAnsi="Times New Roman" w:eastAsia="宋体" w:cs="Times New Roman"/>
+        <w:rFonts w:ascii="Times New Roman" w:eastAsia="宋体" w:hAnsi="Times New Roman" w:cs="Times New Roman"/>
       </w:rPr>
     </w:rPrDefault>
     <w:pPrDefault/>
   </w:docDefaults>
-  <w:latentStyles w:count="260" w:defQFormat="0" w:defUnhideWhenUsed="1" w:defSemiHidden="1" w:defUIPriority="99" w:defLockedState="0">
-    <w:lsdException w:qFormat="1" w:unhideWhenUsed="0" w:uiPriority="0" w:semiHidden="0" w:name="Normal"/>
-    <w:lsdException w:qFormat="1" w:unhideWhenUsed="0" w:uiPriority="0" w:semiHidden="0" w:name="heading 1"/>
-    <w:lsdException w:qFormat="1" w:uiPriority="0" w:semiHidden="0" w:name="heading 2"/>
-    <w:lsdException w:qFormat="1" w:uiPriority="0" w:name="heading 3"/>
-    <w:lsdException w:qFormat="1" w:uiPriority="0" w:semiHidden="0" w:name="heading 4"/>
-    <w:lsdException w:qFormat="1" w:uiPriority="0" w:name="heading 5"/>
-    <w:lsdException w:qFormat="1" w:uiPriority="0" w:name="heading 6"/>
-    <w:lsdException w:qFormat="1" w:uiPriority="0" w:name="heading 7"/>
-    <w:lsdException w:qFormat="1" w:uiPriority="0" w:name="heading 8"/>
-    <w:lsdException w:qFormat="1" w:uiPriority="0" w:name="heading 9"/>
-    <w:lsdException w:unhideWhenUsed="0" w:uiPriority="0" w:semiHidden="0" w:name="index 1"/>
-    <w:lsdException w:unhideWhenUsed="0" w:uiPriority="0" w:semiHidden="0" w:name="index 2"/>
-    <w:lsdException w:unhideWhenUsed="0" w:uiPriority="0" w:semiHidden="0" w:name="index 3"/>
-    <w:lsdException w:unhideWhenUsed="0" w:uiPriority="0" w:semiHidden="0" w:name="index 4"/>
-    <w:lsdException w:unhideWhenUsed="0" w:uiPriority="0" w:semiHidden="0" w:name="index 5"/>
-    <w:lsdException w:unhideWhenUsed="0" w:uiPriority="0" w:semiHidden="0" w:name="index 6"/>
-    <w:lsdException w:unhideWhenUsed="0" w:uiPriority="0" w:semiHidden="0" w:name="index 7"/>
-    <w:lsdException w:unhideWhenUsed="0" w:uiPriority="0" w:semiHidden="0" w:name="index 8"/>
-    <w:lsdException w:unhideWhenUsed="0" w:uiPriority="0" w:semiHidden="0" w:name="index 9"/>
-    <w:lsdException w:qFormat="1" w:unhideWhenUsed="0" w:uiPriority="0" w:semiHidden="0" w:name="toc 1"/>
-    <w:lsdException w:qFormat="1" w:unhideWhenUsed="0" w:uiPriority="0" w:semiHidden="0" w:name="toc 2"/>
-    <w:lsdException w:qFormat="1" w:unhideWhenUsed="0" w:uiPriority="0" w:semiHidden="0" w:name="toc 3"/>
-    <w:lsdException w:unhideWhenUsed="0" w:uiPriority="0" w:semiHidden="0" w:name="toc 4"/>
-    <w:lsdException w:unhideWhenUsed="0" w:uiPriority="0" w:semiHidden="0" w:name="toc 5"/>
-    <w:lsdException w:unhideWhenUsed="0" w:uiPriority="0" w:semiHidden="0" w:name="toc 6"/>
-    <w:lsdException w:unhideWhenUsed="0" w:uiPriority="0" w:semiHidden="0" w:name="toc 7"/>
-    <w:lsdException w:unhideWhenUsed="0" w:uiPriority="0" w:semiHidden="0" w:name="toc 8"/>
-    <w:lsdException w:unhideWhenUsed="0" w:uiPriority="0" w:semiHidden="0" w:name="toc 9"/>
-    <w:lsdException w:unhideWhenUsed="0" w:uiPriority="0" w:semiHidden="0" w:name="Normal Indent"/>
-    <w:lsdException w:unhideWhenUsed="0" w:uiPriority="0" w:semiHidden="0" w:name="footnote text"/>
-    <w:lsdException w:qFormat="1" w:unhideWhenUsed="0" w:uiPriority="0" w:semiHidden="0" w:name="annotation text"/>
-    <w:lsdException w:qFormat="1" w:unhideWhenUsed="0" w:uiPriority="0" w:semiHidden="0" w:name="header"/>
-    <w:lsdException w:qFormat="1" w:unhideWhenUsed="0" w:uiPriority="0" w:semiHidden="0" w:name="footer"/>
-    <w:lsdException w:unhideWhenUsed="0" w:uiPriority="0" w:semiHidden="0" w:name="index heading"/>
-    <w:lsdException w:qFormat="1" w:uiPriority="0" w:name="caption"/>
-    <w:lsdException w:unhideWhenUsed="0" w:uiPriority="0" w:semiHidden="0" w:name="table of figures"/>
-    <w:lsdException w:unhideWhenUsed="0" w:uiPriority="0" w:semiHidden="0" w:name="envelope address"/>
-    <w:lsdException w:unhideWhenUsed="0" w:uiPriority="0" w:semiHidden="0" w:name="envelope return"/>
-    <w:lsdException w:unhideWhenUsed="0" w:uiPriority="0" w:semiHidden="0" w:name="footnote reference"/>
-    <w:lsdException w:unhideWhenUsed="0" w:uiPriority="0" w:semiHidden="0" w:name="annotation reference"/>
-    <w:lsdException w:unhideWhenUsed="0" w:uiPriority="0" w:semiHidden="0" w:name="line number"/>
-    <w:lsdException w:unhideWhenUsed="0" w:uiPriority="0" w:semiHidden="0" w:name="page number"/>
-    <w:lsdException w:unhideWhenUsed="0" w:uiPriority="0" w:semiHidden="0" w:name="endnote reference"/>
-    <w:lsdException w:unhideWhenUsed="0" w:uiPriority="0" w:semiHidden="0" w:name="endnote text"/>
-    <w:lsdException w:unhideWhenUsed="0" w:uiPriority="0" w:semiHidden="0" w:name="table of authorities"/>
-    <w:lsdException w:unhideWhenUsed="0" w:uiPriority="0" w:semiHidden="0" w:name="macro"/>
-    <w:lsdException w:unhideWhenUsed="0" w:uiPriority="0" w:semiHidden="0" w:name="toa heading"/>
-    <w:lsdException w:unhideWhenUsed="0" w:uiPriority="0" w:semiHidden="0" w:name="List"/>
-    <w:lsdException w:unhideWhenUsed="0" w:uiPriority="0" w:semiHidden="0" w:name="List Bullet"/>
-    <w:lsdException w:unhideWhenUsed="0" w:uiPriority="0" w:semiHidden="0" w:name="List Number"/>
-    <w:lsdException w:unhideWhenUsed="0" w:uiPriority="0" w:semiHidden="0" w:name="List 2"/>
-    <w:lsdException w:unhideWhenUsed="0" w:uiPriority="0" w:semiHidden="0" w:name="List 3"/>
-    <w:lsdException w:unhideWhenUsed="0" w:uiPriority="0" w:semiHidden="0" w:name="List 4"/>
-    <w:lsdException w:unhideWhenUsed="0" w:uiPriority="0" w:semiHidden="0" w:name="List 5"/>
-    <w:lsdException w:unhideWhenUsed="0" w:uiPriority="0" w:semiHidden="0" w:name="List Bullet 2"/>
-    <w:lsdException w:unhideWhenUsed="0" w:uiPriority="0" w:semiHidden="0" w:name="List Bullet 3"/>
-    <w:lsdException w:unhideWhenUsed="0" w:uiPriority="0" w:semiHidden="0" w:name="List Bullet 4"/>
-    <w:lsdException w:unhideWhenUsed="0" w:uiPriority="0" w:semiHidden="0" w:name="List Bullet 5"/>
-    <w:lsdException w:unhideWhenUsed="0" w:uiPriority="0" w:semiHidden="0" w:name="List Number 2"/>
-    <w:lsdException w:unhideWhenUsed="0" w:uiPriority="0" w:semiHidden="0" w:name="List Number 3"/>
-    <w:lsdException w:unhideWhenUsed="0" w:uiPriority="0" w:semiHidden="0" w:name="List Number 4"/>
-    <w:lsdException w:unhideWhenUsed="0" w:uiPriority="0" w:semiHidden="0" w:name="List Number 5"/>
-    <w:lsdException w:qFormat="1" w:unhideWhenUsed="0" w:uiPriority="0" w:semiHidden="0" w:name="Title"/>
-    <w:lsdException w:unhideWhenUsed="0" w:uiPriority="0" w:semiHidden="0" w:name="Closing"/>
-    <w:lsdException w:unhideWhenUsed="0" w:uiPriority="0" w:semiHidden="0" w:name="Signature"/>
-    <w:lsdException w:qFormat="1" w:unhideWhenUsed="0" w:uiPriority="0" w:name="Default Paragraph Font"/>
-    <w:lsdException w:qFormat="1" w:unhideWhenUsed="0" w:uiPriority="0" w:name="Body Text"/>
-    <w:lsdException w:unhideWhenUsed="0" w:uiPriority="0" w:semiHidden="0" w:name="Body Text Indent"/>
-    <w:lsdException w:unhideWhenUsed="0" w:uiPriority="0" w:semiHidden="0" w:name="List Continue"/>
-    <w:lsdException w:unhideWhenUsed="0" w:uiPriority="0" w:semiHidden="0" w:name="List Continue 2"/>
-    <w:lsdException w:unhideWhenUsed="0" w:uiPriority="0" w:semiHidden="0" w:name="List Continue 3"/>
-    <w:lsdException w:unhideWhenUsed="0" w:uiPriority="0" w:semiHidden="0" w:name="List Continue 4"/>
-    <w:lsdException w:unhideWhenUsed="0" w:uiPriority="0" w:semiHidden="0" w:name="List Continue 5"/>
-    <w:lsdException w:unhideWhenUsed="0" w:uiPriority="0" w:semiHidden="0" w:name="Message Header"/>
-    <w:lsdException w:qFormat="1" w:unhideWhenUsed="0" w:uiPriority="0" w:semiHidden="0" w:name="Subtitle"/>
-    <w:lsdException w:unhideWhenUsed="0" w:uiPriority="0" w:semiHidden="0" w:name="Salutation"/>
-    <w:lsdException w:unhideWhenUsed="0" w:uiPriority="0" w:semiHidden="0" w:name="Date"/>
-    <w:lsdException w:unhideWhenUsed="0" w:uiPriority="0" w:semiHidden="0" w:name="Body Text First Indent"/>
-    <w:lsdException w:unhideWhenUsed="0" w:uiPriority="0" w:semiHidden="0" w:name="Body Text First Indent 2"/>
-    <w:lsdException w:uiPriority="99" w:name="Note Heading"/>
-    <w:lsdException w:unhideWhenUsed="0" w:uiPriority="0" w:semiHidden="0" w:name="Body Text 2"/>
-    <w:lsdException w:unhideWhenUsed="0" w:uiPriority="0" w:semiHidden="0" w:name="Body Text 3"/>
-    <w:lsdException w:unhideWhenUsed="0" w:uiPriority="0" w:semiHidden="0" w:name="Body Text Indent 2"/>
-    <w:lsdException w:unhideWhenUsed="0" w:uiPriority="0" w:semiHidden="0" w:name="Body Text Indent 3"/>
-    <w:lsdException w:unhideWhenUsed="0" w:uiPriority="0" w:semiHidden="0" w:name="Block Text"/>
-    <w:lsdException w:unhideWhenUsed="0" w:uiPriority="0" w:semiHidden="0" w:name="Hyperlink"/>
-    <w:lsdException w:unhideWhenUsed="0" w:uiPriority="0" w:semiHidden="0" w:name="FollowedHyperlink"/>
-    <w:lsdException w:qFormat="1" w:unhideWhenUsed="0" w:uiPriority="0" w:semiHidden="0" w:name="Strong"/>
-    <w:lsdException w:qFormat="1" w:unhideWhenUsed="0" w:uiPriority="0" w:semiHidden="0" w:name="Emphasis"/>
-    <w:lsdException w:unhideWhenUsed="0" w:uiPriority="0" w:semiHidden="0" w:name="Document Map"/>
-    <w:lsdException w:unhideWhenUsed="0" w:uiPriority="0" w:semiHidden="0" w:name="Plain Text"/>
-    <w:lsdException w:unhideWhenUsed="0" w:uiPriority="0" w:semiHidden="0" w:name="E-mail Signature"/>
-    <w:lsdException w:qFormat="1" w:unhideWhenUsed="0" w:uiPriority="0" w:semiHidden="0" w:name="Normal (Web)"/>
-    <w:lsdException w:unhideWhenUsed="0" w:uiPriority="0" w:semiHidden="0" w:name="HTML Acronym"/>
-    <w:lsdException w:unhideWhenUsed="0" w:uiPriority="0" w:semiHidden="0" w:name="HTML Address"/>
-    <w:lsdException w:unhideWhenUsed="0" w:uiPriority="0" w:semiHidden="0" w:name="HTML Cite"/>
-    <w:lsdException w:unhideWhenUsed="0" w:uiPriority="0" w:semiHidden="0" w:name="HTML Code"/>
-    <w:lsdException w:unhideWhenUsed="0" w:uiPriority="0" w:semiHidden="0" w:name="HTML Definition"/>
-    <w:lsdException w:unhideWhenUsed="0" w:uiPriority="0" w:semiHidden="0" w:name="HTML Keyboard"/>
-    <w:lsdException w:unhideWhenUsed="0" w:uiPriority="0" w:semiHidden="0" w:name="HTML Preformatted"/>
-    <w:lsdException w:unhideWhenUsed="0" w:uiPriority="0" w:semiHidden="0" w:name="HTML Sample"/>
-    <w:lsdException w:unhideWhenUsed="0" w:uiPriority="0" w:semiHidden="0" w:name="HTML Typewriter"/>
-    <w:lsdException w:unhideWhenUsed="0" w:uiPriority="0" w:semiHidden="0" w:name="HTML Variable"/>
-    <w:lsdException w:qFormat="1" w:unhideWhenUsed="0" w:uiPriority="0" w:name="Normal Table"/>
-    <w:lsdException w:unhideWhenUsed="0" w:uiPriority="0" w:semiHidden="0" w:name="annotation subject"/>
-    <w:lsdException w:unhideWhenUsed="0" w:uiPriority="0" w:semiHidden="0" w:name="Table Simple 1"/>
-    <w:lsdException w:unhideWhenUsed="0" w:uiPriority="0" w:semiHidden="0" w:name="Table Simple 2"/>
-    <w:lsdException w:unhideWhenUsed="0" w:uiPriority="0" w:semiHidden="0" w:name="Table Simple 3"/>
-    <w:lsdException w:unhideWhenUsed="0" w:uiPriority="0" w:semiHidden="0" w:name="Table Classic 1"/>
-    <w:lsdException w:unhideWhenUsed="0" w:uiPriority="0" w:semiHidden="0" w:name="Table Classic 2"/>
-    <w:lsdException w:unhideWhenUsed="0" w:uiPriority="0" w:semiHidden="0" w:name="Table Classic 3"/>
-    <w:lsdException w:unhideWhenUsed="0" w:uiPriority="0" w:semiHidden="0" w:name="Table Classic 4"/>
-    <w:lsdException w:unhideWhenUsed="0" w:uiPriority="0" w:semiHidden="0" w:name="Table Colorful 1"/>
-    <w:lsdException w:unhideWhenUsed="0" w:uiPriority="0" w:semiHidden="0" w:name="Table Colorful 2"/>
-    <w:lsdException w:unhideWhenUsed="0" w:uiPriority="0" w:semiHidden="0" w:name="Table Colorful 3"/>
-    <w:lsdException w:unhideWhenUsed="0" w:uiPriority="0" w:semiHidden="0" w:name="Table Columns 1"/>
-    <w:lsdException w:unhideWhenUsed="0" w:uiPriority="0" w:semiHidden="0" w:name="Table Columns 2"/>
-    <w:lsdException w:unhideWhenUsed="0" w:uiPriority="0" w:semiHidden="0" w:name="Table Columns 3"/>
-    <w:lsdException w:unhideWhenUsed="0" w:uiPriority="0" w:semiHidden="0" w:name="Table Columns 4"/>
-    <w:lsdException w:unhideWhenUsed="0" w:uiPriority="0" w:semiHidden="0" w:name="Table Columns 5"/>
-    <w:lsdException w:unhideWhenUsed="0" w:uiPriority="0" w:semiHidden="0" w:name="Table Grid 1"/>
-    <w:lsdException w:unhideWhenUsed="0" w:uiPriority="0" w:semiHidden="0" w:name="Table Grid 2"/>
-    <w:lsdException w:unhideWhenUsed="0" w:uiPriority="0" w:semiHidden="0" w:name="Table Grid 3"/>
-    <w:lsdException w:unhideWhenUsed="0" w:uiPriority="0" w:semiHidden="0" w:name="Table Grid 4"/>
-    <w:lsdException w:unhideWhenUsed="0" w:uiPriority="0" w:semiHidden="0" w:name="Table Grid 5"/>
-    <w:lsdException w:unhideWhenUsed="0" w:uiPriority="0" w:semiHidden="0" w:name="Table Grid 6"/>
-    <w:lsdException w:unhideWhenUsed="0" w:uiPriority="0" w:semiHidden="0" w:name="Table Grid 7"/>
-    <w:lsdException w:unhideWhenUsed="0" w:uiPriority="0" w:semiHidden="0" w:name="Table Grid 8"/>
-    <w:lsdException w:unhideWhenUsed="0" w:uiPriority="0" w:semiHidden="0" w:name="Table List 1"/>
-    <w:lsdException w:unhideWhenUsed="0" w:uiPriority="0" w:semiHidden="0" w:name="Table List 2"/>
-    <w:lsdException w:unhideWhenUsed="0" w:uiPriority="0" w:semiHidden="0" w:name="Table List 3"/>
-    <w:lsdException w:unhideWhenUsed="0" w:uiPriority="0" w:semiHidden="0" w:name="Table List 4"/>
-    <w:lsdException w:unhideWhenUsed="0" w:uiPriority="0" w:semiHidden="0" w:name="Table List 5"/>
-    <w:lsdException w:unhideWhenUsed="0" w:uiPriority="0" w:semiHidden="0" w:name="Table List 6"/>
-    <w:lsdException w:unhideWhenUsed="0" w:uiPriority="0" w:semiHidden="0" w:name="Table List 7"/>
-    <w:lsdException w:unhideWhenUsed="0" w:uiPriority="0" w:semiHidden="0" w:name="Table List 8"/>
-    <w:lsdException w:unhideWhenUsed="0" w:uiPriority="0" w:semiHidden="0" w:name="Table 3D effects 1"/>
-    <w:lsdException w:unhideWhenUsed="0" w:uiPriority="0" w:semiHidden="0" w:name="Table 3D effects 2"/>
-    <w:lsdException w:unhideWhenUsed="0" w:uiPriority="0" w:semiHidden="0" w:name="Table 3D effects 3"/>
-    <w:lsdException w:unhideWhenUsed="0" w:uiPriority="0" w:semiHidden="0" w:name="Table Contemporary"/>
-    <w:lsdException w:unhideWhenUsed="0" w:uiPriority="0" w:semiHidden="0" w:name="Table Elegant"/>
-    <w:lsdException w:unhideWhenUsed="0" w:uiPriority="0" w:semiHidden="0" w:name="Table Professional"/>
-    <w:lsdException w:unhideWhenUsed="0" w:uiPriority="0" w:semiHidden="0" w:name="Table Subtle 1"/>
-    <w:lsdException w:unhideWhenUsed="0" w:uiPriority="0" w:semiHidden="0" w:name="Table Subtle 2"/>
-    <w:lsdException w:unhideWhenUsed="0" w:uiPriority="0" w:semiHidden="0" w:name="Table Web 1"/>
-    <w:lsdException w:unhideWhenUsed="0" w:uiPriority="0" w:semiHidden="0" w:name="Table Web 2"/>
-    <w:lsdException w:unhideWhenUsed="0" w:uiPriority="0" w:semiHidden="0" w:name="Table Web 3"/>
-    <w:lsdException w:unhideWhenUsed="0" w:uiPriority="0" w:semiHidden="0" w:name="Balloon Text"/>
-    <w:lsdException w:qFormat="1" w:unhideWhenUsed="0" w:uiPriority="0" w:semiHidden="0" w:name="Table Grid"/>
-    <w:lsdException w:unhideWhenUsed="0" w:uiPriority="0" w:semiHidden="0" w:name="Table Theme"/>
-    <w:lsdException w:unhideWhenUsed="0" w:uiPriority="60" w:semiHidden="0" w:name="Light Shading"/>
-    <w:lsdException w:unhideWhenUsed="0" w:uiPriority="61" w:semiHidden="0" w:name="Light List"/>
-    <w:lsdException w:unhideWhenUsed="0" w:uiPriority="62" w:semiHidden="0" w:name="Light Grid"/>
-    <w:lsdException w:unhideWhenUsed="0" w:uiPriority="63" w:semiHidden="0" w:name="Medium Shading 1"/>
-    <w:lsdException w:unhideWhenUsed="0" w:uiPriority="64" w:semiHidden="0" w:name="Medium Shading 2"/>
-    <w:lsdException w:unhideWhenUsed="0" w:uiPriority="65" w:semiHidden="0" w:name="Medium List 1"/>
-    <w:lsdException w:unhideWhenUsed="0" w:uiPriority="66" w:semiHidden="0" w:name="Medium List 2"/>
-    <w:lsdException w:unhideWhenUsed="0" w:uiPriority="67" w:semiHidden="0" w:name="Medium Grid 1"/>
-    <w:lsdException w:unhideWhenUsed="0" w:uiPriority="68" w:semiHidden="0" w:name="Medium Grid 2"/>
-    <w:lsdException w:unhideWhenUsed="0" w:uiPriority="69" w:semiHidden="0" w:name="Medium Grid 3"/>
-    <w:lsdException w:unhideWhenUsed="0" w:uiPriority="70" w:semiHidden="0" w:name="Dark List"/>
-    <w:lsdException w:unhideWhenUsed="0" w:uiPriority="71" w:semiHidden="0" w:name="Colorful Shading"/>
-    <w:lsdException w:unhideWhenUsed="0" w:uiPriority="72" w:semiHidden="0" w:name="Colorful List"/>
-    <w:lsdException w:unhideWhenUsed="0" w:uiPriority="73" w:semiHidden="0" w:name="Colorful Grid"/>
-    <w:lsdException w:unhideWhenUsed="0" w:uiPriority="60" w:semiHidden="0" w:name="Light Shading Accent 1"/>
-    <w:lsdException w:unhideWhenUsed="0" w:uiPriority="61" w:semiHidden="0" w:name="Light List Accent 1"/>
-    <w:lsdException w:unhideWhenUsed="0" w:uiPriority="62" w:semiHidden="0" w:name="Light Grid Accent 1"/>
-    <w:lsdException w:unhideWhenUsed="0" w:uiPriority="63" w:semiHidden="0" w:name="Medium Shading 1 Accent 1"/>
-    <w:lsdException w:unhideWhenUsed="0" w:uiPriority="64" w:semiHidden="0" w:name="Medium Shading 2 Accent 1"/>
-    <w:lsdException w:unhideWhenUsed="0" w:uiPriority="65" w:semiHidden="0" w:name="Medium List 1 Accent 1"/>
-    <w:lsdException w:unhideWhenUsed="0" w:uiPriority="66" w:semiHidden="0" w:name="Medium List 2 Accent 1"/>
-    <w:lsdException w:unhideWhenUsed="0" w:uiPriority="67" w:semiHidden="0" w:name="Medium Grid 1 Accent 1"/>
-    <w:lsdException w:unhideWhenUsed="0" w:uiPriority="68" w:semiHidden="0" w:name="Medium Grid 2 Accent 1"/>
-    <w:lsdException w:unhideWhenUsed="0" w:uiPriority="69" w:semiHidden="0" w:name="Medium Grid 3 Accent 1"/>
-    <w:lsdException w:unhideWhenUsed="0" w:uiPriority="70" w:semiHidden="0" w:name="Dark List Accent 1"/>
-    <w:lsdException w:unhideWhenUsed="0" w:uiPriority="71" w:semiHidden="0" w:name="Colorful Shading Accent 1"/>
-    <w:lsdException w:unhideWhenUsed="0" w:uiPriority="72" w:semiHidden="0" w:name="Colorful List Accent 1"/>
-    <w:lsdException w:unhideWhenUsed="0" w:uiPriority="73" w:semiHidden="0" w:name="Colorful Grid Accent 1"/>
-    <w:lsdException w:unhideWhenUsed="0" w:uiPriority="60" w:semiHidden="0" w:name="Light Shading Accent 2"/>
-    <w:lsdException w:unhideWhenUsed="0" w:uiPriority="61" w:semiHidden="0" w:name="Light List Accent 2"/>
-    <w:lsdException w:unhideWhenUsed="0" w:uiPriority="62" w:semiHidden="0" w:name="Light Grid Accent 2"/>
-    <w:lsdException w:unhideWhenUsed="0" w:uiPriority="63" w:semiHidden="0" w:name="Medium Shading 1 Accent 2"/>
-    <w:lsdException w:unhideWhenUsed="0" w:uiPriority="64" w:semiHidden="0" w:name="Medium Shading 2 Accent 2"/>
-    <w:lsdException w:unhideWhenUsed="0" w:uiPriority="65" w:semiHidden="0" w:name="Medium List 1 Accent 2"/>
-    <w:lsdException w:unhideWhenUsed="0" w:uiPriority="66" w:semiHidden="0" w:name="Medium List 2 Accent 2"/>
-    <w:lsdException w:unhideWhenUsed="0" w:uiPriority="67" w:semiHidden="0" w:name="Medium Grid 1 Accent 2"/>
-    <w:lsdException w:unhideWhenUsed="0" w:uiPriority="68" w:semiHidden="0" w:name="Medium Grid 2 Accent 2"/>
-    <w:lsdException w:unhideWhenUsed="0" w:uiPriority="69" w:semiHidden="0" w:name="Medium Grid 3 Accent 2"/>
-    <w:lsdException w:unhideWhenUsed="0" w:uiPriority="70" w:semiHidden="0" w:name="Dark List Accent 2"/>
-    <w:lsdException w:unhideWhenUsed="0" w:uiPriority="71" w:semiHidden="0" w:name="Colorful Shading Accent 2"/>
-    <w:lsdException w:unhideWhenUsed="0" w:uiPriority="72" w:semiHidden="0" w:name="Colorful List Accent 2"/>
-    <w:lsdException w:unhideWhenUsed="0" w:uiPriority="73" w:semiHidden="0" w:name="Colorful Grid Accent 2"/>
-    <w:lsdException w:unhideWhenUsed="0" w:uiPriority="60" w:semiHidden="0" w:name="Light Shading Accent 3"/>
-    <w:lsdException w:unhideWhenUsed="0" w:uiPriority="61" w:semiHidden="0" w:name="Light List Accent 3"/>
-    <w:lsdException w:unhideWhenUsed="0" w:uiPriority="62" w:semiHidden="0" w:name="Light Grid Accent 3"/>
-    <w:lsdException w:unhideWhenUsed="0" w:uiPriority="63" w:semiHidden="0" w:name="Medium Shading 1 Accent 3"/>
-    <w:lsdException w:unhideWhenUsed="0" w:uiPriority="64" w:semiHidden="0" w:name="Medium Shading 2 Accent 3"/>
-    <w:lsdException w:unhideWhenUsed="0" w:uiPriority="65" w:semiHidden="0" w:name="Medium List 1 Accent 3"/>
-    <w:lsdException w:unhideWhenUsed="0" w:uiPriority="66" w:semiHidden="0" w:name="Medium List 2 Accent 3"/>
-    <w:lsdException w:unhideWhenUsed="0" w:uiPriority="67" w:semiHidden="0" w:name="Medium Grid 1 Accent 3"/>
-    <w:lsdException w:unhideWhenUsed="0" w:uiPriority="68" w:semiHidden="0" w:name="Medium Grid 2 Accent 3"/>
-    <w:lsdException w:unhideWhenUsed="0" w:uiPriority="69" w:semiHidden="0" w:name="Medium Grid 3 Accent 3"/>
-    <w:lsdException w:unhideWhenUsed="0" w:uiPriority="70" w:semiHidden="0" w:name="Dark List Accent 3"/>
-    <w:lsdException w:unhideWhenUsed="0" w:uiPriority="71" w:semiHidden="0" w:name="Colorful Shading Accent 3"/>
-    <w:lsdException w:unhideWhenUsed="0" w:uiPriority="72" w:semiHidden="0" w:name="Colorful List Accent 3"/>
-    <w:lsdException w:unhideWhenUsed="0" w:uiPriority="73" w:semiHidden="0" w:name="Colorful Grid Accent 3"/>
-    <w:lsdException w:unhideWhenUsed="0" w:uiPriority="60" w:semiHidden="0" w:name="Light Shading Accent 4"/>
-    <w:lsdException w:unhideWhenUsed="0" w:uiPriority="61" w:semiHidden="0" w:name="Light List Accent 4"/>
-    <w:lsdException w:unhideWhenUsed="0" w:uiPriority="62" w:semiHidden="0" w:name="Light Grid Accent 4"/>
-    <w:lsdException w:unhideWhenUsed="0" w:uiPriority="63" w:semiHidden="0" w:name="Medium Shading 1 Accent 4"/>
-    <w:lsdException w:unhideWhenUsed="0" w:uiPriority="64" w:semiHidden="0" w:name="Medium Shading 2 Accent 4"/>
-    <w:lsdException w:unhideWhenUsed="0" w:uiPriority="65" w:semiHidden="0" w:name="Medium List 1 Accent 4"/>
-    <w:lsdException w:unhideWhenUsed="0" w:uiPriority="66" w:semiHidden="0" w:name="Medium List 2 Accent 4"/>
-    <w:lsdException w:unhideWhenUsed="0" w:uiPriority="67" w:semiHidden="0" w:name="Medium Grid 1 Accent 4"/>
-    <w:lsdException w:unhideWhenUsed="0" w:uiPriority="68" w:semiHidden="0" w:name="Medium Grid 2 Accent 4"/>
-    <w:lsdException w:unhideWhenUsed="0" w:uiPriority="69" w:semiHidden="0" w:name="Medium Grid 3 Accent 4"/>
-    <w:lsdException w:unhideWhenUsed="0" w:uiPriority="70" w:semiHidden="0" w:name="Dark List Accent 4"/>
-    <w:lsdException w:unhideWhenUsed="0" w:uiPriority="71" w:semiHidden="0" w:name="Colorful Shading Accent 4"/>
-    <w:lsdException w:unhideWhenUsed="0" w:uiPriority="72" w:semiHidden="0" w:name="Colorful List Accent 4"/>
-    <w:lsdException w:unhideWhenUsed="0" w:uiPriority="73" w:semiHidden="0" w:name="Colorful Grid Accent 4"/>
-    <w:lsdException w:unhideWhenUsed="0" w:uiPriority="60" w:semiHidden="0" w:name="Light Shading Accent 5"/>
-    <w:lsdException w:unhideWhenUsed="0" w:uiPriority="61" w:semiHidden="0" w:name="Light List Accent 5"/>
-    <w:lsdException w:unhideWhenUsed="0" w:uiPriority="62" w:semiHidden="0" w:name="Light Grid Accent 5"/>
-    <w:lsdException w:unhideWhenUsed="0" w:uiPriority="63" w:semiHidden="0" w:name="Medium Shading 1 Accent 5"/>
-    <w:lsdException w:unhideWhenUsed="0" w:uiPriority="64" w:semiHidden="0" w:name="Medium Shading 2 Accent 5"/>
-    <w:lsdException w:unhideWhenUsed="0" w:uiPriority="65" w:semiHidden="0" w:name="Medium List 1 Accent 5"/>
-    <w:lsdException w:unhideWhenUsed="0" w:uiPriority="66" w:semiHidden="0" w:name="Medium List 2 Accent 5"/>
-    <w:lsdException w:unhideWhenUsed="0" w:uiPriority="67" w:semiHidden="0" w:name="Medium Grid 1 Accent 5"/>
-    <w:lsdException w:unhideWhenUsed="0" w:uiPriority="68" w:semiHidden="0" w:name="Medium Grid 2 Accent 5"/>
-    <w:lsdException w:unhideWhenUsed="0" w:uiPriority="69" w:semiHidden="0" w:name="Medium Grid 3 Accent 5"/>
-    <w:lsdException w:unhideWhenUsed="0" w:uiPriority="70" w:semiHidden="0" w:name="Dark List Accent 5"/>
-    <w:lsdException w:unhideWhenUsed="0" w:uiPriority="71" w:semiHidden="0" w:name="Colorful Shading Accent 5"/>
-    <w:lsdException w:unhideWhenUsed="0" w:uiPriority="72" w:semiHidden="0" w:name="Colorful List Accent 5"/>
-    <w:lsdException w:unhideWhenUsed="0" w:uiPriority="73" w:semiHidden="0" w:name="Colorful Grid Accent 5"/>
-    <w:lsdException w:unhideWhenUsed="0" w:uiPriority="60" w:semiHidden="0" w:name="Light Shading Accent 6"/>
-    <w:lsdException w:unhideWhenUsed="0" w:uiPriority="61" w:semiHidden="0" w:name="Light List Accent 6"/>
-    <w:lsdException w:unhideWhenUsed="0" w:uiPriority="62" w:semiHidden="0" w:name="Light Grid Accent 6"/>
-    <w:lsdException w:unhideWhenUsed="0" w:uiPriority="63" w:semiHidden="0" w:name="Medium Shading 1 Accent 6"/>
-    <w:lsdException w:unhideWhenUsed="0" w:uiPriority="64" w:semiHidden="0" w:name="Medium Shading 2 Accent 6"/>
-    <w:lsdException w:unhideWhenUsed="0" w:uiPriority="65" w:semiHidden="0" w:name="Medium List 1 Accent 6"/>
-    <w:lsdException w:unhideWhenUsed="0" w:uiPriority="66" w:semiHidden="0" w:name="Medium List 2 Accent 6"/>
-    <w:lsdException w:unhideWhenUsed="0" w:uiPriority="67" w:semiHidden="0" w:name="Medium Grid 1 Accent 6"/>
-    <w:lsdException w:unhideWhenUsed="0" w:uiPriority="68" w:semiHidden="0" w:name="Medium Grid 2 Accent 6"/>
-    <w:lsdException w:unhideWhenUsed="0" w:uiPriority="69" w:semiHidden="0" w:name="Medium Grid 3 Accent 6"/>
-    <w:lsdException w:unhideWhenUsed="0" w:uiPriority="70" w:semiHidden="0" w:name="Dark List Accent 6"/>
-    <w:lsdException w:unhideWhenUsed="0" w:uiPriority="71" w:semiHidden="0" w:name="Colorful Shading Accent 6"/>
-    <w:lsdException w:unhideWhenUsed="0" w:uiPriority="72" w:semiHidden="0" w:name="Colorful List Accent 6"/>
-    <w:lsdException w:unhideWhenUsed="0" w:uiPriority="73" w:semiHidden="0" w:name="Colorful Grid Accent 6"/>
+  <w:latentStyles w:defLockedState="0" w:defUIPriority="99" w:defSemiHidden="1" w:defUnhideWhenUsed="1" w:defQFormat="0" w:count="260">
+    <w:lsdException w:name="Normal" w:semiHidden="0" w:uiPriority="0" w:unhideWhenUsed="0" w:qFormat="1"/>
+    <w:lsdException w:name="heading 1" w:semiHidden="0" w:uiPriority="0" w:unhideWhenUsed="0" w:qFormat="1"/>
+    <w:lsdException w:name="heading 2" w:semiHidden="0" w:uiPriority="0" w:qFormat="1"/>
+    <w:lsdException w:name="heading 3" w:uiPriority="0" w:qFormat="1"/>
+    <w:lsdException w:name="heading 4" w:semiHidden="0" w:uiPriority="0" w:qFormat="1"/>
+    <w:lsdException w:name="heading 5" w:uiPriority="0" w:qFormat="1"/>
+    <w:lsdException w:name="heading 6" w:uiPriority="0" w:qFormat="1"/>
+    <w:lsdException w:name="heading 7" w:uiPriority="0" w:qFormat="1"/>
+    <w:lsdException w:name="heading 8" w:uiPriority="0" w:qFormat="1"/>
+    <w:lsdException w:name="heading 9" w:uiPriority="0" w:qFormat="1"/>
+    <w:lsdException w:name="index 1" w:semiHidden="0" w:uiPriority="0" w:unhideWhenUsed="0"/>
+    <w:lsdException w:name="index 2" w:semiHidden="0" w:uiPriority="0" w:unhideWhenUsed="0"/>
+    <w:lsdException w:name="index 3" w:semiHidden="0" w:uiPriority="0" w:unhideWhenUsed="0"/>
+    <w:lsdException w:name="index 4" w:semiHidden="0" w:uiPriority="0" w:unhideWhenUsed="0"/>
+    <w:lsdException w:name="index 5" w:semiHidden="0" w:uiPriority="0" w:unhideWhenUsed="0"/>
+    <w:lsdException w:name="index 6" w:semiHidden="0" w:uiPriority="0" w:unhideWhenUsed="0"/>
+    <w:lsdException w:name="index 7" w:semiHidden="0" w:uiPriority="0" w:unhideWhenUsed="0"/>
+    <w:lsdException w:name="index 8" w:semiHidden="0" w:uiPriority="0" w:unhideWhenUsed="0"/>
+    <w:lsdException w:name="index 9" w:semiHidden="0" w:uiPriority="0" w:unhideWhenUsed="0"/>
+    <w:lsdException w:name="toc 1" w:semiHidden="0" w:uiPriority="0" w:unhideWhenUsed="0" w:qFormat="1"/>
+    <w:lsdException w:name="toc 2" w:semiHidden="0" w:uiPriority="0" w:unhideWhenUsed="0" w:qFormat="1"/>
+    <w:lsdException w:name="toc 3" w:semiHidden="0" w:uiPriority="0" w:unhideWhenUsed="0" w:qFormat="1"/>
+    <w:lsdException w:name="toc 4" w:semiHidden="0" w:uiPriority="0" w:unhideWhenUsed="0"/>
+    <w:lsdException w:name="toc 5" w:semiHidden="0" w:uiPriority="0" w:unhideWhenUsed="0"/>
+    <w:lsdException w:name="toc 6" w:semiHidden="0" w:uiPriority="0" w:unhideWhenUsed="0"/>
+    <w:lsdException w:name="toc 7" w:semiHidden="0" w:uiPriority="0" w:unhideWhenUsed="0"/>
+    <w:lsdException w:name="toc 8" w:semiHidden="0" w:uiPriority="0" w:unhideWhenUsed="0"/>
+    <w:lsdException w:name="toc 9" w:semiHidden="0" w:uiPriority="0" w:unhideWhenUsed="0"/>
+    <w:lsdException w:name="Normal Indent" w:semiHidden="0" w:uiPriority="0" w:unhideWhenUsed="0"/>
+    <w:lsdException w:name="footnote text" w:semiHidden="0" w:uiPriority="0" w:unhideWhenUsed="0"/>
+    <w:lsdException w:name="annotation text" w:semiHidden="0" w:uiPriority="0" w:unhideWhenUsed="0" w:qFormat="1"/>
+    <w:lsdException w:name="header" w:semiHidden="0" w:uiPriority="0" w:unhideWhenUsed="0" w:qFormat="1"/>
+    <w:lsdException w:name="footer" w:semiHidden="0" w:uiPriority="0" w:unhideWhenUsed="0" w:qFormat="1"/>
+    <w:lsdException w:name="index heading" w:semiHidden="0" w:uiPriority="0" w:unhideWhenUsed="0"/>
+    <w:lsdException w:name="caption" w:uiPriority="0" w:qFormat="1"/>
+    <w:lsdException w:name="table of figures" w:semiHidden="0" w:uiPriority="0" w:unhideWhenUsed="0"/>
+    <w:lsdException w:name="envelope address" w:semiHidden="0" w:uiPriority="0" w:unhideWhenUsed="0"/>
+    <w:lsdException w:name="envelope return" w:semiHidden="0" w:uiPriority="0" w:unhideWhenUsed="0"/>
+    <w:lsdException w:name="footnote reference" w:semiHidden="0" w:uiPriority="0" w:unhideWhenUsed="0"/>
+    <w:lsdException w:name="annotation reference" w:semiHidden="0" w:uiPriority="0" w:unhideWhenUsed="0"/>
+    <w:lsdException w:name="line number" w:semiHidden="0" w:uiPriority="0" w:unhideWhenUsed="0"/>
+    <w:lsdException w:name="page number" w:semiHidden="0" w:uiPriority="0" w:unhideWhenUsed="0"/>
+    <w:lsdException w:name="endnote reference" w:semiHidden="0" w:uiPriority="0" w:unhideWhenUsed="0"/>
+    <w:lsdException w:name="endnote text" w:semiHidden="0" w:uiPriority="0" w:unhideWhenUsed="0"/>
+    <w:lsdException w:name="table of authorities" w:semiHidden="0" w:uiPriority="0" w:unhideWhenUsed="0"/>
+    <w:lsdException w:name="macro" w:semiHidden="0" w:uiPriority="0" w:unhideWhenUsed="0"/>
+    <w:lsdException w:name="toa heading" w:semiHidden="0" w:uiPriority="0" w:unhideWhenUsed="0"/>
+    <w:lsdException w:name="List" w:semiHidden="0" w:uiPriority="0" w:unhideWhenUsed="0"/>
+    <w:lsdException w:name="List Bullet" w:semiHidden="0" w:uiPriority="0" w:unhideWhenUsed="0"/>
+    <w:lsdException w:name="List Number" w:semiHidden="0" w:uiPriority="0" w:unhideWhenUsed="0"/>
+    <w:lsdException w:name="List 2" w:semiHidden="0" w:uiPriority="0" w:unhideWhenUsed="0"/>
+    <w:lsdException w:name="List 3" w:semiHidden="0" w:uiPriority="0" w:unhideWhenUsed="0"/>
+    <w:lsdException w:name="List 4" w:semiHidden="0" w:uiPriority="0" w:unhideWhenUsed="0"/>
+    <w:lsdException w:name="List 5" w:semiHidden="0" w:uiPriority="0" w:unhideWhenUsed="0"/>
+    <w:lsdException w:name="List Bullet 2" w:semiHidden="0" w:uiPriority="0" w:unhideWhenUsed="0"/>
+    <w:lsdException w:name="List Bullet 3" w:semiHidden="0" w:uiPriority="0" w:unhideWhenUsed="0"/>
+    <w:lsdException w:name="List Bullet 4" w:semiHidden="0" w:uiPriority="0" w:unhideWhenUsed="0"/>
+    <w:lsdException w:name="List Bullet 5" w:semiHidden="0" w:uiPriority="0" w:unhideWhenUsed="0"/>
+    <w:lsdException w:name="List Number 2" w:semiHidden="0" w:uiPriority="0" w:unhideWhenUsed="0"/>
+    <w:lsdException w:name="List Number 3" w:semiHidden="0" w:uiPriority="0" w:unhideWhenUsed="0"/>
+    <w:lsdException w:name="List Number 4" w:semiHidden="0" w:uiPriority="0" w:unhideWhenUsed="0"/>
+    <w:lsdException w:name="List Number 5" w:semiHidden="0" w:uiPriority="0" w:unhideWhenUsed="0"/>
+    <w:lsdException w:name="Title" w:semiHidden="0" w:uiPriority="0" w:unhideWhenUsed="0" w:qFormat="1"/>
+    <w:lsdException w:name="Closing" w:semiHidden="0" w:uiPriority="0" w:unhideWhenUsed="0"/>
+    <w:lsdException w:name="Signature" w:semiHidden="0" w:uiPriority="0" w:unhideWhenUsed="0"/>
+    <w:lsdException w:name="Default Paragraph Font" w:uiPriority="0" w:unhideWhenUsed="0" w:qFormat="1"/>
+    <w:lsdException w:name="Body Text" w:uiPriority="0" w:unhideWhenUsed="0" w:qFormat="1"/>
+    <w:lsdException w:name="Body Text Indent" w:semiHidden="0" w:uiPriority="0" w:unhideWhenUsed="0"/>
+    <w:lsdException w:name="List Continue" w:semiHidden="0" w:uiPriority="0" w:unhideWhenUsed="0"/>
+    <w:lsdException w:name="List Continue 2" w:semiHidden="0" w:uiPriority="0" w:unhideWhenUsed="0"/>
+    <w:lsdException w:name="List Continue 3" w:semiHidden="0" w:uiPriority="0" w:unhideWhenUsed="0"/>
+    <w:lsdException w:name="List Continue 4" w:semiHidden="0" w:uiPriority="0" w:unhideWhenUsed="0"/>
+    <w:lsdException w:name="List Continue 5" w:semiHidden="0" w:uiPriority="0" w:unhideWhenUsed="0"/>
+    <w:lsdException w:name="Message Header" w:semiHidden="0" w:uiPriority="0" w:unhideWhenUsed="0"/>
+    <w:lsdException w:name="Subtitle" w:semiHidden="0" w:uiPriority="0" w:unhideWhenUsed="0" w:qFormat="1"/>
+    <w:lsdException w:name="Salutation" w:semiHidden="0" w:uiPriority="0" w:unhideWhenUsed="0"/>
+    <w:lsdException w:name="Date" w:semiHidden="0" w:uiPriority="0" w:unhideWhenUsed="0"/>
+    <w:lsdException w:name="Body Text First Indent" w:semiHidden="0" w:uiPriority="0" w:unhideWhenUsed="0"/>
+    <w:lsdException w:name="Body Text First Indent 2" w:semiHidden="0" w:uiPriority="0" w:unhideWhenUsed="0"/>
+    <w:lsdException w:name="Body Text 2" w:semiHidden="0" w:uiPriority="0" w:unhideWhenUsed="0"/>
+    <w:lsdException w:name="Body Text 3" w:semiHidden="0" w:uiPriority="0" w:unhideWhenUsed="0"/>
+    <w:lsdException w:name="Body Text Indent 2" w:semiHidden="0" w:uiPriority="0" w:unhideWhenUsed="0"/>
+    <w:lsdException w:name="Body Text Indent 3" w:semiHidden="0" w:uiPriority="0" w:unhideWhenUsed="0"/>
+    <w:lsdException w:name="Block Text" w:semiHidden="0" w:uiPriority="0" w:unhideWhenUsed="0"/>
+    <w:lsdException w:name="Hyperlink" w:semiHidden="0" w:uiPriority="0" w:unhideWhenUsed="0"/>
+    <w:lsdException w:name="FollowedHyperlink" w:semiHidden="0" w:uiPriority="0" w:unhideWhenUsed="0"/>
+    <w:lsdException w:name="Strong" w:semiHidden="0" w:uiPriority="0" w:unhideWhenUsed="0" w:qFormat="1"/>
+    <w:lsdException w:name="Emphasis" w:semiHidden="0" w:uiPriority="0" w:unhideWhenUsed="0" w:qFormat="1"/>
+    <w:lsdException w:name="Document Map" w:semiHidden="0" w:uiPriority="0" w:unhideWhenUsed="0"/>
+    <w:lsdException w:name="Plain Text" w:semiHidden="0" w:uiPriority="0" w:unhideWhenUsed="0"/>
+    <w:lsdException w:name="E-mail Signature" w:semiHidden="0" w:uiPriority="0" w:unhideWhenUsed="0"/>
+    <w:lsdException w:name="Normal (Web)" w:semiHidden="0" w:uiPriority="0" w:unhideWhenUsed="0" w:qFormat="1"/>
+    <w:lsdException w:name="HTML Acronym" w:semiHidden="0" w:uiPriority="0" w:unhideWhenUsed="0"/>
+    <w:lsdException w:name="HTML Address" w:semiHidden="0" w:uiPriority="0" w:unhideWhenUsed="0"/>
+    <w:lsdException w:name="HTML Cite" w:semiHidden="0" w:uiPriority="0" w:unhideWhenUsed="0"/>
+    <w:lsdException w:name="HTML Code" w:semiHidden="0" w:uiPriority="0" w:unhideWhenUsed="0"/>
+    <w:lsdException w:name="HTML Definition" w:semiHidden="0" w:uiPriority="0" w:unhideWhenUsed="0"/>
+    <w:lsdException w:name="HTML Keyboard" w:semiHidden="0" w:uiPriority="0" w:unhideWhenUsed="0"/>
+    <w:lsdException w:name="HTML Preformatted" w:semiHidden="0" w:uiPriority="0" w:unhideWhenUsed="0"/>
+    <w:lsdException w:name="HTML Sample" w:semiHidden="0" w:uiPriority="0" w:unhideWhenUsed="0"/>
+    <w:lsdException w:name="HTML Typewriter" w:semiHidden="0" w:uiPriority="0" w:unhideWhenUsed="0"/>
+    <w:lsdException w:name="HTML Variable" w:semiHidden="0" w:uiPriority="0" w:unhideWhenUsed="0"/>
+    <w:lsdException w:name="Normal Table" w:uiPriority="0" w:unhideWhenUsed="0" w:qFormat="1"/>
+    <w:lsdException w:name="annotation subject" w:semiHidden="0" w:uiPriority="0" w:unhideWhenUsed="0"/>
+    <w:lsdException w:name="Table Simple 1" w:semiHidden="0" w:uiPriority="0" w:unhideWhenUsed="0"/>
+    <w:lsdException w:name="Table Simple 2" w:semiHidden="0" w:uiPriority="0" w:unhideWhenUsed="0"/>
+    <w:lsdException w:name="Table Simple 3" w:semiHidden="0" w:uiPriority="0" w:unhideWhenUsed="0"/>
+    <w:lsdException w:name="Table Classic 1" w:semiHidden="0" w:uiPriority="0" w:unhideWhenUsed="0"/>
+    <w:lsdException w:name="Table Classic 2" w:semiHidden="0" w:uiPriority="0" w:unhideWhenUsed="0"/>
+    <w:lsdException w:name="Table Classic 3" w:semiHidden="0" w:uiPriority="0" w:unhideWhenUsed="0"/>
+    <w:lsdException w:name="Table Classic 4" w:semiHidden="0" w:uiPriority="0" w:unhideWhenUsed="0"/>
+    <w:lsdException w:name="Table Colorful 1" w:semiHidden="0" w:uiPriority="0" w:unhideWhenUsed="0"/>
+    <w:lsdException w:name="Table Colorful 2" w:semiHidden="0" w:uiPriority="0" w:unhideWhenUsed="0"/>
+    <w:lsdException w:name="Table Colorful 3" w:semiHidden="0" w:uiPriority="0" w:unhideWhenUsed="0"/>
+    <w:lsdException w:name="Table Columns 1" w:semiHidden="0" w:uiPriority="0" w:unhideWhenUsed="0"/>
+    <w:lsdException w:name="Table Columns 2" w:semiHidden="0" w:uiPriority="0" w:unhideWhenUsed="0"/>
+    <w:lsdException w:name="Table Columns 3" w:semiHidden="0" w:uiPriority="0" w:unhideWhenUsed="0"/>
+    <w:lsdException w:name="Table Columns 4" w:semiHidden="0" w:uiPriority="0" w:unhideWhenUsed="0"/>
+    <w:lsdException w:name="Table Columns 5" w:semiHidden="0" w:uiPriority="0" w:unhideWhenUsed="0"/>
+    <w:lsdException w:name="Table Grid 1" w:semiHidden="0" w:uiPriority="0" w:unhideWhenUsed="0"/>
+    <w:lsdException w:name="Table Grid 2" w:semiHidden="0" w:uiPriority="0" w:unhideWhenUsed="0"/>
+    <w:lsdException w:name="Table Grid 3" w:semiHidden="0" w:uiPriority="0" w:unhideWhenUsed="0"/>
+    <w:lsdException w:name="Table Grid 4" w:semiHidden="0" w:uiPriority="0" w:unhideWhenUsed="0"/>
+    <w:lsdException w:name="Table Grid 5" w:semiHidden="0" w:uiPriority="0" w:unhideWhenUsed="0"/>
+    <w:lsdException w:name="Table Grid 6" w:semiHidden="0" w:uiPriority="0" w:unhideWhenUsed="0"/>
+    <w:lsdException w:name="Table Grid 7" w:semiHidden="0" w:uiPriority="0" w:unhideWhenUsed="0"/>
+    <w:lsdException w:name="Table Grid 8" w:semiHidden="0" w:uiPriority="0" w:unhideWhenUsed="0"/>
+    <w:lsdException w:name="Table List 1" w:semiHidden="0" w:uiPriority="0" w:unhideWhenUsed="0"/>
+    <w:lsdException w:name="Table List 2" w:semiHidden="0" w:uiPriority="0" w:unhideWhenUsed="0"/>
+    <w:lsdException w:name="Table List 3" w:semiHidden="0" w:uiPriority="0" w:unhideWhenUsed="0"/>
+    <w:lsdException w:name="Table List 4" w:semiHidden="0" w:uiPriority="0" w:unhideWhenUsed="0"/>
+    <w:lsdException w:name="Table List 5" w:semiHidden="0" w:uiPriority="0" w:unhideWhenUsed="0"/>
+    <w:lsdException w:name="Table List 6" w:semiHidden="0" w:uiPriority="0" w:unhideWhenUsed="0"/>
+    <w:lsdException w:name="Table List 7" w:semiHidden="0" w:uiPriority="0" w:unhideWhenUsed="0"/>
+    <w:lsdException w:name="Table List 8" w:semiHidden="0" w:uiPriority="0" w:unhideWhenUsed="0"/>
+    <w:lsdException w:name="Table 3D effects 1" w:semiHidden="0" w:uiPriority="0" w:unhideWhenUsed="0"/>
+    <w:lsdException w:name="Table 3D effects 2" w:semiHidden="0" w:uiPriority="0" w:unhideWhenUsed="0"/>
+    <w:lsdException w:name="Table 3D effects 3" w:semiHidden="0" w:uiPriority="0" w:unhideWhenUsed="0"/>
+    <w:lsdException w:name="Table Contemporary" w:semiHidden="0" w:uiPriority="0" w:unhideWhenUsed="0"/>
+    <w:lsdException w:name="Table Elegant" w:semiHidden="0" w:uiPriority="0" w:unhideWhenUsed="0"/>
+    <w:lsdException w:name="Table Professional" w:semiHidden="0" w:uiPriority="0" w:unhideWhenUsed="0"/>
+    <w:lsdException w:name="Table Subtle 1" w:semiHidden="0" w:uiPriority="0" w:unhideWhenUsed="0"/>
+    <w:lsdException w:name="Table Subtle 2" w:semiHidden="0" w:uiPriority="0" w:unhideWhenUsed="0"/>
+    <w:lsdException w:name="Table Web 1" w:semiHidden="0" w:uiPriority="0" w:unhideWhenUsed="0"/>
+    <w:lsdException w:name="Table Web 2" w:semiHidden="0" w:uiPriority="0" w:unhideWhenUsed="0"/>
+    <w:lsdException w:name="Table Web 3" w:semiHidden="0" w:uiPriority="0" w:unhideWhenUsed="0"/>
+    <w:lsdException w:name="Balloon Text" w:semiHidden="0" w:uiPriority="0" w:unhideWhenUsed="0"/>
+    <w:lsdException w:name="Table Grid" w:semiHidden="0" w:uiPriority="0" w:unhideWhenUsed="0" w:qFormat="1"/>
+    <w:lsdException w:name="Table Theme" w:semiHidden="0" w:uiPriority="0" w:unhideWhenUsed="0"/>
+    <w:lsdException w:name="Light Shading" w:semiHidden="0" w:uiPriority="60" w:unhideWhenUsed="0"/>
+    <w:lsdException w:name="Light List" w:semiHidden="0" w:uiPriority="61" w:unhideWhenUsed="0"/>
+    <w:lsdException w:name="Light Grid" w:semiHidden="0" w:uiPriority="62" w:unhideWhenUsed="0"/>
+    <w:lsdException w:name="Medium Shading 1" w:semiHidden="0" w:uiPriority="63" w:unhideWhenUsed="0"/>
+    <w:lsdException w:name="Medium Shading 2" w:semiHidden="0" w:uiPriority="64" w:unhideWhenUsed="0"/>
+    <w:lsdException w:name="Medium List 1" w:semiHidden="0" w:uiPriority="65" w:unhideWhenUsed="0"/>
+    <w:lsdException w:name="Medium List 2" w:semiHidden="0" w:uiPriority="66" w:unhideWhenUsed="0"/>
+    <w:lsdException w:name="Medium Grid 1" w:semiHidden="0" w:uiPriority="67" w:unhideWhenUsed="0"/>
+    <w:lsdException w:name="Medium Grid 2" w:semiHidden="0" w:uiPriority="68" w:unhideWhenUsed="0"/>
+    <w:lsdException w:name="Medium Grid 3" w:semiHidden="0" w:uiPriority="69" w:unhideWhenUsed="0"/>
+    <w:lsdException w:name="Dark List" w:semiHidden="0" w:uiPriority="70" w:unhideWhenUsed="0"/>
+    <w:lsdException w:name="Colorful Shading" w:semiHidden="0" w:uiPriority="71" w:unhideWhenUsed="0"/>
+    <w:lsdException w:name="Colorful List" w:semiHidden="0" w:uiPriority="72" w:unhideWhenUsed="0"/>
+    <w:lsdException w:name="Colorful Grid" w:semiHidden="0" w:uiPriority="73" w:unhideWhenUsed="0"/>
+    <w:lsdException w:name="Light Shading Accent 1" w:semiHidden="0" w:uiPriority="60" w:unhideWhenUsed="0"/>
+    <w:lsdException w:name="Light List Accent 1" w:semiHidden="0" w:uiPriority="61" w:unhideWhenUsed="0"/>
+    <w:lsdException w:name="Light Grid Accent 1" w:semiHidden="0" w:uiPriority="62" w:unhideWhenUsed="0"/>
+    <w:lsdException w:name="Medium Shading 1 Accent 1" w:semiHidden="0" w:uiPriority="63" w:unhideWhenUsed="0"/>
+    <w:lsdException w:name="Medium Shading 2 Accent 1" w:semiHidden="0" w:uiPriority="64" w:unhideWhenUsed="0"/>
+    <w:lsdException w:name="Medium List 1 Accent 1" w:semiHidden="0" w:uiPriority="65" w:unhideWhenUsed="0"/>
+    <w:lsdException w:name="Medium List 2 Accent 1" w:semiHidden="0" w:uiPriority="66" w:unhideWhenUsed="0"/>
+    <w:lsdException w:name="Medium Grid 1 Accent 1" w:semiHidden="0" w:uiPriority="67" w:unhideWhenUsed="0"/>
+    <w:lsdException w:name="Medium Grid 2 Accent 1" w:semiHidden="0" w:uiPriority="68" w:unhideWhenUsed="0"/>
+    <w:lsdException w:name="Medium Grid 3 Accent 1" w:semiHidden="0" w:uiPriority="69" w:unhideWhenUsed="0"/>
+    <w:lsdException w:name="Dark List Accent 1" w:semiHidden="0" w:uiPriority="70" w:unhideWhenUsed="0"/>
+    <w:lsdException w:name="Colorful Shading Accent 1" w:semiHidden="0" w:uiPriority="71" w:unhideWhenUsed="0"/>
+    <w:lsdException w:name="Colorful List Accent 1" w:semiHidden="0" w:uiPriority="72" w:unhideWhenUsed="0"/>
+    <w:lsdException w:name="Colorful Grid Accent 1" w:semiHidden="0" w:uiPriority="73" w:unhideWhenUsed="0"/>
+    <w:lsdException w:name="Light Shading Accent 2" w:semiHidden="0" w:uiPriority="60" w:unhideWhenUsed="0"/>
+    <w:lsdException w:name="Light List Accent 2" w:semiHidden="0" w:uiPriority="61" w:unhideWhenUsed="0"/>
+    <w:lsdException w:name="Light Grid Accent 2" w:semiHidden="0" w:uiPriority="62" w:unhideWhenUsed="0"/>
+    <w:lsdException w:name="Medium Shading 1 Accent 2" w:semiHidden="0" w:uiPriority="63" w:unhideWhenUsed="0"/>
+    <w:lsdException w:name="Medium Shading 2 Accent 2" w:semiHidden="0" w:uiPriority="64" w:unhideWhenUsed="0"/>
+    <w:lsdException w:name="Medium List 1 Accent 2" w:semiHidden="0" w:uiPriority="65" w:unhideWhenUsed="0"/>
+    <w:lsdException w:name="Medium List 2 Accent 2" w:semiHidden="0" w:uiPriority="66" w:unhideWhenUsed="0"/>
+    <w:lsdException w:name="Medium Grid 1 Accent 2" w:semiHidden="0" w:uiPriority="67" w:unhideWhenUsed="0"/>
+    <w:lsdException w:name="Medium Grid 2 Accent 2" w:semiHidden="0" w:uiPriority="68" w:unhideWhenUsed="0"/>
+    <w:lsdException w:name="Medium Grid 3 Accent 2" w:semiHidden="0" w:uiPriority="69" w:unhideWhenUsed="0"/>
+    <w:lsdException w:name="Dark List Accent 2" w:semiHidden="0" w:uiPriority="70" w:unhideWhenUsed="0"/>
+    <w:lsdException w:name="Colorful Shading Accent 2" w:semiHidden="0" w:uiPriority="71" w:unhideWhenUsed="0"/>
+    <w:lsdException w:name="Colorful List Accent 2" w:semiHidden="0" w:uiPriority="72" w:unhideWhenUsed="0"/>
+    <w:lsdException w:name="Colorful Grid Accent 2" w:semiHidden="0" w:uiPriority="73" w:unhideWhenUsed="0"/>
+    <w:lsdException w:name="Light Shading Accent 3" w:semiHidden="0" w:uiPriority="60" w:unhideWhenUsed="0"/>
+    <w:lsdException w:name="Light List Accent 3" w:semiHidden="0" w:uiPriority="61" w:unhideWhenUsed="0"/>
+    <w:lsdException w:name="Light Grid Accent 3" w:semiHidden="0" w:uiPriority="62" w:unhideWhenUsed="0"/>
+    <w:lsdException w:name="Medium Shading 1 Accent 3" w:semiHidden="0" w:uiPriority="63" w:unhideWhenUsed="0"/>
+    <w:lsdException w:name="Medium Shading 2 Accent 3" w:semiHidden="0" w:uiPriority="64" w:unhideWhenUsed="0"/>
+    <w:lsdException w:name="Medium List 1 Accent 3" w:semiHidden="0" w:uiPriority="65" w:unhideWhenUsed="0"/>
+    <w:lsdException w:name="Medium List 2 Accent 3" w:semiHidden="0" w:uiPriority="66" w:unhideWhenUsed="0"/>
+    <w:lsdException w:name="Medium Grid 1 Accent 3" w:semiHidden="0" w:uiPriority="67" w:unhideWhenUsed="0"/>
+    <w:lsdException w:name="Medium Grid 2 Accent 3" w:semiHidden="0" w:uiPriority="68" w:unhideWhenUsed="0"/>
+    <w:lsdException w:name="Medium Grid 3 Accent 3" w:semiHidden="0" w:uiPriority="69" w:unhideWhenUsed="0"/>
+    <w:lsdException w:name="Dark List Accent 3" w:semiHidden="0" w:uiPriority="70" w:unhideWhenUsed="0"/>
+    <w:lsdException w:name="Colorful Shading Accent 3" w:semiHidden="0" w:uiPriority="71" w:unhideWhenUsed="0"/>
+    <w:lsdException w:name="Colorful List Accent 3" w:semiHidden="0" w:uiPriority="72" w:unhideWhenUsed="0"/>
+    <w:lsdException w:name="Colorful Grid Accent 3" w:semiHidden="0" w:uiPriority="73" w:unhideWhenUsed="0"/>
+    <w:lsdException w:name="Light Shading Accent 4" w:semiHidden="0" w:uiPriority="60" w:unhideWhenUsed="0"/>
+    <w:lsdException w:name="Light List Accent 4" w:semiHidden="0" w:uiPriority="61" w:unhideWhenUsed="0"/>
+    <w:lsdException w:name="Light Grid Accent 4" w:semiHidden="0" w:uiPriority="62" w:unhideWhenUsed="0"/>
+    <w:lsdException w:name="Medium Shading 1 Accent 4" w:semiHidden="0" w:uiPriority="63" w:unhideWhenUsed="0"/>
+    <w:lsdException w:name="Medium Shading 2 Accent 4" w:semiHidden="0" w:uiPriority="64" w:unhideWhenUsed="0"/>
+    <w:lsdException w:name="Medium List 1 Accent 4" w:semiHidden="0" w:uiPriority="65" w:unhideWhenUsed="0"/>
+    <w:lsdException w:name="Medium List 2 Accent 4" w:semiHidden="0" w:uiPriority="66" w:unhideWhenUsed="0"/>
+    <w:lsdException w:name="Medium Grid 1 Accent 4" w:semiHidden="0" w:uiPriority="67" w:unhideWhenUsed="0"/>
+    <w:lsdException w:name="Medium Grid 2 Accent 4" w:semiHidden="0" w:uiPriority="68" w:unhideWhenUsed="0"/>
+    <w:lsdException w:name="Medium Grid 3 Accent 4" w:semiHidden="0" w:uiPriority="69" w:unhideWhenUsed="0"/>
+    <w:lsdException w:name="Dark List Accent 4" w:semiHidden="0" w:uiPriority="70" w:unhideWhenUsed="0"/>
+    <w:lsdException w:name="Colorful Shading Accent 4" w:semiHidden="0" w:uiPriority="71" w:unhideWhenUsed="0"/>
+    <w:lsdException w:name="Colorful List Accent 4" w:semiHidden="0" w:uiPriority="72" w:unhideWhenUsed="0"/>
+    <w:lsdException w:name="Colorful Grid Accent 4" w:semiHidden="0" w:uiPriority="73" w:unhideWhenUsed="0"/>
+    <w:lsdException w:name="Light Shading Accent 5" w:semiHidden="0" w:uiPriority="60" w:unhideWhenUsed="0"/>
+    <w:lsdException w:name="Light List Accent 5" w:semiHidden="0" w:uiPriority="61" w:unhideWhenUsed="0"/>
+    <w:lsdException w:name="Light Grid Accent 5" w:semiHidden="0" w:uiPriority="62" w:unhideWhenUsed="0"/>
+    <w:lsdException w:name="Medium Shading 1 Accent 5" w:semiHidden="0" w:uiPriority="63" w:unhideWhenUsed="0"/>
+    <w:lsdException w:name="Medium Shading 2 Accent 5" w:semiHidden="0" w:uiPriority="64" w:unhideWhenUsed="0"/>
+    <w:lsdException w:name="Medium List 1 Accent 5" w:semiHidden="0" w:uiPriority="65" w:unhideWhenUsed="0"/>
+    <w:lsdException w:name="Medium List 2 Accent 5" w:semiHidden="0" w:uiPriority="66" w:unhideWhenUsed="0"/>
+    <w:lsdException w:name="Medium Grid 1 Accent 5" w:semiHidden="0" w:uiPriority="67" w:unhideWhenUsed="0"/>
+    <w:lsdException w:name="Medium Grid 2 Accent 5" w:semiHidden="0" w:uiPriority="68" w:unhideWhenUsed="0"/>
+    <w:lsdException w:name="Medium Grid 3 Accent 5" w:semiHidden="0" w:uiPriority="69" w:unhideWhenUsed="0"/>
+    <w:lsdException w:name="Dark List Accent 5" w:semiHidden="0" w:uiPriority="70" w:unhideWhenUsed="0"/>
+    <w:lsdException w:name="Colorful Shading Accent 5" w:semiHidden="0" w:uiPriority="71" w:unhideWhenUsed="0"/>
+    <w:lsdException w:name="Colorful List Accent 5" w:semiHidden="0" w:uiPriority="72" w:unhideWhenUsed="0"/>
+    <w:lsdException w:name="Colorful Grid Accent 5" w:semiHidden="0" w:uiPriority="73" w:unhideWhenUsed="0"/>
+    <w:lsdException w:name="Light Shading Accent 6" w:semiHidden="0" w:uiPriority="60" w:unhideWhenUsed="0"/>
+    <w:lsdException w:name="Light List Accent 6" w:semiHidden="0" w:uiPriority="61" w:unhideWhenUsed="0"/>
+    <w:lsdException w:name="Light Grid Accent 6" w:semiHidden="0" w:uiPriority="62" w:unhideWhenUsed="0"/>
+    <w:lsdException w:name="Medium Shading 1 Accent 6" w:semiHidden="0" w:uiPriority="63" w:unhideWhenUsed="0"/>
+    <w:lsdException w:name="Medium Shading 2 Accent 6" w:semiHidden="0" w:uiPriority="64" w:unhideWhenUsed="0"/>
+    <w:lsdException w:name="Medium List 1 Accent 6" w:semiHidden="0" w:uiPriority="65" w:unhideWhenUsed="0"/>
+    <w:lsdException w:name="Medium List 2 Accent 6" w:semiHidden="0" w:uiPriority="66" w:unhideWhenUsed="0"/>
+    <w:lsdException w:name="Medium Grid 1 Accent 6" w:semiHidden="0" w:uiPriority="67" w:unhideWhenUsed="0"/>
+    <w:lsdException w:name="Medium Grid 2 Accent 6" w:semiHidden="0" w:uiPriority="68" w:unhideWhenUsed="0"/>
+    <w:lsdException w:name="Medium Grid 3 Accent 6" w:semiHidden="0" w:uiPriority="69" w:unhideWhenUsed="0"/>
+    <w:lsdException w:name="Dark List Accent 6" w:semiHidden="0" w:uiPriority="70" w:unhideWhenUsed="0"/>
+    <w:lsdException w:name="Colorful Shading Accent 6" w:semiHidden="0" w:uiPriority="71" w:unhideWhenUsed="0"/>
+    <w:lsdException w:name="Colorful List Accent 6" w:semiHidden="0" w:uiPriority="72" w:unhideWhenUsed="0"/>
+    <w:lsdException w:name="Colorful Grid Accent 6" w:semiHidden="0" w:uiPriority="73" w:unhideWhenUsed="0"/>
   </w:latentStyles>
-  <w:style w:type="paragraph" w:default="1" w:styleId="1">
+  <w:style w:type="paragraph" w:default="1" w:styleId="Normal">
     <w:name w:val="Normal"/>
     <w:qFormat/>
-    <w:uiPriority w:val="0"/>
     <w:pPr>
       <w:kinsoku w:val="0"/>
       <w:autoSpaceDE w:val="0"/>
@@ -4129,7 +4050,7 @@
       <w:textAlignment w:val="baseline"/>
     </w:pPr>
     <w:rPr>
-      <w:rFonts w:ascii="Arial" w:hAnsi="Arial" w:eastAsia="宋体" w:cs="Arial"/>
+      <w:rFonts w:ascii="Arial" w:eastAsia="宋体" w:hAnsi="Arial" w:cs="Arial"/>
       <w:snapToGrid w:val="0"/>
       <w:color w:val="000000"/>
       <w:kern w:val="0"/>
@@ -4138,12 +4059,11 @@
       <w:lang w:val="en-US" w:eastAsia="en-US" w:bidi="ar-SA"/>
     </w:rPr>
   </w:style>
-  <w:style w:type="paragraph" w:styleId="2">
+  <w:style w:type="paragraph" w:styleId="Heading1">
     <w:name w:val="heading 1"/>
-    <w:basedOn w:val="1"/>
-    <w:next w:val="1"/>
+    <w:basedOn w:val="Normal"/>
+    <w:next w:val="Normal"/>
     <w:qFormat/>
-    <w:uiPriority w:val="0"/>
     <w:pPr>
       <w:keepNext/>
       <w:keepLines/>
@@ -4161,13 +4081,12 @@
       <w:sz w:val="44"/>
     </w:rPr>
   </w:style>
-  <w:style w:type="paragraph" w:styleId="3">
+  <w:style w:type="paragraph" w:styleId="Heading2">
     <w:name w:val="heading 2"/>
-    <w:basedOn w:val="1"/>
-    <w:next w:val="1"/>
+    <w:basedOn w:val="Normal"/>
+    <w:next w:val="Normal"/>
     <w:unhideWhenUsed/>
     <w:qFormat/>
-    <w:uiPriority w:val="0"/>
     <w:pPr>
       <w:keepNext/>
       <w:keepLines/>
@@ -4180,19 +4099,18 @@
       <w:outlineLvl w:val="1"/>
     </w:pPr>
     <w:rPr>
-      <w:rFonts w:ascii="Arial" w:hAnsi="Arial" w:eastAsia="黑体"/>
+      <w:rFonts w:ascii="Arial" w:eastAsia="黑体" w:hAnsi="Arial"/>
       <w:b/>
       <w:sz w:val="32"/>
     </w:rPr>
   </w:style>
-  <w:style w:type="paragraph" w:styleId="4">
+  <w:style w:type="paragraph" w:styleId="Heading3">
     <w:name w:val="heading 3"/>
-    <w:basedOn w:val="1"/>
-    <w:next w:val="1"/>
+    <w:basedOn w:val="Normal"/>
+    <w:next w:val="Normal"/>
     <w:semiHidden/>
     <w:unhideWhenUsed/>
     <w:qFormat/>
-    <w:uiPriority w:val="0"/>
     <w:pPr>
       <w:keepNext/>
       <w:keepLines/>
@@ -4209,13 +4127,12 @@
       <w:sz w:val="32"/>
     </w:rPr>
   </w:style>
-  <w:style w:type="paragraph" w:styleId="5">
+  <w:style w:type="paragraph" w:styleId="Heading4">
     <w:name w:val="heading 4"/>
-    <w:basedOn w:val="1"/>
-    <w:next w:val="1"/>
+    <w:basedOn w:val="Normal"/>
+    <w:next w:val="Normal"/>
     <w:unhideWhenUsed/>
     <w:qFormat/>
-    <w:uiPriority w:val="0"/>
     <w:pPr>
       <w:keepNext/>
       <w:keepLines/>
@@ -4228,19 +4145,18 @@
       <w:outlineLvl w:val="3"/>
     </w:pPr>
     <w:rPr>
-      <w:rFonts w:ascii="Arial" w:hAnsi="Arial" w:eastAsia="黑体"/>
+      <w:rFonts w:ascii="Arial" w:eastAsia="黑体" w:hAnsi="Arial"/>
       <w:b/>
       <w:sz w:val="28"/>
     </w:rPr>
   </w:style>
-  <w:style w:type="paragraph" w:styleId="6">
+  <w:style w:type="paragraph" w:styleId="Heading5">
     <w:name w:val="heading 5"/>
-    <w:basedOn w:val="1"/>
-    <w:next w:val="1"/>
+    <w:basedOn w:val="Normal"/>
+    <w:next w:val="Normal"/>
     <w:semiHidden/>
     <w:unhideWhenUsed/>
     <w:qFormat/>
-    <w:uiPriority w:val="0"/>
     <w:pPr>
       <w:keepNext/>
       <w:keepLines/>
@@ -4257,14 +4173,13 @@
       <w:sz w:val="28"/>
     </w:rPr>
   </w:style>
-  <w:style w:type="paragraph" w:styleId="7">
+  <w:style w:type="paragraph" w:styleId="Heading6">
     <w:name w:val="heading 6"/>
-    <w:basedOn w:val="1"/>
-    <w:next w:val="1"/>
+    <w:basedOn w:val="Normal"/>
+    <w:next w:val="Normal"/>
     <w:semiHidden/>
     <w:unhideWhenUsed/>
     <w:qFormat/>
-    <w:uiPriority w:val="0"/>
     <w:pPr>
       <w:keepNext/>
       <w:keepLines/>
@@ -4277,19 +4192,18 @@
       <w:outlineLvl w:val="5"/>
     </w:pPr>
     <w:rPr>
-      <w:rFonts w:ascii="Arial" w:hAnsi="Arial" w:eastAsia="黑体"/>
+      <w:rFonts w:ascii="Arial" w:eastAsia="黑体" w:hAnsi="Arial"/>
       <w:b/>
       <w:sz w:val="24"/>
     </w:rPr>
   </w:style>
-  <w:style w:type="paragraph" w:styleId="8">
+  <w:style w:type="paragraph" w:styleId="Heading7">
     <w:name w:val="heading 7"/>
-    <w:basedOn w:val="1"/>
-    <w:next w:val="1"/>
+    <w:basedOn w:val="Normal"/>
+    <w:next w:val="Normal"/>
     <w:semiHidden/>
     <w:unhideWhenUsed/>
     <w:qFormat/>
-    <w:uiPriority w:val="0"/>
     <w:pPr>
       <w:keepNext/>
       <w:keepLines/>
@@ -4306,14 +4220,13 @@
       <w:sz w:val="24"/>
     </w:rPr>
   </w:style>
-  <w:style w:type="paragraph" w:styleId="9">
+  <w:style w:type="paragraph" w:styleId="Heading8">
     <w:name w:val="heading 8"/>
-    <w:basedOn w:val="1"/>
-    <w:next w:val="1"/>
+    <w:basedOn w:val="Normal"/>
+    <w:next w:val="Normal"/>
     <w:semiHidden/>
     <w:unhideWhenUsed/>
     <w:qFormat/>
-    <w:uiPriority w:val="0"/>
     <w:pPr>
       <w:keepNext/>
       <w:keepLines/>
@@ -4326,18 +4239,17 @@
       <w:outlineLvl w:val="7"/>
     </w:pPr>
     <w:rPr>
-      <w:rFonts w:ascii="Arial" w:hAnsi="Arial" w:eastAsia="黑体"/>
+      <w:rFonts w:ascii="Arial" w:eastAsia="黑体" w:hAnsi="Arial"/>
       <w:sz w:val="24"/>
     </w:rPr>
   </w:style>
-  <w:style w:type="paragraph" w:styleId="10">
+  <w:style w:type="paragraph" w:styleId="Heading9">
     <w:name w:val="heading 9"/>
-    <w:basedOn w:val="1"/>
-    <w:next w:val="1"/>
+    <w:basedOn w:val="Normal"/>
+    <w:next w:val="Normal"/>
     <w:semiHidden/>
     <w:unhideWhenUsed/>
     <w:qFormat/>
-    <w:uiPriority w:val="0"/>
     <w:pPr>
       <w:keepNext/>
       <w:keepLines/>
@@ -4350,21 +4262,19 @@
       <w:outlineLvl w:val="8"/>
     </w:pPr>
     <w:rPr>
-      <w:rFonts w:ascii="Arial" w:hAnsi="Arial" w:eastAsia="黑体"/>
+      <w:rFonts w:ascii="Arial" w:eastAsia="黑体" w:hAnsi="Arial"/>
       <w:sz w:val="21"/>
     </w:rPr>
   </w:style>
-  <w:style w:type="character" w:default="1" w:styleId="22">
+  <w:style w:type="character" w:default="1" w:styleId="DefaultParagraphFont">
     <w:name w:val="Default Paragraph Font"/>
     <w:semiHidden/>
     <w:qFormat/>
-    <w:uiPriority w:val="0"/>
   </w:style>
-  <w:style w:type="table" w:default="1" w:styleId="20">
+  <w:style w:type="table" w:default="1" w:styleId="TableNormal">
     <w:name w:val="Normal Table"/>
     <w:semiHidden/>
     <w:qFormat/>
-    <w:uiPriority w:val="0"/>
     <w:tblPr>
       <w:tblCellMar>
         <w:top w:w="0" w:type="dxa"/>
@@ -4374,43 +4284,39 @@
       </w:tblCellMar>
     </w:tblPr>
   </w:style>
-  <w:style w:type="paragraph" w:styleId="11">
+  <w:style w:type="paragraph" w:styleId="CommentText">
     <w:name w:val="annotation text"/>
-    <w:basedOn w:val="1"/>
+    <w:basedOn w:val="Normal"/>
     <w:qFormat/>
-    <w:uiPriority w:val="0"/>
     <w:pPr>
       <w:jc w:val="left"/>
     </w:pPr>
   </w:style>
-  <w:style w:type="paragraph" w:styleId="12">
+  <w:style w:type="paragraph" w:styleId="BodyText">
     <w:name w:val="Body Text"/>
-    <w:basedOn w:val="1"/>
+    <w:basedOn w:val="Normal"/>
     <w:semiHidden/>
     <w:qFormat/>
-    <w:uiPriority w:val="0"/>
     <w:rPr>
-      <w:rFonts w:ascii="Arial" w:hAnsi="Arial" w:eastAsia="Arial" w:cs="Arial"/>
+      <w:rFonts w:ascii="Arial" w:eastAsia="Arial" w:hAnsi="Arial" w:cs="Arial"/>
       <w:sz w:val="21"/>
       <w:szCs w:val="21"/>
       <w:lang w:val="en-US" w:eastAsia="en-US" w:bidi="ar-SA"/>
     </w:rPr>
   </w:style>
-  <w:style w:type="paragraph" w:styleId="13">
+  <w:style w:type="paragraph" w:styleId="TOC3">
     <w:name w:val="toc 3"/>
-    <w:basedOn w:val="1"/>
-    <w:next w:val="1"/>
+    <w:basedOn w:val="Normal"/>
+    <w:next w:val="Normal"/>
     <w:qFormat/>
-    <w:uiPriority w:val="0"/>
     <w:pPr>
       <w:ind w:left="840" w:leftChars="400"/>
     </w:pPr>
   </w:style>
-  <w:style w:type="paragraph" w:styleId="14">
+  <w:style w:type="paragraph" w:styleId="Footer">
     <w:name w:val="footer"/>
-    <w:basedOn w:val="1"/>
+    <w:basedOn w:val="Normal"/>
     <w:qFormat/>
-    <w:uiPriority w:val="0"/>
     <w:pPr>
       <w:tabs>
         <w:tab w:val="center" w:pos="4153"/>
@@ -4423,17 +4329,16 @@
       <w:sz w:val="18"/>
     </w:rPr>
   </w:style>
-  <w:style w:type="paragraph" w:styleId="15">
+  <w:style w:type="paragraph" w:styleId="Header">
     <w:name w:val="header"/>
-    <w:basedOn w:val="1"/>
+    <w:basedOn w:val="Normal"/>
     <w:qFormat/>
-    <w:uiPriority w:val="0"/>
     <w:pPr>
       <w:pBdr>
-        <w:top w:val="none" w:color="auto" w:sz="0" w:space="0"/>
-        <w:left w:val="none" w:color="auto" w:sz="0" w:space="0"/>
-        <w:bottom w:val="none" w:color="auto" w:sz="0" w:space="0"/>
-        <w:right w:val="none" w:color="auto" w:sz="0" w:space="0"/>
+        <w:top w:val="nil"/>
+        <w:left w:val="nil"/>
+        <w:bottom w:val="nil"/>
+        <w:right w:val="nil"/>
       </w:pBdr>
       <w:tabs>
         <w:tab w:val="center" w:pos="4153"/>
@@ -4448,41 +4353,37 @@
       <w:sz w:val="18"/>
     </w:rPr>
   </w:style>
-  <w:style w:type="paragraph" w:styleId="16">
+  <w:style w:type="paragraph" w:styleId="TOC1">
     <w:name w:val="toc 1"/>
-    <w:basedOn w:val="1"/>
-    <w:next w:val="1"/>
+    <w:basedOn w:val="Normal"/>
+    <w:next w:val="Normal"/>
     <w:qFormat/>
-    <w:uiPriority w:val="0"/>
     <w:rPr>
-      <w:rFonts w:ascii="Arial" w:hAnsi="Arial" w:eastAsia="Microsoft JhengHei"/>
+      <w:rFonts w:ascii="Arial" w:eastAsia="Microsoft JhengHei" w:hAnsi="Arial"/>
       <w:sz w:val="24"/>
     </w:rPr>
   </w:style>
-  <w:style w:type="paragraph" w:styleId="17">
+  <w:style w:type="paragraph" w:styleId="TOC2">
     <w:name w:val="toc 2"/>
-    <w:basedOn w:val="1"/>
-    <w:next w:val="1"/>
+    <w:basedOn w:val="Normal"/>
+    <w:next w:val="Normal"/>
     <w:qFormat/>
-    <w:uiPriority w:val="0"/>
     <w:pPr>
       <w:ind w:left="420" w:leftChars="200"/>
     </w:pPr>
   </w:style>
-  <w:style w:type="paragraph" w:styleId="18">
+  <w:style w:type="paragraph" w:styleId="NormalWeb">
     <w:name w:val="Normal (Web)"/>
-    <w:basedOn w:val="1"/>
+    <w:basedOn w:val="Normal"/>
     <w:qFormat/>
-    <w:uiPriority w:val="0"/>
     <w:rPr>
       <w:sz w:val="24"/>
     </w:rPr>
   </w:style>
-  <w:style w:type="paragraph" w:styleId="19">
+  <w:style w:type="paragraph" w:styleId="Title">
     <w:name w:val="Title"/>
-    <w:basedOn w:val="1"/>
+    <w:basedOn w:val="Normal"/>
     <w:qFormat/>
-    <w:uiPriority w:val="0"/>
     <w:pPr>
       <w:spacing w:before="240" w:beforeLines="0" w:beforeAutospacing="0" w:after="60" w:afterLines="0" w:afterAutospacing="0"/>
       <w:jc w:val="center"/>
@@ -4494,73 +4395,68 @@
       <w:sz w:val="32"/>
     </w:rPr>
   </w:style>
-  <w:style w:type="table" w:styleId="21">
+  <w:style w:type="table" w:styleId="TableGrid">
     <w:name w:val="Table Grid"/>
-    <w:basedOn w:val="20"/>
+    <w:basedOn w:val="TableNormal"/>
     <w:qFormat/>
-    <w:uiPriority w:val="0"/>
     <w:pPr>
       <w:widowControl w:val="0"/>
       <w:jc w:val="both"/>
     </w:pPr>
     <w:tblPr>
       <w:tblBorders>
-        <w:top w:val="single" w:color="auto" w:sz="4" w:space="0"/>
-        <w:left w:val="single" w:color="auto" w:sz="4" w:space="0"/>
-        <w:bottom w:val="single" w:color="auto" w:sz="4" w:space="0"/>
-        <w:right w:val="single" w:color="auto" w:sz="4" w:space="0"/>
-        <w:insideH w:val="single" w:color="auto" w:sz="4" w:space="0"/>
-        <w:insideV w:val="single" w:color="auto" w:sz="4" w:space="0"/>
+        <w:top w:val="single" w:sz="4" w:space="0" w:color="auto"/>
+        <w:left w:val="single" w:sz="4" w:space="0" w:color="auto"/>
+        <w:bottom w:val="single" w:sz="4" w:space="0" w:color="auto"/>
+        <w:right w:val="single" w:sz="4" w:space="0" w:color="auto"/>
+        <w:insideH w:val="single" w:sz="4" w:space="0" w:color="auto"/>
+        <w:insideV w:val="single" w:sz="4" w:space="0" w:color="auto"/>
       </w:tblBorders>
     </w:tblPr>
   </w:style>
-  <w:style w:type="character" w:styleId="23">
+  <w:style w:type="character" w:styleId="Strong">
     <w:name w:val="Strong"/>
-    <w:basedOn w:val="22"/>
+    <w:basedOn w:val="DefaultParagraphFont"/>
     <w:qFormat/>
-    <w:uiPriority w:val="0"/>
     <w:rPr>
       <w:b/>
     </w:rPr>
   </w:style>
-  <w:style w:type="paragraph" w:customStyle="1" w:styleId="24">
+  <w:style w:type="paragraph" w:customStyle="1" w:styleId="a">
     <w:name w:val="柴_公司名"/>
-    <w:basedOn w:val="19"/>
+    <w:basedOn w:val="Title"/>
     <w:qFormat/>
-    <w:uiPriority w:val="0"/>
     <w:pPr>
       <w:spacing w:after="600" w:afterLines="600"/>
     </w:pPr>
     <w:rPr>
-      <w:rFonts w:hint="eastAsia" w:ascii="宋体" w:hAnsi="宋体" w:eastAsia="宋体" w:cs="宋体"/>
+      <w:rFonts w:ascii="宋体" w:eastAsia="宋体" w:hAnsi="宋体" w:cs="宋体" w:hint="eastAsia"/>
       <w:bCs/>
       <w:spacing w:val="-6"/>
       <w:sz w:val="52"/>
       <w:szCs w:val="52"/>
     </w:rPr>
   </w:style>
-  <w:style w:type="paragraph" w:customStyle="1" w:styleId="25">
+  <w:style w:type="paragraph" w:customStyle="1" w:styleId="a0">
     <w:name w:val="柴_文档名"/>
-    <w:basedOn w:val="19"/>
+    <w:basedOn w:val="Title"/>
     <w:qFormat/>
-    <w:uiPriority w:val="0"/>
     <w:pPr>
       <w:spacing w:after="900" w:afterLines="900"/>
     </w:pPr>
     <w:rPr>
-      <w:rFonts w:ascii="黑体" w:hAnsi="黑体" w:eastAsia="黑体" w:cs="黑体"/>
+      <w:rFonts w:ascii="黑体" w:eastAsia="黑体" w:hAnsi="黑体" w:cs="黑体"/>
       <w:bCs/>
       <w:spacing w:val="-7"/>
       <w:sz w:val="52"/>
       <w:szCs w:val="52"/>
     </w:rPr>
   </w:style>
-  <w:style w:type="table" w:customStyle="1" w:styleId="26">
+  <w:style w:type="table" w:customStyle="1" w:styleId="TableNormal0">
     <w:name w:val="Table Normal_0"/>
     <w:semiHidden/>
     <w:unhideWhenUsed/>
     <w:qFormat/>
-    <w:uiPriority w:val="0"/>
     <w:tblPr>
       <w:tblCellMar>
         <w:top w:w="0" w:type="dxa"/>
@@ -4570,87 +4466,81 @@
       </w:tblCellMar>
     </w:tblPr>
   </w:style>
-  <w:style w:type="paragraph" w:customStyle="1" w:styleId="27">
+  <w:style w:type="paragraph" w:customStyle="1" w:styleId="TableText">
     <w:name w:val="Table Text"/>
-    <w:basedOn w:val="1"/>
+    <w:basedOn w:val="Normal"/>
     <w:semiHidden/>
     <w:qFormat/>
-    <w:uiPriority w:val="0"/>
     <w:rPr>
-      <w:rFonts w:ascii="宋体" w:hAnsi="宋体" w:eastAsia="宋体" w:cs="宋体"/>
+      <w:rFonts w:ascii="宋体" w:eastAsia="宋体" w:hAnsi="宋体" w:cs="宋体"/>
       <w:sz w:val="21"/>
       <w:szCs w:val="21"/>
       <w:lang w:val="en-US" w:eastAsia="en-US" w:bidi="ar-SA"/>
     </w:rPr>
   </w:style>
-  <w:style w:type="paragraph" w:customStyle="1" w:styleId="28">
+  <w:style w:type="paragraph" w:customStyle="1" w:styleId="1">
     <w:name w:val="柴_标题1"/>
-    <w:basedOn w:val="2"/>
-    <w:next w:val="29"/>
-    <w:link w:val="38"/>
+    <w:basedOn w:val="Heading1"/>
+    <w:next w:val="a1"/>
+    <w:link w:val="1Char"/>
     <w:qFormat/>
-    <w:uiPriority w:val="0"/>
     <w:pPr>
       <w:spacing w:before="100" w:after="90" w:line="360" w:lineRule="auto"/>
     </w:pPr>
     <w:rPr>
-      <w:rFonts w:ascii="Arial" w:hAnsi="Arial" w:eastAsia="宋体"/>
+      <w:rFonts w:ascii="Arial" w:eastAsia="宋体" w:hAnsi="Arial"/>
       <w:sz w:val="32"/>
     </w:rPr>
   </w:style>
-  <w:style w:type="paragraph" w:customStyle="1" w:styleId="29">
+  <w:style w:type="paragraph" w:customStyle="1" w:styleId="a1">
     <w:name w:val="柴_正文"/>
-    <w:basedOn w:val="12"/>
-    <w:link w:val="42"/>
+    <w:basedOn w:val="BodyText"/>
+    <w:link w:val="Char"/>
     <w:qFormat/>
-    <w:uiPriority w:val="0"/>
     <w:pPr>
       <w:spacing w:line="360" w:lineRule="auto"/>
       <w:ind w:firstLine="470" w:firstLineChars="200"/>
     </w:pPr>
     <w:rPr>
-      <w:rFonts w:ascii="Arial" w:hAnsi="Arial" w:eastAsia="宋体"/>
+      <w:rFonts w:ascii="Arial" w:eastAsia="宋体" w:hAnsi="Arial"/>
       <w:sz w:val="24"/>
       <w:lang w:eastAsia="zh-CN"/>
     </w:rPr>
   </w:style>
-  <w:style w:type="paragraph" w:customStyle="1" w:styleId="30">
+  <w:style w:type="paragraph" w:customStyle="1" w:styleId="2">
     <w:name w:val="柴_标题2"/>
-    <w:basedOn w:val="3"/>
-    <w:next w:val="29"/>
+    <w:basedOn w:val="Heading2"/>
+    <w:next w:val="a1"/>
     <w:qFormat/>
-    <w:uiPriority w:val="0"/>
     <w:pPr>
       <w:spacing w:line="360" w:lineRule="auto"/>
     </w:pPr>
     <w:rPr>
-      <w:rFonts w:ascii="Arial" w:hAnsi="Arial" w:eastAsia="宋体"/>
+      <w:rFonts w:ascii="Arial" w:eastAsia="宋体" w:hAnsi="Arial"/>
       <w:sz w:val="28"/>
     </w:rPr>
   </w:style>
-  <w:style w:type="paragraph" w:customStyle="1" w:styleId="31">
+  <w:style w:type="paragraph" w:customStyle="1" w:styleId="3">
     <w:name w:val="柴_标题3"/>
-    <w:basedOn w:val="4"/>
-    <w:next w:val="29"/>
+    <w:basedOn w:val="Heading3"/>
+    <w:next w:val="a1"/>
     <w:qFormat/>
-    <w:uiPriority w:val="0"/>
     <w:pPr>
       <w:spacing w:line="360" w:lineRule="auto"/>
       <w:ind w:left="0" w:firstLine="472" w:firstLineChars="200"/>
     </w:pPr>
     <w:rPr>
-      <w:rFonts w:ascii="宋体" w:hAnsi="宋体" w:eastAsia="宋体" w:cs="宋体"/>
+      <w:rFonts w:ascii="宋体" w:eastAsia="宋体" w:hAnsi="宋体" w:cs="宋体"/>
       <w:spacing w:val="-2"/>
       <w:sz w:val="24"/>
       <w:szCs w:val="24"/>
     </w:rPr>
   </w:style>
-  <w:style w:type="paragraph" w:customStyle="1" w:styleId="32">
+  <w:style w:type="paragraph" w:customStyle="1" w:styleId="a2">
     <w:name w:val="柴_目录"/>
-    <w:basedOn w:val="1"/>
-    <w:next w:val="12"/>
+    <w:basedOn w:val="Normal"/>
+    <w:next w:val="BodyText"/>
     <w:qFormat/>
-    <w:uiPriority w:val="0"/>
     <w:pPr>
       <w:tabs>
         <w:tab w:val="right" w:leader="dot" w:pos="8442"/>
@@ -4658,64 +4548,59 @@
       <w:ind w:left="0" w:leftChars="0"/>
     </w:pPr>
     <w:rPr>
-      <w:rFonts w:ascii="Arial" w:hAnsi="Arial" w:eastAsia="Microsoft JhengHei"/>
+      <w:rFonts w:ascii="Arial" w:eastAsia="Microsoft JhengHei" w:hAnsi="Arial"/>
       <w:sz w:val="24"/>
     </w:rPr>
   </w:style>
-  <w:style w:type="paragraph" w:customStyle="1" w:styleId="33">
+  <w:style w:type="paragraph" w:customStyle="1" w:styleId="WPSOffice1">
     <w:name w:val="WPSOffice手动目录 1"/>
     <w:qFormat/>
-    <w:uiPriority w:val="0"/>
     <w:pPr>
       <w:ind w:leftChars="0"/>
     </w:pPr>
     <w:rPr>
-      <w:rFonts w:ascii="Times New Roman" w:hAnsi="Times New Roman" w:eastAsia="宋体" w:cs="Times New Roman"/>
+      <w:rFonts w:ascii="Times New Roman" w:eastAsia="宋体" w:hAnsi="Times New Roman" w:cs="Times New Roman"/>
       <w:sz w:val="20"/>
       <w:szCs w:val="20"/>
     </w:rPr>
   </w:style>
-  <w:style w:type="paragraph" w:customStyle="1" w:styleId="34">
+  <w:style w:type="paragraph" w:customStyle="1" w:styleId="WPSOffice2">
     <w:name w:val="WPSOffice手动目录 2"/>
     <w:qFormat/>
-    <w:uiPriority w:val="0"/>
     <w:pPr>
       <w:ind w:leftChars="200"/>
     </w:pPr>
     <w:rPr>
-      <w:rFonts w:ascii="Times New Roman" w:hAnsi="Times New Roman" w:eastAsia="宋体" w:cs="Times New Roman"/>
+      <w:rFonts w:ascii="Times New Roman" w:eastAsia="宋体" w:hAnsi="Times New Roman" w:cs="Times New Roman"/>
       <w:sz w:val="20"/>
       <w:szCs w:val="20"/>
     </w:rPr>
   </w:style>
-  <w:style w:type="paragraph" w:customStyle="1" w:styleId="35">
+  <w:style w:type="paragraph" w:customStyle="1" w:styleId="WPSOffice3">
     <w:name w:val="WPSOffice手动目录 3"/>
     <w:qFormat/>
-    <w:uiPriority w:val="0"/>
     <w:pPr>
       <w:ind w:leftChars="400"/>
     </w:pPr>
     <w:rPr>
-      <w:rFonts w:ascii="Times New Roman" w:hAnsi="Times New Roman" w:eastAsia="宋体" w:cs="Times New Roman"/>
+      <w:rFonts w:ascii="Times New Roman" w:eastAsia="宋体" w:hAnsi="Times New Roman" w:cs="Times New Roman"/>
       <w:sz w:val="20"/>
       <w:szCs w:val="20"/>
     </w:rPr>
   </w:style>
-  <w:style w:type="paragraph" w:customStyle="1" w:styleId="36">
+  <w:style w:type="paragraph" w:customStyle="1" w:styleId="Compact">
     <w:name w:val="Compact"/>
-    <w:basedOn w:val="12"/>
+    <w:basedOn w:val="BodyText"/>
     <w:qFormat/>
-    <w:uiPriority w:val="0"/>
     <w:pPr>
       <w:spacing w:before="36" w:after="36"/>
     </w:pPr>
   </w:style>
-  <w:style w:type="table" w:customStyle="1" w:styleId="37">
+  <w:style w:type="table" w:customStyle="1" w:styleId="Table">
     <w:name w:val="Table"/>
     <w:semiHidden/>
     <w:unhideWhenUsed/>
     <w:qFormat/>
-    <w:uiPriority w:val="0"/>
     <w:tblPr>
       <w:tblCellMar>
         <w:top w:w="0" w:type="dxa"/>
@@ -4727,28 +4612,26 @@
     <w:tblStylePr w:type="firstRow">
       <w:tcPr>
         <w:tcBorders>
-          <w:bottom w:val="single" w:color="auto" w:sz="0" w:space="0"/>
+          <w:bottom w:val="single" w:sz="0" w:space="0" w:color="auto"/>
         </w:tcBorders>
         <w:vAlign w:val="bottom"/>
       </w:tcPr>
     </w:tblStylePr>
   </w:style>
-  <w:style w:type="character" w:customStyle="1" w:styleId="38">
+  <w:style w:type="character" w:customStyle="1" w:styleId="1Char">
     <w:name w:val="柴_标题1 Char"/>
-    <w:link w:val="28"/>
+    <w:link w:val="1"/>
     <w:qFormat/>
-    <w:uiPriority w:val="0"/>
     <w:rPr>
-      <w:rFonts w:ascii="Arial" w:hAnsi="Arial" w:eastAsia="宋体"/>
+      <w:rFonts w:ascii="Arial" w:eastAsia="宋体" w:hAnsi="Arial"/>
       <w:sz w:val="32"/>
     </w:rPr>
   </w:style>
-  <w:style w:type="table" w:customStyle="1" w:styleId="39">
+  <w:style w:type="table" w:customStyle="1" w:styleId="TableNormal1">
     <w:name w:val="Table Normal_1"/>
     <w:semiHidden/>
     <w:unhideWhenUsed/>
     <w:qFormat/>
-    <w:uiPriority w:val="0"/>
     <w:tblPr>
       <w:tblCellMar>
         <w:top w:w="0" w:type="dxa"/>
@@ -4758,11 +4641,10 @@
       </w:tblCellMar>
     </w:tblPr>
   </w:style>
-  <w:style w:type="paragraph" w:customStyle="1" w:styleId="40">
+  <w:style w:type="paragraph" w:customStyle="1" w:styleId="a3">
     <w:name w:val="柴_正文_无缩进"/>
-    <w:basedOn w:val="1"/>
+    <w:basedOn w:val="Normal"/>
     <w:qFormat/>
-    <w:uiPriority w:val="0"/>
     <w:pPr>
       <w:ind w:firstLine="0" w:firstLineChars="0"/>
     </w:pPr>
@@ -4772,31 +4654,29 @@
       <w:lang w:eastAsia="zh-CN"/>
     </w:rPr>
   </w:style>
-  <w:style w:type="paragraph" w:customStyle="1" w:styleId="41">
+  <w:style w:type="paragraph" w:customStyle="1" w:styleId="4">
     <w:name w:val="柴_标题4"/>
-    <w:basedOn w:val="5"/>
-    <w:next w:val="1"/>
+    <w:basedOn w:val="Heading4"/>
+    <w:next w:val="Normal"/>
     <w:qFormat/>
-    <w:uiPriority w:val="0"/>
     <w:pPr>
       <w:widowControl w:val="0"/>
       <w:spacing w:before="160" w:line="360" w:lineRule="auto"/>
-      <w:ind w:left="981" w:leftChars="300" w:hanging="862"/>
+      <w:ind w:left="981" w:hanging="862" w:leftChars="300"/>
     </w:pPr>
     <w:rPr>
-      <w:rFonts w:hint="eastAsia" w:ascii="Calibri" w:hAnsi="Calibri" w:eastAsia="宋体" w:cs="宋体"/>
+      <w:rFonts w:ascii="Calibri" w:eastAsia="宋体" w:hAnsi="Calibri" w:cs="宋体" w:hint="eastAsia"/>
       <w:sz w:val="24"/>
       <w:szCs w:val="24"/>
       <w:lang w:eastAsia="zh-CN" w:bidi="zh-CN"/>
     </w:rPr>
   </w:style>
-  <w:style w:type="character" w:customStyle="1" w:styleId="42">
+  <w:style w:type="character" w:customStyle="1" w:styleId="Char">
     <w:name w:val="柴_正文 Char"/>
-    <w:link w:val="29"/>
+    <w:link w:val="a1"/>
     <w:qFormat/>
-    <w:uiPriority w:val="0"/>
     <w:rPr>
-      <w:rFonts w:ascii="Arial" w:hAnsi="Arial" w:eastAsia="宋体"/>
+      <w:rFonts w:ascii="Arial" w:eastAsia="宋体" w:hAnsi="Arial"/>
       <w:sz w:val="24"/>
       <w:lang w:eastAsia="zh-CN"/>
     </w:rPr>

--- a/4.质量管理/2.运行记录类文件/TXHS-04-16-2025年度运维服务质量管理管理评审报告.docx
+++ b/4.质量管理/2.运行记录类文件/TXHS-04-16-2025年度运维服务质量管理管理评审报告.docx
@@ -1361,7 +1361,7 @@
                 <w:vertAlign w:val="baseline"/>
                 <w:lang w:val="en-US" w:eastAsia="zh-CN"/>
               </w:rPr>
-              <w:t>李伟</w:t>
+              <w:t>沈晓晖</w:t>
             </w:r>
           </w:p>
         </w:tc>
@@ -1404,7 +1404,7 @@
                 <w:vertAlign w:val="baseline"/>
                 <w:lang w:val="en-US" w:eastAsia="zh-CN"/>
               </w:rPr>
-              <w:t>陈凯</w:t>
+              <w:t>茅建根</w:t>
             </w:r>
           </w:p>
         </w:tc>
@@ -2930,7 +2930,7 @@
           <w:rFonts w:hint="default"/>
           <w:lang w:val="en-US" w:eastAsia="zh-CN"/>
         </w:rPr>
-        <w:t>参与人员：强宇涛、金天宇、平湾、李伟</w:t>
+        <w:t>参与人员：程方、吴桀、平湾、沈晓晖</w:t>
       </w:r>
     </w:p>
     <w:p>

--- a/4.质量管理/2.运行记录类文件/TXHS-04-16-2025年度运维服务质量管理管理评审报告.docx
+++ b/4.质量管理/2.运行记录类文件/TXHS-04-16-2025年度运维服务质量管理管理评审报告.docx
@@ -1,11 +1,10 @@
 
 <file path=word/document.xml><?xml version="1.0" encoding="utf-8"?>
-<w:document xmlns:wpc="http://schemas.microsoft.com/office/word/2010/wordprocessingCanvas" xmlns:mc="http://schemas.openxmlformats.org/markup-compatibility/2006" xmlns:o="urn:schemas-microsoft-com:office:office" xmlns:r="http://schemas.openxmlformats.org/officeDocument/2006/relationships" xmlns:m="http://schemas.openxmlformats.org/officeDocument/2006/math" xmlns:v="urn:schemas-microsoft-com:vml" xmlns:wp14="http://schemas.microsoft.com/office/word/2010/wordprocessingDrawing" xmlns:wp="http://schemas.openxmlformats.org/drawingml/2006/wordprocessingDrawing" xmlns:w10="urn:schemas-microsoft-com:office:word" xmlns:w="http://schemas.openxmlformats.org/wordprocessingml/2006/main" xmlns:w14="http://schemas.microsoft.com/office/word/2010/wordml" xmlns:w15="http://schemas.microsoft.com/office/word/2012/wordml" xmlns:wne="http://schemas.microsoft.com/office/word/2006/wordml" xmlns:wpg="http://schemas.microsoft.com/office/word/2010/wordprocessingGroup" xmlns:wpi="http://schemas.microsoft.com/office/word/2010/wordprocessingInk" xmlns:wps="http://schemas.microsoft.com/office/word/2010/wordprocessingShape" mc:Ignorable="w14 w15 wp14">
-  <!-- Generated by Aspose.Words for .NET 13.3.0.1 -->
+<w:document xmlns:wpc="http://schemas.microsoft.com/office/word/2010/wordprocessingCanvas" xmlns:mc="http://schemas.openxmlformats.org/markup-compatibility/2006" xmlns:o="urn:schemas-microsoft-com:office:office" xmlns:r="http://schemas.openxmlformats.org/officeDocument/2006/relationships" xmlns:m="http://schemas.openxmlformats.org/officeDocument/2006/math" xmlns:v="urn:schemas-microsoft-com:vml" xmlns:wp14="http://schemas.microsoft.com/office/word/2010/wordprocessingDrawing" xmlns:wp="http://schemas.openxmlformats.org/drawingml/2006/wordprocessingDrawing" xmlns:w="http://schemas.openxmlformats.org/wordprocessingml/2006/main" xmlns:w14="http://schemas.microsoft.com/office/word/2010/wordml" xmlns:w10="urn:schemas-microsoft-com:office:word" xmlns:w15="http://schemas.microsoft.com/office/word/2012/wordml" xmlns:wpg="http://schemas.microsoft.com/office/word/2010/wordprocessingGroup" xmlns:wpi="http://schemas.microsoft.com/office/word/2010/wordprocessingInk" xmlns:wne="http://schemas.microsoft.com/office/word/2006/wordml" xmlns:wps="http://schemas.microsoft.com/office/word/2010/wordprocessingShape" xmlns:wpsCustomData="http://www.wps.cn/officeDocument/2013/wpsCustomData" mc:Ignorable="w14 w15 wp14">
   <w:body>
     <w:p>
       <w:pPr>
-        <w:pStyle w:val="a"/>
+        <w:pStyle w:val="24"/>
         <w:keepNext w:val="0"/>
         <w:keepLines w:val="0"/>
         <w:pageBreakBefore w:val="0"/>
@@ -22,10 +21,10 @@
         <w:spacing w:before="3120" w:beforeLines="1000"/>
         <w:textAlignment w:val="baseline"/>
       </w:pPr>
-      <w:bookmarkStart w:id="0" w:name="_Toc22967"/>
+      <w:bookmarkStart w:id="0" w:name="_Toc8112"/>
       <w:r>
         <w:drawing>
-          <wp:anchor distT="0" distB="0" distL="114300" distR="114300" simplePos="0" relativeHeight="251660288" behindDoc="1" locked="0" layoutInCell="1" allowOverlap="1">
+          <wp:anchor distT="0" distB="0" distL="114300" distR="114300" simplePos="0" relativeHeight="251661312" behindDoc="1" locked="0" layoutInCell="1" allowOverlap="1">
             <wp:simplePos x="0" y="0"/>
             <wp:positionH relativeFrom="column">
               <wp:posOffset>-19050</wp:posOffset>
@@ -50,7 +49,7 @@
                     </pic:cNvPicPr>
                   </pic:nvPicPr>
                   <pic:blipFill>
-                    <a:blip xmlns:r="http://schemas.openxmlformats.org/officeDocument/2006/relationships" r:embed="rId4"/>
+                    <a:blip r:embed="rId7"/>
                     <a:stretch>
                       <a:fillRect/>
                     </a:stretch>
@@ -76,7 +75,7 @@
       </w:r>
       <w:r>
         <w:drawing>
-          <wp:anchor distT="0" distB="0" distL="114300" distR="114300" simplePos="0" relativeHeight="251659264" behindDoc="1" locked="0" layoutInCell="1" allowOverlap="1">
+          <wp:anchor distT="0" distB="0" distL="114300" distR="114300" simplePos="0" relativeHeight="251660288" behindDoc="1" locked="0" layoutInCell="1" allowOverlap="1">
             <wp:simplePos x="0" y="0"/>
             <wp:positionH relativeFrom="column">
               <wp:posOffset>0</wp:posOffset>
@@ -101,7 +100,7 @@
                     </pic:cNvPicPr>
                   </pic:nvPicPr>
                   <pic:blipFill>
-                    <a:blip xmlns:r="http://schemas.openxmlformats.org/officeDocument/2006/relationships" r:embed="rId5"/>
+                    <a:blip r:embed="rId8"/>
                     <a:stretch>
                       <a:fillRect/>
                     </a:stretch>
@@ -131,7 +130,7 @@
           <w:lang w:val="en-US" w:eastAsia="zh-CN"/>
         </w:rPr>
         <w:drawing>
-          <wp:anchor distT="0" distB="0" distL="114300" distR="114300" simplePos="0" relativeHeight="251658240" behindDoc="1" locked="0" layoutInCell="1" allowOverlap="1">
+          <wp:anchor distT="0" distB="0" distL="114300" distR="114300" simplePos="0" relativeHeight="251659264" behindDoc="1" locked="0" layoutInCell="1" allowOverlap="1">
             <wp:simplePos x="0" y="0"/>
             <wp:positionH relativeFrom="column">
               <wp:posOffset>635</wp:posOffset>
@@ -156,7 +155,7 @@
                     </pic:cNvPicPr>
                   </pic:nvPicPr>
                   <pic:blipFill>
-                    <a:blip xmlns:r="http://schemas.openxmlformats.org/officeDocument/2006/relationships" r:embed="rId6">
+                    <a:blip r:embed="rId9">
                       <a:alphaModFix amt="58000"/>
                       <a:lum contrast="-52000"/>
                     </a:blip>
@@ -190,7 +189,7 @@
     </w:p>
     <w:p>
       <w:pPr>
-        <w:pStyle w:val="a0"/>
+        <w:pStyle w:val="25"/>
         <w:keepNext w:val="0"/>
         <w:keepLines w:val="0"/>
         <w:pageBreakBefore w:val="0"/>
@@ -211,7 +210,7 @@
           <w:lang w:val="en-US" w:eastAsia="zh-CN"/>
         </w:rPr>
       </w:pPr>
-      <w:bookmarkStart w:id="1" w:name="_Toc19252"/>
+      <w:bookmarkStart w:id="1" w:name="_Toc12009"/>
       <w:r>
         <w:rPr>
           <w:rFonts w:hint="eastAsia"/>
@@ -224,7 +223,7 @@
           <w:rFonts w:hint="eastAsia"/>
           <w:lang w:val="en-US" w:eastAsia="zh-CN"/>
         </w:rPr>
-        <w:br/>
+        <w:br w:type="textWrapping"/>
       </w:r>
       <w:r>
         <w:rPr>
@@ -251,11 +250,11 @@
         <w:adjustRightInd w:val="0"/>
         <w:snapToGrid w:val="0"/>
         <w:spacing w:after="624" w:afterLines="200" w:line="219" w:lineRule="auto"/>
-        <w:ind w:left="0" w:right="0" w:firstLine="0" w:leftChars="0" w:rightChars="0" w:firstLineChars="0"/>
+        <w:ind w:left="0" w:leftChars="0" w:right="0" w:rightChars="0" w:firstLine="0" w:firstLineChars="0"/>
         <w:jc w:val="center"/>
         <w:textAlignment w:val="baseline"/>
         <w:rPr>
-          <w:rFonts w:ascii="宋体" w:eastAsia="宋体" w:hAnsi="宋体" w:cs="宋体" w:hint="default"/>
+          <w:rFonts w:hint="default" w:ascii="宋体" w:hAnsi="宋体" w:eastAsia="宋体" w:cs="宋体"/>
           <w:sz w:val="24"/>
           <w:szCs w:val="24"/>
           <w:lang w:val="en-US" w:eastAsia="zh-CN"/>
@@ -263,7 +262,7 @@
       </w:pPr>
       <w:r>
         <w:rPr>
-          <w:rFonts w:ascii="宋体" w:eastAsia="宋体" w:hAnsi="宋体" w:cs="宋体"/>
+          <w:rFonts w:ascii="宋体" w:hAnsi="宋体" w:eastAsia="宋体" w:cs="宋体"/>
           <w:b/>
           <w:bCs/>
           <w:spacing w:val="-3"/>
@@ -274,7 +273,7 @@
       </w:r>
       <w:r>
         <w:rPr>
-          <w:rFonts w:ascii="宋体" w:eastAsia="宋体" w:hAnsi="宋体" w:cs="宋体" w:hint="eastAsia"/>
+          <w:rFonts w:hint="eastAsia" w:ascii="宋体" w:hAnsi="宋体" w:eastAsia="宋体" w:cs="宋体"/>
           <w:b/>
           <w:bCs/>
           <w:spacing w:val="-3"/>
@@ -286,7 +285,7 @@
       </w:r>
       <w:r>
         <w:rPr>
-          <w:rFonts w:ascii="宋体" w:eastAsia="宋体" w:hAnsi="宋体" w:cs="宋体"/>
+          <w:rFonts w:ascii="宋体" w:hAnsi="宋体" w:eastAsia="宋体" w:cs="宋体"/>
           <w:b/>
           <w:bCs/>
           <w:spacing w:val="-3"/>
@@ -297,7 +296,7 @@
       </w:r>
       <w:r>
         <w:rPr>
-          <w:rFonts w:ascii="宋体" w:hAnsi="宋体" w:cs="宋体" w:hint="eastAsia"/>
+          <w:rFonts w:hint="eastAsia" w:ascii="宋体" w:hAnsi="宋体" w:cs="宋体"/>
           <w:b/>
           <w:bCs/>
           <w:spacing w:val="-3"/>
@@ -309,7 +308,7 @@
       </w:r>
       <w:r>
         <w:rPr>
-          <w:rFonts w:ascii="宋体" w:eastAsia="宋体" w:hAnsi="宋体" w:cs="宋体"/>
+          <w:rFonts w:ascii="宋体" w:hAnsi="宋体" w:eastAsia="宋体" w:cs="宋体"/>
           <w:b/>
           <w:bCs/>
           <w:spacing w:val="-3"/>
@@ -320,7 +319,7 @@
       </w:r>
       <w:r>
         <w:rPr>
-          <w:rFonts w:ascii="宋体" w:hAnsi="宋体" w:cs="宋体" w:hint="eastAsia"/>
+          <w:rFonts w:hint="eastAsia" w:ascii="宋体" w:hAnsi="宋体" w:cs="宋体"/>
           <w:b/>
           <w:bCs/>
           <w:spacing w:val="-3"/>
@@ -333,17 +332,18 @@
     </w:p>
     <w:tbl>
       <w:tblPr>
-        <w:tblStyle w:val="TableGrid"/>
+        <w:tblStyle w:val="21"/>
         <w:tblW w:w="0" w:type="auto"/>
         <w:jc w:val="center"/>
         <w:tblBorders>
-          <w:top w:val="nil"/>
-          <w:left w:val="nil"/>
-          <w:bottom w:val="nil"/>
-          <w:right w:val="nil"/>
-          <w:insideH w:val="nil"/>
-          <w:insideV w:val="nil"/>
+          <w:top w:val="none" w:color="auto" w:sz="0" w:space="0"/>
+          <w:left w:val="none" w:color="auto" w:sz="0" w:space="0"/>
+          <w:bottom w:val="none" w:color="auto" w:sz="0" w:space="0"/>
+          <w:right w:val="none" w:color="auto" w:sz="0" w:space="0"/>
+          <w:insideH w:val="none" w:color="auto" w:sz="0" w:space="0"/>
+          <w:insideV w:val="none" w:color="auto" w:sz="0" w:space="0"/>
         </w:tblBorders>
+        <w:tblLayout w:type="autofit"/>
         <w:tblCellMar>
           <w:top w:w="0" w:type="dxa"/>
           <w:left w:w="108" w:type="dxa"/>
@@ -357,15 +357,13 @@
       </w:tblGrid>
       <w:tr>
         <w:tblPrEx>
-          <w:tblW w:w="0" w:type="auto"/>
-          <w:jc w:val="center"/>
           <w:tblBorders>
-            <w:top w:val="nil"/>
-            <w:left w:val="nil"/>
-            <w:bottom w:val="nil"/>
-            <w:right w:val="nil"/>
-            <w:insideH w:val="nil"/>
-            <w:insideV w:val="nil"/>
+            <w:top w:val="none" w:color="auto" w:sz="0" w:space="0"/>
+            <w:left w:val="none" w:color="auto" w:sz="0" w:space="0"/>
+            <w:bottom w:val="none" w:color="auto" w:sz="0" w:space="0"/>
+            <w:right w:val="none" w:color="auto" w:sz="0" w:space="0"/>
+            <w:insideH w:val="none" w:color="auto" w:sz="0" w:space="0"/>
+            <w:insideV w:val="none" w:color="auto" w:sz="0" w:space="0"/>
           </w:tblBorders>
           <w:tblCellMar>
             <w:top w:w="0" w:type="dxa"/>
@@ -375,7 +373,7 @@
           </w:tblCellMar>
         </w:tblPrEx>
         <w:trPr>
-          <w:trHeight w:val="810"/>
+          <w:trHeight w:val="810" w:hRule="atLeast"/>
           <w:jc w:val="center"/>
         </w:trPr>
         <w:tc>
@@ -413,7 +411,7 @@
             </w:r>
             <w:r>
               <w:rPr>
-                <w:rFonts w:asciiTheme="minorAscii" w:eastAsiaTheme="minorEastAsia" w:hAnsiTheme="minorAscii" w:hint="default"/>
+                <w:rFonts w:hint="default" w:asciiTheme="minorAscii" w:hAnsiTheme="minorAscii" w:eastAsiaTheme="minorEastAsia"/>
                 <w:spacing w:val="227"/>
                 <w:sz w:val="21"/>
                 <w:vertAlign w:val="baseline"/>
@@ -467,7 +465,7 @@
             </w:r>
             <w:r>
               <w:rPr>
-                <w:rFonts w:asciiTheme="minorAscii" w:eastAsiaTheme="minorEastAsia" w:hAnsiTheme="minorAscii" w:hint="eastAsia"/>
+                <w:rFonts w:hint="eastAsia" w:asciiTheme="minorAscii" w:hAnsiTheme="minorAscii" w:eastAsiaTheme="minorEastAsia"/>
                 <w:spacing w:val="227"/>
                 <w:sz w:val="21"/>
                 <w:vertAlign w:val="baseline"/>
@@ -489,8 +487,14 @@
       </w:tr>
       <w:tr>
         <w:tblPrEx>
-          <w:tblW w:w="0" w:type="auto"/>
-          <w:jc w:val="center"/>
+          <w:tblBorders>
+            <w:top w:val="none" w:color="auto" w:sz="0" w:space="0"/>
+            <w:left w:val="none" w:color="auto" w:sz="0" w:space="0"/>
+            <w:bottom w:val="none" w:color="auto" w:sz="0" w:space="0"/>
+            <w:right w:val="none" w:color="auto" w:sz="0" w:space="0"/>
+            <w:insideH w:val="none" w:color="auto" w:sz="0" w:space="0"/>
+            <w:insideV w:val="none" w:color="auto" w:sz="0" w:space="0"/>
+          </w:tblBorders>
           <w:tblCellMar>
             <w:top w:w="0" w:type="dxa"/>
             <w:left w:w="108" w:type="dxa"/>
@@ -499,7 +503,7 @@
           </w:tblCellMar>
         </w:tblPrEx>
         <w:trPr>
-          <w:trHeight w:val="810"/>
+          <w:trHeight w:val="810" w:hRule="atLeast"/>
           <w:jc w:val="center"/>
         </w:trPr>
         <w:tc>
@@ -523,7 +527,7 @@
               <w:snapToGrid w:val="0"/>
               <w:textAlignment w:val="baseline"/>
               <w:rPr>
-                <w:rFonts w:ascii="Arial" w:eastAsia="Arial" w:hAnsi="Arial" w:cs="Arial" w:hint="default"/>
+                <w:rFonts w:hint="default" w:ascii="Arial" w:hAnsi="Arial" w:eastAsia="Arial" w:cs="Arial"/>
                 <w:snapToGrid w:val="0"/>
                 <w:color w:val="000000"/>
                 <w:kern w:val="0"/>
@@ -555,7 +559,7 @@
             </w:r>
             <w:r>
               <w:rPr>
-                <w:rFonts w:asciiTheme="minorAscii" w:eastAsiaTheme="minorEastAsia" w:hAnsiTheme="minorAscii" w:hint="default"/>
+                <w:rFonts w:hint="default" w:asciiTheme="minorAscii" w:hAnsiTheme="minorAscii" w:eastAsiaTheme="minorEastAsia"/>
                 <w:spacing w:val="227"/>
                 <w:sz w:val="21"/>
                 <w:vertAlign w:val="baseline"/>
@@ -608,7 +612,7 @@
               <w:snapToGrid w:val="0"/>
               <w:textAlignment w:val="baseline"/>
               <w:rPr>
-                <w:rFonts w:ascii="Arial" w:eastAsia="Arial" w:hAnsi="Arial" w:cs="Arial" w:hint="default"/>
+                <w:rFonts w:hint="default" w:ascii="Arial" w:hAnsi="Arial" w:eastAsia="Arial" w:cs="Arial"/>
                 <w:snapToGrid w:val="0"/>
                 <w:color w:val="000000"/>
                 <w:kern w:val="0"/>
@@ -628,7 +632,7 @@
             </w:r>
             <w:r>
               <w:rPr>
-                <w:rFonts w:asciiTheme="minorAscii" w:eastAsiaTheme="minorEastAsia" w:hAnsiTheme="minorAscii" w:hint="eastAsia"/>
+                <w:rFonts w:hint="eastAsia" w:asciiTheme="minorAscii" w:hAnsiTheme="minorAscii" w:eastAsiaTheme="minorEastAsia"/>
                 <w:spacing w:val="227"/>
                 <w:sz w:val="21"/>
                 <w:vertAlign w:val="baseline"/>
@@ -650,8 +654,14 @@
       </w:tr>
       <w:tr>
         <w:tblPrEx>
-          <w:tblW w:w="0" w:type="auto"/>
-          <w:jc w:val="center"/>
+          <w:tblBorders>
+            <w:top w:val="none" w:color="auto" w:sz="0" w:space="0"/>
+            <w:left w:val="none" w:color="auto" w:sz="0" w:space="0"/>
+            <w:bottom w:val="none" w:color="auto" w:sz="0" w:space="0"/>
+            <w:right w:val="none" w:color="auto" w:sz="0" w:space="0"/>
+            <w:insideH w:val="none" w:color="auto" w:sz="0" w:space="0"/>
+            <w:insideV w:val="none" w:color="auto" w:sz="0" w:space="0"/>
+          </w:tblBorders>
           <w:tblCellMar>
             <w:top w:w="0" w:type="dxa"/>
             <w:left w:w="108" w:type="dxa"/>
@@ -660,7 +670,7 @@
           </w:tblCellMar>
         </w:tblPrEx>
         <w:trPr>
-          <w:trHeight w:val="635"/>
+          <w:trHeight w:val="635" w:hRule="atLeast"/>
           <w:jc w:val="center"/>
         </w:trPr>
         <w:tc>
@@ -710,7 +720,7 @@
             </w:r>
             <w:r>
               <w:rPr>
-                <w:rFonts w:asciiTheme="minorAscii" w:eastAsiaTheme="minorEastAsia" w:hAnsiTheme="minorAscii" w:hint="eastAsia"/>
+                <w:rFonts w:hint="eastAsia" w:asciiTheme="minorAscii" w:hAnsiTheme="minorAscii" w:eastAsiaTheme="minorEastAsia"/>
                 <w:spacing w:val="227"/>
                 <w:sz w:val="21"/>
                 <w:vertAlign w:val="baseline"/>
@@ -763,7 +773,7 @@
             </w:r>
             <w:r>
               <w:rPr>
-                <w:rFonts w:asciiTheme="minorAscii" w:eastAsiaTheme="minorEastAsia" w:hAnsiTheme="minorAscii" w:hint="eastAsia"/>
+                <w:rFonts w:hint="eastAsia" w:asciiTheme="minorAscii" w:hAnsiTheme="minorAscii" w:eastAsiaTheme="minorEastAsia"/>
                 <w:spacing w:val="227"/>
                 <w:sz w:val="21"/>
                 <w:vertAlign w:val="baseline"/>
@@ -822,14 +832,14 @@
         <w:ind w:left="3634"/>
         <w:textAlignment w:val="baseline"/>
         <w:rPr>
-          <w:rFonts w:ascii="宋体" w:eastAsia="宋体" w:hAnsi="宋体" w:cs="宋体"/>
+          <w:rFonts w:ascii="宋体" w:hAnsi="宋体" w:eastAsia="宋体" w:cs="宋体"/>
           <w:sz w:val="31"/>
           <w:szCs w:val="31"/>
         </w:rPr>
       </w:pPr>
       <w:r>
         <w:rPr>
-          <w:rFonts w:ascii="宋体" w:eastAsia="宋体" w:hAnsi="宋体" w:cs="宋体"/>
+          <w:rFonts w:ascii="宋体" w:hAnsi="宋体" w:eastAsia="宋体" w:cs="宋体"/>
           <w:b/>
           <w:bCs/>
           <w:spacing w:val="4"/>
@@ -841,16 +851,16 @@
     </w:p>
     <w:tbl>
       <w:tblPr>
-        <w:tblStyle w:val="TableNormal0"/>
+        <w:tblStyle w:val="26"/>
         <w:tblW w:w="8214" w:type="dxa"/>
         <w:jc w:val="center"/>
         <w:tblBorders>
-          <w:top w:val="single" w:sz="2" w:space="0" w:color="000000"/>
-          <w:left w:val="single" w:sz="2" w:space="0" w:color="000000"/>
-          <w:bottom w:val="single" w:sz="2" w:space="0" w:color="000000"/>
-          <w:right w:val="single" w:sz="2" w:space="0" w:color="000000"/>
-          <w:insideH w:val="single" w:sz="2" w:space="0" w:color="000000"/>
-          <w:insideV w:val="single" w:sz="2" w:space="0" w:color="000000"/>
+          <w:top w:val="single" w:color="000000" w:sz="2" w:space="0"/>
+          <w:left w:val="single" w:color="000000" w:sz="2" w:space="0"/>
+          <w:bottom w:val="single" w:color="000000" w:sz="2" w:space="0"/>
+          <w:right w:val="single" w:color="000000" w:sz="2" w:space="0"/>
+          <w:insideH w:val="single" w:color="000000" w:sz="2" w:space="0"/>
+          <w:insideV w:val="single" w:color="000000" w:sz="2" w:space="0"/>
         </w:tblBorders>
         <w:tblLayout w:type="fixed"/>
         <w:tblCellMar>
@@ -870,17 +880,14 @@
       </w:tblGrid>
       <w:tr>
         <w:tblPrEx>
-          <w:tblW w:w="8214" w:type="dxa"/>
-          <w:jc w:val="center"/>
           <w:tblBorders>
-            <w:top w:val="single" w:sz="2" w:space="0" w:color="000000"/>
-            <w:left w:val="single" w:sz="2" w:space="0" w:color="000000"/>
-            <w:bottom w:val="single" w:sz="2" w:space="0" w:color="000000"/>
-            <w:right w:val="single" w:sz="2" w:space="0" w:color="000000"/>
-            <w:insideH w:val="single" w:sz="2" w:space="0" w:color="000000"/>
-            <w:insideV w:val="single" w:sz="2" w:space="0" w:color="000000"/>
+            <w:top w:val="single" w:color="000000" w:sz="2" w:space="0"/>
+            <w:left w:val="single" w:color="000000" w:sz="2" w:space="0"/>
+            <w:bottom w:val="single" w:color="000000" w:sz="2" w:space="0"/>
+            <w:right w:val="single" w:color="000000" w:sz="2" w:space="0"/>
+            <w:insideH w:val="single" w:color="000000" w:sz="2" w:space="0"/>
+            <w:insideV w:val="single" w:color="000000" w:sz="2" w:space="0"/>
           </w:tblBorders>
-          <w:tblLayout w:type="fixed"/>
           <w:tblCellMar>
             <w:top w:w="0" w:type="dxa"/>
             <w:left w:w="0" w:type="dxa"/>
@@ -889,7 +896,7 @@
           </w:tblCellMar>
         </w:tblPrEx>
         <w:trPr>
-          <w:trHeight w:val="593"/>
+          <w:trHeight w:val="593" w:hRule="atLeast"/>
           <w:jc w:val="center"/>
         </w:trPr>
         <w:tc>
@@ -911,18 +918,18 @@
               <w:adjustRightInd w:val="0"/>
               <w:snapToGrid w:val="0"/>
               <w:spacing w:before="176" w:line="228" w:lineRule="auto"/>
-              <w:ind w:left="0" w:right="0" w:firstLine="0" w:leftChars="0" w:rightChars="0" w:firstLineChars="0"/>
+              <w:ind w:left="0" w:leftChars="0" w:right="0" w:rightChars="0" w:firstLine="0" w:firstLineChars="0"/>
               <w:jc w:val="center"/>
               <w:textAlignment w:val="baseline"/>
               <w:rPr>
-                <w:rFonts w:ascii="宋体" w:eastAsia="宋体" w:hAnsi="宋体" w:cs="宋体"/>
+                <w:rFonts w:ascii="宋体" w:hAnsi="宋体" w:eastAsia="宋体" w:cs="宋体"/>
                 <w:sz w:val="20"/>
                 <w:szCs w:val="20"/>
               </w:rPr>
             </w:pPr>
             <w:r>
               <w:rPr>
-                <w:rFonts w:ascii="宋体" w:hAnsi="宋体" w:cs="宋体" w:hint="eastAsia"/>
+                <w:rFonts w:hint="eastAsia" w:ascii="宋体" w:hAnsi="宋体" w:cs="宋体"/>
                 <w:spacing w:val="-14"/>
                 <w:sz w:val="20"/>
                 <w:szCs w:val="20"/>
@@ -932,7 +939,7 @@
             </w:r>
             <w:r>
               <w:rPr>
-                <w:rFonts w:ascii="宋体" w:eastAsia="宋体" w:hAnsi="宋体" w:cs="宋体"/>
+                <w:rFonts w:ascii="宋体" w:hAnsi="宋体" w:eastAsia="宋体" w:cs="宋体"/>
                 <w:spacing w:val="-14"/>
                 <w:sz w:val="20"/>
                 <w:szCs w:val="20"/>
@@ -960,18 +967,18 @@
               <w:adjustRightInd w:val="0"/>
               <w:snapToGrid w:val="0"/>
               <w:spacing w:before="175" w:line="227" w:lineRule="auto"/>
-              <w:ind w:left="0" w:right="0" w:firstLine="0" w:leftChars="0" w:rightChars="0" w:firstLineChars="0"/>
+              <w:ind w:left="0" w:leftChars="0" w:right="0" w:rightChars="0" w:firstLine="0" w:firstLineChars="0"/>
               <w:jc w:val="center"/>
               <w:textAlignment w:val="baseline"/>
               <w:rPr>
-                <w:rFonts w:ascii="宋体" w:eastAsia="宋体" w:hAnsi="宋体" w:cs="宋体"/>
+                <w:rFonts w:ascii="宋体" w:hAnsi="宋体" w:eastAsia="宋体" w:cs="宋体"/>
                 <w:sz w:val="20"/>
                 <w:szCs w:val="20"/>
               </w:rPr>
             </w:pPr>
             <w:r>
               <w:rPr>
-                <w:rFonts w:ascii="宋体" w:eastAsia="宋体" w:hAnsi="宋体" w:cs="宋体"/>
+                <w:rFonts w:ascii="宋体" w:hAnsi="宋体" w:eastAsia="宋体" w:cs="宋体"/>
                 <w:spacing w:val="4"/>
                 <w:sz w:val="20"/>
                 <w:szCs w:val="20"/>
@@ -999,18 +1006,18 @@
               <w:adjustRightInd w:val="0"/>
               <w:snapToGrid w:val="0"/>
               <w:spacing w:before="175" w:line="228" w:lineRule="auto"/>
-              <w:ind w:left="0" w:right="0" w:firstLine="0" w:leftChars="0" w:rightChars="0" w:firstLineChars="0"/>
+              <w:ind w:left="0" w:leftChars="0" w:right="0" w:rightChars="0" w:firstLine="0" w:firstLineChars="0"/>
               <w:jc w:val="center"/>
               <w:textAlignment w:val="baseline"/>
               <w:rPr>
-                <w:rFonts w:ascii="宋体" w:eastAsia="宋体" w:hAnsi="宋体" w:cs="宋体"/>
+                <w:rFonts w:ascii="宋体" w:hAnsi="宋体" w:eastAsia="宋体" w:cs="宋体"/>
                 <w:sz w:val="20"/>
                 <w:szCs w:val="20"/>
               </w:rPr>
             </w:pPr>
             <w:r>
               <w:rPr>
-                <w:rFonts w:ascii="宋体" w:eastAsia="宋体" w:hAnsi="宋体" w:cs="宋体"/>
+                <w:rFonts w:ascii="宋体" w:hAnsi="宋体" w:eastAsia="宋体" w:cs="宋体"/>
                 <w:spacing w:val="7"/>
                 <w:sz w:val="20"/>
                 <w:szCs w:val="20"/>
@@ -1038,11 +1045,11 @@
               <w:adjustRightInd w:val="0"/>
               <w:snapToGrid w:val="0"/>
               <w:spacing w:before="175" w:line="228" w:lineRule="auto"/>
-              <w:ind w:left="0" w:right="0" w:firstLine="0" w:leftChars="0" w:rightChars="0" w:firstLineChars="0"/>
+              <w:ind w:left="0" w:leftChars="0" w:right="0" w:rightChars="0" w:firstLine="0" w:firstLineChars="0"/>
               <w:jc w:val="center"/>
               <w:textAlignment w:val="baseline"/>
               <w:rPr>
-                <w:rFonts w:ascii="宋体" w:eastAsia="宋体" w:hAnsi="宋体" w:cs="宋体" w:hint="eastAsia"/>
+                <w:rFonts w:hint="eastAsia" w:ascii="宋体" w:hAnsi="宋体" w:eastAsia="宋体" w:cs="宋体"/>
                 <w:spacing w:val="7"/>
                 <w:sz w:val="20"/>
                 <w:szCs w:val="20"/>
@@ -1051,7 +1058,7 @@
             </w:pPr>
             <w:r>
               <w:rPr>
-                <w:rFonts w:ascii="宋体" w:hAnsi="宋体" w:cs="宋体" w:hint="eastAsia"/>
+                <w:rFonts w:hint="eastAsia" w:ascii="宋体" w:hAnsi="宋体" w:cs="宋体"/>
                 <w:spacing w:val="7"/>
                 <w:sz w:val="20"/>
                 <w:szCs w:val="20"/>
@@ -1080,11 +1087,11 @@
               <w:adjustRightInd w:val="0"/>
               <w:snapToGrid w:val="0"/>
               <w:spacing w:before="175" w:line="228" w:lineRule="auto"/>
-              <w:ind w:left="0" w:right="0" w:firstLine="0" w:leftChars="0" w:rightChars="0" w:firstLineChars="0"/>
+              <w:ind w:left="0" w:leftChars="0" w:right="0" w:rightChars="0" w:firstLine="0" w:firstLineChars="0"/>
               <w:jc w:val="center"/>
               <w:textAlignment w:val="baseline"/>
               <w:rPr>
-                <w:rFonts w:ascii="宋体" w:hAnsi="宋体" w:cs="宋体" w:hint="default"/>
+                <w:rFonts w:hint="default" w:ascii="宋体" w:hAnsi="宋体" w:cs="宋体"/>
                 <w:spacing w:val="7"/>
                 <w:sz w:val="20"/>
                 <w:szCs w:val="20"/>
@@ -1093,7 +1100,7 @@
             </w:pPr>
             <w:r>
               <w:rPr>
-                <w:rFonts w:ascii="宋体" w:hAnsi="宋体" w:cs="宋体" w:hint="eastAsia"/>
+                <w:rFonts w:hint="eastAsia" w:ascii="宋体" w:hAnsi="宋体" w:cs="宋体"/>
                 <w:spacing w:val="7"/>
                 <w:sz w:val="20"/>
                 <w:szCs w:val="20"/>
@@ -1122,18 +1129,18 @@
               <w:adjustRightInd w:val="0"/>
               <w:snapToGrid w:val="0"/>
               <w:spacing w:before="176" w:line="229" w:lineRule="auto"/>
-              <w:ind w:left="0" w:right="0" w:firstLine="0" w:leftChars="0" w:rightChars="0" w:firstLineChars="0"/>
+              <w:ind w:left="0" w:leftChars="0" w:right="0" w:rightChars="0" w:firstLine="0" w:firstLineChars="0"/>
               <w:jc w:val="center"/>
               <w:textAlignment w:val="baseline"/>
               <w:rPr>
-                <w:rFonts w:ascii="宋体" w:eastAsia="宋体" w:hAnsi="宋体" w:cs="宋体"/>
+                <w:rFonts w:ascii="宋体" w:hAnsi="宋体" w:eastAsia="宋体" w:cs="宋体"/>
                 <w:sz w:val="20"/>
                 <w:szCs w:val="20"/>
               </w:rPr>
             </w:pPr>
             <w:r>
               <w:rPr>
-                <w:rFonts w:ascii="宋体" w:eastAsia="宋体" w:hAnsi="宋体" w:cs="宋体"/>
+                <w:rFonts w:ascii="宋体" w:hAnsi="宋体" w:eastAsia="宋体" w:cs="宋体"/>
                 <w:spacing w:val="7"/>
                 <w:sz w:val="20"/>
                 <w:szCs w:val="20"/>
@@ -1145,9 +1152,14 @@
       </w:tr>
       <w:tr>
         <w:tblPrEx>
-          <w:tblW w:w="8214" w:type="dxa"/>
-          <w:jc w:val="center"/>
-          <w:tblLayout w:type="fixed"/>
+          <w:tblBorders>
+            <w:top w:val="single" w:color="000000" w:sz="2" w:space="0"/>
+            <w:left w:val="single" w:color="000000" w:sz="2" w:space="0"/>
+            <w:bottom w:val="single" w:color="000000" w:sz="2" w:space="0"/>
+            <w:right w:val="single" w:color="000000" w:sz="2" w:space="0"/>
+            <w:insideH w:val="single" w:color="000000" w:sz="2" w:space="0"/>
+            <w:insideV w:val="single" w:color="000000" w:sz="2" w:space="0"/>
+          </w:tblBorders>
           <w:tblCellMar>
             <w:top w:w="0" w:type="dxa"/>
             <w:left w:w="0" w:type="dxa"/>
@@ -1156,7 +1168,7 @@
           </w:tblCellMar>
         </w:tblPrEx>
         <w:trPr>
-          <w:trHeight w:val="516"/>
+          <w:trHeight w:val="516" w:hRule="atLeast"/>
           <w:jc w:val="center"/>
         </w:trPr>
         <w:tc>
@@ -1178,11 +1190,11 @@
               <w:adjustRightInd w:val="0"/>
               <w:snapToGrid w:val="0"/>
               <w:spacing w:before="173" w:line="267" w:lineRule="exact"/>
-              <w:ind w:left="0" w:right="0" w:firstLine="0" w:leftChars="0" w:rightChars="0" w:firstLineChars="0"/>
+              <w:ind w:left="0" w:leftChars="0" w:right="0" w:rightChars="0" w:firstLine="0" w:firstLineChars="0"/>
               <w:jc w:val="center"/>
               <w:textAlignment w:val="baseline"/>
               <w:rPr>
-                <w:rFonts w:ascii="宋体" w:eastAsia="宋体" w:hAnsi="宋体" w:cs="宋体" w:hint="default"/>
+                <w:rFonts w:hint="default" w:ascii="宋体" w:hAnsi="宋体" w:eastAsia="宋体" w:cs="宋体"/>
                 <w:sz w:val="20"/>
                 <w:szCs w:val="20"/>
                 <w:lang w:val="en-US"/>
@@ -1190,7 +1202,7 @@
             </w:pPr>
             <w:r>
               <w:rPr>
-                <w:rFonts w:ascii="宋体" w:eastAsia="宋体" w:hAnsi="宋体" w:cs="宋体"/>
+                <w:rFonts w:ascii="宋体" w:hAnsi="宋体" w:eastAsia="宋体" w:cs="宋体"/>
                 <w:spacing w:val="3"/>
                 <w:position w:val="1"/>
                 <w:sz w:val="20"/>
@@ -1200,7 +1212,7 @@
             </w:r>
             <w:r>
               <w:rPr>
-                <w:rFonts w:ascii="宋体" w:hAnsi="宋体" w:cs="宋体" w:hint="eastAsia"/>
+                <w:rFonts w:hint="eastAsia" w:ascii="宋体" w:hAnsi="宋体" w:cs="宋体"/>
                 <w:spacing w:val="3"/>
                 <w:position w:val="1"/>
                 <w:sz w:val="20"/>
@@ -1211,7 +1223,7 @@
             </w:r>
             <w:r>
               <w:rPr>
-                <w:rFonts w:ascii="宋体" w:eastAsia="宋体" w:hAnsi="宋体" w:cs="宋体"/>
+                <w:rFonts w:ascii="宋体" w:hAnsi="宋体" w:eastAsia="宋体" w:cs="宋体"/>
                 <w:spacing w:val="3"/>
                 <w:position w:val="1"/>
                 <w:sz w:val="20"/>
@@ -1221,7 +1233,7 @@
             </w:r>
             <w:r>
               <w:rPr>
-                <w:rFonts w:ascii="宋体" w:hAnsi="宋体" w:cs="宋体" w:hint="eastAsia"/>
+                <w:rFonts w:hint="eastAsia" w:ascii="宋体" w:hAnsi="宋体" w:cs="宋体"/>
                 <w:spacing w:val="3"/>
                 <w:position w:val="1"/>
                 <w:sz w:val="20"/>
@@ -1251,18 +1263,18 @@
               <w:adjustRightInd w:val="0"/>
               <w:snapToGrid w:val="0"/>
               <w:spacing w:before="173" w:line="267" w:lineRule="exact"/>
-              <w:ind w:left="0" w:right="0" w:firstLine="0" w:leftChars="0" w:rightChars="0" w:firstLineChars="0"/>
+              <w:ind w:left="0" w:leftChars="0" w:right="0" w:rightChars="0" w:firstLine="0" w:firstLineChars="0"/>
               <w:jc w:val="center"/>
               <w:textAlignment w:val="baseline"/>
               <w:rPr>
-                <w:rFonts w:ascii="宋体" w:eastAsia="宋体" w:hAnsi="宋体" w:cs="宋体"/>
+                <w:rFonts w:ascii="宋体" w:hAnsi="宋体" w:eastAsia="宋体" w:cs="宋体"/>
                 <w:sz w:val="20"/>
                 <w:szCs w:val="20"/>
               </w:rPr>
             </w:pPr>
             <w:r>
               <w:rPr>
-                <w:rFonts w:ascii="宋体" w:eastAsia="宋体" w:hAnsi="宋体" w:cs="宋体"/>
+                <w:rFonts w:ascii="宋体" w:hAnsi="宋体" w:eastAsia="宋体" w:cs="宋体"/>
                 <w:spacing w:val="4"/>
                 <w:position w:val="1"/>
                 <w:sz w:val="20"/>
@@ -1291,18 +1303,18 @@
               <w:adjustRightInd w:val="0"/>
               <w:snapToGrid w:val="0"/>
               <w:spacing w:before="172" w:line="228" w:lineRule="auto"/>
-              <w:ind w:left="0" w:right="0" w:firstLine="0" w:leftChars="0" w:rightChars="0" w:firstLineChars="0"/>
+              <w:ind w:left="0" w:leftChars="0" w:right="0" w:rightChars="0" w:firstLine="0" w:firstLineChars="0"/>
               <w:jc w:val="center"/>
               <w:textAlignment w:val="baseline"/>
               <w:rPr>
-                <w:rFonts w:ascii="宋体" w:eastAsia="宋体" w:hAnsi="宋体" w:cs="宋体"/>
+                <w:rFonts w:ascii="宋体" w:hAnsi="宋体" w:eastAsia="宋体" w:cs="宋体"/>
                 <w:sz w:val="20"/>
                 <w:szCs w:val="20"/>
               </w:rPr>
             </w:pPr>
             <w:r>
               <w:rPr>
-                <w:rFonts w:ascii="宋体" w:eastAsia="宋体" w:hAnsi="宋体" w:cs="宋体"/>
+                <w:rFonts w:ascii="宋体" w:hAnsi="宋体" w:eastAsia="宋体" w:cs="宋体"/>
                 <w:spacing w:val="200"/>
                 <w:kern w:val="0"/>
                 <w:sz w:val="20"/>
@@ -1312,7 +1324,7 @@
             </w:r>
             <w:r>
               <w:rPr>
-                <w:rFonts w:ascii="宋体" w:eastAsia="宋体" w:hAnsi="宋体" w:cs="宋体"/>
+                <w:rFonts w:ascii="宋体" w:hAnsi="宋体" w:eastAsia="宋体" w:cs="宋体"/>
                 <w:spacing w:val="0"/>
                 <w:kern w:val="0"/>
                 <w:sz w:val="20"/>
@@ -1341,11 +1353,11 @@
               <w:adjustRightInd w:val="0"/>
               <w:snapToGrid w:val="0"/>
               <w:spacing w:before="173" w:line="229" w:lineRule="auto"/>
-              <w:ind w:left="0" w:right="0" w:firstLine="0" w:leftChars="0" w:rightChars="0" w:firstLineChars="0"/>
+              <w:ind w:left="0" w:leftChars="0" w:right="0" w:rightChars="0" w:firstLine="0" w:firstLineChars="0"/>
               <w:jc w:val="center"/>
               <w:textAlignment w:val="baseline"/>
               <w:rPr>
-                <w:rFonts w:ascii="宋体" w:eastAsia="宋体" w:hAnsi="宋体" w:cs="宋体"/>
+                <w:rFonts w:ascii="宋体" w:hAnsi="宋体" w:eastAsia="宋体" w:cs="宋体"/>
                 <w:spacing w:val="200"/>
                 <w:kern w:val="0"/>
                 <w:sz w:val="20"/>
@@ -1354,7 +1366,7 @@
             </w:pPr>
             <w:r>
               <w:rPr>
-                <w:rFonts w:asciiTheme="minorAscii" w:eastAsiaTheme="minorEastAsia" w:hAnsiTheme="minorAscii" w:hint="eastAsia"/>
+                <w:rFonts w:hint="eastAsia" w:asciiTheme="minorAscii" w:hAnsiTheme="minorAscii" w:eastAsiaTheme="minorEastAsia"/>
                 <w:spacing w:val="0"/>
                 <w:kern w:val="0"/>
                 <w:sz w:val="21"/>
@@ -1384,11 +1396,11 @@
               <w:adjustRightInd w:val="0"/>
               <w:snapToGrid w:val="0"/>
               <w:spacing w:before="173" w:line="229" w:lineRule="auto"/>
-              <w:ind w:left="0" w:right="0" w:firstLine="0" w:leftChars="0" w:rightChars="0" w:firstLineChars="0"/>
+              <w:ind w:left="0" w:leftChars="0" w:right="0" w:rightChars="0" w:firstLine="0" w:firstLineChars="0"/>
               <w:jc w:val="center"/>
               <w:textAlignment w:val="baseline"/>
               <w:rPr>
-                <w:rFonts w:ascii="宋体" w:eastAsia="宋体" w:hAnsi="宋体" w:cs="宋体"/>
+                <w:rFonts w:ascii="宋体" w:hAnsi="宋体" w:eastAsia="宋体" w:cs="宋体"/>
                 <w:spacing w:val="200"/>
                 <w:kern w:val="0"/>
                 <w:sz w:val="20"/>
@@ -1397,7 +1409,7 @@
             </w:pPr>
             <w:r>
               <w:rPr>
-                <w:rFonts w:asciiTheme="minorAscii" w:eastAsiaTheme="minorEastAsia" w:hAnsiTheme="minorAscii" w:hint="eastAsia"/>
+                <w:rFonts w:hint="eastAsia" w:asciiTheme="minorAscii" w:hAnsiTheme="minorAscii" w:eastAsiaTheme="minorEastAsia"/>
                 <w:spacing w:val="0"/>
                 <w:kern w:val="0"/>
                 <w:sz w:val="21"/>
@@ -1427,18 +1439,18 @@
               <w:adjustRightInd w:val="0"/>
               <w:snapToGrid w:val="0"/>
               <w:spacing w:before="173" w:line="229" w:lineRule="auto"/>
-              <w:ind w:left="0" w:right="0" w:firstLine="0" w:leftChars="0" w:rightChars="0" w:firstLineChars="0"/>
+              <w:ind w:left="0" w:leftChars="0" w:right="0" w:rightChars="0" w:firstLine="0" w:firstLineChars="0"/>
               <w:jc w:val="center"/>
               <w:textAlignment w:val="baseline"/>
               <w:rPr>
-                <w:rFonts w:ascii="宋体" w:eastAsia="宋体" w:hAnsi="宋体" w:cs="宋体"/>
+                <w:rFonts w:ascii="宋体" w:hAnsi="宋体" w:eastAsia="宋体" w:cs="宋体"/>
                 <w:sz w:val="20"/>
                 <w:szCs w:val="20"/>
               </w:rPr>
             </w:pPr>
             <w:r>
               <w:rPr>
-                <w:rFonts w:asciiTheme="minorAscii" w:eastAsiaTheme="minorEastAsia" w:hAnsiTheme="minorAscii" w:hint="eastAsia"/>
+                <w:rFonts w:hint="eastAsia" w:asciiTheme="minorAscii" w:hAnsiTheme="minorAscii" w:eastAsiaTheme="minorEastAsia"/>
                 <w:spacing w:val="0"/>
                 <w:kern w:val="0"/>
                 <w:sz w:val="21"/>
@@ -1452,9 +1464,14 @@
       </w:tr>
       <w:tr>
         <w:tblPrEx>
-          <w:tblW w:w="8214" w:type="dxa"/>
-          <w:jc w:val="center"/>
-          <w:tblLayout w:type="fixed"/>
+          <w:tblBorders>
+            <w:top w:val="single" w:color="000000" w:sz="2" w:space="0"/>
+            <w:left w:val="single" w:color="000000" w:sz="2" w:space="0"/>
+            <w:bottom w:val="single" w:color="000000" w:sz="2" w:space="0"/>
+            <w:right w:val="single" w:color="000000" w:sz="2" w:space="0"/>
+            <w:insideH w:val="single" w:color="000000" w:sz="2" w:space="0"/>
+            <w:insideV w:val="single" w:color="000000" w:sz="2" w:space="0"/>
+          </w:tblBorders>
           <w:tblCellMar>
             <w:top w:w="0" w:type="dxa"/>
             <w:left w:w="0" w:type="dxa"/>
@@ -1463,7 +1480,7 @@
           </w:tblCellMar>
         </w:tblPrEx>
         <w:trPr>
-          <w:trHeight w:val="556"/>
+          <w:trHeight w:val="556" w:hRule="atLeast"/>
           <w:jc w:val="center"/>
         </w:trPr>
         <w:tc>
@@ -1472,7 +1489,7 @@
           </w:tcPr>
           <w:p>
             <w:pPr>
-              <w:pStyle w:val="TableText"/>
+              <w:pStyle w:val="27"/>
               <w:keepNext w:val="0"/>
               <w:keepLines w:val="0"/>
               <w:pageBreakBefore w:val="0"/>
@@ -1485,7 +1502,7 @@
               <w:bidi w:val="0"/>
               <w:adjustRightInd w:val="0"/>
               <w:snapToGrid w:val="0"/>
-              <w:ind w:left="0" w:right="0" w:firstLine="0" w:leftChars="0" w:rightChars="0" w:firstLineChars="0"/>
+              <w:ind w:left="0" w:leftChars="0" w:right="0" w:rightChars="0" w:firstLine="0" w:firstLineChars="0"/>
               <w:jc w:val="center"/>
               <w:textAlignment w:val="baseline"/>
             </w:pPr>
@@ -1497,7 +1514,7 @@
           </w:tcPr>
           <w:p>
             <w:pPr>
-              <w:pStyle w:val="TableText"/>
+              <w:pStyle w:val="27"/>
               <w:keepNext w:val="0"/>
               <w:keepLines w:val="0"/>
               <w:pageBreakBefore w:val="0"/>
@@ -1510,7 +1527,7 @@
               <w:bidi w:val="0"/>
               <w:adjustRightInd w:val="0"/>
               <w:snapToGrid w:val="0"/>
-              <w:ind w:left="0" w:right="0" w:firstLine="0" w:leftChars="0" w:rightChars="0" w:firstLineChars="0"/>
+              <w:ind w:left="0" w:leftChars="0" w:right="0" w:rightChars="0" w:firstLine="0" w:firstLineChars="0"/>
               <w:jc w:val="center"/>
               <w:textAlignment w:val="baseline"/>
             </w:pPr>
@@ -1522,7 +1539,7 @@
           </w:tcPr>
           <w:p>
             <w:pPr>
-              <w:pStyle w:val="TableText"/>
+              <w:pStyle w:val="27"/>
               <w:keepNext w:val="0"/>
               <w:keepLines w:val="0"/>
               <w:pageBreakBefore w:val="0"/>
@@ -1535,7 +1552,7 @@
               <w:bidi w:val="0"/>
               <w:adjustRightInd w:val="0"/>
               <w:snapToGrid w:val="0"/>
-              <w:ind w:left="0" w:right="0" w:firstLine="0" w:leftChars="0" w:rightChars="0" w:firstLineChars="0"/>
+              <w:ind w:left="0" w:leftChars="0" w:right="0" w:rightChars="0" w:firstLine="0" w:firstLineChars="0"/>
               <w:jc w:val="center"/>
               <w:textAlignment w:val="baseline"/>
             </w:pPr>
@@ -1547,7 +1564,7 @@
           </w:tcPr>
           <w:p>
             <w:pPr>
-              <w:pStyle w:val="TableText"/>
+              <w:pStyle w:val="27"/>
               <w:keepNext w:val="0"/>
               <w:keepLines w:val="0"/>
               <w:pageBreakBefore w:val="0"/>
@@ -1560,7 +1577,7 @@
               <w:bidi w:val="0"/>
               <w:adjustRightInd w:val="0"/>
               <w:snapToGrid w:val="0"/>
-              <w:ind w:left="0" w:right="0" w:firstLine="0" w:leftChars="0" w:rightChars="0" w:firstLineChars="0"/>
+              <w:ind w:left="0" w:leftChars="0" w:right="0" w:rightChars="0" w:firstLine="0" w:firstLineChars="0"/>
               <w:jc w:val="center"/>
               <w:textAlignment w:val="baseline"/>
             </w:pPr>
@@ -1572,7 +1589,7 @@
           </w:tcPr>
           <w:p>
             <w:pPr>
-              <w:pStyle w:val="TableText"/>
+              <w:pStyle w:val="27"/>
               <w:keepNext w:val="0"/>
               <w:keepLines w:val="0"/>
               <w:pageBreakBefore w:val="0"/>
@@ -1585,7 +1602,7 @@
               <w:bidi w:val="0"/>
               <w:adjustRightInd w:val="0"/>
               <w:snapToGrid w:val="0"/>
-              <w:ind w:left="0" w:right="0" w:firstLine="0" w:leftChars="0" w:rightChars="0" w:firstLineChars="0"/>
+              <w:ind w:left="0" w:leftChars="0" w:right="0" w:rightChars="0" w:firstLine="0" w:firstLineChars="0"/>
               <w:jc w:val="center"/>
               <w:textAlignment w:val="baseline"/>
             </w:pPr>
@@ -1597,7 +1614,7 @@
           </w:tcPr>
           <w:p>
             <w:pPr>
-              <w:pStyle w:val="TableText"/>
+              <w:pStyle w:val="27"/>
               <w:keepNext w:val="0"/>
               <w:keepLines w:val="0"/>
               <w:pageBreakBefore w:val="0"/>
@@ -1610,7 +1627,7 @@
               <w:bidi w:val="0"/>
               <w:adjustRightInd w:val="0"/>
               <w:snapToGrid w:val="0"/>
-              <w:ind w:left="0" w:right="0" w:firstLine="0" w:leftChars="0" w:rightChars="0" w:firstLineChars="0"/>
+              <w:ind w:left="0" w:leftChars="0" w:right="0" w:rightChars="0" w:firstLine="0" w:firstLineChars="0"/>
               <w:jc w:val="center"/>
               <w:textAlignment w:val="baseline"/>
             </w:pPr>
@@ -1619,9 +1636,14 @@
       </w:tr>
       <w:tr>
         <w:tblPrEx>
-          <w:tblW w:w="8214" w:type="dxa"/>
-          <w:jc w:val="center"/>
-          <w:tblLayout w:type="fixed"/>
+          <w:tblBorders>
+            <w:top w:val="single" w:color="000000" w:sz="2" w:space="0"/>
+            <w:left w:val="single" w:color="000000" w:sz="2" w:space="0"/>
+            <w:bottom w:val="single" w:color="000000" w:sz="2" w:space="0"/>
+            <w:right w:val="single" w:color="000000" w:sz="2" w:space="0"/>
+            <w:insideH w:val="single" w:color="000000" w:sz="2" w:space="0"/>
+            <w:insideV w:val="single" w:color="000000" w:sz="2" w:space="0"/>
+          </w:tblBorders>
           <w:tblCellMar>
             <w:top w:w="0" w:type="dxa"/>
             <w:left w:w="0" w:type="dxa"/>
@@ -1630,7 +1652,7 @@
           </w:tblCellMar>
         </w:tblPrEx>
         <w:trPr>
-          <w:trHeight w:val="556"/>
+          <w:trHeight w:val="556" w:hRule="atLeast"/>
           <w:jc w:val="center"/>
         </w:trPr>
         <w:tc>
@@ -1639,7 +1661,7 @@
           </w:tcPr>
           <w:p>
             <w:pPr>
-              <w:pStyle w:val="TableText"/>
+              <w:pStyle w:val="27"/>
               <w:keepNext w:val="0"/>
               <w:keepLines w:val="0"/>
               <w:pageBreakBefore w:val="0"/>
@@ -1652,7 +1674,7 @@
               <w:bidi w:val="0"/>
               <w:adjustRightInd w:val="0"/>
               <w:snapToGrid w:val="0"/>
-              <w:ind w:left="0" w:right="0" w:firstLine="0" w:leftChars="0" w:rightChars="0" w:firstLineChars="0"/>
+              <w:ind w:left="0" w:leftChars="0" w:right="0" w:rightChars="0" w:firstLine="0" w:firstLineChars="0"/>
               <w:jc w:val="center"/>
               <w:textAlignment w:val="baseline"/>
             </w:pPr>
@@ -1664,7 +1686,7 @@
           </w:tcPr>
           <w:p>
             <w:pPr>
-              <w:pStyle w:val="TableText"/>
+              <w:pStyle w:val="27"/>
               <w:keepNext w:val="0"/>
               <w:keepLines w:val="0"/>
               <w:pageBreakBefore w:val="0"/>
@@ -1677,7 +1699,7 @@
               <w:bidi w:val="0"/>
               <w:adjustRightInd w:val="0"/>
               <w:snapToGrid w:val="0"/>
-              <w:ind w:left="0" w:right="0" w:firstLine="0" w:leftChars="0" w:rightChars="0" w:firstLineChars="0"/>
+              <w:ind w:left="0" w:leftChars="0" w:right="0" w:rightChars="0" w:firstLine="0" w:firstLineChars="0"/>
               <w:jc w:val="center"/>
               <w:textAlignment w:val="baseline"/>
             </w:pPr>
@@ -1689,7 +1711,7 @@
           </w:tcPr>
           <w:p>
             <w:pPr>
-              <w:pStyle w:val="TableText"/>
+              <w:pStyle w:val="27"/>
               <w:keepNext w:val="0"/>
               <w:keepLines w:val="0"/>
               <w:pageBreakBefore w:val="0"/>
@@ -1702,7 +1724,7 @@
               <w:bidi w:val="0"/>
               <w:adjustRightInd w:val="0"/>
               <w:snapToGrid w:val="0"/>
-              <w:ind w:left="0" w:right="0" w:firstLine="0" w:leftChars="0" w:rightChars="0" w:firstLineChars="0"/>
+              <w:ind w:left="0" w:leftChars="0" w:right="0" w:rightChars="0" w:firstLine="0" w:firstLineChars="0"/>
               <w:jc w:val="center"/>
               <w:textAlignment w:val="baseline"/>
             </w:pPr>
@@ -1714,7 +1736,7 @@
           </w:tcPr>
           <w:p>
             <w:pPr>
-              <w:pStyle w:val="TableText"/>
+              <w:pStyle w:val="27"/>
               <w:keepNext w:val="0"/>
               <w:keepLines w:val="0"/>
               <w:pageBreakBefore w:val="0"/>
@@ -1727,7 +1749,7 @@
               <w:bidi w:val="0"/>
               <w:adjustRightInd w:val="0"/>
               <w:snapToGrid w:val="0"/>
-              <w:ind w:left="0" w:right="0" w:firstLine="0" w:leftChars="0" w:rightChars="0" w:firstLineChars="0"/>
+              <w:ind w:left="0" w:leftChars="0" w:right="0" w:rightChars="0" w:firstLine="0" w:firstLineChars="0"/>
               <w:jc w:val="center"/>
               <w:textAlignment w:val="baseline"/>
             </w:pPr>
@@ -1739,7 +1761,7 @@
           </w:tcPr>
           <w:p>
             <w:pPr>
-              <w:pStyle w:val="TableText"/>
+              <w:pStyle w:val="27"/>
               <w:keepNext w:val="0"/>
               <w:keepLines w:val="0"/>
               <w:pageBreakBefore w:val="0"/>
@@ -1752,7 +1774,7 @@
               <w:bidi w:val="0"/>
               <w:adjustRightInd w:val="0"/>
               <w:snapToGrid w:val="0"/>
-              <w:ind w:left="0" w:right="0" w:firstLine="0" w:leftChars="0" w:rightChars="0" w:firstLineChars="0"/>
+              <w:ind w:left="0" w:leftChars="0" w:right="0" w:rightChars="0" w:firstLine="0" w:firstLineChars="0"/>
               <w:jc w:val="center"/>
               <w:textAlignment w:val="baseline"/>
             </w:pPr>
@@ -1764,7 +1786,7 @@
           </w:tcPr>
           <w:p>
             <w:pPr>
-              <w:pStyle w:val="TableText"/>
+              <w:pStyle w:val="27"/>
               <w:keepNext w:val="0"/>
               <w:keepLines w:val="0"/>
               <w:pageBreakBefore w:val="0"/>
@@ -1777,7 +1799,7 @@
               <w:bidi w:val="0"/>
               <w:adjustRightInd w:val="0"/>
               <w:snapToGrid w:val="0"/>
-              <w:ind w:left="0" w:right="0" w:firstLine="0" w:leftChars="0" w:rightChars="0" w:firstLineChars="0"/>
+              <w:ind w:left="0" w:leftChars="0" w:right="0" w:rightChars="0" w:firstLine="0" w:firstLineChars="0"/>
               <w:jc w:val="center"/>
               <w:textAlignment w:val="baseline"/>
             </w:pPr>
@@ -1786,9 +1808,14 @@
       </w:tr>
       <w:tr>
         <w:tblPrEx>
-          <w:tblW w:w="8214" w:type="dxa"/>
-          <w:jc w:val="center"/>
-          <w:tblLayout w:type="fixed"/>
+          <w:tblBorders>
+            <w:top w:val="single" w:color="000000" w:sz="2" w:space="0"/>
+            <w:left w:val="single" w:color="000000" w:sz="2" w:space="0"/>
+            <w:bottom w:val="single" w:color="000000" w:sz="2" w:space="0"/>
+            <w:right w:val="single" w:color="000000" w:sz="2" w:space="0"/>
+            <w:insideH w:val="single" w:color="000000" w:sz="2" w:space="0"/>
+            <w:insideV w:val="single" w:color="000000" w:sz="2" w:space="0"/>
+          </w:tblBorders>
           <w:tblCellMar>
             <w:top w:w="0" w:type="dxa"/>
             <w:left w:w="0" w:type="dxa"/>
@@ -1797,7 +1824,7 @@
           </w:tblCellMar>
         </w:tblPrEx>
         <w:trPr>
-          <w:trHeight w:val="557"/>
+          <w:trHeight w:val="557" w:hRule="atLeast"/>
           <w:jc w:val="center"/>
         </w:trPr>
         <w:tc>
@@ -1806,7 +1833,7 @@
           </w:tcPr>
           <w:p>
             <w:pPr>
-              <w:pStyle w:val="TableText"/>
+              <w:pStyle w:val="27"/>
               <w:keepNext w:val="0"/>
               <w:keepLines w:val="0"/>
               <w:pageBreakBefore w:val="0"/>
@@ -1819,7 +1846,7 @@
               <w:bidi w:val="0"/>
               <w:adjustRightInd w:val="0"/>
               <w:snapToGrid w:val="0"/>
-              <w:ind w:left="0" w:right="0" w:firstLine="0" w:leftChars="0" w:rightChars="0" w:firstLineChars="0"/>
+              <w:ind w:left="0" w:leftChars="0" w:right="0" w:rightChars="0" w:firstLine="0" w:firstLineChars="0"/>
               <w:jc w:val="center"/>
               <w:textAlignment w:val="baseline"/>
             </w:pPr>
@@ -1831,7 +1858,7 @@
           </w:tcPr>
           <w:p>
             <w:pPr>
-              <w:pStyle w:val="TableText"/>
+              <w:pStyle w:val="27"/>
               <w:keepNext w:val="0"/>
               <w:keepLines w:val="0"/>
               <w:pageBreakBefore w:val="0"/>
@@ -1844,7 +1871,7 @@
               <w:bidi w:val="0"/>
               <w:adjustRightInd w:val="0"/>
               <w:snapToGrid w:val="0"/>
-              <w:ind w:left="0" w:right="0" w:firstLine="0" w:leftChars="0" w:rightChars="0" w:firstLineChars="0"/>
+              <w:ind w:left="0" w:leftChars="0" w:right="0" w:rightChars="0" w:firstLine="0" w:firstLineChars="0"/>
               <w:jc w:val="center"/>
               <w:textAlignment w:val="baseline"/>
             </w:pPr>
@@ -1856,7 +1883,7 @@
           </w:tcPr>
           <w:p>
             <w:pPr>
-              <w:pStyle w:val="TableText"/>
+              <w:pStyle w:val="27"/>
               <w:keepNext w:val="0"/>
               <w:keepLines w:val="0"/>
               <w:pageBreakBefore w:val="0"/>
@@ -1869,7 +1896,7 @@
               <w:bidi w:val="0"/>
               <w:adjustRightInd w:val="0"/>
               <w:snapToGrid w:val="0"/>
-              <w:ind w:left="0" w:right="0" w:firstLine="0" w:leftChars="0" w:rightChars="0" w:firstLineChars="0"/>
+              <w:ind w:left="0" w:leftChars="0" w:right="0" w:rightChars="0" w:firstLine="0" w:firstLineChars="0"/>
               <w:jc w:val="center"/>
               <w:textAlignment w:val="baseline"/>
             </w:pPr>
@@ -1881,7 +1908,7 @@
           </w:tcPr>
           <w:p>
             <w:pPr>
-              <w:pStyle w:val="TableText"/>
+              <w:pStyle w:val="27"/>
               <w:keepNext w:val="0"/>
               <w:keepLines w:val="0"/>
               <w:pageBreakBefore w:val="0"/>
@@ -1894,7 +1921,7 @@
               <w:bidi w:val="0"/>
               <w:adjustRightInd w:val="0"/>
               <w:snapToGrid w:val="0"/>
-              <w:ind w:left="0" w:right="0" w:firstLine="0" w:leftChars="0" w:rightChars="0" w:firstLineChars="0"/>
+              <w:ind w:left="0" w:leftChars="0" w:right="0" w:rightChars="0" w:firstLine="0" w:firstLineChars="0"/>
               <w:jc w:val="center"/>
               <w:textAlignment w:val="baseline"/>
             </w:pPr>
@@ -1906,7 +1933,7 @@
           </w:tcPr>
           <w:p>
             <w:pPr>
-              <w:pStyle w:val="TableText"/>
+              <w:pStyle w:val="27"/>
               <w:keepNext w:val="0"/>
               <w:keepLines w:val="0"/>
               <w:pageBreakBefore w:val="0"/>
@@ -1919,7 +1946,7 @@
               <w:bidi w:val="0"/>
               <w:adjustRightInd w:val="0"/>
               <w:snapToGrid w:val="0"/>
-              <w:ind w:left="0" w:right="0" w:firstLine="0" w:leftChars="0" w:rightChars="0" w:firstLineChars="0"/>
+              <w:ind w:left="0" w:leftChars="0" w:right="0" w:rightChars="0" w:firstLine="0" w:firstLineChars="0"/>
               <w:jc w:val="center"/>
               <w:textAlignment w:val="baseline"/>
             </w:pPr>
@@ -1931,7 +1958,7 @@
           </w:tcPr>
           <w:p>
             <w:pPr>
-              <w:pStyle w:val="TableText"/>
+              <w:pStyle w:val="27"/>
               <w:keepNext w:val="0"/>
               <w:keepLines w:val="0"/>
               <w:pageBreakBefore w:val="0"/>
@@ -1944,7 +1971,7 @@
               <w:bidi w:val="0"/>
               <w:adjustRightInd w:val="0"/>
               <w:snapToGrid w:val="0"/>
-              <w:ind w:left="0" w:right="0" w:firstLine="0" w:leftChars="0" w:rightChars="0" w:firstLineChars="0"/>
+              <w:ind w:left="0" w:leftChars="0" w:right="0" w:rightChars="0" w:firstLine="0" w:firstLineChars="0"/>
               <w:jc w:val="center"/>
               <w:textAlignment w:val="baseline"/>
             </w:pPr>
@@ -1975,7 +2002,7 @@
     <w:sdt>
       <w:sdtPr>
         <w:rPr>
-          <w:rFonts w:ascii="宋体" w:eastAsia="宋体" w:hAnsi="宋体" w:cs="Arial"/>
+          <w:rFonts w:ascii="宋体" w:hAnsi="宋体" w:eastAsia="宋体" w:cs="Arial"/>
           <w:snapToGrid w:val="0"/>
           <w:color w:val="000000"/>
           <w:kern w:val="0"/>
@@ -1991,7 +2018,7 @@
       </w:sdtPr>
       <w:sdtEndPr>
         <w:rPr>
-          <w:rFonts w:ascii="宋体" w:eastAsia="宋体" w:hAnsi="宋体" w:cs="宋体" w:hint="eastAsia"/>
+          <w:rFonts w:hint="eastAsia" w:ascii="宋体" w:hAnsi="宋体" w:eastAsia="宋体" w:cs="宋体"/>
           <w:snapToGrid w:val="0"/>
           <w:color w:val="000000"/>
           <w:kern w:val="0"/>
@@ -2016,18 +2043,18 @@
             <w:adjustRightInd w:val="0"/>
             <w:snapToGrid w:val="0"/>
             <w:spacing w:before="0" w:beforeLines="0" w:after="0" w:afterLines="0" w:line="240" w:lineRule="auto"/>
-            <w:ind w:left="0" w:right="0" w:firstLine="0" w:leftChars="0" w:rightChars="0" w:firstLineChars="0"/>
+            <w:ind w:left="0" w:leftChars="0" w:right="0" w:rightChars="0" w:firstLine="0" w:firstLineChars="0"/>
             <w:jc w:val="center"/>
             <w:textAlignment w:val="baseline"/>
             <w:rPr>
-              <w:rFonts w:ascii="宋体" w:eastAsia="宋体" w:hAnsi="宋体" w:cs="宋体" w:hint="eastAsia"/>
+              <w:rFonts w:hint="eastAsia" w:ascii="宋体" w:hAnsi="宋体" w:eastAsia="宋体" w:cs="宋体"/>
               <w:sz w:val="24"/>
               <w:szCs w:val="24"/>
             </w:rPr>
           </w:pPr>
           <w:r>
             <w:rPr>
-              <w:rFonts w:ascii="宋体" w:eastAsia="宋体" w:hAnsi="宋体" w:cs="宋体" w:hint="eastAsia"/>
+              <w:rFonts w:hint="eastAsia" w:ascii="宋体" w:hAnsi="宋体" w:eastAsia="宋体" w:cs="宋体"/>
               <w:sz w:val="24"/>
               <w:szCs w:val="24"/>
             </w:rPr>
@@ -2036,16 +2063,16 @@
         </w:p>
         <w:p>
           <w:pPr>
-            <w:pStyle w:val="TOC1"/>
+            <w:pStyle w:val="16"/>
             <w:tabs>
               <w:tab w:val="right" w:leader="dot" w:pos="8306"/>
             </w:tabs>
           </w:pPr>
-          <w:bookmarkStart w:id="2" w:name="_GoBack"/>
-          <w:bookmarkEnd w:id="2"/>
-          <w:r>
-            <w:rPr>
-              <w:rFonts w:ascii="宋体" w:eastAsia="宋体" w:hAnsi="宋体" w:cs="宋体" w:hint="eastAsia"/>
+          <w:bookmarkStart w:id="11" w:name="_GoBack"/>
+          <w:bookmarkEnd w:id="11"/>
+          <w:r>
+            <w:rPr>
+              <w:rFonts w:hint="eastAsia" w:ascii="宋体" w:hAnsi="宋体" w:eastAsia="宋体" w:cs="宋体"/>
               <w:sz w:val="24"/>
               <w:szCs w:val="24"/>
             </w:rPr>
@@ -2053,7 +2080,7 @@
           </w:r>
           <w:r>
             <w:rPr>
-              <w:rFonts w:ascii="宋体" w:eastAsia="宋体" w:hAnsi="宋体" w:cs="宋体" w:hint="eastAsia"/>
+              <w:rFonts w:hint="eastAsia" w:ascii="宋体" w:hAnsi="宋体" w:eastAsia="宋体" w:cs="宋体"/>
               <w:sz w:val="24"/>
               <w:szCs w:val="24"/>
             </w:rPr>
@@ -2061,7 +2088,7 @@
           </w:r>
           <w:r>
             <w:rPr>
-              <w:rFonts w:ascii="宋体" w:eastAsia="宋体" w:hAnsi="宋体" w:cs="宋体" w:hint="eastAsia"/>
+              <w:rFonts w:hint="eastAsia" w:ascii="宋体" w:hAnsi="宋体" w:eastAsia="宋体" w:cs="宋体"/>
               <w:sz w:val="24"/>
               <w:szCs w:val="24"/>
             </w:rPr>
@@ -2069,21 +2096,21 @@
           </w:r>
           <w:r>
             <w:rPr>
-              <w:rFonts w:ascii="宋体" w:eastAsia="宋体" w:hAnsi="宋体" w:cs="宋体" w:hint="eastAsia"/>
+              <w:rFonts w:hint="eastAsia" w:ascii="宋体" w:hAnsi="宋体" w:eastAsia="宋体" w:cs="宋体"/>
               <w:szCs w:val="24"/>
             </w:rPr>
             <w:fldChar w:fldCharType="begin"/>
           </w:r>
           <w:r>
             <w:rPr>
-              <w:rFonts w:ascii="宋体" w:eastAsia="宋体" w:hAnsi="宋体" w:cs="宋体" w:hint="eastAsia"/>
+              <w:rFonts w:hint="eastAsia" w:ascii="宋体" w:hAnsi="宋体" w:eastAsia="宋体" w:cs="宋体"/>
               <w:szCs w:val="24"/>
             </w:rPr>
-            <w:instrText xml:space="preserve"> HYPERLINK \l _Toc22967 </w:instrText>
-          </w:r>
-          <w:r>
-            <w:rPr>
-              <w:rFonts w:ascii="宋体" w:eastAsia="宋体" w:hAnsi="宋体" w:cs="宋体" w:hint="eastAsia"/>
+            <w:instrText xml:space="preserve"> HYPERLINK \l _Toc8112 </w:instrText>
+          </w:r>
+          <w:r>
+            <w:rPr>
+              <w:rFonts w:hint="eastAsia" w:ascii="宋体" w:hAnsi="宋体" w:eastAsia="宋体" w:cs="宋体"/>
               <w:szCs w:val="24"/>
             </w:rPr>
             <w:fldChar w:fldCharType="separate"/>
@@ -2102,7 +2129,7 @@
             <w:fldChar w:fldCharType="begin"/>
           </w:r>
           <w:r>
-            <w:instrText xml:space="preserve"> PAGEREF _Toc22967 \h </w:instrText>
+            <w:instrText xml:space="preserve"> PAGEREF _Toc8112 \h </w:instrText>
           </w:r>
           <w:r>
             <w:fldChar w:fldCharType="separate"/>
@@ -2115,7 +2142,7 @@
           </w:r>
           <w:r>
             <w:rPr>
-              <w:rFonts w:ascii="宋体" w:eastAsia="宋体" w:hAnsi="宋体" w:cs="宋体" w:hint="eastAsia"/>
+              <w:rFonts w:hint="eastAsia" w:ascii="宋体" w:hAnsi="宋体" w:eastAsia="宋体" w:cs="宋体"/>
               <w:szCs w:val="24"/>
             </w:rPr>
             <w:fldChar w:fldCharType="end"/>
@@ -2123,28 +2150,28 @@
         </w:p>
         <w:p>
           <w:pPr>
-            <w:pStyle w:val="TOC1"/>
+            <w:pStyle w:val="16"/>
             <w:tabs>
               <w:tab w:val="right" w:leader="dot" w:pos="8306"/>
             </w:tabs>
           </w:pPr>
           <w:r>
             <w:rPr>
-              <w:rFonts w:ascii="宋体" w:eastAsia="宋体" w:hAnsi="宋体" w:cs="宋体" w:hint="eastAsia"/>
+              <w:rFonts w:hint="eastAsia" w:ascii="宋体" w:hAnsi="宋体" w:eastAsia="宋体" w:cs="宋体"/>
               <w:szCs w:val="24"/>
             </w:rPr>
             <w:fldChar w:fldCharType="begin"/>
           </w:r>
           <w:r>
             <w:rPr>
-              <w:rFonts w:ascii="宋体" w:eastAsia="宋体" w:hAnsi="宋体" w:cs="宋体" w:hint="eastAsia"/>
+              <w:rFonts w:hint="eastAsia" w:ascii="宋体" w:hAnsi="宋体" w:eastAsia="宋体" w:cs="宋体"/>
               <w:szCs w:val="24"/>
             </w:rPr>
-            <w:instrText xml:space="preserve"> HYPERLINK \l _Toc19252 </w:instrText>
-          </w:r>
-          <w:r>
-            <w:rPr>
-              <w:rFonts w:ascii="宋体" w:eastAsia="宋体" w:hAnsi="宋体" w:cs="宋体" w:hint="eastAsia"/>
+            <w:instrText xml:space="preserve"> HYPERLINK \l _Toc12009 </w:instrText>
+          </w:r>
+          <w:r>
+            <w:rPr>
+              <w:rFonts w:hint="eastAsia" w:ascii="宋体" w:hAnsi="宋体" w:eastAsia="宋体" w:cs="宋体"/>
               <w:szCs w:val="24"/>
             </w:rPr>
             <w:fldChar w:fldCharType="separate"/>
@@ -2177,7 +2204,7 @@
             <w:fldChar w:fldCharType="begin"/>
           </w:r>
           <w:r>
-            <w:instrText xml:space="preserve"> PAGEREF _Toc19252 \h </w:instrText>
+            <w:instrText xml:space="preserve"> PAGEREF _Toc12009 \h </w:instrText>
           </w:r>
           <w:r>
             <w:fldChar w:fldCharType="separate"/>
@@ -2190,7 +2217,7 @@
           </w:r>
           <w:r>
             <w:rPr>
-              <w:rFonts w:ascii="宋体" w:eastAsia="宋体" w:hAnsi="宋体" w:cs="宋体" w:hint="eastAsia"/>
+              <w:rFonts w:hint="eastAsia" w:ascii="宋体" w:hAnsi="宋体" w:eastAsia="宋体" w:cs="宋体"/>
               <w:szCs w:val="24"/>
             </w:rPr>
             <w:fldChar w:fldCharType="end"/>
@@ -2198,28 +2225,28 @@
         </w:p>
         <w:p>
           <w:pPr>
-            <w:pStyle w:val="TOC1"/>
+            <w:pStyle w:val="16"/>
             <w:tabs>
               <w:tab w:val="right" w:leader="dot" w:pos="8306"/>
             </w:tabs>
           </w:pPr>
           <w:r>
             <w:rPr>
-              <w:rFonts w:ascii="宋体" w:eastAsia="宋体" w:hAnsi="宋体" w:cs="宋体" w:hint="eastAsia"/>
+              <w:rFonts w:hint="eastAsia" w:ascii="宋体" w:hAnsi="宋体" w:eastAsia="宋体" w:cs="宋体"/>
               <w:szCs w:val="24"/>
             </w:rPr>
             <w:fldChar w:fldCharType="begin"/>
           </w:r>
           <w:r>
             <w:rPr>
-              <w:rFonts w:ascii="宋体" w:eastAsia="宋体" w:hAnsi="宋体" w:cs="宋体" w:hint="eastAsia"/>
+              <w:rFonts w:hint="eastAsia" w:ascii="宋体" w:hAnsi="宋体" w:eastAsia="宋体" w:cs="宋体"/>
               <w:szCs w:val="24"/>
             </w:rPr>
-            <w:instrText xml:space="preserve"> HYPERLINK \l _Toc2464 </w:instrText>
-          </w:r>
-          <w:r>
-            <w:rPr>
-              <w:rFonts w:ascii="宋体" w:eastAsia="宋体" w:hAnsi="宋体" w:cs="宋体" w:hint="eastAsia"/>
+            <w:instrText xml:space="preserve"> HYPERLINK \l _Toc30496 </w:instrText>
+          </w:r>
+          <w:r>
+            <w:rPr>
+              <w:rFonts w:hint="eastAsia" w:ascii="宋体" w:hAnsi="宋体" w:eastAsia="宋体" w:cs="宋体"/>
               <w:szCs w:val="24"/>
             </w:rPr>
             <w:fldChar w:fldCharType="separate"/>
@@ -2238,7 +2265,7 @@
             <w:fldChar w:fldCharType="begin"/>
           </w:r>
           <w:r>
-            <w:instrText xml:space="preserve"> PAGEREF _Toc2464 \h </w:instrText>
+            <w:instrText xml:space="preserve"> PAGEREF _Toc30496 \h </w:instrText>
           </w:r>
           <w:r>
             <w:fldChar w:fldCharType="separate"/>
@@ -2251,7 +2278,7 @@
           </w:r>
           <w:r>
             <w:rPr>
-              <w:rFonts w:ascii="宋体" w:eastAsia="宋体" w:hAnsi="宋体" w:cs="宋体" w:hint="eastAsia"/>
+              <w:rFonts w:hint="eastAsia" w:ascii="宋体" w:hAnsi="宋体" w:eastAsia="宋体" w:cs="宋体"/>
               <w:szCs w:val="24"/>
             </w:rPr>
             <w:fldChar w:fldCharType="end"/>
@@ -2259,28 +2286,28 @@
         </w:p>
         <w:p>
           <w:pPr>
-            <w:pStyle w:val="TOC1"/>
+            <w:pStyle w:val="16"/>
             <w:tabs>
               <w:tab w:val="right" w:leader="dot" w:pos="8306"/>
             </w:tabs>
           </w:pPr>
           <w:r>
             <w:rPr>
-              <w:rFonts w:ascii="宋体" w:eastAsia="宋体" w:hAnsi="宋体" w:cs="宋体" w:hint="eastAsia"/>
+              <w:rFonts w:hint="eastAsia" w:ascii="宋体" w:hAnsi="宋体" w:eastAsia="宋体" w:cs="宋体"/>
               <w:szCs w:val="24"/>
             </w:rPr>
             <w:fldChar w:fldCharType="begin"/>
           </w:r>
           <w:r>
             <w:rPr>
-              <w:rFonts w:ascii="宋体" w:eastAsia="宋体" w:hAnsi="宋体" w:cs="宋体" w:hint="eastAsia"/>
+              <w:rFonts w:hint="eastAsia" w:ascii="宋体" w:hAnsi="宋体" w:eastAsia="宋体" w:cs="宋体"/>
               <w:szCs w:val="24"/>
             </w:rPr>
-            <w:instrText xml:space="preserve"> HYPERLINK \l _Toc10979 </w:instrText>
-          </w:r>
-          <w:r>
-            <w:rPr>
-              <w:rFonts w:ascii="宋体" w:eastAsia="宋体" w:hAnsi="宋体" w:cs="宋体" w:hint="eastAsia"/>
+            <w:instrText xml:space="preserve"> HYPERLINK \l _Toc27654 </w:instrText>
+          </w:r>
+          <w:r>
+            <w:rPr>
+              <w:rFonts w:hint="eastAsia" w:ascii="宋体" w:hAnsi="宋体" w:eastAsia="宋体" w:cs="宋体"/>
               <w:szCs w:val="24"/>
             </w:rPr>
             <w:fldChar w:fldCharType="separate"/>
@@ -2299,7 +2326,7 @@
             <w:fldChar w:fldCharType="begin"/>
           </w:r>
           <w:r>
-            <w:instrText xml:space="preserve"> PAGEREF _Toc10979 \h </w:instrText>
+            <w:instrText xml:space="preserve"> PAGEREF _Toc27654 \h </w:instrText>
           </w:r>
           <w:r>
             <w:fldChar w:fldCharType="separate"/>
@@ -2312,7 +2339,7 @@
           </w:r>
           <w:r>
             <w:rPr>
-              <w:rFonts w:ascii="宋体" w:eastAsia="宋体" w:hAnsi="宋体" w:cs="宋体" w:hint="eastAsia"/>
+              <w:rFonts w:hint="eastAsia" w:ascii="宋体" w:hAnsi="宋体" w:eastAsia="宋体" w:cs="宋体"/>
               <w:szCs w:val="24"/>
             </w:rPr>
             <w:fldChar w:fldCharType="end"/>
@@ -2320,28 +2347,28 @@
         </w:p>
         <w:p>
           <w:pPr>
-            <w:pStyle w:val="TOC1"/>
+            <w:pStyle w:val="16"/>
             <w:tabs>
               <w:tab w:val="right" w:leader="dot" w:pos="8306"/>
             </w:tabs>
           </w:pPr>
           <w:r>
             <w:rPr>
-              <w:rFonts w:ascii="宋体" w:eastAsia="宋体" w:hAnsi="宋体" w:cs="宋体" w:hint="eastAsia"/>
+              <w:rFonts w:hint="eastAsia" w:ascii="宋体" w:hAnsi="宋体" w:eastAsia="宋体" w:cs="宋体"/>
               <w:szCs w:val="24"/>
             </w:rPr>
             <w:fldChar w:fldCharType="begin"/>
           </w:r>
           <w:r>
             <w:rPr>
-              <w:rFonts w:ascii="宋体" w:eastAsia="宋体" w:hAnsi="宋体" w:cs="宋体" w:hint="eastAsia"/>
+              <w:rFonts w:hint="eastAsia" w:ascii="宋体" w:hAnsi="宋体" w:eastAsia="宋体" w:cs="宋体"/>
               <w:szCs w:val="24"/>
             </w:rPr>
-            <w:instrText xml:space="preserve"> HYPERLINK \l _Toc12793 </w:instrText>
-          </w:r>
-          <w:r>
-            <w:rPr>
-              <w:rFonts w:ascii="宋体" w:eastAsia="宋体" w:hAnsi="宋体" w:cs="宋体" w:hint="eastAsia"/>
+            <w:instrText xml:space="preserve"> HYPERLINK \l _Toc22311 </w:instrText>
+          </w:r>
+          <w:r>
+            <w:rPr>
+              <w:rFonts w:hint="eastAsia" w:ascii="宋体" w:hAnsi="宋体" w:eastAsia="宋体" w:cs="宋体"/>
               <w:szCs w:val="24"/>
             </w:rPr>
             <w:fldChar w:fldCharType="separate"/>
@@ -2360,7 +2387,7 @@
             <w:fldChar w:fldCharType="begin"/>
           </w:r>
           <w:r>
-            <w:instrText xml:space="preserve"> PAGEREF _Toc12793 \h </w:instrText>
+            <w:instrText xml:space="preserve"> PAGEREF _Toc22311 \h </w:instrText>
           </w:r>
           <w:r>
             <w:fldChar w:fldCharType="separate"/>
@@ -2373,7 +2400,7 @@
           </w:r>
           <w:r>
             <w:rPr>
-              <w:rFonts w:ascii="宋体" w:eastAsia="宋体" w:hAnsi="宋体" w:cs="宋体" w:hint="eastAsia"/>
+              <w:rFonts w:hint="eastAsia" w:ascii="宋体" w:hAnsi="宋体" w:eastAsia="宋体" w:cs="宋体"/>
               <w:szCs w:val="24"/>
             </w:rPr>
             <w:fldChar w:fldCharType="end"/>
@@ -2381,28 +2408,28 @@
         </w:p>
         <w:p>
           <w:pPr>
-            <w:pStyle w:val="TOC1"/>
+            <w:pStyle w:val="16"/>
             <w:tabs>
               <w:tab w:val="right" w:leader="dot" w:pos="8306"/>
             </w:tabs>
           </w:pPr>
           <w:r>
             <w:rPr>
-              <w:rFonts w:ascii="宋体" w:eastAsia="宋体" w:hAnsi="宋体" w:cs="宋体" w:hint="eastAsia"/>
+              <w:rFonts w:hint="eastAsia" w:ascii="宋体" w:hAnsi="宋体" w:eastAsia="宋体" w:cs="宋体"/>
               <w:szCs w:val="24"/>
             </w:rPr>
             <w:fldChar w:fldCharType="begin"/>
           </w:r>
           <w:r>
             <w:rPr>
-              <w:rFonts w:ascii="宋体" w:eastAsia="宋体" w:hAnsi="宋体" w:cs="宋体" w:hint="eastAsia"/>
+              <w:rFonts w:hint="eastAsia" w:ascii="宋体" w:hAnsi="宋体" w:eastAsia="宋体" w:cs="宋体"/>
               <w:szCs w:val="24"/>
             </w:rPr>
-            <w:instrText xml:space="preserve"> HYPERLINK \l _Toc6856 </w:instrText>
-          </w:r>
-          <w:r>
-            <w:rPr>
-              <w:rFonts w:ascii="宋体" w:eastAsia="宋体" w:hAnsi="宋体" w:cs="宋体" w:hint="eastAsia"/>
+            <w:instrText xml:space="preserve"> HYPERLINK \l _Toc24827 </w:instrText>
+          </w:r>
+          <w:r>
+            <w:rPr>
+              <w:rFonts w:hint="eastAsia" w:ascii="宋体" w:hAnsi="宋体" w:eastAsia="宋体" w:cs="宋体"/>
               <w:szCs w:val="24"/>
             </w:rPr>
             <w:fldChar w:fldCharType="separate"/>
@@ -2421,7 +2448,7 @@
             <w:fldChar w:fldCharType="begin"/>
           </w:r>
           <w:r>
-            <w:instrText xml:space="preserve"> PAGEREF _Toc6856 \h </w:instrText>
+            <w:instrText xml:space="preserve"> PAGEREF _Toc24827 \h </w:instrText>
           </w:r>
           <w:r>
             <w:fldChar w:fldCharType="separate"/>
@@ -2434,7 +2461,7 @@
           </w:r>
           <w:r>
             <w:rPr>
-              <w:rFonts w:ascii="宋体" w:eastAsia="宋体" w:hAnsi="宋体" w:cs="宋体" w:hint="eastAsia"/>
+              <w:rFonts w:hint="eastAsia" w:ascii="宋体" w:hAnsi="宋体" w:eastAsia="宋体" w:cs="宋体"/>
               <w:szCs w:val="24"/>
             </w:rPr>
             <w:fldChar w:fldCharType="end"/>
@@ -2442,28 +2469,28 @@
         </w:p>
         <w:p>
           <w:pPr>
-            <w:pStyle w:val="TOC2"/>
+            <w:pStyle w:val="17"/>
             <w:tabs>
               <w:tab w:val="right" w:leader="dot" w:pos="8306"/>
             </w:tabs>
           </w:pPr>
           <w:r>
             <w:rPr>
-              <w:rFonts w:ascii="宋体" w:eastAsia="宋体" w:hAnsi="宋体" w:cs="宋体" w:hint="eastAsia"/>
+              <w:rFonts w:hint="eastAsia" w:ascii="宋体" w:hAnsi="宋体" w:eastAsia="宋体" w:cs="宋体"/>
               <w:szCs w:val="24"/>
             </w:rPr>
             <w:fldChar w:fldCharType="begin"/>
           </w:r>
           <w:r>
             <w:rPr>
-              <w:rFonts w:ascii="宋体" w:eastAsia="宋体" w:hAnsi="宋体" w:cs="宋体" w:hint="eastAsia"/>
+              <w:rFonts w:hint="eastAsia" w:ascii="宋体" w:hAnsi="宋体" w:eastAsia="宋体" w:cs="宋体"/>
               <w:szCs w:val="24"/>
             </w:rPr>
-            <w:instrText xml:space="preserve"> HYPERLINK \l _Toc27160 </w:instrText>
-          </w:r>
-          <w:r>
-            <w:rPr>
-              <w:rFonts w:ascii="宋体" w:eastAsia="宋体" w:hAnsi="宋体" w:cs="宋体" w:hint="eastAsia"/>
+            <w:instrText xml:space="preserve"> HYPERLINK \l _Toc10181 </w:instrText>
+          </w:r>
+          <w:r>
+            <w:rPr>
+              <w:rFonts w:hint="eastAsia" w:ascii="宋体" w:hAnsi="宋体" w:eastAsia="宋体" w:cs="宋体"/>
               <w:szCs w:val="24"/>
             </w:rPr>
             <w:fldChar w:fldCharType="separate"/>
@@ -2496,7 +2523,7 @@
             <w:fldChar w:fldCharType="begin"/>
           </w:r>
           <w:r>
-            <w:instrText xml:space="preserve"> PAGEREF _Toc27160 \h </w:instrText>
+            <w:instrText xml:space="preserve"> PAGEREF _Toc10181 \h </w:instrText>
           </w:r>
           <w:r>
             <w:fldChar w:fldCharType="separate"/>
@@ -2509,7 +2536,7 @@
           </w:r>
           <w:r>
             <w:rPr>
-              <w:rFonts w:ascii="宋体" w:eastAsia="宋体" w:hAnsi="宋体" w:cs="宋体" w:hint="eastAsia"/>
+              <w:rFonts w:hint="eastAsia" w:ascii="宋体" w:hAnsi="宋体" w:eastAsia="宋体" w:cs="宋体"/>
               <w:szCs w:val="24"/>
             </w:rPr>
             <w:fldChar w:fldCharType="end"/>
@@ -2517,28 +2544,28 @@
         </w:p>
         <w:p>
           <w:pPr>
-            <w:pStyle w:val="TOC2"/>
+            <w:pStyle w:val="17"/>
             <w:tabs>
               <w:tab w:val="right" w:leader="dot" w:pos="8306"/>
             </w:tabs>
           </w:pPr>
           <w:r>
             <w:rPr>
-              <w:rFonts w:ascii="宋体" w:eastAsia="宋体" w:hAnsi="宋体" w:cs="宋体" w:hint="eastAsia"/>
+              <w:rFonts w:hint="eastAsia" w:ascii="宋体" w:hAnsi="宋体" w:eastAsia="宋体" w:cs="宋体"/>
               <w:szCs w:val="24"/>
             </w:rPr>
             <w:fldChar w:fldCharType="begin"/>
           </w:r>
           <w:r>
             <w:rPr>
-              <w:rFonts w:ascii="宋体" w:eastAsia="宋体" w:hAnsi="宋体" w:cs="宋体" w:hint="eastAsia"/>
+              <w:rFonts w:hint="eastAsia" w:ascii="宋体" w:hAnsi="宋体" w:eastAsia="宋体" w:cs="宋体"/>
               <w:szCs w:val="24"/>
             </w:rPr>
-            <w:instrText xml:space="preserve"> HYPERLINK \l _Toc4892 </w:instrText>
-          </w:r>
-          <w:r>
-            <w:rPr>
-              <w:rFonts w:ascii="宋体" w:eastAsia="宋体" w:hAnsi="宋体" w:cs="宋体" w:hint="eastAsia"/>
+            <w:instrText xml:space="preserve"> HYPERLINK \l _Toc5317 </w:instrText>
+          </w:r>
+          <w:r>
+            <w:rPr>
+              <w:rFonts w:hint="eastAsia" w:ascii="宋体" w:hAnsi="宋体" w:eastAsia="宋体" w:cs="宋体"/>
               <w:szCs w:val="24"/>
             </w:rPr>
             <w:fldChar w:fldCharType="separate"/>
@@ -2557,7 +2584,7 @@
             <w:fldChar w:fldCharType="begin"/>
           </w:r>
           <w:r>
-            <w:instrText xml:space="preserve"> PAGEREF _Toc4892 \h </w:instrText>
+            <w:instrText xml:space="preserve"> PAGEREF _Toc5317 \h </w:instrText>
           </w:r>
           <w:r>
             <w:fldChar w:fldCharType="separate"/>
@@ -2570,7 +2597,7 @@
           </w:r>
           <w:r>
             <w:rPr>
-              <w:rFonts w:ascii="宋体" w:eastAsia="宋体" w:hAnsi="宋体" w:cs="宋体" w:hint="eastAsia"/>
+              <w:rFonts w:hint="eastAsia" w:ascii="宋体" w:hAnsi="宋体" w:eastAsia="宋体" w:cs="宋体"/>
               <w:szCs w:val="24"/>
             </w:rPr>
             <w:fldChar w:fldCharType="end"/>
@@ -2578,28 +2605,28 @@
         </w:p>
         <w:p>
           <w:pPr>
-            <w:pStyle w:val="TOC1"/>
+            <w:pStyle w:val="16"/>
             <w:tabs>
               <w:tab w:val="right" w:leader="dot" w:pos="8306"/>
             </w:tabs>
           </w:pPr>
           <w:r>
             <w:rPr>
-              <w:rFonts w:ascii="宋体" w:eastAsia="宋体" w:hAnsi="宋体" w:cs="宋体" w:hint="eastAsia"/>
+              <w:rFonts w:hint="eastAsia" w:ascii="宋体" w:hAnsi="宋体" w:eastAsia="宋体" w:cs="宋体"/>
               <w:szCs w:val="24"/>
             </w:rPr>
             <w:fldChar w:fldCharType="begin"/>
           </w:r>
           <w:r>
             <w:rPr>
-              <w:rFonts w:ascii="宋体" w:eastAsia="宋体" w:hAnsi="宋体" w:cs="宋体" w:hint="eastAsia"/>
+              <w:rFonts w:hint="eastAsia" w:ascii="宋体" w:hAnsi="宋体" w:eastAsia="宋体" w:cs="宋体"/>
               <w:szCs w:val="24"/>
             </w:rPr>
-            <w:instrText xml:space="preserve"> HYPERLINK \l _Toc30378 </w:instrText>
-          </w:r>
-          <w:r>
-            <w:rPr>
-              <w:rFonts w:ascii="宋体" w:eastAsia="宋体" w:hAnsi="宋体" w:cs="宋体" w:hint="eastAsia"/>
+            <w:instrText xml:space="preserve"> HYPERLINK \l _Toc32537 </w:instrText>
+          </w:r>
+          <w:r>
+            <w:rPr>
+              <w:rFonts w:hint="eastAsia" w:ascii="宋体" w:hAnsi="宋体" w:eastAsia="宋体" w:cs="宋体"/>
               <w:szCs w:val="24"/>
             </w:rPr>
             <w:fldChar w:fldCharType="separate"/>
@@ -2618,7 +2645,7 @@
             <w:fldChar w:fldCharType="begin"/>
           </w:r>
           <w:r>
-            <w:instrText xml:space="preserve"> PAGEREF _Toc30378 \h </w:instrText>
+            <w:instrText xml:space="preserve"> PAGEREF _Toc32537 \h </w:instrText>
           </w:r>
           <w:r>
             <w:fldChar w:fldCharType="separate"/>
@@ -2631,7 +2658,7 @@
           </w:r>
           <w:r>
             <w:rPr>
-              <w:rFonts w:ascii="宋体" w:eastAsia="宋体" w:hAnsi="宋体" w:cs="宋体" w:hint="eastAsia"/>
+              <w:rFonts w:hint="eastAsia" w:ascii="宋体" w:hAnsi="宋体" w:eastAsia="宋体" w:cs="宋体"/>
               <w:szCs w:val="24"/>
             </w:rPr>
             <w:fldChar w:fldCharType="end"/>
@@ -2639,28 +2666,28 @@
         </w:p>
         <w:p>
           <w:pPr>
-            <w:pStyle w:val="TOC1"/>
+            <w:pStyle w:val="16"/>
             <w:tabs>
               <w:tab w:val="right" w:leader="dot" w:pos="8306"/>
             </w:tabs>
           </w:pPr>
           <w:r>
             <w:rPr>
-              <w:rFonts w:ascii="宋体" w:eastAsia="宋体" w:hAnsi="宋体" w:cs="宋体" w:hint="eastAsia"/>
+              <w:rFonts w:hint="eastAsia" w:ascii="宋体" w:hAnsi="宋体" w:eastAsia="宋体" w:cs="宋体"/>
               <w:szCs w:val="24"/>
             </w:rPr>
             <w:fldChar w:fldCharType="begin"/>
           </w:r>
           <w:r>
             <w:rPr>
-              <w:rFonts w:ascii="宋体" w:eastAsia="宋体" w:hAnsi="宋体" w:cs="宋体" w:hint="eastAsia"/>
+              <w:rFonts w:hint="eastAsia" w:ascii="宋体" w:hAnsi="宋体" w:eastAsia="宋体" w:cs="宋体"/>
               <w:szCs w:val="24"/>
             </w:rPr>
-            <w:instrText xml:space="preserve"> HYPERLINK \l _Toc1505 </w:instrText>
-          </w:r>
-          <w:r>
-            <w:rPr>
-              <w:rFonts w:ascii="宋体" w:eastAsia="宋体" w:hAnsi="宋体" w:cs="宋体" w:hint="eastAsia"/>
+            <w:instrText xml:space="preserve"> HYPERLINK \l _Toc3025 </w:instrText>
+          </w:r>
+          <w:r>
+            <w:rPr>
+              <w:rFonts w:hint="eastAsia" w:ascii="宋体" w:hAnsi="宋体" w:eastAsia="宋体" w:cs="宋体"/>
               <w:szCs w:val="24"/>
             </w:rPr>
             <w:fldChar w:fldCharType="separate"/>
@@ -2679,7 +2706,7 @@
             <w:fldChar w:fldCharType="begin"/>
           </w:r>
           <w:r>
-            <w:instrText xml:space="preserve"> PAGEREF _Toc1505 \h </w:instrText>
+            <w:instrText xml:space="preserve"> PAGEREF _Toc3025 \h </w:instrText>
           </w:r>
           <w:r>
             <w:fldChar w:fldCharType="separate"/>
@@ -2692,7 +2719,7 @@
           </w:r>
           <w:r>
             <w:rPr>
-              <w:rFonts w:ascii="宋体" w:eastAsia="宋体" w:hAnsi="宋体" w:cs="宋体" w:hint="eastAsia"/>
+              <w:rFonts w:hint="eastAsia" w:ascii="宋体" w:hAnsi="宋体" w:eastAsia="宋体" w:cs="宋体"/>
               <w:szCs w:val="24"/>
             </w:rPr>
             <w:fldChar w:fldCharType="end"/>
@@ -2700,28 +2727,28 @@
         </w:p>
         <w:p>
           <w:pPr>
-            <w:pStyle w:val="TOC1"/>
+            <w:pStyle w:val="16"/>
             <w:tabs>
               <w:tab w:val="right" w:leader="dot" w:pos="8306"/>
             </w:tabs>
           </w:pPr>
           <w:r>
             <w:rPr>
-              <w:rFonts w:ascii="宋体" w:eastAsia="宋体" w:hAnsi="宋体" w:cs="宋体" w:hint="eastAsia"/>
+              <w:rFonts w:hint="eastAsia" w:ascii="宋体" w:hAnsi="宋体" w:eastAsia="宋体" w:cs="宋体"/>
               <w:szCs w:val="24"/>
             </w:rPr>
             <w:fldChar w:fldCharType="begin"/>
           </w:r>
           <w:r>
             <w:rPr>
-              <w:rFonts w:ascii="宋体" w:eastAsia="宋体" w:hAnsi="宋体" w:cs="宋体" w:hint="eastAsia"/>
+              <w:rFonts w:hint="eastAsia" w:ascii="宋体" w:hAnsi="宋体" w:eastAsia="宋体" w:cs="宋体"/>
               <w:szCs w:val="24"/>
             </w:rPr>
-            <w:instrText xml:space="preserve"> HYPERLINK \l _Toc27012 </w:instrText>
-          </w:r>
-          <w:r>
-            <w:rPr>
-              <w:rFonts w:ascii="宋体" w:eastAsia="宋体" w:hAnsi="宋体" w:cs="宋体" w:hint="eastAsia"/>
+            <w:instrText xml:space="preserve"> HYPERLINK \l _Toc9088 </w:instrText>
+          </w:r>
+          <w:r>
+            <w:rPr>
+              <w:rFonts w:hint="eastAsia" w:ascii="宋体" w:hAnsi="宋体" w:eastAsia="宋体" w:cs="宋体"/>
               <w:szCs w:val="24"/>
             </w:rPr>
             <w:fldChar w:fldCharType="separate"/>
@@ -2740,7 +2767,7 @@
             <w:fldChar w:fldCharType="begin"/>
           </w:r>
           <w:r>
-            <w:instrText xml:space="preserve"> PAGEREF _Toc27012 \h </w:instrText>
+            <w:instrText xml:space="preserve"> PAGEREF _Toc9088 \h </w:instrText>
           </w:r>
           <w:r>
             <w:fldChar w:fldCharType="separate"/>
@@ -2753,7 +2780,7 @@
           </w:r>
           <w:r>
             <w:rPr>
-              <w:rFonts w:ascii="宋体" w:eastAsia="宋体" w:hAnsi="宋体" w:cs="宋体" w:hint="eastAsia"/>
+              <w:rFonts w:hint="eastAsia" w:ascii="宋体" w:hAnsi="宋体" w:eastAsia="宋体" w:cs="宋体"/>
               <w:szCs w:val="24"/>
             </w:rPr>
             <w:fldChar w:fldCharType="end"/>
@@ -2775,7 +2802,7 @@
             <w:snapToGrid w:val="0"/>
             <w:textAlignment w:val="baseline"/>
             <w:rPr>
-              <w:rFonts w:ascii="宋体" w:eastAsia="宋体" w:hAnsi="宋体" w:cs="宋体" w:hint="eastAsia"/>
+              <w:rFonts w:hint="eastAsia" w:ascii="宋体" w:hAnsi="宋体" w:eastAsia="宋体" w:cs="宋体"/>
               <w:snapToGrid w:val="0"/>
               <w:color w:val="000000"/>
               <w:kern w:val="0"/>
@@ -2786,7 +2813,7 @@
           </w:pPr>
           <w:r>
             <w:rPr>
-              <w:rFonts w:ascii="宋体" w:eastAsia="宋体" w:hAnsi="宋体" w:cs="宋体" w:hint="eastAsia"/>
+              <w:rFonts w:hint="eastAsia" w:ascii="宋体" w:hAnsi="宋体" w:eastAsia="宋体" w:cs="宋体"/>
               <w:szCs w:val="24"/>
             </w:rPr>
             <w:fldChar w:fldCharType="end"/>
@@ -2810,7 +2837,7 @@
         <w:snapToGrid w:val="0"/>
         <w:textAlignment w:val="baseline"/>
         <w:rPr>
-          <w:rFonts w:ascii="Arial" w:eastAsia="Arial" w:hAnsi="Arial" w:cs="Arial"/>
+          <w:rFonts w:ascii="Arial" w:hAnsi="Arial" w:eastAsia="Arial" w:cs="Arial"/>
           <w:snapToGrid w:val="0"/>
           <w:color w:val="000000"/>
           <w:kern w:val="0"/>
@@ -2821,7 +2848,7 @@
       </w:pPr>
       <w:r>
         <w:rPr>
-          <w:rFonts w:ascii="Arial" w:eastAsia="Arial" w:hAnsi="Arial" w:cs="Arial"/>
+          <w:rFonts w:ascii="Arial" w:hAnsi="Arial" w:eastAsia="Arial" w:cs="Arial"/>
           <w:snapToGrid w:val="0"/>
           <w:color w:val="000000"/>
           <w:kern w:val="0"/>
@@ -2834,38 +2861,139 @@
     </w:p>
     <w:p>
       <w:pPr>
-        <w:pStyle w:val="1"/>
+        <w:pStyle w:val="28"/>
         <w:bidi w:val="0"/>
         <w:rPr>
           <w:rFonts w:hint="default"/>
           <w:lang w:val="en-US" w:eastAsia="zh-CN"/>
         </w:rPr>
       </w:pPr>
-      <w:bookmarkStart w:id="3" w:name="_Toc2464"/>
+      <w:bookmarkStart w:id="2" w:name="_Toc30496"/>
       <w:r>
         <w:rPr>
           <w:rFonts w:hint="default"/>
           <w:lang w:val="en-US" w:eastAsia="zh-CN"/>
         </w:rPr>
         <w:t>评审基本信息</w:t>
+      </w:r>
+      <w:bookmarkEnd w:id="2"/>
+    </w:p>
+    <w:p>
+      <w:pPr>
+        <w:pStyle w:val="29"/>
+        <w:ind w:left="0" w:leftChars="0" w:firstLine="0" w:firstLineChars="0"/>
+        <w:rPr>
+          <w:rFonts w:hint="default"/>
+          <w:lang w:val="en-US" w:eastAsia="zh-CN"/>
+        </w:rPr>
+      </w:pPr>
+      <w:r>
+        <w:rPr>
+          <w:rFonts w:hint="default"/>
+          <w:lang w:val="en-US" w:eastAsia="zh-CN"/>
+        </w:rPr>
+        <w:t>评审时间：2025年</w:t>
+      </w:r>
+      <w:r>
+        <w:rPr>
+          <w:rFonts w:hint="eastAsia"/>
+          <w:lang w:val="en-US" w:eastAsia="zh-CN"/>
+        </w:rPr>
+        <w:t>12</w:t>
+      </w:r>
+      <w:r>
+        <w:rPr>
+          <w:rFonts w:hint="default"/>
+          <w:lang w:val="en-US" w:eastAsia="zh-CN"/>
+        </w:rPr>
+        <w:t>月20日</w:t>
+      </w:r>
+    </w:p>
+    <w:p>
+      <w:pPr>
+        <w:pStyle w:val="29"/>
+        <w:ind w:left="0" w:leftChars="0" w:firstLine="0" w:firstLineChars="0"/>
+        <w:rPr>
+          <w:rFonts w:hint="default"/>
+          <w:lang w:val="en-US" w:eastAsia="zh-CN"/>
+        </w:rPr>
+      </w:pPr>
+      <w:r>
+        <w:rPr>
+          <w:rFonts w:hint="default"/>
+          <w:lang w:val="en-US" w:eastAsia="zh-CN"/>
+        </w:rPr>
+        <w:t>评审地点：公司会议室</w:t>
+      </w:r>
+    </w:p>
+    <w:p>
+      <w:pPr>
+        <w:pStyle w:val="29"/>
+        <w:ind w:left="0" w:leftChars="0" w:firstLine="0" w:firstLineChars="0"/>
+        <w:rPr>
+          <w:rFonts w:hint="default"/>
+          <w:lang w:val="en-US" w:eastAsia="zh-CN"/>
+        </w:rPr>
+      </w:pPr>
+      <w:r>
+        <w:rPr>
+          <w:rFonts w:hint="default"/>
+          <w:lang w:val="en-US" w:eastAsia="zh-CN"/>
+        </w:rPr>
+        <w:t>评审主持人：吴亚红</w:t>
+      </w:r>
+    </w:p>
+    <w:p>
+      <w:pPr>
+        <w:pStyle w:val="29"/>
+        <w:ind w:left="0" w:leftChars="0" w:firstLine="0" w:firstLineChars="0"/>
+        <w:rPr>
+          <w:rFonts w:hint="default"/>
+          <w:lang w:val="en-US" w:eastAsia="zh-CN"/>
+        </w:rPr>
+      </w:pPr>
+      <w:r>
+        <w:rPr>
+          <w:rFonts w:hint="default"/>
+          <w:lang w:val="en-US" w:eastAsia="zh-CN"/>
+        </w:rPr>
+        <w:t>参与人员：程方、吴桀、平湾、沈晓晖</w:t>
+      </w:r>
+    </w:p>
+    <w:p>
+      <w:pPr>
+        <w:pStyle w:val="28"/>
+        <w:bidi w:val="0"/>
+        <w:rPr>
+          <w:rFonts w:hint="default"/>
+          <w:lang w:val="en-US" w:eastAsia="zh-CN"/>
+        </w:rPr>
+      </w:pPr>
+      <w:bookmarkStart w:id="3" w:name="_Toc27654"/>
+      <w:r>
+        <w:rPr>
+          <w:rFonts w:hint="default"/>
+          <w:lang w:val="en-US" w:eastAsia="zh-CN"/>
+        </w:rPr>
+        <w:t>评审目的</w:t>
       </w:r>
       <w:bookmarkEnd w:id="3"/>
     </w:p>
     <w:p>
       <w:pPr>
-        <w:pStyle w:val="a1"/>
-        <w:ind w:left="0" w:firstLine="0" w:leftChars="0" w:firstLineChars="0"/>
-        <w:rPr>
-          <w:rFonts w:hint="default"/>
-          <w:lang w:val="en-US" w:eastAsia="zh-CN"/>
-        </w:rPr>
-      </w:pPr>
-      <w:r>
-        <w:rPr>
-          <w:rFonts w:hint="default"/>
-          <w:lang w:val="en-US" w:eastAsia="zh-CN"/>
-        </w:rPr>
-        <w:t>评审时间：2025年</w:t>
+        <w:pStyle w:val="29"/>
+        <w:bidi w:val="0"/>
+        <w:rPr>
+          <w:rFonts w:hint="default"/>
+          <w:lang w:val="en-US" w:eastAsia="zh-CN"/>
+        </w:rPr>
+      </w:pPr>
+      <w:r>
+        <w:rPr>
+          <w:rFonts w:hint="default"/>
+          <w:lang w:val="en-US" w:eastAsia="zh-CN"/>
+        </w:rPr>
+        <w:t>本次管理评审旨在系统评价公司2025年1月至</w:t>
       </w:r>
       <w:r>
         <w:rPr>
@@ -2879,270 +3007,219 @@
           <w:rFonts w:hint="default"/>
           <w:lang w:val="en-US" w:eastAsia="zh-CN"/>
         </w:rPr>
-        <w:t>月20日</w:t>
+        <w:t>月期间运维服务各项工作的执行情况及相关指标达成效果，全面评估运维服务能力管理体系在运行中的适宜性、充分性与有效性，识别改进机会，提出具体措施与建议，以确保公司方针与目标的实现，并持续满足法律法规及客户需求。</w:t>
       </w:r>
     </w:p>
     <w:p>
       <w:pPr>
-        <w:pStyle w:val="a1"/>
-        <w:ind w:left="0" w:firstLine="0" w:leftChars="0" w:firstLineChars="0"/>
-        <w:rPr>
-          <w:rFonts w:hint="default"/>
-          <w:lang w:val="en-US" w:eastAsia="zh-CN"/>
-        </w:rPr>
-      </w:pPr>
-      <w:r>
-        <w:rPr>
-          <w:rFonts w:hint="default"/>
-          <w:lang w:val="en-US" w:eastAsia="zh-CN"/>
-        </w:rPr>
-        <w:t>评审地点：公司会议室</w:t>
-      </w:r>
-    </w:p>
-    <w:p>
-      <w:pPr>
-        <w:pStyle w:val="a1"/>
-        <w:ind w:left="0" w:firstLine="0" w:leftChars="0" w:firstLineChars="0"/>
-        <w:rPr>
-          <w:rFonts w:hint="default"/>
-          <w:lang w:val="en-US" w:eastAsia="zh-CN"/>
-        </w:rPr>
-      </w:pPr>
-      <w:r>
-        <w:rPr>
-          <w:rFonts w:hint="default"/>
-          <w:lang w:val="en-US" w:eastAsia="zh-CN"/>
-        </w:rPr>
-        <w:t>评审主持人：吴亚红</w:t>
-      </w:r>
-    </w:p>
-    <w:p>
-      <w:pPr>
-        <w:pStyle w:val="a1"/>
-        <w:ind w:left="0" w:firstLine="0" w:leftChars="0" w:firstLineChars="0"/>
-        <w:rPr>
-          <w:rFonts w:hint="default"/>
-          <w:lang w:val="en-US" w:eastAsia="zh-CN"/>
-        </w:rPr>
-      </w:pPr>
-      <w:r>
-        <w:rPr>
-          <w:rFonts w:hint="default"/>
-          <w:lang w:val="en-US" w:eastAsia="zh-CN"/>
-        </w:rPr>
-        <w:t>参与人员：程方、吴桀、平湾、沈晓晖</w:t>
-      </w:r>
-    </w:p>
-    <w:p>
-      <w:pPr>
-        <w:pStyle w:val="1"/>
+        <w:pStyle w:val="28"/>
         <w:bidi w:val="0"/>
         <w:rPr>
           <w:rFonts w:hint="default"/>
           <w:lang w:val="en-US" w:eastAsia="zh-CN"/>
         </w:rPr>
       </w:pPr>
-      <w:bookmarkStart w:id="4" w:name="_Toc10979"/>
-      <w:r>
-        <w:rPr>
-          <w:rFonts w:hint="default"/>
-          <w:lang w:val="en-US" w:eastAsia="zh-CN"/>
-        </w:rPr>
-        <w:t>评审目的</w:t>
+      <w:bookmarkStart w:id="4" w:name="_Toc22311"/>
+      <w:r>
+        <w:rPr>
+          <w:rFonts w:hint="default"/>
+          <w:lang w:val="en-US" w:eastAsia="zh-CN"/>
+        </w:rPr>
+        <w:t>评审内容概述</w:t>
       </w:r>
       <w:bookmarkEnd w:id="4"/>
     </w:p>
     <w:p>
       <w:pPr>
-        <w:pStyle w:val="a1"/>
-        <w:bidi w:val="0"/>
-        <w:rPr>
-          <w:rFonts w:hint="default"/>
-          <w:lang w:val="en-US" w:eastAsia="zh-CN"/>
-        </w:rPr>
-      </w:pPr>
-      <w:r>
-        <w:rPr>
-          <w:rFonts w:hint="default"/>
-          <w:lang w:val="en-US" w:eastAsia="zh-CN"/>
-        </w:rPr>
-        <w:t>本次管理评审旨在系统评价公司2025年1月至</w:t>
-      </w:r>
-      <w:r>
-        <w:rPr>
-          <w:rFonts w:hint="eastAsia"/>
-          <w:lang w:val="en-US" w:eastAsia="zh-CN"/>
-        </w:rPr>
-        <w:t>12</w:t>
-      </w:r>
-      <w:r>
-        <w:rPr>
-          <w:rFonts w:hint="default"/>
-          <w:lang w:val="en-US" w:eastAsia="zh-CN"/>
-        </w:rPr>
-        <w:t>月期间运维服务各项工作的执行情况及相关指标达成效果，全面评估运维服务能力管理体系在运行中的适宜性、充分性与有效性，识别改进机会，提出具体措施与建议，以确保公司方针与目标的实现，并持续满足法律法规及客户需求。</w:t>
+        <w:pStyle w:val="29"/>
+        <w:ind w:left="0" w:leftChars="0" w:firstLine="0" w:firstLineChars="0"/>
+        <w:rPr>
+          <w:rFonts w:hint="default"/>
+          <w:lang w:val="en-US" w:eastAsia="zh-CN"/>
+        </w:rPr>
+      </w:pPr>
+      <w:r>
+        <w:rPr>
+          <w:rFonts w:hint="default"/>
+          <w:lang w:val="en-US" w:eastAsia="zh-CN"/>
+        </w:rPr>
+        <w:t>本次评审围绕以下六个方面展开深入分析与讨论：</w:t>
       </w:r>
     </w:p>
     <w:p>
       <w:pPr>
-        <w:pStyle w:val="1"/>
+        <w:pStyle w:val="29"/>
+        <w:ind w:left="0" w:leftChars="0" w:firstLine="0" w:firstLineChars="0"/>
+        <w:rPr>
+          <w:rFonts w:hint="default"/>
+          <w:lang w:val="en-US" w:eastAsia="zh-CN"/>
+        </w:rPr>
+      </w:pPr>
+      <w:r>
+        <w:rPr>
+          <w:rFonts w:hint="default"/>
+          <w:lang w:val="en-US" w:eastAsia="zh-CN"/>
+        </w:rPr>
+        <w:t>2025年度运维服务管理体系内部审核结果；</w:t>
+      </w:r>
+    </w:p>
+    <w:p>
+      <w:pPr>
+        <w:pStyle w:val="29"/>
+        <w:ind w:left="0" w:leftChars="0" w:firstLine="0" w:firstLineChars="0"/>
+        <w:rPr>
+          <w:rFonts w:hint="default"/>
+          <w:lang w:val="en-US" w:eastAsia="zh-CN"/>
+        </w:rPr>
+      </w:pPr>
+      <w:r>
+        <w:rPr>
+          <w:rFonts w:hint="default"/>
+          <w:lang w:val="en-US" w:eastAsia="zh-CN"/>
+        </w:rPr>
+        <w:t>各部门关键绩效指标分析报告及实施情况；</w:t>
+      </w:r>
+    </w:p>
+    <w:p>
+      <w:pPr>
+        <w:pStyle w:val="29"/>
+        <w:ind w:left="0" w:leftChars="0" w:firstLine="0" w:firstLineChars="0"/>
+        <w:rPr>
+          <w:rFonts w:hint="default"/>
+          <w:lang w:val="en-US" w:eastAsia="zh-CN"/>
+        </w:rPr>
+      </w:pPr>
+      <w:r>
+        <w:rPr>
+          <w:rFonts w:hint="default"/>
+          <w:lang w:val="en-US" w:eastAsia="zh-CN"/>
+        </w:rPr>
+        <w:t>客户满意度调查结果与客户投诉处理情况；</w:t>
+      </w:r>
+    </w:p>
+    <w:p>
+      <w:pPr>
+        <w:pStyle w:val="29"/>
+        <w:ind w:left="0" w:leftChars="0" w:firstLine="0" w:firstLineChars="0"/>
+        <w:rPr>
+          <w:rFonts w:hint="default"/>
+          <w:lang w:val="en-US" w:eastAsia="zh-CN"/>
+        </w:rPr>
+      </w:pPr>
+      <w:r>
+        <w:rPr>
+          <w:rFonts w:hint="default"/>
+          <w:lang w:val="en-US" w:eastAsia="zh-CN"/>
+        </w:rPr>
+        <w:t>公司组织结构、职责分工及资源配备的合理性评估；</w:t>
+      </w:r>
+    </w:p>
+    <w:p>
+      <w:pPr>
+        <w:pStyle w:val="29"/>
+        <w:ind w:left="0" w:leftChars="0" w:firstLine="0" w:firstLineChars="0"/>
+        <w:rPr>
+          <w:rFonts w:hint="default"/>
+          <w:lang w:val="en-US" w:eastAsia="zh-CN"/>
+        </w:rPr>
+      </w:pPr>
+      <w:r>
+        <w:rPr>
+          <w:rFonts w:hint="default"/>
+          <w:lang w:val="en-US" w:eastAsia="zh-CN"/>
+        </w:rPr>
+        <w:t>体系文件及各管理要素的适宜性审查；</w:t>
+      </w:r>
+    </w:p>
+    <w:p>
+      <w:pPr>
+        <w:pStyle w:val="29"/>
+        <w:ind w:left="0" w:leftChars="0" w:firstLine="0" w:firstLineChars="0"/>
+        <w:rPr>
+          <w:rFonts w:hint="default"/>
+          <w:lang w:val="en-US" w:eastAsia="zh-CN"/>
+        </w:rPr>
+      </w:pPr>
+      <w:r>
+        <w:rPr>
+          <w:rFonts w:hint="default"/>
+          <w:lang w:val="en-US" w:eastAsia="zh-CN"/>
+        </w:rPr>
+        <w:t>来自客户与员工对运维能力体系的合理化建议汇总分析。</w:t>
+      </w:r>
+    </w:p>
+    <w:p>
+      <w:pPr>
+        <w:pStyle w:val="28"/>
         <w:bidi w:val="0"/>
         <w:rPr>
           <w:rFonts w:hint="default"/>
           <w:lang w:val="en-US" w:eastAsia="zh-CN"/>
         </w:rPr>
       </w:pPr>
-      <w:bookmarkStart w:id="5" w:name="_Toc12793"/>
-      <w:r>
-        <w:rPr>
-          <w:rFonts w:hint="default"/>
-          <w:lang w:val="en-US" w:eastAsia="zh-CN"/>
-        </w:rPr>
-        <w:t>评审内容概述</w:t>
+      <w:bookmarkStart w:id="5" w:name="_Toc24827"/>
+      <w:r>
+        <w:rPr>
+          <w:rFonts w:hint="default"/>
+          <w:lang w:val="en-US" w:eastAsia="zh-CN"/>
+        </w:rPr>
+        <w:t>评审情况综述</w:t>
       </w:r>
       <w:bookmarkEnd w:id="5"/>
     </w:p>
     <w:p>
       <w:pPr>
-        <w:pStyle w:val="a1"/>
-        <w:ind w:left="0" w:firstLine="0" w:leftChars="0" w:firstLineChars="0"/>
-        <w:rPr>
-          <w:rFonts w:hint="default"/>
-          <w:lang w:val="en-US" w:eastAsia="zh-CN"/>
-        </w:rPr>
-      </w:pPr>
-      <w:r>
-        <w:rPr>
-          <w:rFonts w:hint="default"/>
-          <w:lang w:val="en-US" w:eastAsia="zh-CN"/>
-        </w:rPr>
-        <w:t>本次评审围绕以下六个方面展开深入分析与讨论：</w:t>
+        <w:pStyle w:val="29"/>
+        <w:bidi w:val="0"/>
+        <w:rPr>
+          <w:rFonts w:hint="default"/>
+          <w:lang w:val="en-US" w:eastAsia="zh-CN"/>
+        </w:rPr>
+      </w:pPr>
+      <w:r>
+        <w:rPr>
+          <w:rFonts w:hint="default"/>
+          <w:lang w:val="en-US" w:eastAsia="zh-CN"/>
+        </w:rPr>
+        <w:t>本次管理评审会议由管理者代表主持，运维业务相关副总经理、各部门主管、主要项目负责人及内审员共同参与。会议围绕上述评审内容进行了充分讨论与评议，形成如下主要结论：</w:t>
       </w:r>
     </w:p>
     <w:p>
       <w:pPr>
-        <w:pStyle w:val="a1"/>
-        <w:ind w:left="0" w:firstLine="0" w:leftChars="0" w:firstLineChars="0"/>
-        <w:rPr>
-          <w:rFonts w:hint="default"/>
-          <w:lang w:val="en-US" w:eastAsia="zh-CN"/>
-        </w:rPr>
-      </w:pPr>
-      <w:r>
-        <w:rPr>
-          <w:rFonts w:hint="default"/>
-          <w:lang w:val="en-US" w:eastAsia="zh-CN"/>
-        </w:rPr>
-        <w:t>2025年度运维服务管理体系内部审核结果；</w:t>
-      </w:r>
-    </w:p>
-    <w:p>
-      <w:pPr>
-        <w:pStyle w:val="a1"/>
-        <w:ind w:left="0" w:firstLine="0" w:leftChars="0" w:firstLineChars="0"/>
-        <w:rPr>
-          <w:rFonts w:hint="default"/>
-          <w:lang w:val="en-US" w:eastAsia="zh-CN"/>
-        </w:rPr>
-      </w:pPr>
-      <w:r>
-        <w:rPr>
-          <w:rFonts w:hint="default"/>
-          <w:lang w:val="en-US" w:eastAsia="zh-CN"/>
-        </w:rPr>
-        <w:t>各部门关键绩效指标分析报告及实施情况；</w:t>
-      </w:r>
-    </w:p>
-    <w:p>
-      <w:pPr>
-        <w:pStyle w:val="a1"/>
-        <w:ind w:left="0" w:firstLine="0" w:leftChars="0" w:firstLineChars="0"/>
-        <w:rPr>
-          <w:rFonts w:hint="default"/>
-          <w:lang w:val="en-US" w:eastAsia="zh-CN"/>
-        </w:rPr>
-      </w:pPr>
-      <w:r>
-        <w:rPr>
-          <w:rFonts w:hint="default"/>
-          <w:lang w:val="en-US" w:eastAsia="zh-CN"/>
-        </w:rPr>
-        <w:t>客户满意度调查结果与客户投诉处理情况；</w:t>
-      </w:r>
-    </w:p>
-    <w:p>
-      <w:pPr>
-        <w:pStyle w:val="a1"/>
-        <w:ind w:left="0" w:firstLine="0" w:leftChars="0" w:firstLineChars="0"/>
-        <w:rPr>
-          <w:rFonts w:hint="default"/>
-          <w:lang w:val="en-US" w:eastAsia="zh-CN"/>
-        </w:rPr>
-      </w:pPr>
-      <w:r>
-        <w:rPr>
-          <w:rFonts w:hint="default"/>
-          <w:lang w:val="en-US" w:eastAsia="zh-CN"/>
-        </w:rPr>
-        <w:t>公司组织结构、职责分工及资源配备的合理性评估；</w:t>
-      </w:r>
-    </w:p>
-    <w:p>
-      <w:pPr>
-        <w:pStyle w:val="a1"/>
-        <w:ind w:left="0" w:firstLine="0" w:leftChars="0" w:firstLineChars="0"/>
-        <w:rPr>
-          <w:rFonts w:hint="default"/>
-          <w:lang w:val="en-US" w:eastAsia="zh-CN"/>
-        </w:rPr>
-      </w:pPr>
-      <w:r>
-        <w:rPr>
-          <w:rFonts w:hint="default"/>
-          <w:lang w:val="en-US" w:eastAsia="zh-CN"/>
-        </w:rPr>
-        <w:t>体系文件及各管理要素的适宜性审查；</w:t>
-      </w:r>
-    </w:p>
-    <w:p>
-      <w:pPr>
-        <w:pStyle w:val="a1"/>
-        <w:ind w:left="0" w:firstLine="0" w:leftChars="0" w:firstLineChars="0"/>
-        <w:rPr>
-          <w:rFonts w:hint="default"/>
-          <w:lang w:val="en-US" w:eastAsia="zh-CN"/>
-        </w:rPr>
-      </w:pPr>
-      <w:r>
-        <w:rPr>
-          <w:rFonts w:hint="default"/>
-          <w:lang w:val="en-US" w:eastAsia="zh-CN"/>
-        </w:rPr>
-        <w:t>来自客户与员工对运维能力体系的合理化建议汇总分析。</w:t>
-      </w:r>
-    </w:p>
-    <w:p>
-      <w:pPr>
-        <w:pStyle w:val="1"/>
+        <w:pStyle w:val="30"/>
         <w:bidi w:val="0"/>
         <w:rPr>
           <w:rFonts w:hint="default"/>
           <w:lang w:val="en-US" w:eastAsia="zh-CN"/>
         </w:rPr>
       </w:pPr>
-      <w:bookmarkStart w:id="6" w:name="_Toc6856"/>
-      <w:r>
-        <w:rPr>
-          <w:rFonts w:hint="default"/>
-          <w:lang w:val="en-US" w:eastAsia="zh-CN"/>
-        </w:rPr>
-        <w:t>评审情况综述</w:t>
+      <w:bookmarkStart w:id="6" w:name="_Toc10181"/>
+      <w:r>
+        <w:rPr>
+          <w:rFonts w:hint="default"/>
+          <w:lang w:val="en-US" w:eastAsia="zh-CN"/>
+        </w:rPr>
+        <w:t>2025年</w:t>
+      </w:r>
+      <w:r>
+        <w:rPr>
+          <w:rFonts w:hint="eastAsia"/>
+          <w:lang w:val="en-US" w:eastAsia="zh-CN"/>
+        </w:rPr>
+        <w:t>度</w:t>
+      </w:r>
+      <w:r>
+        <w:rPr>
+          <w:rFonts w:hint="default"/>
+          <w:lang w:val="en-US" w:eastAsia="zh-CN"/>
+        </w:rPr>
+        <w:t>运维服务管理体系审核结果</w:t>
       </w:r>
       <w:bookmarkEnd w:id="6"/>
     </w:p>
     <w:p>
       <w:pPr>
-        <w:pStyle w:val="a1"/>
+        <w:pStyle w:val="29"/>
         <w:bidi w:val="0"/>
         <w:rPr>
           <w:rFonts w:hint="default"/>
@@ -3154,45 +3231,62 @@
           <w:rFonts w:hint="default"/>
           <w:lang w:val="en-US" w:eastAsia="zh-CN"/>
         </w:rPr>
-        <w:t>本次管理评审会议由管理者代表主持，运维业务相关副总经理、各部门主管、主要项目负责人及内审员共同参与。会议围绕上述评审内容进行了充分讨论与评议，形成如下主要结论：</w:t>
+        <w:t>针对2025年度运维服务能力管理体系的运行情况，结合日常客户反馈</w:t>
+      </w:r>
+      <w:r>
+        <w:rPr>
+          <w:rFonts w:hint="eastAsia"/>
+          <w:lang w:val="en-US" w:eastAsia="zh-CN"/>
+        </w:rPr>
+        <w:t>及12</w:t>
+      </w:r>
+      <w:r>
+        <w:rPr>
+          <w:rFonts w:hint="default"/>
+          <w:lang w:val="en-US" w:eastAsia="zh-CN"/>
+        </w:rPr>
+        <w:t>月份内部审核结果及各项指标达成情况综合分析，体系整体运行状态良好，基本符合运维服务能力管理体系相关条款要求。</w:t>
       </w:r>
     </w:p>
     <w:p>
       <w:pPr>
-        <w:pStyle w:val="2"/>
+        <w:pStyle w:val="29"/>
         <w:bidi w:val="0"/>
         <w:rPr>
           <w:rFonts w:hint="default"/>
           <w:lang w:val="en-US" w:eastAsia="zh-CN"/>
         </w:rPr>
       </w:pPr>
-      <w:bookmarkStart w:id="7" w:name="_Toc27160"/>
-      <w:r>
-        <w:rPr>
-          <w:rFonts w:hint="default"/>
-          <w:lang w:val="en-US" w:eastAsia="zh-CN"/>
-        </w:rPr>
-        <w:t>2025年</w:t>
-      </w:r>
-      <w:r>
-        <w:rPr>
-          <w:rFonts w:hint="eastAsia"/>
-          <w:lang w:val="en-US" w:eastAsia="zh-CN"/>
-        </w:rPr>
-        <w:t>度</w:t>
-      </w:r>
-      <w:r>
-        <w:rPr>
-          <w:rFonts w:hint="default"/>
-          <w:lang w:val="en-US" w:eastAsia="zh-CN"/>
-        </w:rPr>
-        <w:t>运维服务管理体系审核结果</w:t>
+      <w:r>
+        <w:rPr>
+          <w:rFonts w:hint="default"/>
+          <w:lang w:val="en-US" w:eastAsia="zh-CN"/>
+        </w:rPr>
+        <w:t>内审中共发现1项一般不符合项，已督促运维部落实整改，并由专人跟踪验证，目前该不符合项已关闭。</w:t>
+      </w:r>
+    </w:p>
+    <w:p>
+      <w:pPr>
+        <w:pStyle w:val="30"/>
+        <w:bidi w:val="0"/>
+        <w:rPr>
+          <w:rFonts w:hint="default"/>
+          <w:lang w:val="en-US" w:eastAsia="zh-CN"/>
+        </w:rPr>
+      </w:pPr>
+      <w:bookmarkStart w:id="7" w:name="_Toc5317"/>
+      <w:r>
+        <w:rPr>
+          <w:rFonts w:hint="default"/>
+          <w:lang w:val="en-US" w:eastAsia="zh-CN"/>
+        </w:rPr>
+        <w:t>纠正措施执行情况</w:t>
       </w:r>
       <w:bookmarkEnd w:id="7"/>
     </w:p>
     <w:p>
       <w:pPr>
-        <w:pStyle w:val="a1"/>
+        <w:pStyle w:val="29"/>
         <w:bidi w:val="0"/>
         <w:rPr>
           <w:rFonts w:hint="default"/>
@@ -3204,26 +3298,26 @@
           <w:rFonts w:hint="default"/>
           <w:lang w:val="en-US" w:eastAsia="zh-CN"/>
         </w:rPr>
-        <w:t>针对2025年度运维服务能力管理体系的运行情况，结合日常客户反馈</w:t>
+        <w:t>针对内审中发现的不符合项，</w:t>
       </w:r>
       <w:r>
         <w:rPr>
           <w:rFonts w:hint="eastAsia"/>
           <w:lang w:val="en-US" w:eastAsia="zh-CN"/>
         </w:rPr>
-        <w:t>及12</w:t>
-      </w:r>
-      <w:r>
-        <w:rPr>
-          <w:rFonts w:hint="default"/>
-          <w:lang w:val="en-US" w:eastAsia="zh-CN"/>
-        </w:rPr>
-        <w:t>月份内部审核结果及各项指标达成情况综合分析，体系整体运行状态良好，基本符合运维服务能力管理体系相关条款要求。</w:t>
+        <w:t>人力资源部</w:t>
+      </w:r>
+      <w:r>
+        <w:rPr>
+          <w:rFonts w:hint="default"/>
+          <w:lang w:val="en-US" w:eastAsia="zh-CN"/>
+        </w:rPr>
+        <w:t>已安排外聘专家开展专题培训，提升相关人员业务规范意识与执行能力。</w:t>
       </w:r>
     </w:p>
     <w:p>
       <w:pPr>
-        <w:pStyle w:val="a1"/>
+        <w:pStyle w:val="29"/>
         <w:bidi w:val="0"/>
         <w:rPr>
           <w:rFonts w:hint="default"/>
@@ -3235,31 +3329,48 @@
           <w:rFonts w:hint="default"/>
           <w:lang w:val="en-US" w:eastAsia="zh-CN"/>
         </w:rPr>
-        <w:t>内审中共发现1项一般不符合项，已督促运维部落实整改，并由专人跟踪验证，目前该不符合项已关闭。</w:t>
+        <w:t>质量管理部将进一步加强质量监督力度，严格执行质量管理规范，对运维相关部门服务质量实施持续跟踪与评估。</w:t>
       </w:r>
     </w:p>
     <w:p>
       <w:pPr>
-        <w:pStyle w:val="2"/>
+        <w:pStyle w:val="29"/>
         <w:bidi w:val="0"/>
         <w:rPr>
           <w:rFonts w:hint="default"/>
           <w:lang w:val="en-US" w:eastAsia="zh-CN"/>
         </w:rPr>
       </w:pPr>
-      <w:bookmarkStart w:id="8" w:name="_Toc4892"/>
-      <w:r>
-        <w:rPr>
-          <w:rFonts w:hint="default"/>
-          <w:lang w:val="en-US" w:eastAsia="zh-CN"/>
-        </w:rPr>
-        <w:t>纠正措施执行情况</w:t>
+      <w:r>
+        <w:rPr>
+          <w:rFonts w:hint="default"/>
+          <w:lang w:val="en-US" w:eastAsia="zh-CN"/>
+        </w:rPr>
+        <w:t>根据客户满意度调查结果，运维管理方面评分相对较低，后续需加强对运维工程师的系统性培训，提升其专业技能与服务响应能力。</w:t>
+      </w:r>
+    </w:p>
+    <w:p>
+      <w:pPr>
+        <w:pStyle w:val="28"/>
+        <w:bidi w:val="0"/>
+        <w:rPr>
+          <w:rFonts w:hint="default"/>
+          <w:lang w:val="en-US" w:eastAsia="zh-CN"/>
+        </w:rPr>
+      </w:pPr>
+      <w:bookmarkStart w:id="8" w:name="_Toc32537"/>
+      <w:r>
+        <w:rPr>
+          <w:rFonts w:hint="default"/>
+          <w:lang w:val="en-US" w:eastAsia="zh-CN"/>
+        </w:rPr>
+        <w:t>体系运行总体评价</w:t>
       </w:r>
       <w:bookmarkEnd w:id="8"/>
     </w:p>
     <w:p>
       <w:pPr>
-        <w:pStyle w:val="a1"/>
+        <w:pStyle w:val="29"/>
         <w:bidi w:val="0"/>
         <w:rPr>
           <w:rFonts w:hint="default"/>
@@ -3271,79 +3382,45 @@
           <w:rFonts w:hint="default"/>
           <w:lang w:val="en-US" w:eastAsia="zh-CN"/>
         </w:rPr>
-        <w:t>针对内审中发现的不符合项，</w:t>
+        <w:t>经评审，公司运维服务能力管理体系在2025年1月至</w:t>
       </w:r>
       <w:r>
         <w:rPr>
           <w:rFonts w:hint="eastAsia"/>
           <w:lang w:val="en-US" w:eastAsia="zh-CN"/>
         </w:rPr>
-        <w:t>人力资源部</w:t>
-      </w:r>
-      <w:r>
-        <w:rPr>
-          <w:rFonts w:hint="default"/>
-          <w:lang w:val="en-US" w:eastAsia="zh-CN"/>
-        </w:rPr>
-        <w:t>已安排外聘专家开展专题培训，提升相关人员业务规范意识与执行能力。</w:t>
+        <w:t>12</w:t>
+      </w:r>
+      <w:r>
+        <w:rPr>
+          <w:rFonts w:hint="default"/>
+          <w:lang w:val="en-US" w:eastAsia="zh-CN"/>
+        </w:rPr>
+        <w:t>月期间整体运行稳定，基本实现预期管理目标，具备一定的自我完善与持续改进能力。但在流程执行一致性、人员能力建设及客户体验管理等方面仍有提升空间。</w:t>
       </w:r>
     </w:p>
     <w:p>
       <w:pPr>
-        <w:pStyle w:val="a1"/>
+        <w:pStyle w:val="28"/>
         <w:bidi w:val="0"/>
         <w:rPr>
           <w:rFonts w:hint="default"/>
           <w:lang w:val="en-US" w:eastAsia="zh-CN"/>
         </w:rPr>
       </w:pPr>
-      <w:r>
-        <w:rPr>
-          <w:rFonts w:hint="default"/>
-          <w:lang w:val="en-US" w:eastAsia="zh-CN"/>
-        </w:rPr>
-        <w:t>质量管理部将进一步加强质量监督力度，严格执行质量管理规范，对运维相关部门服务质量实施持续跟踪与评估。</w:t>
-      </w:r>
-    </w:p>
-    <w:p>
-      <w:pPr>
-        <w:pStyle w:val="a1"/>
-        <w:bidi w:val="0"/>
-        <w:rPr>
-          <w:rFonts w:hint="default"/>
-          <w:lang w:val="en-US" w:eastAsia="zh-CN"/>
-        </w:rPr>
-      </w:pPr>
-      <w:r>
-        <w:rPr>
-          <w:rFonts w:hint="default"/>
-          <w:lang w:val="en-US" w:eastAsia="zh-CN"/>
-        </w:rPr>
-        <w:t>根据客户满意度调查结果，运维管理方面评分相对较低，后续需加强对运维工程师的系统性培训，提升其专业技能与服务响应能力。</w:t>
-      </w:r>
-    </w:p>
-    <w:p>
-      <w:pPr>
-        <w:pStyle w:val="1"/>
-        <w:bidi w:val="0"/>
-        <w:rPr>
-          <w:rFonts w:hint="default"/>
-          <w:lang w:val="en-US" w:eastAsia="zh-CN"/>
-        </w:rPr>
-      </w:pPr>
-      <w:bookmarkStart w:id="9" w:name="_Toc30378"/>
-      <w:r>
-        <w:rPr>
-          <w:rFonts w:hint="default"/>
-          <w:lang w:val="en-US" w:eastAsia="zh-CN"/>
-        </w:rPr>
-        <w:t>体系运行总体评价</w:t>
+      <w:bookmarkStart w:id="9" w:name="_Toc3025"/>
+      <w:r>
+        <w:rPr>
+          <w:rFonts w:hint="default"/>
+          <w:lang w:val="en-US" w:eastAsia="zh-CN"/>
+        </w:rPr>
+        <w:t>改进决议与后续措施</w:t>
       </w:r>
       <w:bookmarkEnd w:id="9"/>
     </w:p>
     <w:p>
       <w:pPr>
-        <w:pStyle w:val="a1"/>
+        <w:pStyle w:val="29"/>
         <w:bidi w:val="0"/>
         <w:rPr>
           <w:rFonts w:hint="default"/>
@@ -3355,13 +3432,27 @@
           <w:rFonts w:hint="default"/>
           <w:lang w:val="en-US" w:eastAsia="zh-CN"/>
         </w:rPr>
-        <w:t>经评审，公司运维服务能力管理体系在2025年1月至</w:t>
+        <w:t>由</w:t>
       </w:r>
       <w:r>
         <w:rPr>
           <w:rFonts w:hint="eastAsia"/>
           <w:lang w:val="en-US" w:eastAsia="zh-CN"/>
         </w:rPr>
+        <w:t>人力资源部</w:t>
+      </w:r>
+      <w:r>
+        <w:rPr>
+          <w:rFonts w:hint="default"/>
+          <w:lang w:val="en-US" w:eastAsia="zh-CN"/>
+        </w:rPr>
+        <w:t>牵头，于2025年</w:t>
+      </w:r>
+      <w:r>
+        <w:rPr>
+          <w:rFonts w:hint="eastAsia"/>
+          <w:lang w:val="en-US" w:eastAsia="zh-CN"/>
+        </w:rPr>
         <w:t>12</w:t>
       </w:r>
       <w:r>
@@ -3369,216 +3460,152 @@
           <w:rFonts w:hint="default"/>
           <w:lang w:val="en-US" w:eastAsia="zh-CN"/>
         </w:rPr>
-        <w:t>月期间整体运行稳定，基本实现预期管理目标，具备一定的自我完善与持续改进能力。但在流程执行一致性、人员能力建设及客户体验管理等方面仍有提升空间。</w:t>
+        <w:t>月底前制定</w:t>
+      </w:r>
+      <w:r>
+        <w:rPr>
+          <w:rFonts w:hint="eastAsia"/>
+          <w:lang w:val="en-US" w:eastAsia="zh-CN"/>
+        </w:rPr>
+        <w:t>2026年度</w:t>
+      </w:r>
+      <w:r>
+        <w:rPr>
+          <w:rFonts w:hint="default"/>
+          <w:lang w:val="en-US" w:eastAsia="zh-CN"/>
+        </w:rPr>
+        <w:t>培训计划，重点强化运维流程规范、故障处理及客户沟通等能力。</w:t>
       </w:r>
     </w:p>
     <w:p>
       <w:pPr>
-        <w:pStyle w:val="1"/>
+        <w:pStyle w:val="29"/>
         <w:bidi w:val="0"/>
         <w:rPr>
           <w:rFonts w:hint="default"/>
           <w:lang w:val="en-US" w:eastAsia="zh-CN"/>
         </w:rPr>
       </w:pPr>
-      <w:bookmarkStart w:id="10" w:name="_Toc1505"/>
-      <w:r>
-        <w:rPr>
-          <w:rFonts w:hint="default"/>
-          <w:lang w:val="en-US" w:eastAsia="zh-CN"/>
-        </w:rPr>
-        <w:t>改进决议与后续措施</w:t>
+      <w:r>
+        <w:rPr>
+          <w:rFonts w:hint="default"/>
+          <w:lang w:val="en-US" w:eastAsia="zh-CN"/>
+        </w:rPr>
+        <w:t>质量管理部负责修订《运维服务质量</w:t>
+      </w:r>
+      <w:r>
+        <w:rPr>
+          <w:rFonts w:hint="eastAsia"/>
+          <w:lang w:val="en-US" w:eastAsia="zh-CN"/>
+        </w:rPr>
+        <w:t>改进</w:t>
+      </w:r>
+      <w:r>
+        <w:rPr>
+          <w:rFonts w:hint="default"/>
+          <w:lang w:val="en-US" w:eastAsia="zh-CN"/>
+        </w:rPr>
+        <w:t>管理</w:t>
+      </w:r>
+      <w:r>
+        <w:rPr>
+          <w:rFonts w:hint="eastAsia"/>
+          <w:lang w:val="en-US" w:eastAsia="zh-CN"/>
+        </w:rPr>
+        <w:t>制度</w:t>
+      </w:r>
+      <w:r>
+        <w:rPr>
+          <w:rFonts w:hint="default"/>
+          <w:lang w:val="en-US" w:eastAsia="zh-CN"/>
+        </w:rPr>
+        <w:t>》，加强对各环节执行情况的检查与通报机制，2025年</w:t>
+      </w:r>
+      <w:r>
+        <w:rPr>
+          <w:rFonts w:hint="eastAsia"/>
+          <w:lang w:val="en-US" w:eastAsia="zh-CN"/>
+        </w:rPr>
+        <w:t>12</w:t>
+      </w:r>
+      <w:r>
+        <w:rPr>
+          <w:rFonts w:hint="default"/>
+          <w:lang w:val="en-US" w:eastAsia="zh-CN"/>
+        </w:rPr>
+        <w:t>月底前完成文件更新。</w:t>
+      </w:r>
+    </w:p>
+    <w:p>
+      <w:pPr>
+        <w:pStyle w:val="29"/>
+        <w:bidi w:val="0"/>
+        <w:rPr>
+          <w:rFonts w:hint="default"/>
+          <w:lang w:val="en-US" w:eastAsia="zh-CN"/>
+        </w:rPr>
+      </w:pPr>
+      <w:r>
+        <w:rPr>
+          <w:rFonts w:hint="default"/>
+          <w:lang w:val="en-US" w:eastAsia="zh-CN"/>
+        </w:rPr>
+        <w:t>运维部应结合客户反馈，优化运维服务响应流程，提升问题解决效率，并于2025年12</w:t>
+      </w:r>
+      <w:r>
+        <w:rPr>
+          <w:rFonts w:hint="eastAsia"/>
+          <w:lang w:val="en-US" w:eastAsia="zh-CN"/>
+        </w:rPr>
+        <w:t>月底</w:t>
+      </w:r>
+      <w:r>
+        <w:rPr>
+          <w:rFonts w:hint="default"/>
+          <w:lang w:val="en-US" w:eastAsia="zh-CN"/>
+        </w:rPr>
+        <w:t>前提交流程优化方案。</w:t>
+      </w:r>
+    </w:p>
+    <w:p>
+      <w:pPr>
+        <w:pStyle w:val="29"/>
+        <w:bidi w:val="0"/>
+        <w:rPr>
+          <w:rFonts w:hint="default"/>
+          <w:lang w:val="en-US" w:eastAsia="zh-CN"/>
+        </w:rPr>
+      </w:pPr>
+      <w:r>
+        <w:rPr>
+          <w:rFonts w:hint="default"/>
+          <w:lang w:val="en-US" w:eastAsia="zh-CN"/>
+        </w:rPr>
+        <w:t>各部门应针对本次评审中提出的建议，制定具体改进措施，纳入2026年度部门工作计划，并报质量管理部备案。</w:t>
+      </w:r>
+    </w:p>
+    <w:p>
+      <w:pPr>
+        <w:pStyle w:val="28"/>
+        <w:bidi w:val="0"/>
+        <w:rPr>
+          <w:rFonts w:hint="default"/>
+          <w:lang w:val="en-US" w:eastAsia="zh-CN"/>
+        </w:rPr>
+      </w:pPr>
+      <w:bookmarkStart w:id="10" w:name="_Toc9088"/>
+      <w:r>
+        <w:rPr>
+          <w:rFonts w:hint="default"/>
+          <w:lang w:val="en-US" w:eastAsia="zh-CN"/>
+        </w:rPr>
+        <w:t>结论</w:t>
       </w:r>
       <w:bookmarkEnd w:id="10"/>
     </w:p>
     <w:p>
       <w:pPr>
-        <w:pStyle w:val="a1"/>
-        <w:bidi w:val="0"/>
-        <w:rPr>
-          <w:rFonts w:hint="default"/>
-          <w:lang w:val="en-US" w:eastAsia="zh-CN"/>
-        </w:rPr>
-      </w:pPr>
-      <w:r>
-        <w:rPr>
-          <w:rFonts w:hint="default"/>
-          <w:lang w:val="en-US" w:eastAsia="zh-CN"/>
-        </w:rPr>
-        <w:t>由</w:t>
-      </w:r>
-      <w:r>
-        <w:rPr>
-          <w:rFonts w:hint="eastAsia"/>
-          <w:lang w:val="en-US" w:eastAsia="zh-CN"/>
-        </w:rPr>
-        <w:t>人力资源部</w:t>
-      </w:r>
-      <w:r>
-        <w:rPr>
-          <w:rFonts w:hint="default"/>
-          <w:lang w:val="en-US" w:eastAsia="zh-CN"/>
-        </w:rPr>
-        <w:t>牵头，于2025年</w:t>
-      </w:r>
-      <w:r>
-        <w:rPr>
-          <w:rFonts w:hint="eastAsia"/>
-          <w:lang w:val="en-US" w:eastAsia="zh-CN"/>
-        </w:rPr>
-        <w:t>12</w:t>
-      </w:r>
-      <w:r>
-        <w:rPr>
-          <w:rFonts w:hint="default"/>
-          <w:lang w:val="en-US" w:eastAsia="zh-CN"/>
-        </w:rPr>
-        <w:t>月底前制定</w:t>
-      </w:r>
-      <w:r>
-        <w:rPr>
-          <w:rFonts w:hint="eastAsia"/>
-          <w:lang w:val="en-US" w:eastAsia="zh-CN"/>
-        </w:rPr>
-        <w:t>2026年度</w:t>
-      </w:r>
-      <w:r>
-        <w:rPr>
-          <w:rFonts w:hint="default"/>
-          <w:lang w:val="en-US" w:eastAsia="zh-CN"/>
-        </w:rPr>
-        <w:t>培训计划，重点强化运维流程规范、故障处理及客户沟通等能力。</w:t>
-      </w:r>
-    </w:p>
-    <w:p>
-      <w:pPr>
-        <w:pStyle w:val="a1"/>
-        <w:bidi w:val="0"/>
-        <w:rPr>
-          <w:rFonts w:hint="default"/>
-          <w:lang w:val="en-US" w:eastAsia="zh-CN"/>
-        </w:rPr>
-      </w:pPr>
-      <w:r>
-        <w:rPr>
-          <w:rFonts w:hint="default"/>
-          <w:lang w:val="en-US" w:eastAsia="zh-CN"/>
-        </w:rPr>
-        <w:t>质量管理部负责修订《运维服务质量</w:t>
-      </w:r>
-      <w:r>
-        <w:rPr>
-          <w:rFonts w:hint="eastAsia"/>
-          <w:lang w:val="en-US" w:eastAsia="zh-CN"/>
-        </w:rPr>
-        <w:t>改进</w:t>
-      </w:r>
-      <w:r>
-        <w:rPr>
-          <w:rFonts w:hint="default"/>
-          <w:lang w:val="en-US" w:eastAsia="zh-CN"/>
-        </w:rPr>
-        <w:t>管理</w:t>
-      </w:r>
-      <w:r>
-        <w:rPr>
-          <w:rFonts w:hint="eastAsia"/>
-          <w:lang w:val="en-US" w:eastAsia="zh-CN"/>
-        </w:rPr>
-        <w:t>制度</w:t>
-      </w:r>
-      <w:r>
-        <w:rPr>
-          <w:rFonts w:hint="default"/>
-          <w:lang w:val="en-US" w:eastAsia="zh-CN"/>
-        </w:rPr>
-        <w:t>》，加强对各环节执行情况的检查与通报机制，2025年</w:t>
-      </w:r>
-      <w:r>
-        <w:rPr>
-          <w:rFonts w:hint="eastAsia"/>
-          <w:lang w:val="en-US" w:eastAsia="zh-CN"/>
-        </w:rPr>
-        <w:t>12</w:t>
-      </w:r>
-      <w:r>
-        <w:rPr>
-          <w:rFonts w:hint="default"/>
-          <w:lang w:val="en-US" w:eastAsia="zh-CN"/>
-        </w:rPr>
-        <w:t>月底前完成文件更新。</w:t>
-      </w:r>
-    </w:p>
-    <w:p>
-      <w:pPr>
-        <w:pStyle w:val="a1"/>
-        <w:bidi w:val="0"/>
-        <w:rPr>
-          <w:rFonts w:hint="default"/>
-          <w:lang w:val="en-US" w:eastAsia="zh-CN"/>
-        </w:rPr>
-      </w:pPr>
-      <w:r>
-        <w:rPr>
-          <w:rFonts w:hint="default"/>
-          <w:lang w:val="en-US" w:eastAsia="zh-CN"/>
-        </w:rPr>
-        <w:t>运维部应结合客户反馈，优化运维服务响应流程，提升问题解决效率，并于2025年12</w:t>
-      </w:r>
-      <w:r>
-        <w:rPr>
-          <w:rFonts w:hint="eastAsia"/>
-          <w:lang w:val="en-US" w:eastAsia="zh-CN"/>
-        </w:rPr>
-        <w:t>月底</w:t>
-      </w:r>
-      <w:r>
-        <w:rPr>
-          <w:rFonts w:hint="default"/>
-          <w:lang w:val="en-US" w:eastAsia="zh-CN"/>
-        </w:rPr>
-        <w:t>前提交流程优化方案。</w:t>
-      </w:r>
-    </w:p>
-    <w:p>
-      <w:pPr>
-        <w:pStyle w:val="a1"/>
-        <w:bidi w:val="0"/>
-        <w:rPr>
-          <w:rFonts w:hint="default"/>
-          <w:lang w:val="en-US" w:eastAsia="zh-CN"/>
-        </w:rPr>
-      </w:pPr>
-      <w:r>
-        <w:rPr>
-          <w:rFonts w:hint="default"/>
-          <w:lang w:val="en-US" w:eastAsia="zh-CN"/>
-        </w:rPr>
-        <w:t>各部门应针对本次评审中提出的建议，制定具体改进措施，纳入2026年度部门工作计划，并报质量管理部备案。</w:t>
-      </w:r>
-    </w:p>
-    <w:p>
-      <w:pPr>
-        <w:pStyle w:val="1"/>
-        <w:bidi w:val="0"/>
-        <w:rPr>
-          <w:rFonts w:hint="default"/>
-          <w:lang w:val="en-US" w:eastAsia="zh-CN"/>
-        </w:rPr>
-      </w:pPr>
-      <w:bookmarkStart w:id="11" w:name="_Toc27012"/>
-      <w:r>
-        <w:rPr>
-          <w:rFonts w:hint="default"/>
-          <w:lang w:val="en-US" w:eastAsia="zh-CN"/>
-        </w:rPr>
-        <w:t>结论</w:t>
-      </w:r>
-      <w:bookmarkEnd w:id="11"/>
-    </w:p>
-    <w:p>
-      <w:pPr>
-        <w:pStyle w:val="a1"/>
+        <w:pStyle w:val="29"/>
         <w:bidi w:val="0"/>
         <w:rPr>
           <w:rFonts w:hint="default"/>
@@ -3594,23 +3621,73 @@
       </w:r>
     </w:p>
     <w:sectPr>
-      <w:headerReference w:type="default" r:id="rId7"/>
+      <w:headerReference r:id="rId5" w:type="default"/>
       <w:pgSz w:w="11906" w:h="16838"/>
       <w:pgMar w:top="1417" w:right="1800" w:bottom="1440" w:left="1800" w:header="1140" w:footer="992" w:gutter="0"/>
-      <w:cols w:num="1" w:space="425"/>
+      <w:cols w:space="425" w:num="1"/>
       <w:docGrid w:type="lines" w:linePitch="312" w:charSpace="0"/>
     </w:sectPr>
   </w:body>
 </w:document>
 </file>
 
+<file path=word/endnotes.xml><?xml version="1.0" encoding="utf-8"?>
+<w:endnotes xmlns:wpc="http://schemas.microsoft.com/office/word/2010/wordprocessingCanvas" xmlns:mc="http://schemas.openxmlformats.org/markup-compatibility/2006" xmlns:o="urn:schemas-microsoft-com:office:office" xmlns:r="http://schemas.openxmlformats.org/officeDocument/2006/relationships" xmlns:m="http://schemas.openxmlformats.org/officeDocument/2006/math" xmlns:v="urn:schemas-microsoft-com:vml" xmlns:wp14="http://schemas.microsoft.com/office/word/2010/wordprocessingDrawing" xmlns:wp="http://schemas.openxmlformats.org/drawingml/2006/wordprocessingDrawing" xmlns:w="http://schemas.openxmlformats.org/wordprocessingml/2006/main" xmlns:w14="http://schemas.microsoft.com/office/word/2010/wordml" xmlns:w15="http://schemas.microsoft.com/office/word/2012/wordml" xmlns:w10="urn:schemas-microsoft-com:office:word" xmlns:wpg="http://schemas.microsoft.com/office/word/2010/wordprocessingGroup" xmlns:wpi="http://schemas.microsoft.com/office/word/2010/wordprocessingInk" xmlns:wne="http://schemas.microsoft.com/office/word/2006/wordml" xmlns:wps="http://schemas.microsoft.com/office/word/2010/wordprocessingShape" xmlns:wpsCustomData="http://www.wps.cn/officeDocument/2013/wpsCustomData" mc:Ignorable="w14 w15 wp14">
+  <w:endnote w:type="separator" w:id="0">
+    <w:p>
+      <w:pPr>
+        <w:spacing w:line="240" w:lineRule="auto"/>
+      </w:pPr>
+      <w:r>
+        <w:separator/>
+      </w:r>
+    </w:p>
+  </w:endnote>
+  <w:endnote w:type="continuationSeparator" w:id="1">
+    <w:p>
+      <w:pPr>
+        <w:spacing w:line="240" w:lineRule="auto"/>
+      </w:pPr>
+      <w:r>
+        <w:continuationSeparator/>
+      </w:r>
+    </w:p>
+  </w:endnote>
+</w:endnotes>
+</file>
+
+<file path=word/footnotes.xml><?xml version="1.0" encoding="utf-8"?>
+<w:footnotes xmlns:wpc="http://schemas.microsoft.com/office/word/2010/wordprocessingCanvas" xmlns:mc="http://schemas.openxmlformats.org/markup-compatibility/2006" xmlns:o="urn:schemas-microsoft-com:office:office" xmlns:r="http://schemas.openxmlformats.org/officeDocument/2006/relationships" xmlns:m="http://schemas.openxmlformats.org/officeDocument/2006/math" xmlns:v="urn:schemas-microsoft-com:vml" xmlns:wp14="http://schemas.microsoft.com/office/word/2010/wordprocessingDrawing" xmlns:wp="http://schemas.openxmlformats.org/drawingml/2006/wordprocessingDrawing" xmlns:w="http://schemas.openxmlformats.org/wordprocessingml/2006/main" xmlns:w14="http://schemas.microsoft.com/office/word/2010/wordml" xmlns:w15="http://schemas.microsoft.com/office/word/2012/wordml" xmlns:w10="urn:schemas-microsoft-com:office:word" xmlns:wpg="http://schemas.microsoft.com/office/word/2010/wordprocessingGroup" xmlns:wpi="http://schemas.microsoft.com/office/word/2010/wordprocessingInk" xmlns:wne="http://schemas.microsoft.com/office/word/2006/wordml" xmlns:wps="http://schemas.microsoft.com/office/word/2010/wordprocessingShape" xmlns:wpsCustomData="http://www.wps.cn/officeDocument/2013/wpsCustomData" mc:Ignorable="w14 w15 wp14">
+  <w:footnote w:type="separator" w:id="0">
+    <w:p>
+      <w:pPr>
+        <w:spacing w:line="360" w:lineRule="auto"/>
+      </w:pPr>
+      <w:r>
+        <w:separator/>
+      </w:r>
+    </w:p>
+  </w:footnote>
+  <w:footnote w:type="continuationSeparator" w:id="1">
+    <w:p>
+      <w:pPr>
+        <w:spacing w:line="360" w:lineRule="auto"/>
+      </w:pPr>
+      <w:r>
+        <w:continuationSeparator/>
+      </w:r>
+    </w:p>
+  </w:footnote>
+</w:footnotes>
+</file>
+
 <file path=word/header1.xml><?xml version="1.0" encoding="utf-8"?>
-<w:hdr xmlns:wpc="http://schemas.microsoft.com/office/word/2010/wordprocessingCanvas" xmlns:mc="http://schemas.openxmlformats.org/markup-compatibility/2006" xmlns:o="urn:schemas-microsoft-com:office:office" xmlns:r="http://schemas.openxmlformats.org/officeDocument/2006/relationships" xmlns:m="http://schemas.openxmlformats.org/officeDocument/2006/math" xmlns:v="urn:schemas-microsoft-com:vml" xmlns:wp14="http://schemas.microsoft.com/office/word/2010/wordprocessingDrawing" xmlns:wp="http://schemas.openxmlformats.org/drawingml/2006/wordprocessingDrawing" xmlns:w10="urn:schemas-microsoft-com:office:word" xmlns:w="http://schemas.openxmlformats.org/wordprocessingml/2006/main" xmlns:w14="http://schemas.microsoft.com/office/word/2010/wordml" xmlns:w15="http://schemas.microsoft.com/office/word/2012/wordml" xmlns:wne="http://schemas.microsoft.com/office/word/2006/wordml" xmlns:wpg="http://schemas.microsoft.com/office/word/2010/wordprocessingGroup" xmlns:wpi="http://schemas.microsoft.com/office/word/2010/wordprocessingInk" xmlns:wps="http://schemas.microsoft.com/office/word/2010/wordprocessingShape" mc:Ignorable="w14 w15 wp14">
+<w:hdr xmlns:wpc="http://schemas.microsoft.com/office/word/2010/wordprocessingCanvas" xmlns:mc="http://schemas.openxmlformats.org/markup-compatibility/2006" xmlns:o="urn:schemas-microsoft-com:office:office" xmlns:r="http://schemas.openxmlformats.org/officeDocument/2006/relationships" xmlns:m="http://schemas.openxmlformats.org/officeDocument/2006/math" xmlns:v="urn:schemas-microsoft-com:vml" xmlns:wp14="http://schemas.microsoft.com/office/word/2010/wordprocessingDrawing" xmlns:wp="http://schemas.openxmlformats.org/drawingml/2006/wordprocessingDrawing" xmlns:w10="urn:schemas-microsoft-com:office:word" xmlns:w="http://schemas.openxmlformats.org/wordprocessingml/2006/main" xmlns:w14="http://schemas.microsoft.com/office/word/2010/wordml" xmlns:w15="http://schemas.microsoft.com/office/word/2012/wordml" xmlns:wpg="http://schemas.microsoft.com/office/word/2010/wordprocessingGroup" xmlns:wpi="http://schemas.microsoft.com/office/word/2010/wordprocessingInk" xmlns:wne="http://schemas.microsoft.com/office/word/2006/wordml" xmlns:wps="http://schemas.microsoft.com/office/word/2010/wordprocessingShape" xmlns:wpsCustomData="http://www.wps.cn/officeDocument/2013/wpsCustomData" mc:Ignorable="w14 w15 wp14">
   <w:p>
     <w:pPr>
-      <w:pStyle w:val="Header"/>
+      <w:pStyle w:val="15"/>
       <w:pBdr>
-        <w:bottom w:val="single" w:sz="4" w:space="1" w:color="auto"/>
+        <w:bottom w:val="single" w:color="auto" w:sz="4" w:space="1"/>
       </w:pBdr>
       <w:tabs>
         <w:tab w:val="left" w:pos="335"/>
@@ -3618,27 +3695,27 @@
       </w:tabs>
       <w:jc w:val="right"/>
       <w:rPr>
-        <w:rFonts w:eastAsiaTheme="minorEastAsia" w:hint="eastAsia"/>
+        <w:rFonts w:hint="eastAsia" w:eastAsiaTheme="minorEastAsia"/>
         <w:lang w:eastAsia="zh-CN"/>
       </w:rPr>
     </w:pPr>
     <w:r>
       <w:rPr>
-        <w:rFonts w:eastAsiaTheme="minorEastAsia" w:hint="eastAsia"/>
+        <w:rFonts w:hint="eastAsia" w:eastAsiaTheme="minorEastAsia"/>
         <w:lang w:val="en-US" w:eastAsia="zh-CN"/>
       </w:rPr>
       <w:tab/>
     </w:r>
     <w:r>
       <w:rPr>
-        <w:rFonts w:eastAsiaTheme="minorEastAsia" w:hint="eastAsia"/>
+        <w:rFonts w:hint="eastAsia" w:eastAsiaTheme="minorEastAsia"/>
         <w:lang w:val="en-US" w:eastAsia="zh-CN"/>
       </w:rPr>
       <w:tab/>
     </w:r>
     <w:r>
       <w:rPr>
-        <w:rFonts w:eastAsiaTheme="minorEastAsia" w:hint="eastAsia"/>
+        <w:rFonts w:hint="eastAsia" w:eastAsiaTheme="minorEastAsia"/>
         <w:lang w:val="en-US" w:eastAsia="zh-CN"/>
       </w:rPr>
       <w:t>桐乡华数广电网络有限公司</w:t>
@@ -3648,15 +3725,15 @@
 </file>
 
 <file path=word/numbering.xml><?xml version="1.0" encoding="utf-8"?>
-<w:numbering xmlns:wpc="http://schemas.microsoft.com/office/word/2010/wordprocessingCanvas" xmlns:mc="http://schemas.openxmlformats.org/markup-compatibility/2006" xmlns:o="urn:schemas-microsoft-com:office:office" xmlns:r="http://schemas.openxmlformats.org/officeDocument/2006/relationships" xmlns:m="http://schemas.openxmlformats.org/officeDocument/2006/math" xmlns:v="urn:schemas-microsoft-com:vml" xmlns:wp14="http://schemas.microsoft.com/office/word/2010/wordprocessingDrawing" xmlns:wp="http://schemas.openxmlformats.org/drawingml/2006/wordprocessingDrawing" xmlns:w10="urn:schemas-microsoft-com:office:word" xmlns:w="http://schemas.openxmlformats.org/wordprocessingml/2006/main" xmlns:w14="http://schemas.microsoft.com/office/word/2010/wordml" xmlns:w15="http://schemas.microsoft.com/office/word/2012/wordml" xmlns:wne="http://schemas.microsoft.com/office/word/2006/wordml" xmlns:wpg="http://schemas.microsoft.com/office/word/2010/wordprocessingGroup" xmlns:wpi="http://schemas.microsoft.com/office/word/2010/wordprocessingInk" xmlns:wps="http://schemas.microsoft.com/office/word/2010/wordprocessingShape" mc:Ignorable="w14 w15 wp14">
+<w:numbering xmlns:wpc="http://schemas.microsoft.com/office/word/2010/wordprocessingCanvas" xmlns:mc="http://schemas.openxmlformats.org/markup-compatibility/2006" xmlns:o="urn:schemas-microsoft-com:office:office" xmlns:r="http://schemas.openxmlformats.org/officeDocument/2006/relationships" xmlns:m="http://schemas.openxmlformats.org/officeDocument/2006/math" xmlns:v="urn:schemas-microsoft-com:vml" xmlns:wp14="http://schemas.microsoft.com/office/word/2010/wordprocessingDrawing" xmlns:wp="http://schemas.openxmlformats.org/drawingml/2006/wordprocessingDrawing" xmlns:w10="urn:schemas-microsoft-com:office:word" xmlns:w="http://schemas.openxmlformats.org/wordprocessingml/2006/main" xmlns:w14="http://schemas.microsoft.com/office/word/2010/wordml" xmlns:wpg="http://schemas.microsoft.com/office/word/2010/wordprocessingGroup" xmlns:wpi="http://schemas.microsoft.com/office/word/2010/wordprocessingInk" xmlns:wne="http://schemas.microsoft.com/office/word/2006/wordml" xmlns:wps="http://schemas.microsoft.com/office/word/2010/wordprocessingShape" xmlns:wpsCustomData="http://www.wps.cn/officeDocument/2013/wpsCustomData" mc:Ignorable="w14 wp14">
   <w:abstractNum w:abstractNumId="0">
     <w:nsid w:val="8E964DCE"/>
     <w:multiLevelType w:val="multilevel"/>
     <w:tmpl w:val="8E964DCE"/>
-    <w:lvl w:ilvl="0">
+    <w:lvl w:ilvl="0" w:tentative="0">
       <w:start w:val="1"/>
       <w:numFmt w:val="decimal"/>
-      <w:pStyle w:val="Heading1"/>
+      <w:pStyle w:val="2"/>
       <w:lvlText w:val="%1."/>
       <w:lvlJc w:val="left"/>
       <w:pPr>
@@ -3666,10 +3743,10 @@
         <w:rFonts w:hint="default"/>
       </w:rPr>
     </w:lvl>
-    <w:lvl w:ilvl="1">
+    <w:lvl w:ilvl="1" w:tentative="0">
       <w:start w:val="1"/>
       <w:numFmt w:val="decimal"/>
-      <w:pStyle w:val="Heading2"/>
+      <w:pStyle w:val="3"/>
       <w:lvlText w:val="%1.%2."/>
       <w:lvlJc w:val="left"/>
       <w:pPr>
@@ -3679,10 +3756,10 @@
         <w:rFonts w:hint="default"/>
       </w:rPr>
     </w:lvl>
-    <w:lvl w:ilvl="2">
+    <w:lvl w:ilvl="2" w:tentative="0">
       <w:start w:val="1"/>
       <w:numFmt w:val="decimal"/>
-      <w:pStyle w:val="Heading3"/>
+      <w:pStyle w:val="4"/>
       <w:lvlText w:val="%1.%2.%3."/>
       <w:lvlJc w:val="left"/>
       <w:pPr>
@@ -3692,10 +3769,10 @@
         <w:rFonts w:hint="default"/>
       </w:rPr>
     </w:lvl>
-    <w:lvl w:ilvl="3">
+    <w:lvl w:ilvl="3" w:tentative="0">
       <w:start w:val="1"/>
       <w:numFmt w:val="decimal"/>
-      <w:pStyle w:val="Heading4"/>
+      <w:pStyle w:val="5"/>
       <w:lvlText w:val="%1.%2.%3.%4."/>
       <w:lvlJc w:val="left"/>
       <w:pPr>
@@ -3705,10 +3782,10 @@
         <w:rFonts w:hint="default"/>
       </w:rPr>
     </w:lvl>
-    <w:lvl w:ilvl="4">
+    <w:lvl w:ilvl="4" w:tentative="0">
       <w:start w:val="1"/>
       <w:numFmt w:val="decimal"/>
-      <w:pStyle w:val="Heading5"/>
+      <w:pStyle w:val="6"/>
       <w:lvlText w:val="%1.%2.%3.%4.%5."/>
       <w:lvlJc w:val="left"/>
       <w:pPr>
@@ -3718,10 +3795,10 @@
         <w:rFonts w:hint="default"/>
       </w:rPr>
     </w:lvl>
-    <w:lvl w:ilvl="5">
+    <w:lvl w:ilvl="5" w:tentative="0">
       <w:start w:val="1"/>
       <w:numFmt w:val="decimal"/>
-      <w:pStyle w:val="Heading6"/>
+      <w:pStyle w:val="7"/>
       <w:lvlText w:val="%1.%2.%3.%4.%5.%6."/>
       <w:lvlJc w:val="left"/>
       <w:pPr>
@@ -3731,10 +3808,10 @@
         <w:rFonts w:hint="default"/>
       </w:rPr>
     </w:lvl>
-    <w:lvl w:ilvl="6">
+    <w:lvl w:ilvl="6" w:tentative="0">
       <w:start w:val="1"/>
       <w:numFmt w:val="decimal"/>
-      <w:pStyle w:val="Heading7"/>
+      <w:pStyle w:val="8"/>
       <w:lvlText w:val="%1.%2.%3.%4.%5.%6.%7."/>
       <w:lvlJc w:val="left"/>
       <w:pPr>
@@ -3744,10 +3821,10 @@
         <w:rFonts w:hint="default"/>
       </w:rPr>
     </w:lvl>
-    <w:lvl w:ilvl="7">
+    <w:lvl w:ilvl="7" w:tentative="0">
       <w:start w:val="1"/>
       <w:numFmt w:val="decimal"/>
-      <w:pStyle w:val="Heading8"/>
+      <w:pStyle w:val="9"/>
       <w:lvlText w:val="%1.%2.%3.%4.%5.%6.%7.%8."/>
       <w:lvlJc w:val="left"/>
       <w:pPr>
@@ -3757,10 +3834,10 @@
         <w:rFonts w:hint="default"/>
       </w:rPr>
     </w:lvl>
-    <w:lvl w:ilvl="8">
+    <w:lvl w:ilvl="8" w:tentative="0">
       <w:start w:val="1"/>
       <w:numFmt w:val="decimal"/>
-      <w:pStyle w:val="Heading9"/>
+      <w:pStyle w:val="10"/>
       <w:lvlText w:val="%1.%2.%3.%4.%5.%6.%7.%8.%9."/>
       <w:lvlJc w:val="left"/>
       <w:pPr>
@@ -3778,267 +3855,269 @@
 </file>
 
 <file path=word/styles.xml><?xml version="1.0" encoding="utf-8"?>
-<w:styles xmlns:mc="http://schemas.openxmlformats.org/markup-compatibility/2006" xmlns:r="http://schemas.openxmlformats.org/officeDocument/2006/relationships" xmlns:w="http://schemas.openxmlformats.org/wordprocessingml/2006/main" xmlns:w14="http://schemas.microsoft.com/office/word/2010/wordml" xmlns:w15="http://schemas.microsoft.com/office/word/2012/wordml" mc:Ignorable="w14 w15">
+<w:styles xmlns:mc="http://schemas.openxmlformats.org/markup-compatibility/2006" xmlns:o="urn:schemas-microsoft-com:office:office" xmlns:r="http://schemas.openxmlformats.org/officeDocument/2006/relationships" xmlns:m="http://schemas.openxmlformats.org/officeDocument/2006/math" xmlns:v="urn:schemas-microsoft-com:vml" xmlns:w="http://schemas.openxmlformats.org/wordprocessingml/2006/main" xmlns:w14="http://schemas.microsoft.com/office/word/2010/wordml" xmlns:w10="urn:schemas-microsoft-com:office:word" xmlns:sl="http://schemas.openxmlformats.org/schemaLibrary/2006/main" xmlns:wpsCustomData="http://www.wps.cn/officeDocument/2013/wpsCustomData" mc:Ignorable="w14">
   <w:docDefaults>
     <w:rPrDefault>
       <w:rPr>
-        <w:rFonts w:ascii="Times New Roman" w:eastAsia="宋体" w:hAnsi="Times New Roman" w:cs="Times New Roman"/>
+        <w:rFonts w:ascii="Times New Roman" w:hAnsi="Times New Roman" w:eastAsia="宋体" w:cs="Times New Roman"/>
       </w:rPr>
     </w:rPrDefault>
     <w:pPrDefault/>
   </w:docDefaults>
-  <w:latentStyles w:defLockedState="0" w:defUIPriority="99" w:defSemiHidden="1" w:defUnhideWhenUsed="1" w:defQFormat="0" w:count="260">
-    <w:lsdException w:name="Normal" w:semiHidden="0" w:uiPriority="0" w:unhideWhenUsed="0" w:qFormat="1"/>
-    <w:lsdException w:name="heading 1" w:semiHidden="0" w:uiPriority="0" w:unhideWhenUsed="0" w:qFormat="1"/>
-    <w:lsdException w:name="heading 2" w:semiHidden="0" w:uiPriority="0" w:qFormat="1"/>
-    <w:lsdException w:name="heading 3" w:uiPriority="0" w:qFormat="1"/>
-    <w:lsdException w:name="heading 4" w:semiHidden="0" w:uiPriority="0" w:qFormat="1"/>
-    <w:lsdException w:name="heading 5" w:uiPriority="0" w:qFormat="1"/>
-    <w:lsdException w:name="heading 6" w:uiPriority="0" w:qFormat="1"/>
-    <w:lsdException w:name="heading 7" w:uiPriority="0" w:qFormat="1"/>
-    <w:lsdException w:name="heading 8" w:uiPriority="0" w:qFormat="1"/>
-    <w:lsdException w:name="heading 9" w:uiPriority="0" w:qFormat="1"/>
-    <w:lsdException w:name="index 1" w:semiHidden="0" w:uiPriority="0" w:unhideWhenUsed="0"/>
-    <w:lsdException w:name="index 2" w:semiHidden="0" w:uiPriority="0" w:unhideWhenUsed="0"/>
-    <w:lsdException w:name="index 3" w:semiHidden="0" w:uiPriority="0" w:unhideWhenUsed="0"/>
-    <w:lsdException w:name="index 4" w:semiHidden="0" w:uiPriority="0" w:unhideWhenUsed="0"/>
-    <w:lsdException w:name="index 5" w:semiHidden="0" w:uiPriority="0" w:unhideWhenUsed="0"/>
-    <w:lsdException w:name="index 6" w:semiHidden="0" w:uiPriority="0" w:unhideWhenUsed="0"/>
-    <w:lsdException w:name="index 7" w:semiHidden="0" w:uiPriority="0" w:unhideWhenUsed="0"/>
-    <w:lsdException w:name="index 8" w:semiHidden="0" w:uiPriority="0" w:unhideWhenUsed="0"/>
-    <w:lsdException w:name="index 9" w:semiHidden="0" w:uiPriority="0" w:unhideWhenUsed="0"/>
-    <w:lsdException w:name="toc 1" w:semiHidden="0" w:uiPriority="0" w:unhideWhenUsed="0" w:qFormat="1"/>
-    <w:lsdException w:name="toc 2" w:semiHidden="0" w:uiPriority="0" w:unhideWhenUsed="0" w:qFormat="1"/>
-    <w:lsdException w:name="toc 3" w:semiHidden="0" w:uiPriority="0" w:unhideWhenUsed="0" w:qFormat="1"/>
-    <w:lsdException w:name="toc 4" w:semiHidden="0" w:uiPriority="0" w:unhideWhenUsed="0"/>
-    <w:lsdException w:name="toc 5" w:semiHidden="0" w:uiPriority="0" w:unhideWhenUsed="0"/>
-    <w:lsdException w:name="toc 6" w:semiHidden="0" w:uiPriority="0" w:unhideWhenUsed="0"/>
-    <w:lsdException w:name="toc 7" w:semiHidden="0" w:uiPriority="0" w:unhideWhenUsed="0"/>
-    <w:lsdException w:name="toc 8" w:semiHidden="0" w:uiPriority="0" w:unhideWhenUsed="0"/>
-    <w:lsdException w:name="toc 9" w:semiHidden="0" w:uiPriority="0" w:unhideWhenUsed="0"/>
-    <w:lsdException w:name="Normal Indent" w:semiHidden="0" w:uiPriority="0" w:unhideWhenUsed="0"/>
-    <w:lsdException w:name="footnote text" w:semiHidden="0" w:uiPriority="0" w:unhideWhenUsed="0"/>
-    <w:lsdException w:name="annotation text" w:semiHidden="0" w:uiPriority="0" w:unhideWhenUsed="0" w:qFormat="1"/>
-    <w:lsdException w:name="header" w:semiHidden="0" w:uiPriority="0" w:unhideWhenUsed="0" w:qFormat="1"/>
-    <w:lsdException w:name="footer" w:semiHidden="0" w:uiPriority="0" w:unhideWhenUsed="0" w:qFormat="1"/>
-    <w:lsdException w:name="index heading" w:semiHidden="0" w:uiPriority="0" w:unhideWhenUsed="0"/>
-    <w:lsdException w:name="caption" w:uiPriority="0" w:qFormat="1"/>
-    <w:lsdException w:name="table of figures" w:semiHidden="0" w:uiPriority="0" w:unhideWhenUsed="0"/>
-    <w:lsdException w:name="envelope address" w:semiHidden="0" w:uiPriority="0" w:unhideWhenUsed="0"/>
-    <w:lsdException w:name="envelope return" w:semiHidden="0" w:uiPriority="0" w:unhideWhenUsed="0"/>
-    <w:lsdException w:name="footnote reference" w:semiHidden="0" w:uiPriority="0" w:unhideWhenUsed="0"/>
-    <w:lsdException w:name="annotation reference" w:semiHidden="0" w:uiPriority="0" w:unhideWhenUsed="0"/>
-    <w:lsdException w:name="line number" w:semiHidden="0" w:uiPriority="0" w:unhideWhenUsed="0"/>
-    <w:lsdException w:name="page number" w:semiHidden="0" w:uiPriority="0" w:unhideWhenUsed="0"/>
-    <w:lsdException w:name="endnote reference" w:semiHidden="0" w:uiPriority="0" w:unhideWhenUsed="0"/>
-    <w:lsdException w:name="endnote text" w:semiHidden="0" w:uiPriority="0" w:unhideWhenUsed="0"/>
-    <w:lsdException w:name="table of authorities" w:semiHidden="0" w:uiPriority="0" w:unhideWhenUsed="0"/>
-    <w:lsdException w:name="macro" w:semiHidden="0" w:uiPriority="0" w:unhideWhenUsed="0"/>
-    <w:lsdException w:name="toa heading" w:semiHidden="0" w:uiPriority="0" w:unhideWhenUsed="0"/>
-    <w:lsdException w:name="List" w:semiHidden="0" w:uiPriority="0" w:unhideWhenUsed="0"/>
-    <w:lsdException w:name="List Bullet" w:semiHidden="0" w:uiPriority="0" w:unhideWhenUsed="0"/>
-    <w:lsdException w:name="List Number" w:semiHidden="0" w:uiPriority="0" w:unhideWhenUsed="0"/>
-    <w:lsdException w:name="List 2" w:semiHidden="0" w:uiPriority="0" w:unhideWhenUsed="0"/>
-    <w:lsdException w:name="List 3" w:semiHidden="0" w:uiPriority="0" w:unhideWhenUsed="0"/>
-    <w:lsdException w:name="List 4" w:semiHidden="0" w:uiPriority="0" w:unhideWhenUsed="0"/>
-    <w:lsdException w:name="List 5" w:semiHidden="0" w:uiPriority="0" w:unhideWhenUsed="0"/>
-    <w:lsdException w:name="List Bullet 2" w:semiHidden="0" w:uiPriority="0" w:unhideWhenUsed="0"/>
-    <w:lsdException w:name="List Bullet 3" w:semiHidden="0" w:uiPriority="0" w:unhideWhenUsed="0"/>
-    <w:lsdException w:name="List Bullet 4" w:semiHidden="0" w:uiPriority="0" w:unhideWhenUsed="0"/>
-    <w:lsdException w:name="List Bullet 5" w:semiHidden="0" w:uiPriority="0" w:unhideWhenUsed="0"/>
-    <w:lsdException w:name="List Number 2" w:semiHidden="0" w:uiPriority="0" w:unhideWhenUsed="0"/>
-    <w:lsdException w:name="List Number 3" w:semiHidden="0" w:uiPriority="0" w:unhideWhenUsed="0"/>
-    <w:lsdException w:name="List Number 4" w:semiHidden="0" w:uiPriority="0" w:unhideWhenUsed="0"/>
-    <w:lsdException w:name="List Number 5" w:semiHidden="0" w:uiPriority="0" w:unhideWhenUsed="0"/>
-    <w:lsdException w:name="Title" w:semiHidden="0" w:uiPriority="0" w:unhideWhenUsed="0" w:qFormat="1"/>
-    <w:lsdException w:name="Closing" w:semiHidden="0" w:uiPriority="0" w:unhideWhenUsed="0"/>
-    <w:lsdException w:name="Signature" w:semiHidden="0" w:uiPriority="0" w:unhideWhenUsed="0"/>
-    <w:lsdException w:name="Default Paragraph Font" w:uiPriority="0" w:unhideWhenUsed="0" w:qFormat="1"/>
-    <w:lsdException w:name="Body Text" w:uiPriority="0" w:unhideWhenUsed="0" w:qFormat="1"/>
-    <w:lsdException w:name="Body Text Indent" w:semiHidden="0" w:uiPriority="0" w:unhideWhenUsed="0"/>
-    <w:lsdException w:name="List Continue" w:semiHidden="0" w:uiPriority="0" w:unhideWhenUsed="0"/>
-    <w:lsdException w:name="List Continue 2" w:semiHidden="0" w:uiPriority="0" w:unhideWhenUsed="0"/>
-    <w:lsdException w:name="List Continue 3" w:semiHidden="0" w:uiPriority="0" w:unhideWhenUsed="0"/>
-    <w:lsdException w:name="List Continue 4" w:semiHidden="0" w:uiPriority="0" w:unhideWhenUsed="0"/>
-    <w:lsdException w:name="List Continue 5" w:semiHidden="0" w:uiPriority="0" w:unhideWhenUsed="0"/>
-    <w:lsdException w:name="Message Header" w:semiHidden="0" w:uiPriority="0" w:unhideWhenUsed="0"/>
-    <w:lsdException w:name="Subtitle" w:semiHidden="0" w:uiPriority="0" w:unhideWhenUsed="0" w:qFormat="1"/>
-    <w:lsdException w:name="Salutation" w:semiHidden="0" w:uiPriority="0" w:unhideWhenUsed="0"/>
-    <w:lsdException w:name="Date" w:semiHidden="0" w:uiPriority="0" w:unhideWhenUsed="0"/>
-    <w:lsdException w:name="Body Text First Indent" w:semiHidden="0" w:uiPriority="0" w:unhideWhenUsed="0"/>
-    <w:lsdException w:name="Body Text First Indent 2" w:semiHidden="0" w:uiPriority="0" w:unhideWhenUsed="0"/>
-    <w:lsdException w:name="Body Text 2" w:semiHidden="0" w:uiPriority="0" w:unhideWhenUsed="0"/>
-    <w:lsdException w:name="Body Text 3" w:semiHidden="0" w:uiPriority="0" w:unhideWhenUsed="0"/>
-    <w:lsdException w:name="Body Text Indent 2" w:semiHidden="0" w:uiPriority="0" w:unhideWhenUsed="0"/>
-    <w:lsdException w:name="Body Text Indent 3" w:semiHidden="0" w:uiPriority="0" w:unhideWhenUsed="0"/>
-    <w:lsdException w:name="Block Text" w:semiHidden="0" w:uiPriority="0" w:unhideWhenUsed="0"/>
-    <w:lsdException w:name="Hyperlink" w:semiHidden="0" w:uiPriority="0" w:unhideWhenUsed="0"/>
-    <w:lsdException w:name="FollowedHyperlink" w:semiHidden="0" w:uiPriority="0" w:unhideWhenUsed="0"/>
-    <w:lsdException w:name="Strong" w:semiHidden="0" w:uiPriority="0" w:unhideWhenUsed="0" w:qFormat="1"/>
-    <w:lsdException w:name="Emphasis" w:semiHidden="0" w:uiPriority="0" w:unhideWhenUsed="0" w:qFormat="1"/>
-    <w:lsdException w:name="Document Map" w:semiHidden="0" w:uiPriority="0" w:unhideWhenUsed="0"/>
-    <w:lsdException w:name="Plain Text" w:semiHidden="0" w:uiPriority="0" w:unhideWhenUsed="0"/>
-    <w:lsdException w:name="E-mail Signature" w:semiHidden="0" w:uiPriority="0" w:unhideWhenUsed="0"/>
-    <w:lsdException w:name="Normal (Web)" w:semiHidden="0" w:uiPriority="0" w:unhideWhenUsed="0" w:qFormat="1"/>
-    <w:lsdException w:name="HTML Acronym" w:semiHidden="0" w:uiPriority="0" w:unhideWhenUsed="0"/>
-    <w:lsdException w:name="HTML Address" w:semiHidden="0" w:uiPriority="0" w:unhideWhenUsed="0"/>
-    <w:lsdException w:name="HTML Cite" w:semiHidden="0" w:uiPriority="0" w:unhideWhenUsed="0"/>
-    <w:lsdException w:name="HTML Code" w:semiHidden="0" w:uiPriority="0" w:unhideWhenUsed="0"/>
-    <w:lsdException w:name="HTML Definition" w:semiHidden="0" w:uiPriority="0" w:unhideWhenUsed="0"/>
-    <w:lsdException w:name="HTML Keyboard" w:semiHidden="0" w:uiPriority="0" w:unhideWhenUsed="0"/>
-    <w:lsdException w:name="HTML Preformatted" w:semiHidden="0" w:uiPriority="0" w:unhideWhenUsed="0"/>
-    <w:lsdException w:name="HTML Sample" w:semiHidden="0" w:uiPriority="0" w:unhideWhenUsed="0"/>
-    <w:lsdException w:name="HTML Typewriter" w:semiHidden="0" w:uiPriority="0" w:unhideWhenUsed="0"/>
-    <w:lsdException w:name="HTML Variable" w:semiHidden="0" w:uiPriority="0" w:unhideWhenUsed="0"/>
-    <w:lsdException w:name="Normal Table" w:uiPriority="0" w:unhideWhenUsed="0" w:qFormat="1"/>
-    <w:lsdException w:name="annotation subject" w:semiHidden="0" w:uiPriority="0" w:unhideWhenUsed="0"/>
-    <w:lsdException w:name="Table Simple 1" w:semiHidden="0" w:uiPriority="0" w:unhideWhenUsed="0"/>
-    <w:lsdException w:name="Table Simple 2" w:semiHidden="0" w:uiPriority="0" w:unhideWhenUsed="0"/>
-    <w:lsdException w:name="Table Simple 3" w:semiHidden="0" w:uiPriority="0" w:unhideWhenUsed="0"/>
-    <w:lsdException w:name="Table Classic 1" w:semiHidden="0" w:uiPriority="0" w:unhideWhenUsed="0"/>
-    <w:lsdException w:name="Table Classic 2" w:semiHidden="0" w:uiPriority="0" w:unhideWhenUsed="0"/>
-    <w:lsdException w:name="Table Classic 3" w:semiHidden="0" w:uiPriority="0" w:unhideWhenUsed="0"/>
-    <w:lsdException w:name="Table Classic 4" w:semiHidden="0" w:uiPriority="0" w:unhideWhenUsed="0"/>
-    <w:lsdException w:name="Table Colorful 1" w:semiHidden="0" w:uiPriority="0" w:unhideWhenUsed="0"/>
-    <w:lsdException w:name="Table Colorful 2" w:semiHidden="0" w:uiPriority="0" w:unhideWhenUsed="0"/>
-    <w:lsdException w:name="Table Colorful 3" w:semiHidden="0" w:uiPriority="0" w:unhideWhenUsed="0"/>
-    <w:lsdException w:name="Table Columns 1" w:semiHidden="0" w:uiPriority="0" w:unhideWhenUsed="0"/>
-    <w:lsdException w:name="Table Columns 2" w:semiHidden="0" w:uiPriority="0" w:unhideWhenUsed="0"/>
-    <w:lsdException w:name="Table Columns 3" w:semiHidden="0" w:uiPriority="0" w:unhideWhenUsed="0"/>
-    <w:lsdException w:name="Table Columns 4" w:semiHidden="0" w:uiPriority="0" w:unhideWhenUsed="0"/>
-    <w:lsdException w:name="Table Columns 5" w:semiHidden="0" w:uiPriority="0" w:unhideWhenUsed="0"/>
-    <w:lsdException w:name="Table Grid 1" w:semiHidden="0" w:uiPriority="0" w:unhideWhenUsed="0"/>
-    <w:lsdException w:name="Table Grid 2" w:semiHidden="0" w:uiPriority="0" w:unhideWhenUsed="0"/>
-    <w:lsdException w:name="Table Grid 3" w:semiHidden="0" w:uiPriority="0" w:unhideWhenUsed="0"/>
-    <w:lsdException w:name="Table Grid 4" w:semiHidden="0" w:uiPriority="0" w:unhideWhenUsed="0"/>
-    <w:lsdException w:name="Table Grid 5" w:semiHidden="0" w:uiPriority="0" w:unhideWhenUsed="0"/>
-    <w:lsdException w:name="Table Grid 6" w:semiHidden="0" w:uiPriority="0" w:unhideWhenUsed="0"/>
-    <w:lsdException w:name="Table Grid 7" w:semiHidden="0" w:uiPriority="0" w:unhideWhenUsed="0"/>
-    <w:lsdException w:name="Table Grid 8" w:semiHidden="0" w:uiPriority="0" w:unhideWhenUsed="0"/>
-    <w:lsdException w:name="Table List 1" w:semiHidden="0" w:uiPriority="0" w:unhideWhenUsed="0"/>
-    <w:lsdException w:name="Table List 2" w:semiHidden="0" w:uiPriority="0" w:unhideWhenUsed="0"/>
-    <w:lsdException w:name="Table List 3" w:semiHidden="0" w:uiPriority="0" w:unhideWhenUsed="0"/>
-    <w:lsdException w:name="Table List 4" w:semiHidden="0" w:uiPriority="0" w:unhideWhenUsed="0"/>
-    <w:lsdException w:name="Table List 5" w:semiHidden="0" w:uiPriority="0" w:unhideWhenUsed="0"/>
-    <w:lsdException w:name="Table List 6" w:semiHidden="0" w:uiPriority="0" w:unhideWhenUsed="0"/>
-    <w:lsdException w:name="Table List 7" w:semiHidden="0" w:uiPriority="0" w:unhideWhenUsed="0"/>
-    <w:lsdException w:name="Table List 8" w:semiHidden="0" w:uiPriority="0" w:unhideWhenUsed="0"/>
-    <w:lsdException w:name="Table 3D effects 1" w:semiHidden="0" w:uiPriority="0" w:unhideWhenUsed="0"/>
-    <w:lsdException w:name="Table 3D effects 2" w:semiHidden="0" w:uiPriority="0" w:unhideWhenUsed="0"/>
-    <w:lsdException w:name="Table 3D effects 3" w:semiHidden="0" w:uiPriority="0" w:unhideWhenUsed="0"/>
-    <w:lsdException w:name="Table Contemporary" w:semiHidden="0" w:uiPriority="0" w:unhideWhenUsed="0"/>
-    <w:lsdException w:name="Table Elegant" w:semiHidden="0" w:uiPriority="0" w:unhideWhenUsed="0"/>
-    <w:lsdException w:name="Table Professional" w:semiHidden="0" w:uiPriority="0" w:unhideWhenUsed="0"/>
-    <w:lsdException w:name="Table Subtle 1" w:semiHidden="0" w:uiPriority="0" w:unhideWhenUsed="0"/>
-    <w:lsdException w:name="Table Subtle 2" w:semiHidden="0" w:uiPriority="0" w:unhideWhenUsed="0"/>
-    <w:lsdException w:name="Table Web 1" w:semiHidden="0" w:uiPriority="0" w:unhideWhenUsed="0"/>
-    <w:lsdException w:name="Table Web 2" w:semiHidden="0" w:uiPriority="0" w:unhideWhenUsed="0"/>
-    <w:lsdException w:name="Table Web 3" w:semiHidden="0" w:uiPriority="0" w:unhideWhenUsed="0"/>
-    <w:lsdException w:name="Balloon Text" w:semiHidden="0" w:uiPriority="0" w:unhideWhenUsed="0"/>
-    <w:lsdException w:name="Table Grid" w:semiHidden="0" w:uiPriority="0" w:unhideWhenUsed="0" w:qFormat="1"/>
-    <w:lsdException w:name="Table Theme" w:semiHidden="0" w:uiPriority="0" w:unhideWhenUsed="0"/>
-    <w:lsdException w:name="Light Shading" w:semiHidden="0" w:uiPriority="60" w:unhideWhenUsed="0"/>
-    <w:lsdException w:name="Light List" w:semiHidden="0" w:uiPriority="61" w:unhideWhenUsed="0"/>
-    <w:lsdException w:name="Light Grid" w:semiHidden="0" w:uiPriority="62" w:unhideWhenUsed="0"/>
-    <w:lsdException w:name="Medium Shading 1" w:semiHidden="0" w:uiPriority="63" w:unhideWhenUsed="0"/>
-    <w:lsdException w:name="Medium Shading 2" w:semiHidden="0" w:uiPriority="64" w:unhideWhenUsed="0"/>
-    <w:lsdException w:name="Medium List 1" w:semiHidden="0" w:uiPriority="65" w:unhideWhenUsed="0"/>
-    <w:lsdException w:name="Medium List 2" w:semiHidden="0" w:uiPriority="66" w:unhideWhenUsed="0"/>
-    <w:lsdException w:name="Medium Grid 1" w:semiHidden="0" w:uiPriority="67" w:unhideWhenUsed="0"/>
-    <w:lsdException w:name="Medium Grid 2" w:semiHidden="0" w:uiPriority="68" w:unhideWhenUsed="0"/>
-    <w:lsdException w:name="Medium Grid 3" w:semiHidden="0" w:uiPriority="69" w:unhideWhenUsed="0"/>
-    <w:lsdException w:name="Dark List" w:semiHidden="0" w:uiPriority="70" w:unhideWhenUsed="0"/>
-    <w:lsdException w:name="Colorful Shading" w:semiHidden="0" w:uiPriority="71" w:unhideWhenUsed="0"/>
-    <w:lsdException w:name="Colorful List" w:semiHidden="0" w:uiPriority="72" w:unhideWhenUsed="0"/>
-    <w:lsdException w:name="Colorful Grid" w:semiHidden="0" w:uiPriority="73" w:unhideWhenUsed="0"/>
-    <w:lsdException w:name="Light Shading Accent 1" w:semiHidden="0" w:uiPriority="60" w:unhideWhenUsed="0"/>
-    <w:lsdException w:name="Light List Accent 1" w:semiHidden="0" w:uiPriority="61" w:unhideWhenUsed="0"/>
-    <w:lsdException w:name="Light Grid Accent 1" w:semiHidden="0" w:uiPriority="62" w:unhideWhenUsed="0"/>
-    <w:lsdException w:name="Medium Shading 1 Accent 1" w:semiHidden="0" w:uiPriority="63" w:unhideWhenUsed="0"/>
-    <w:lsdException w:name="Medium Shading 2 Accent 1" w:semiHidden="0" w:uiPriority="64" w:unhideWhenUsed="0"/>
-    <w:lsdException w:name="Medium List 1 Accent 1" w:semiHidden="0" w:uiPriority="65" w:unhideWhenUsed="0"/>
-    <w:lsdException w:name="Medium List 2 Accent 1" w:semiHidden="0" w:uiPriority="66" w:unhideWhenUsed="0"/>
-    <w:lsdException w:name="Medium Grid 1 Accent 1" w:semiHidden="0" w:uiPriority="67" w:unhideWhenUsed="0"/>
-    <w:lsdException w:name="Medium Grid 2 Accent 1" w:semiHidden="0" w:uiPriority="68" w:unhideWhenUsed="0"/>
-    <w:lsdException w:name="Medium Grid 3 Accent 1" w:semiHidden="0" w:uiPriority="69" w:unhideWhenUsed="0"/>
-    <w:lsdException w:name="Dark List Accent 1" w:semiHidden="0" w:uiPriority="70" w:unhideWhenUsed="0"/>
-    <w:lsdException w:name="Colorful Shading Accent 1" w:semiHidden="0" w:uiPriority="71" w:unhideWhenUsed="0"/>
-    <w:lsdException w:name="Colorful List Accent 1" w:semiHidden="0" w:uiPriority="72" w:unhideWhenUsed="0"/>
-    <w:lsdException w:name="Colorful Grid Accent 1" w:semiHidden="0" w:uiPriority="73" w:unhideWhenUsed="0"/>
-    <w:lsdException w:name="Light Shading Accent 2" w:semiHidden="0" w:uiPriority="60" w:unhideWhenUsed="0"/>
-    <w:lsdException w:name="Light List Accent 2" w:semiHidden="0" w:uiPriority="61" w:unhideWhenUsed="0"/>
-    <w:lsdException w:name="Light Grid Accent 2" w:semiHidden="0" w:uiPriority="62" w:unhideWhenUsed="0"/>
-    <w:lsdException w:name="Medium Shading 1 Accent 2" w:semiHidden="0" w:uiPriority="63" w:unhideWhenUsed="0"/>
-    <w:lsdException w:name="Medium Shading 2 Accent 2" w:semiHidden="0" w:uiPriority="64" w:unhideWhenUsed="0"/>
-    <w:lsdException w:name="Medium List 1 Accent 2" w:semiHidden="0" w:uiPriority="65" w:unhideWhenUsed="0"/>
-    <w:lsdException w:name="Medium List 2 Accent 2" w:semiHidden="0" w:uiPriority="66" w:unhideWhenUsed="0"/>
-    <w:lsdException w:name="Medium Grid 1 Accent 2" w:semiHidden="0" w:uiPriority="67" w:unhideWhenUsed="0"/>
-    <w:lsdException w:name="Medium Grid 2 Accent 2" w:semiHidden="0" w:uiPriority="68" w:unhideWhenUsed="0"/>
-    <w:lsdException w:name="Medium Grid 3 Accent 2" w:semiHidden="0" w:uiPriority="69" w:unhideWhenUsed="0"/>
-    <w:lsdException w:name="Dark List Accent 2" w:semiHidden="0" w:uiPriority="70" w:unhideWhenUsed="0"/>
-    <w:lsdException w:name="Colorful Shading Accent 2" w:semiHidden="0" w:uiPriority="71" w:unhideWhenUsed="0"/>
-    <w:lsdException w:name="Colorful List Accent 2" w:semiHidden="0" w:uiPriority="72" w:unhideWhenUsed="0"/>
-    <w:lsdException w:name="Colorful Grid Accent 2" w:semiHidden="0" w:uiPriority="73" w:unhideWhenUsed="0"/>
-    <w:lsdException w:name="Light Shading Accent 3" w:semiHidden="0" w:uiPriority="60" w:unhideWhenUsed="0"/>
-    <w:lsdException w:name="Light List Accent 3" w:semiHidden="0" w:uiPriority="61" w:unhideWhenUsed="0"/>
-    <w:lsdException w:name="Light Grid Accent 3" w:semiHidden="0" w:uiPriority="62" w:unhideWhenUsed="0"/>
-    <w:lsdException w:name="Medium Shading 1 Accent 3" w:semiHidden="0" w:uiPriority="63" w:unhideWhenUsed="0"/>
-    <w:lsdException w:name="Medium Shading 2 Accent 3" w:semiHidden="0" w:uiPriority="64" w:unhideWhenUsed="0"/>
-    <w:lsdException w:name="Medium List 1 Accent 3" w:semiHidden="0" w:uiPriority="65" w:unhideWhenUsed="0"/>
-    <w:lsdException w:name="Medium List 2 Accent 3" w:semiHidden="0" w:uiPriority="66" w:unhideWhenUsed="0"/>
-    <w:lsdException w:name="Medium Grid 1 Accent 3" w:semiHidden="0" w:uiPriority="67" w:unhideWhenUsed="0"/>
-    <w:lsdException w:name="Medium Grid 2 Accent 3" w:semiHidden="0" w:uiPriority="68" w:unhideWhenUsed="0"/>
-    <w:lsdException w:name="Medium Grid 3 Accent 3" w:semiHidden="0" w:uiPriority="69" w:unhideWhenUsed="0"/>
-    <w:lsdException w:name="Dark List Accent 3" w:semiHidden="0" w:uiPriority="70" w:unhideWhenUsed="0"/>
-    <w:lsdException w:name="Colorful Shading Accent 3" w:semiHidden="0" w:uiPriority="71" w:unhideWhenUsed="0"/>
-    <w:lsdException w:name="Colorful List Accent 3" w:semiHidden="0" w:uiPriority="72" w:unhideWhenUsed="0"/>
-    <w:lsdException w:name="Colorful Grid Accent 3" w:semiHidden="0" w:uiPriority="73" w:unhideWhenUsed="0"/>
-    <w:lsdException w:name="Light Shading Accent 4" w:semiHidden="0" w:uiPriority="60" w:unhideWhenUsed="0"/>
-    <w:lsdException w:name="Light List Accent 4" w:semiHidden="0" w:uiPriority="61" w:unhideWhenUsed="0"/>
-    <w:lsdException w:name="Light Grid Accent 4" w:semiHidden="0" w:uiPriority="62" w:unhideWhenUsed="0"/>
-    <w:lsdException w:name="Medium Shading 1 Accent 4" w:semiHidden="0" w:uiPriority="63" w:unhideWhenUsed="0"/>
-    <w:lsdException w:name="Medium Shading 2 Accent 4" w:semiHidden="0" w:uiPriority="64" w:unhideWhenUsed="0"/>
-    <w:lsdException w:name="Medium List 1 Accent 4" w:semiHidden="0" w:uiPriority="65" w:unhideWhenUsed="0"/>
-    <w:lsdException w:name="Medium List 2 Accent 4" w:semiHidden="0" w:uiPriority="66" w:unhideWhenUsed="0"/>
-    <w:lsdException w:name="Medium Grid 1 Accent 4" w:semiHidden="0" w:uiPriority="67" w:unhideWhenUsed="0"/>
-    <w:lsdException w:name="Medium Grid 2 Accent 4" w:semiHidden="0" w:uiPriority="68" w:unhideWhenUsed="0"/>
-    <w:lsdException w:name="Medium Grid 3 Accent 4" w:semiHidden="0" w:uiPriority="69" w:unhideWhenUsed="0"/>
-    <w:lsdException w:name="Dark List Accent 4" w:semiHidden="0" w:uiPriority="70" w:unhideWhenUsed="0"/>
-    <w:lsdException w:name="Colorful Shading Accent 4" w:semiHidden="0" w:uiPriority="71" w:unhideWhenUsed="0"/>
-    <w:lsdException w:name="Colorful List Accent 4" w:semiHidden="0" w:uiPriority="72" w:unhideWhenUsed="0"/>
-    <w:lsdException w:name="Colorful Grid Accent 4" w:semiHidden="0" w:uiPriority="73" w:unhideWhenUsed="0"/>
-    <w:lsdException w:name="Light Shading Accent 5" w:semiHidden="0" w:uiPriority="60" w:unhideWhenUsed="0"/>
-    <w:lsdException w:name="Light List Accent 5" w:semiHidden="0" w:uiPriority="61" w:unhideWhenUsed="0"/>
-    <w:lsdException w:name="Light Grid Accent 5" w:semiHidden="0" w:uiPriority="62" w:unhideWhenUsed="0"/>
-    <w:lsdException w:name="Medium Shading 1 Accent 5" w:semiHidden="0" w:uiPriority="63" w:unhideWhenUsed="0"/>
-    <w:lsdException w:name="Medium Shading 2 Accent 5" w:semiHidden="0" w:uiPriority="64" w:unhideWhenUsed="0"/>
-    <w:lsdException w:name="Medium List 1 Accent 5" w:semiHidden="0" w:uiPriority="65" w:unhideWhenUsed="0"/>
-    <w:lsdException w:name="Medium List 2 Accent 5" w:semiHidden="0" w:uiPriority="66" w:unhideWhenUsed="0"/>
-    <w:lsdException w:name="Medium Grid 1 Accent 5" w:semiHidden="0" w:uiPriority="67" w:unhideWhenUsed="0"/>
-    <w:lsdException w:name="Medium Grid 2 Accent 5" w:semiHidden="0" w:uiPriority="68" w:unhideWhenUsed="0"/>
-    <w:lsdException w:name="Medium Grid 3 Accent 5" w:semiHidden="0" w:uiPriority="69" w:unhideWhenUsed="0"/>
-    <w:lsdException w:name="Dark List Accent 5" w:semiHidden="0" w:uiPriority="70" w:unhideWhenUsed="0"/>
-    <w:lsdException w:name="Colorful Shading Accent 5" w:semiHidden="0" w:uiPriority="71" w:unhideWhenUsed="0"/>
-    <w:lsdException w:name="Colorful List Accent 5" w:semiHidden="0" w:uiPriority="72" w:unhideWhenUsed="0"/>
-    <w:lsdException w:name="Colorful Grid Accent 5" w:semiHidden="0" w:uiPriority="73" w:unhideWhenUsed="0"/>
-    <w:lsdException w:name="Light Shading Accent 6" w:semiHidden="0" w:uiPriority="60" w:unhideWhenUsed="0"/>
-    <w:lsdException w:name="Light List Accent 6" w:semiHidden="0" w:uiPriority="61" w:unhideWhenUsed="0"/>
-    <w:lsdException w:name="Light Grid Accent 6" w:semiHidden="0" w:uiPriority="62" w:unhideWhenUsed="0"/>
-    <w:lsdException w:name="Medium Shading 1 Accent 6" w:semiHidden="0" w:uiPriority="63" w:unhideWhenUsed="0"/>
-    <w:lsdException w:name="Medium Shading 2 Accent 6" w:semiHidden="0" w:uiPriority="64" w:unhideWhenUsed="0"/>
-    <w:lsdException w:name="Medium List 1 Accent 6" w:semiHidden="0" w:uiPriority="65" w:unhideWhenUsed="0"/>
-    <w:lsdException w:name="Medium List 2 Accent 6" w:semiHidden="0" w:uiPriority="66" w:unhideWhenUsed="0"/>
-    <w:lsdException w:name="Medium Grid 1 Accent 6" w:semiHidden="0" w:uiPriority="67" w:unhideWhenUsed="0"/>
-    <w:lsdException w:name="Medium Grid 2 Accent 6" w:semiHidden="0" w:uiPriority="68" w:unhideWhenUsed="0"/>
-    <w:lsdException w:name="Medium Grid 3 Accent 6" w:semiHidden="0" w:uiPriority="69" w:unhideWhenUsed="0"/>
-    <w:lsdException w:name="Dark List Accent 6" w:semiHidden="0" w:uiPriority="70" w:unhideWhenUsed="0"/>
-    <w:lsdException w:name="Colorful Shading Accent 6" w:semiHidden="0" w:uiPriority="71" w:unhideWhenUsed="0"/>
-    <w:lsdException w:name="Colorful List Accent 6" w:semiHidden="0" w:uiPriority="72" w:unhideWhenUsed="0"/>
-    <w:lsdException w:name="Colorful Grid Accent 6" w:semiHidden="0" w:uiPriority="73" w:unhideWhenUsed="0"/>
+  <w:latentStyles w:count="260" w:defQFormat="0" w:defUnhideWhenUsed="1" w:defSemiHidden="1" w:defUIPriority="99" w:defLockedState="0">
+    <w:lsdException w:qFormat="1" w:unhideWhenUsed="0" w:uiPriority="0" w:semiHidden="0" w:name="Normal"/>
+    <w:lsdException w:qFormat="1" w:unhideWhenUsed="0" w:uiPriority="0" w:semiHidden="0" w:name="heading 1"/>
+    <w:lsdException w:qFormat="1" w:uiPriority="0" w:semiHidden="0" w:name="heading 2"/>
+    <w:lsdException w:qFormat="1" w:uiPriority="0" w:name="heading 3"/>
+    <w:lsdException w:qFormat="1" w:uiPriority="0" w:semiHidden="0" w:name="heading 4"/>
+    <w:lsdException w:qFormat="1" w:uiPriority="0" w:name="heading 5"/>
+    <w:lsdException w:qFormat="1" w:uiPriority="0" w:name="heading 6"/>
+    <w:lsdException w:qFormat="1" w:uiPriority="0" w:name="heading 7"/>
+    <w:lsdException w:qFormat="1" w:uiPriority="0" w:name="heading 8"/>
+    <w:lsdException w:qFormat="1" w:uiPriority="0" w:name="heading 9"/>
+    <w:lsdException w:unhideWhenUsed="0" w:uiPriority="0" w:semiHidden="0" w:name="index 1"/>
+    <w:lsdException w:unhideWhenUsed="0" w:uiPriority="0" w:semiHidden="0" w:name="index 2"/>
+    <w:lsdException w:unhideWhenUsed="0" w:uiPriority="0" w:semiHidden="0" w:name="index 3"/>
+    <w:lsdException w:unhideWhenUsed="0" w:uiPriority="0" w:semiHidden="0" w:name="index 4"/>
+    <w:lsdException w:unhideWhenUsed="0" w:uiPriority="0" w:semiHidden="0" w:name="index 5"/>
+    <w:lsdException w:unhideWhenUsed="0" w:uiPriority="0" w:semiHidden="0" w:name="index 6"/>
+    <w:lsdException w:unhideWhenUsed="0" w:uiPriority="0" w:semiHidden="0" w:name="index 7"/>
+    <w:lsdException w:unhideWhenUsed="0" w:uiPriority="0" w:semiHidden="0" w:name="index 8"/>
+    <w:lsdException w:unhideWhenUsed="0" w:uiPriority="0" w:semiHidden="0" w:name="index 9"/>
+    <w:lsdException w:qFormat="1" w:unhideWhenUsed="0" w:uiPriority="0" w:semiHidden="0" w:name="toc 1"/>
+    <w:lsdException w:qFormat="1" w:unhideWhenUsed="0" w:uiPriority="0" w:semiHidden="0" w:name="toc 2"/>
+    <w:lsdException w:qFormat="1" w:unhideWhenUsed="0" w:uiPriority="0" w:semiHidden="0" w:name="toc 3"/>
+    <w:lsdException w:unhideWhenUsed="0" w:uiPriority="0" w:semiHidden="0" w:name="toc 4"/>
+    <w:lsdException w:unhideWhenUsed="0" w:uiPriority="0" w:semiHidden="0" w:name="toc 5"/>
+    <w:lsdException w:unhideWhenUsed="0" w:uiPriority="0" w:semiHidden="0" w:name="toc 6"/>
+    <w:lsdException w:unhideWhenUsed="0" w:uiPriority="0" w:semiHidden="0" w:name="toc 7"/>
+    <w:lsdException w:unhideWhenUsed="0" w:uiPriority="0" w:semiHidden="0" w:name="toc 8"/>
+    <w:lsdException w:unhideWhenUsed="0" w:uiPriority="0" w:semiHidden="0" w:name="toc 9"/>
+    <w:lsdException w:unhideWhenUsed="0" w:uiPriority="0" w:semiHidden="0" w:name="Normal Indent"/>
+    <w:lsdException w:unhideWhenUsed="0" w:uiPriority="0" w:semiHidden="0" w:name="footnote text"/>
+    <w:lsdException w:qFormat="1" w:unhideWhenUsed="0" w:uiPriority="0" w:semiHidden="0" w:name="annotation text"/>
+    <w:lsdException w:qFormat="1" w:unhideWhenUsed="0" w:uiPriority="0" w:semiHidden="0" w:name="header"/>
+    <w:lsdException w:qFormat="1" w:unhideWhenUsed="0" w:uiPriority="0" w:semiHidden="0" w:name="footer"/>
+    <w:lsdException w:unhideWhenUsed="0" w:uiPriority="0" w:semiHidden="0" w:name="index heading"/>
+    <w:lsdException w:qFormat="1" w:uiPriority="0" w:name="caption"/>
+    <w:lsdException w:unhideWhenUsed="0" w:uiPriority="0" w:semiHidden="0" w:name="table of figures"/>
+    <w:lsdException w:unhideWhenUsed="0" w:uiPriority="0" w:semiHidden="0" w:name="envelope address"/>
+    <w:lsdException w:unhideWhenUsed="0" w:uiPriority="0" w:semiHidden="0" w:name="envelope return"/>
+    <w:lsdException w:unhideWhenUsed="0" w:uiPriority="0" w:semiHidden="0" w:name="footnote reference"/>
+    <w:lsdException w:unhideWhenUsed="0" w:uiPriority="0" w:semiHidden="0" w:name="annotation reference"/>
+    <w:lsdException w:unhideWhenUsed="0" w:uiPriority="0" w:semiHidden="0" w:name="line number"/>
+    <w:lsdException w:unhideWhenUsed="0" w:uiPriority="0" w:semiHidden="0" w:name="page number"/>
+    <w:lsdException w:unhideWhenUsed="0" w:uiPriority="0" w:semiHidden="0" w:name="endnote reference"/>
+    <w:lsdException w:unhideWhenUsed="0" w:uiPriority="0" w:semiHidden="0" w:name="endnote text"/>
+    <w:lsdException w:unhideWhenUsed="0" w:uiPriority="0" w:semiHidden="0" w:name="table of authorities"/>
+    <w:lsdException w:unhideWhenUsed="0" w:uiPriority="0" w:semiHidden="0" w:name="macro"/>
+    <w:lsdException w:unhideWhenUsed="0" w:uiPriority="0" w:semiHidden="0" w:name="toa heading"/>
+    <w:lsdException w:unhideWhenUsed="0" w:uiPriority="0" w:semiHidden="0" w:name="List"/>
+    <w:lsdException w:unhideWhenUsed="0" w:uiPriority="0" w:semiHidden="0" w:name="List Bullet"/>
+    <w:lsdException w:unhideWhenUsed="0" w:uiPriority="0" w:semiHidden="0" w:name="List Number"/>
+    <w:lsdException w:unhideWhenUsed="0" w:uiPriority="0" w:semiHidden="0" w:name="List 2"/>
+    <w:lsdException w:unhideWhenUsed="0" w:uiPriority="0" w:semiHidden="0" w:name="List 3"/>
+    <w:lsdException w:unhideWhenUsed="0" w:uiPriority="0" w:semiHidden="0" w:name="List 4"/>
+    <w:lsdException w:unhideWhenUsed="0" w:uiPriority="0" w:semiHidden="0" w:name="List 5"/>
+    <w:lsdException w:unhideWhenUsed="0" w:uiPriority="0" w:semiHidden="0" w:name="List Bullet 2"/>
+    <w:lsdException w:unhideWhenUsed="0" w:uiPriority="0" w:semiHidden="0" w:name="List Bullet 3"/>
+    <w:lsdException w:unhideWhenUsed="0" w:uiPriority="0" w:semiHidden="0" w:name="List Bullet 4"/>
+    <w:lsdException w:unhideWhenUsed="0" w:uiPriority="0" w:semiHidden="0" w:name="List Bullet 5"/>
+    <w:lsdException w:unhideWhenUsed="0" w:uiPriority="0" w:semiHidden="0" w:name="List Number 2"/>
+    <w:lsdException w:unhideWhenUsed="0" w:uiPriority="0" w:semiHidden="0" w:name="List Number 3"/>
+    <w:lsdException w:unhideWhenUsed="0" w:uiPriority="0" w:semiHidden="0" w:name="List Number 4"/>
+    <w:lsdException w:unhideWhenUsed="0" w:uiPriority="0" w:semiHidden="0" w:name="List Number 5"/>
+    <w:lsdException w:qFormat="1" w:unhideWhenUsed="0" w:uiPriority="0" w:semiHidden="0" w:name="Title"/>
+    <w:lsdException w:unhideWhenUsed="0" w:uiPriority="0" w:semiHidden="0" w:name="Closing"/>
+    <w:lsdException w:unhideWhenUsed="0" w:uiPriority="0" w:semiHidden="0" w:name="Signature"/>
+    <w:lsdException w:qFormat="1" w:unhideWhenUsed="0" w:uiPriority="0" w:name="Default Paragraph Font"/>
+    <w:lsdException w:qFormat="1" w:unhideWhenUsed="0" w:uiPriority="0" w:name="Body Text"/>
+    <w:lsdException w:unhideWhenUsed="0" w:uiPriority="0" w:semiHidden="0" w:name="Body Text Indent"/>
+    <w:lsdException w:unhideWhenUsed="0" w:uiPriority="0" w:semiHidden="0" w:name="List Continue"/>
+    <w:lsdException w:unhideWhenUsed="0" w:uiPriority="0" w:semiHidden="0" w:name="List Continue 2"/>
+    <w:lsdException w:unhideWhenUsed="0" w:uiPriority="0" w:semiHidden="0" w:name="List Continue 3"/>
+    <w:lsdException w:unhideWhenUsed="0" w:uiPriority="0" w:semiHidden="0" w:name="List Continue 4"/>
+    <w:lsdException w:unhideWhenUsed="0" w:uiPriority="0" w:semiHidden="0" w:name="List Continue 5"/>
+    <w:lsdException w:unhideWhenUsed="0" w:uiPriority="0" w:semiHidden="0" w:name="Message Header"/>
+    <w:lsdException w:qFormat="1" w:unhideWhenUsed="0" w:uiPriority="0" w:semiHidden="0" w:name="Subtitle"/>
+    <w:lsdException w:unhideWhenUsed="0" w:uiPriority="0" w:semiHidden="0" w:name="Salutation"/>
+    <w:lsdException w:unhideWhenUsed="0" w:uiPriority="0" w:semiHidden="0" w:name="Date"/>
+    <w:lsdException w:unhideWhenUsed="0" w:uiPriority="0" w:semiHidden="0" w:name="Body Text First Indent"/>
+    <w:lsdException w:unhideWhenUsed="0" w:uiPriority="0" w:semiHidden="0" w:name="Body Text First Indent 2"/>
+    <w:lsdException w:uiPriority="99" w:name="Note Heading"/>
+    <w:lsdException w:unhideWhenUsed="0" w:uiPriority="0" w:semiHidden="0" w:name="Body Text 2"/>
+    <w:lsdException w:unhideWhenUsed="0" w:uiPriority="0" w:semiHidden="0" w:name="Body Text 3"/>
+    <w:lsdException w:unhideWhenUsed="0" w:uiPriority="0" w:semiHidden="0" w:name="Body Text Indent 2"/>
+    <w:lsdException w:unhideWhenUsed="0" w:uiPriority="0" w:semiHidden="0" w:name="Body Text Indent 3"/>
+    <w:lsdException w:unhideWhenUsed="0" w:uiPriority="0" w:semiHidden="0" w:name="Block Text"/>
+    <w:lsdException w:unhideWhenUsed="0" w:uiPriority="0" w:semiHidden="0" w:name="Hyperlink"/>
+    <w:lsdException w:unhideWhenUsed="0" w:uiPriority="0" w:semiHidden="0" w:name="FollowedHyperlink"/>
+    <w:lsdException w:qFormat="1" w:unhideWhenUsed="0" w:uiPriority="0" w:semiHidden="0" w:name="Strong"/>
+    <w:lsdException w:qFormat="1" w:unhideWhenUsed="0" w:uiPriority="0" w:semiHidden="0" w:name="Emphasis"/>
+    <w:lsdException w:unhideWhenUsed="0" w:uiPriority="0" w:semiHidden="0" w:name="Document Map"/>
+    <w:lsdException w:unhideWhenUsed="0" w:uiPriority="0" w:semiHidden="0" w:name="Plain Text"/>
+    <w:lsdException w:unhideWhenUsed="0" w:uiPriority="0" w:semiHidden="0" w:name="E-mail Signature"/>
+    <w:lsdException w:qFormat="1" w:unhideWhenUsed="0" w:uiPriority="0" w:semiHidden="0" w:name="Normal (Web)"/>
+    <w:lsdException w:unhideWhenUsed="0" w:uiPriority="0" w:semiHidden="0" w:name="HTML Acronym"/>
+    <w:lsdException w:unhideWhenUsed="0" w:uiPriority="0" w:semiHidden="0" w:name="HTML Address"/>
+    <w:lsdException w:unhideWhenUsed="0" w:uiPriority="0" w:semiHidden="0" w:name="HTML Cite"/>
+    <w:lsdException w:unhideWhenUsed="0" w:uiPriority="0" w:semiHidden="0" w:name="HTML Code"/>
+    <w:lsdException w:unhideWhenUsed="0" w:uiPriority="0" w:semiHidden="0" w:name="HTML Definition"/>
+    <w:lsdException w:unhideWhenUsed="0" w:uiPriority="0" w:semiHidden="0" w:name="HTML Keyboard"/>
+    <w:lsdException w:unhideWhenUsed="0" w:uiPriority="0" w:semiHidden="0" w:name="HTML Preformatted"/>
+    <w:lsdException w:unhideWhenUsed="0" w:uiPriority="0" w:semiHidden="0" w:name="HTML Sample"/>
+    <w:lsdException w:unhideWhenUsed="0" w:uiPriority="0" w:semiHidden="0" w:name="HTML Typewriter"/>
+    <w:lsdException w:unhideWhenUsed="0" w:uiPriority="0" w:semiHidden="0" w:name="HTML Variable"/>
+    <w:lsdException w:qFormat="1" w:unhideWhenUsed="0" w:uiPriority="0" w:name="Normal Table"/>
+    <w:lsdException w:unhideWhenUsed="0" w:uiPriority="0" w:semiHidden="0" w:name="annotation subject"/>
+    <w:lsdException w:unhideWhenUsed="0" w:uiPriority="0" w:semiHidden="0" w:name="Table Simple 1"/>
+    <w:lsdException w:unhideWhenUsed="0" w:uiPriority="0" w:semiHidden="0" w:name="Table Simple 2"/>
+    <w:lsdException w:unhideWhenUsed="0" w:uiPriority="0" w:semiHidden="0" w:name="Table Simple 3"/>
+    <w:lsdException w:unhideWhenUsed="0" w:uiPriority="0" w:semiHidden="0" w:name="Table Classic 1"/>
+    <w:lsdException w:unhideWhenUsed="0" w:uiPriority="0" w:semiHidden="0" w:name="Table Classic 2"/>
+    <w:lsdException w:unhideWhenUsed="0" w:uiPriority="0" w:semiHidden="0" w:name="Table Classic 3"/>
+    <w:lsdException w:unhideWhenUsed="0" w:uiPriority="0" w:semiHidden="0" w:name="Table Classic 4"/>
+    <w:lsdException w:unhideWhenUsed="0" w:uiPriority="0" w:semiHidden="0" w:name="Table Colorful 1"/>
+    <w:lsdException w:unhideWhenUsed="0" w:uiPriority="0" w:semiHidden="0" w:name="Table Colorful 2"/>
+    <w:lsdException w:unhideWhenUsed="0" w:uiPriority="0" w:semiHidden="0" w:name="Table Colorful 3"/>
+    <w:lsdException w:unhideWhenUsed="0" w:uiPriority="0" w:semiHidden="0" w:name="Table Columns 1"/>
+    <w:lsdException w:unhideWhenUsed="0" w:uiPriority="0" w:semiHidden="0" w:name="Table Columns 2"/>
+    <w:lsdException w:unhideWhenUsed="0" w:uiPriority="0" w:semiHidden="0" w:name="Table Columns 3"/>
+    <w:lsdException w:unhideWhenUsed="0" w:uiPriority="0" w:semiHidden="0" w:name="Table Columns 4"/>
+    <w:lsdException w:unhideWhenUsed="0" w:uiPriority="0" w:semiHidden="0" w:name="Table Columns 5"/>
+    <w:lsdException w:unhideWhenUsed="0" w:uiPriority="0" w:semiHidden="0" w:name="Table Grid 1"/>
+    <w:lsdException w:unhideWhenUsed="0" w:uiPriority="0" w:semiHidden="0" w:name="Table Grid 2"/>
+    <w:lsdException w:unhideWhenUsed="0" w:uiPriority="0" w:semiHidden="0" w:name="Table Grid 3"/>
+    <w:lsdException w:unhideWhenUsed="0" w:uiPriority="0" w:semiHidden="0" w:name="Table Grid 4"/>
+    <w:lsdException w:unhideWhenUsed="0" w:uiPriority="0" w:semiHidden="0" w:name="Table Grid 5"/>
+    <w:lsdException w:unhideWhenUsed="0" w:uiPriority="0" w:semiHidden="0" w:name="Table Grid 6"/>
+    <w:lsdException w:unhideWhenUsed="0" w:uiPriority="0" w:semiHidden="0" w:name="Table Grid 7"/>
+    <w:lsdException w:unhideWhenUsed="0" w:uiPriority="0" w:semiHidden="0" w:name="Table Grid 8"/>
+    <w:lsdException w:unhideWhenUsed="0" w:uiPriority="0" w:semiHidden="0" w:name="Table List 1"/>
+    <w:lsdException w:unhideWhenUsed="0" w:uiPriority="0" w:semiHidden="0" w:name="Table List 2"/>
+    <w:lsdException w:unhideWhenUsed="0" w:uiPriority="0" w:semiHidden="0" w:name="Table List 3"/>
+    <w:lsdException w:unhideWhenUsed="0" w:uiPriority="0" w:semiHidden="0" w:name="Table List 4"/>
+    <w:lsdException w:unhideWhenUsed="0" w:uiPriority="0" w:semiHidden="0" w:name="Table List 5"/>
+    <w:lsdException w:unhideWhenUsed="0" w:uiPriority="0" w:semiHidden="0" w:name="Table List 6"/>
+    <w:lsdException w:unhideWhenUsed="0" w:uiPriority="0" w:semiHidden="0" w:name="Table List 7"/>
+    <w:lsdException w:unhideWhenUsed="0" w:uiPriority="0" w:semiHidden="0" w:name="Table List 8"/>
+    <w:lsdException w:unhideWhenUsed="0" w:uiPriority="0" w:semiHidden="0" w:name="Table 3D effects 1"/>
+    <w:lsdException w:unhideWhenUsed="0" w:uiPriority="0" w:semiHidden="0" w:name="Table 3D effects 2"/>
+    <w:lsdException w:unhideWhenUsed="0" w:uiPriority="0" w:semiHidden="0" w:name="Table 3D effects 3"/>
+    <w:lsdException w:unhideWhenUsed="0" w:uiPriority="0" w:semiHidden="0" w:name="Table Contemporary"/>
+    <w:lsdException w:unhideWhenUsed="0" w:uiPriority="0" w:semiHidden="0" w:name="Table Elegant"/>
+    <w:lsdException w:unhideWhenUsed="0" w:uiPriority="0" w:semiHidden="0" w:name="Table Professional"/>
+    <w:lsdException w:unhideWhenUsed="0" w:uiPriority="0" w:semiHidden="0" w:name="Table Subtle 1"/>
+    <w:lsdException w:unhideWhenUsed="0" w:uiPriority="0" w:semiHidden="0" w:name="Table Subtle 2"/>
+    <w:lsdException w:unhideWhenUsed="0" w:uiPriority="0" w:semiHidden="0" w:name="Table Web 1"/>
+    <w:lsdException w:unhideWhenUsed="0" w:uiPriority="0" w:semiHidden="0" w:name="Table Web 2"/>
+    <w:lsdException w:unhideWhenUsed="0" w:uiPriority="0" w:semiHidden="0" w:name="Table Web 3"/>
+    <w:lsdException w:unhideWhenUsed="0" w:uiPriority="0" w:semiHidden="0" w:name="Balloon Text"/>
+    <w:lsdException w:qFormat="1" w:unhideWhenUsed="0" w:uiPriority="0" w:semiHidden="0" w:name="Table Grid"/>
+    <w:lsdException w:unhideWhenUsed="0" w:uiPriority="0" w:semiHidden="0" w:name="Table Theme"/>
+    <w:lsdException w:unhideWhenUsed="0" w:uiPriority="60" w:semiHidden="0" w:name="Light Shading"/>
+    <w:lsdException w:unhideWhenUsed="0" w:uiPriority="61" w:semiHidden="0" w:name="Light List"/>
+    <w:lsdException w:unhideWhenUsed="0" w:uiPriority="62" w:semiHidden="0" w:name="Light Grid"/>
+    <w:lsdException w:unhideWhenUsed="0" w:uiPriority="63" w:semiHidden="0" w:name="Medium Shading 1"/>
+    <w:lsdException w:unhideWhenUsed="0" w:uiPriority="64" w:semiHidden="0" w:name="Medium Shading 2"/>
+    <w:lsdException w:unhideWhenUsed="0" w:uiPriority="65" w:semiHidden="0" w:name="Medium List 1"/>
+    <w:lsdException w:unhideWhenUsed="0" w:uiPriority="66" w:semiHidden="0" w:name="Medium List 2"/>
+    <w:lsdException w:unhideWhenUsed="0" w:uiPriority="67" w:semiHidden="0" w:name="Medium Grid 1"/>
+    <w:lsdException w:unhideWhenUsed="0" w:uiPriority="68" w:semiHidden="0" w:name="Medium Grid 2"/>
+    <w:lsdException w:unhideWhenUsed="0" w:uiPriority="69" w:semiHidden="0" w:name="Medium Grid 3"/>
+    <w:lsdException w:unhideWhenUsed="0" w:uiPriority="70" w:semiHidden="0" w:name="Dark List"/>
+    <w:lsdException w:unhideWhenUsed="0" w:uiPriority="71" w:semiHidden="0" w:name="Colorful Shading"/>
+    <w:lsdException w:unhideWhenUsed="0" w:uiPriority="72" w:semiHidden="0" w:name="Colorful List"/>
+    <w:lsdException w:unhideWhenUsed="0" w:uiPriority="73" w:semiHidden="0" w:name="Colorful Grid"/>
+    <w:lsdException w:unhideWhenUsed="0" w:uiPriority="60" w:semiHidden="0" w:name="Light Shading Accent 1"/>
+    <w:lsdException w:unhideWhenUsed="0" w:uiPriority="61" w:semiHidden="0" w:name="Light List Accent 1"/>
+    <w:lsdException w:unhideWhenUsed="0" w:uiPriority="62" w:semiHidden="0" w:name="Light Grid Accent 1"/>
+    <w:lsdException w:unhideWhenUsed="0" w:uiPriority="63" w:semiHidden="0" w:name="Medium Shading 1 Accent 1"/>
+    <w:lsdException w:unhideWhenUsed="0" w:uiPriority="64" w:semiHidden="0" w:name="Medium Shading 2 Accent 1"/>
+    <w:lsdException w:unhideWhenUsed="0" w:uiPriority="65" w:semiHidden="0" w:name="Medium List 1 Accent 1"/>
+    <w:lsdException w:unhideWhenUsed="0" w:uiPriority="66" w:semiHidden="0" w:name="Medium List 2 Accent 1"/>
+    <w:lsdException w:unhideWhenUsed="0" w:uiPriority="67" w:semiHidden="0" w:name="Medium Grid 1 Accent 1"/>
+    <w:lsdException w:unhideWhenUsed="0" w:uiPriority="68" w:semiHidden="0" w:name="Medium Grid 2 Accent 1"/>
+    <w:lsdException w:unhideWhenUsed="0" w:uiPriority="69" w:semiHidden="0" w:name="Medium Grid 3 Accent 1"/>
+    <w:lsdException w:unhideWhenUsed="0" w:uiPriority="70" w:semiHidden="0" w:name="Dark List Accent 1"/>
+    <w:lsdException w:unhideWhenUsed="0" w:uiPriority="71" w:semiHidden="0" w:name="Colorful Shading Accent 1"/>
+    <w:lsdException w:unhideWhenUsed="0" w:uiPriority="72" w:semiHidden="0" w:name="Colorful List Accent 1"/>
+    <w:lsdException w:unhideWhenUsed="0" w:uiPriority="73" w:semiHidden="0" w:name="Colorful Grid Accent 1"/>
+    <w:lsdException w:unhideWhenUsed="0" w:uiPriority="60" w:semiHidden="0" w:name="Light Shading Accent 2"/>
+    <w:lsdException w:unhideWhenUsed="0" w:uiPriority="61" w:semiHidden="0" w:name="Light List Accent 2"/>
+    <w:lsdException w:unhideWhenUsed="0" w:uiPriority="62" w:semiHidden="0" w:name="Light Grid Accent 2"/>
+    <w:lsdException w:unhideWhenUsed="0" w:uiPriority="63" w:semiHidden="0" w:name="Medium Shading 1 Accent 2"/>
+    <w:lsdException w:unhideWhenUsed="0" w:uiPriority="64" w:semiHidden="0" w:name="Medium Shading 2 Accent 2"/>
+    <w:lsdException w:unhideWhenUsed="0" w:uiPriority="65" w:semiHidden="0" w:name="Medium List 1 Accent 2"/>
+    <w:lsdException w:unhideWhenUsed="0" w:uiPriority="66" w:semiHidden="0" w:name="Medium List 2 Accent 2"/>
+    <w:lsdException w:unhideWhenUsed="0" w:uiPriority="67" w:semiHidden="0" w:name="Medium Grid 1 Accent 2"/>
+    <w:lsdException w:unhideWhenUsed="0" w:uiPriority="68" w:semiHidden="0" w:name="Medium Grid 2 Accent 2"/>
+    <w:lsdException w:unhideWhenUsed="0" w:uiPriority="69" w:semiHidden="0" w:name="Medium Grid 3 Accent 2"/>
+    <w:lsdException w:unhideWhenUsed="0" w:uiPriority="70" w:semiHidden="0" w:name="Dark List Accent 2"/>
+    <w:lsdException w:unhideWhenUsed="0" w:uiPriority="71" w:semiHidden="0" w:name="Colorful Shading Accent 2"/>
+    <w:lsdException w:unhideWhenUsed="0" w:uiPriority="72" w:semiHidden="0" w:name="Colorful List Accent 2"/>
+    <w:lsdException w:unhideWhenUsed="0" w:uiPriority="73" w:semiHidden="0" w:name="Colorful Grid Accent 2"/>
+    <w:lsdException w:unhideWhenUsed="0" w:uiPriority="60" w:semiHidden="0" w:name="Light Shading Accent 3"/>
+    <w:lsdException w:unhideWhenUsed="0" w:uiPriority="61" w:semiHidden="0" w:name="Light List Accent 3"/>
+    <w:lsdException w:unhideWhenUsed="0" w:uiPriority="62" w:semiHidden="0" w:name="Light Grid Accent 3"/>
+    <w:lsdException w:unhideWhenUsed="0" w:uiPriority="63" w:semiHidden="0" w:name="Medium Shading 1 Accent 3"/>
+    <w:lsdException w:unhideWhenUsed="0" w:uiPriority="64" w:semiHidden="0" w:name="Medium Shading 2 Accent 3"/>
+    <w:lsdException w:unhideWhenUsed="0" w:uiPriority="65" w:semiHidden="0" w:name="Medium List 1 Accent 3"/>
+    <w:lsdException w:unhideWhenUsed="0" w:uiPriority="66" w:semiHidden="0" w:name="Medium List 2 Accent 3"/>
+    <w:lsdException w:unhideWhenUsed="0" w:uiPriority="67" w:semiHidden="0" w:name="Medium Grid 1 Accent 3"/>
+    <w:lsdException w:unhideWhenUsed="0" w:uiPriority="68" w:semiHidden="0" w:name="Medium Grid 2 Accent 3"/>
+    <w:lsdException w:unhideWhenUsed="0" w:uiPriority="69" w:semiHidden="0" w:name="Medium Grid 3 Accent 3"/>
+    <w:lsdException w:unhideWhenUsed="0" w:uiPriority="70" w:semiHidden="0" w:name="Dark List Accent 3"/>
+    <w:lsdException w:unhideWhenUsed="0" w:uiPriority="71" w:semiHidden="0" w:name="Colorful Shading Accent 3"/>
+    <w:lsdException w:unhideWhenUsed="0" w:uiPriority="72" w:semiHidden="0" w:name="Colorful List Accent 3"/>
+    <w:lsdException w:unhideWhenUsed="0" w:uiPriority="73" w:semiHidden="0" w:name="Colorful Grid Accent 3"/>
+    <w:lsdException w:unhideWhenUsed="0" w:uiPriority="60" w:semiHidden="0" w:name="Light Shading Accent 4"/>
+    <w:lsdException w:unhideWhenUsed="0" w:uiPriority="61" w:semiHidden="0" w:name="Light List Accent 4"/>
+    <w:lsdException w:unhideWhenUsed="0" w:uiPriority="62" w:semiHidden="0" w:name="Light Grid Accent 4"/>
+    <w:lsdException w:unhideWhenUsed="0" w:uiPriority="63" w:semiHidden="0" w:name="Medium Shading 1 Accent 4"/>
+    <w:lsdException w:unhideWhenUsed="0" w:uiPriority="64" w:semiHidden="0" w:name="Medium Shading 2 Accent 4"/>
+    <w:lsdException w:unhideWhenUsed="0" w:uiPriority="65" w:semiHidden="0" w:name="Medium List 1 Accent 4"/>
+    <w:lsdException w:unhideWhenUsed="0" w:uiPriority="66" w:semiHidden="0" w:name="Medium List 2 Accent 4"/>
+    <w:lsdException w:unhideWhenUsed="0" w:uiPriority="67" w:semiHidden="0" w:name="Medium Grid 1 Accent 4"/>
+    <w:lsdException w:unhideWhenUsed="0" w:uiPriority="68" w:semiHidden="0" w:name="Medium Grid 2 Accent 4"/>
+    <w:lsdException w:unhideWhenUsed="0" w:uiPriority="69" w:semiHidden="0" w:name="Medium Grid 3 Accent 4"/>
+    <w:lsdException w:unhideWhenUsed="0" w:uiPriority="70" w:semiHidden="0" w:name="Dark List Accent 4"/>
+    <w:lsdException w:unhideWhenUsed="0" w:uiPriority="71" w:semiHidden="0" w:name="Colorful Shading Accent 4"/>
+    <w:lsdException w:unhideWhenUsed="0" w:uiPriority="72" w:semiHidden="0" w:name="Colorful List Accent 4"/>
+    <w:lsdException w:unhideWhenUsed="0" w:uiPriority="73" w:semiHidden="0" w:name="Colorful Grid Accent 4"/>
+    <w:lsdException w:unhideWhenUsed="0" w:uiPriority="60" w:semiHidden="0" w:name="Light Shading Accent 5"/>
+    <w:lsdException w:unhideWhenUsed="0" w:uiPriority="61" w:semiHidden="0" w:name="Light List Accent 5"/>
+    <w:lsdException w:unhideWhenUsed="0" w:uiPriority="62" w:semiHidden="0" w:name="Light Grid Accent 5"/>
+    <w:lsdException w:unhideWhenUsed="0" w:uiPriority="63" w:semiHidden="0" w:name="Medium Shading 1 Accent 5"/>
+    <w:lsdException w:unhideWhenUsed="0" w:uiPriority="64" w:semiHidden="0" w:name="Medium Shading 2 Accent 5"/>
+    <w:lsdException w:unhideWhenUsed="0" w:uiPriority="65" w:semiHidden="0" w:name="Medium List 1 Accent 5"/>
+    <w:lsdException w:unhideWhenUsed="0" w:uiPriority="66" w:semiHidden="0" w:name="Medium List 2 Accent 5"/>
+    <w:lsdException w:unhideWhenUsed="0" w:uiPriority="67" w:semiHidden="0" w:name="Medium Grid 1 Accent 5"/>
+    <w:lsdException w:unhideWhenUsed="0" w:uiPriority="68" w:semiHidden="0" w:name="Medium Grid 2 Accent 5"/>
+    <w:lsdException w:unhideWhenUsed="0" w:uiPriority="69" w:semiHidden="0" w:name="Medium Grid 3 Accent 5"/>
+    <w:lsdException w:unhideWhenUsed="0" w:uiPriority="70" w:semiHidden="0" w:name="Dark List Accent 5"/>
+    <w:lsdException w:unhideWhenUsed="0" w:uiPriority="71" w:semiHidden="0" w:name="Colorful Shading Accent 5"/>
+    <w:lsdException w:unhideWhenUsed="0" w:uiPriority="72" w:semiHidden="0" w:name="Colorful List Accent 5"/>
+    <w:lsdException w:unhideWhenUsed="0" w:uiPriority="73" w:semiHidden="0" w:name="Colorful Grid Accent 5"/>
+    <w:lsdException w:unhideWhenUsed="0" w:uiPriority="60" w:semiHidden="0" w:name="Light Shading Accent 6"/>
+    <w:lsdException w:unhideWhenUsed="0" w:uiPriority="61" w:semiHidden="0" w:name="Light List Accent 6"/>
+    <w:lsdException w:unhideWhenUsed="0" w:uiPriority="62" w:semiHidden="0" w:name="Light Grid Accent 6"/>
+    <w:lsdException w:unhideWhenUsed="0" w:uiPriority="63" w:semiHidden="0" w:name="Medium Shading 1 Accent 6"/>
+    <w:lsdException w:unhideWhenUsed="0" w:uiPriority="64" w:semiHidden="0" w:name="Medium Shading 2 Accent 6"/>
+    <w:lsdException w:unhideWhenUsed="0" w:uiPriority="65" w:semiHidden="0" w:name="Medium List 1 Accent 6"/>
+    <w:lsdException w:unhideWhenUsed="0" w:uiPriority="66" w:semiHidden="0" w:name="Medium List 2 Accent 6"/>
+    <w:lsdException w:unhideWhenUsed="0" w:uiPriority="67" w:semiHidden="0" w:name="Medium Grid 1 Accent 6"/>
+    <w:lsdException w:unhideWhenUsed="0" w:uiPriority="68" w:semiHidden="0" w:name="Medium Grid 2 Accent 6"/>
+    <w:lsdException w:unhideWhenUsed="0" w:uiPriority="69" w:semiHidden="0" w:name="Medium Grid 3 Accent 6"/>
+    <w:lsdException w:unhideWhenUsed="0" w:uiPriority="70" w:semiHidden="0" w:name="Dark List Accent 6"/>
+    <w:lsdException w:unhideWhenUsed="0" w:uiPriority="71" w:semiHidden="0" w:name="Colorful Shading Accent 6"/>
+    <w:lsdException w:unhideWhenUsed="0" w:uiPriority="72" w:semiHidden="0" w:name="Colorful List Accent 6"/>
+    <w:lsdException w:unhideWhenUsed="0" w:uiPriority="73" w:semiHidden="0" w:name="Colorful Grid Accent 6"/>
   </w:latentStyles>
-  <w:style w:type="paragraph" w:default="1" w:styleId="Normal">
+  <w:style w:type="paragraph" w:default="1" w:styleId="1">
     <w:name w:val="Normal"/>
     <w:qFormat/>
+    <w:uiPriority w:val="0"/>
     <w:pPr>
       <w:kinsoku w:val="0"/>
       <w:autoSpaceDE w:val="0"/>
@@ -4050,7 +4129,7 @@
       <w:textAlignment w:val="baseline"/>
     </w:pPr>
     <w:rPr>
-      <w:rFonts w:ascii="Arial" w:eastAsia="宋体" w:hAnsi="Arial" w:cs="Arial"/>
+      <w:rFonts w:ascii="Arial" w:hAnsi="Arial" w:eastAsia="宋体" w:cs="Arial"/>
       <w:snapToGrid w:val="0"/>
       <w:color w:val="000000"/>
       <w:kern w:val="0"/>
@@ -4059,11 +4138,12 @@
       <w:lang w:val="en-US" w:eastAsia="en-US" w:bidi="ar-SA"/>
     </w:rPr>
   </w:style>
-  <w:style w:type="paragraph" w:styleId="Heading1">
+  <w:style w:type="paragraph" w:styleId="2">
     <w:name w:val="heading 1"/>
-    <w:basedOn w:val="Normal"/>
-    <w:next w:val="Normal"/>
+    <w:basedOn w:val="1"/>
+    <w:next w:val="1"/>
     <w:qFormat/>
+    <w:uiPriority w:val="0"/>
     <w:pPr>
       <w:keepNext/>
       <w:keepLines/>
@@ -4081,12 +4161,13 @@
       <w:sz w:val="44"/>
     </w:rPr>
   </w:style>
-  <w:style w:type="paragraph" w:styleId="Heading2">
+  <w:style w:type="paragraph" w:styleId="3">
     <w:name w:val="heading 2"/>
-    <w:basedOn w:val="Normal"/>
-    <w:next w:val="Normal"/>
+    <w:basedOn w:val="1"/>
+    <w:next w:val="1"/>
     <w:unhideWhenUsed/>
     <w:qFormat/>
+    <w:uiPriority w:val="0"/>
     <w:pPr>
       <w:keepNext/>
       <w:keepLines/>
@@ -4099,18 +4180,19 @@
       <w:outlineLvl w:val="1"/>
     </w:pPr>
     <w:rPr>
-      <w:rFonts w:ascii="Arial" w:eastAsia="黑体" w:hAnsi="Arial"/>
+      <w:rFonts w:ascii="Arial" w:hAnsi="Arial" w:eastAsia="黑体"/>
       <w:b/>
       <w:sz w:val="32"/>
     </w:rPr>
   </w:style>
-  <w:style w:type="paragraph" w:styleId="Heading3">
+  <w:style w:type="paragraph" w:styleId="4">
     <w:name w:val="heading 3"/>
-    <w:basedOn w:val="Normal"/>
-    <w:next w:val="Normal"/>
+    <w:basedOn w:val="1"/>
+    <w:next w:val="1"/>
     <w:semiHidden/>
     <w:unhideWhenUsed/>
     <w:qFormat/>
+    <w:uiPriority w:val="0"/>
     <w:pPr>
       <w:keepNext/>
       <w:keepLines/>
@@ -4127,12 +4209,13 @@
       <w:sz w:val="32"/>
     </w:rPr>
   </w:style>
-  <w:style w:type="paragraph" w:styleId="Heading4">
+  <w:style w:type="paragraph" w:styleId="5">
     <w:name w:val="heading 4"/>
-    <w:basedOn w:val="Normal"/>
-    <w:next w:val="Normal"/>
+    <w:basedOn w:val="1"/>
+    <w:next w:val="1"/>
     <w:unhideWhenUsed/>
     <w:qFormat/>
+    <w:uiPriority w:val="0"/>
     <w:pPr>
       <w:keepNext/>
       <w:keepLines/>
@@ -4145,18 +4228,19 @@
       <w:outlineLvl w:val="3"/>
     </w:pPr>
     <w:rPr>
-      <w:rFonts w:ascii="Arial" w:eastAsia="黑体" w:hAnsi="Arial"/>
+      <w:rFonts w:ascii="Arial" w:hAnsi="Arial" w:eastAsia="黑体"/>
       <w:b/>
       <w:sz w:val="28"/>
     </w:rPr>
   </w:style>
-  <w:style w:type="paragraph" w:styleId="Heading5">
+  <w:style w:type="paragraph" w:styleId="6">
     <w:name w:val="heading 5"/>
-    <w:basedOn w:val="Normal"/>
-    <w:next w:val="Normal"/>
+    <w:basedOn w:val="1"/>
+    <w:next w:val="1"/>
     <w:semiHidden/>
     <w:unhideWhenUsed/>
     <w:qFormat/>
+    <w:uiPriority w:val="0"/>
     <w:pPr>
       <w:keepNext/>
       <w:keepLines/>
@@ -4173,13 +4257,14 @@
       <w:sz w:val="28"/>
     </w:rPr>
   </w:style>
-  <w:style w:type="paragraph" w:styleId="Heading6">
+  <w:style w:type="paragraph" w:styleId="7">
     <w:name w:val="heading 6"/>
-    <w:basedOn w:val="Normal"/>
-    <w:next w:val="Normal"/>
+    <w:basedOn w:val="1"/>
+    <w:next w:val="1"/>
     <w:semiHidden/>
     <w:unhideWhenUsed/>
     <w:qFormat/>
+    <w:uiPriority w:val="0"/>
     <w:pPr>
       <w:keepNext/>
       <w:keepLines/>
@@ -4192,18 +4277,19 @@
       <w:outlineLvl w:val="5"/>
     </w:pPr>
     <w:rPr>
-      <w:rFonts w:ascii="Arial" w:eastAsia="黑体" w:hAnsi="Arial"/>
+      <w:rFonts w:ascii="Arial" w:hAnsi="Arial" w:eastAsia="黑体"/>
       <w:b/>
       <w:sz w:val="24"/>
     </w:rPr>
   </w:style>
-  <w:style w:type="paragraph" w:styleId="Heading7">
+  <w:style w:type="paragraph" w:styleId="8">
     <w:name w:val="heading 7"/>
-    <w:basedOn w:val="Normal"/>
-    <w:next w:val="Normal"/>
+    <w:basedOn w:val="1"/>
+    <w:next w:val="1"/>
     <w:semiHidden/>
     <w:unhideWhenUsed/>
     <w:qFormat/>
+    <w:uiPriority w:val="0"/>
     <w:pPr>
       <w:keepNext/>
       <w:keepLines/>
@@ -4220,13 +4306,14 @@
       <w:sz w:val="24"/>
     </w:rPr>
   </w:style>
-  <w:style w:type="paragraph" w:styleId="Heading8">
+  <w:style w:type="paragraph" w:styleId="9">
     <w:name w:val="heading 8"/>
-    <w:basedOn w:val="Normal"/>
-    <w:next w:val="Normal"/>
+    <w:basedOn w:val="1"/>
+    <w:next w:val="1"/>
     <w:semiHidden/>
     <w:unhideWhenUsed/>
     <w:qFormat/>
+    <w:uiPriority w:val="0"/>
     <w:pPr>
       <w:keepNext/>
       <w:keepLines/>
@@ -4239,17 +4326,18 @@
       <w:outlineLvl w:val="7"/>
     </w:pPr>
     <w:rPr>
-      <w:rFonts w:ascii="Arial" w:eastAsia="黑体" w:hAnsi="Arial"/>
+      <w:rFonts w:ascii="Arial" w:hAnsi="Arial" w:eastAsia="黑体"/>
       <w:sz w:val="24"/>
     </w:rPr>
   </w:style>
-  <w:style w:type="paragraph" w:styleId="Heading9">
+  <w:style w:type="paragraph" w:styleId="10">
     <w:name w:val="heading 9"/>
-    <w:basedOn w:val="Normal"/>
-    <w:next w:val="Normal"/>
+    <w:basedOn w:val="1"/>
+    <w:next w:val="1"/>
     <w:semiHidden/>
     <w:unhideWhenUsed/>
     <w:qFormat/>
+    <w:uiPriority w:val="0"/>
     <w:pPr>
       <w:keepNext/>
       <w:keepLines/>
@@ -4262,19 +4350,21 @@
       <w:outlineLvl w:val="8"/>
     </w:pPr>
     <w:rPr>
-      <w:rFonts w:ascii="Arial" w:eastAsia="黑体" w:hAnsi="Arial"/>
+      <w:rFonts w:ascii="Arial" w:hAnsi="Arial" w:eastAsia="黑体"/>
       <w:sz w:val="21"/>
     </w:rPr>
   </w:style>
-  <w:style w:type="character" w:default="1" w:styleId="DefaultParagraphFont">
+  <w:style w:type="character" w:default="1" w:styleId="22">
     <w:name w:val="Default Paragraph Font"/>
     <w:semiHidden/>
     <w:qFormat/>
+    <w:uiPriority w:val="0"/>
   </w:style>
-  <w:style w:type="table" w:default="1" w:styleId="TableNormal">
+  <w:style w:type="table" w:default="1" w:styleId="20">
     <w:name w:val="Normal Table"/>
     <w:semiHidden/>
     <w:qFormat/>
+    <w:uiPriority w:val="0"/>
     <w:tblPr>
       <w:tblCellMar>
         <w:top w:w="0" w:type="dxa"/>
@@ -4284,39 +4374,43 @@
       </w:tblCellMar>
     </w:tblPr>
   </w:style>
-  <w:style w:type="paragraph" w:styleId="CommentText">
+  <w:style w:type="paragraph" w:styleId="11">
     <w:name w:val="annotation text"/>
-    <w:basedOn w:val="Normal"/>
+    <w:basedOn w:val="1"/>
     <w:qFormat/>
+    <w:uiPriority w:val="0"/>
     <w:pPr>
       <w:jc w:val="left"/>
     </w:pPr>
   </w:style>
-  <w:style w:type="paragraph" w:styleId="BodyText">
+  <w:style w:type="paragraph" w:styleId="12">
     <w:name w:val="Body Text"/>
-    <w:basedOn w:val="Normal"/>
+    <w:basedOn w:val="1"/>
     <w:semiHidden/>
     <w:qFormat/>
+    <w:uiPriority w:val="0"/>
     <w:rPr>
-      <w:rFonts w:ascii="Arial" w:eastAsia="Arial" w:hAnsi="Arial" w:cs="Arial"/>
+      <w:rFonts w:ascii="Arial" w:hAnsi="Arial" w:eastAsia="Arial" w:cs="Arial"/>
       <w:sz w:val="21"/>
       <w:szCs w:val="21"/>
       <w:lang w:val="en-US" w:eastAsia="en-US" w:bidi="ar-SA"/>
     </w:rPr>
   </w:style>
-  <w:style w:type="paragraph" w:styleId="TOC3">
+  <w:style w:type="paragraph" w:styleId="13">
     <w:name w:val="toc 3"/>
-    <w:basedOn w:val="Normal"/>
-    <w:next w:val="Normal"/>
+    <w:basedOn w:val="1"/>
+    <w:next w:val="1"/>
     <w:qFormat/>
+    <w:uiPriority w:val="0"/>
     <w:pPr>
       <w:ind w:left="840" w:leftChars="400"/>
     </w:pPr>
   </w:style>
-  <w:style w:type="paragraph" w:styleId="Footer">
+  <w:style w:type="paragraph" w:styleId="14">
     <w:name w:val="footer"/>
-    <w:basedOn w:val="Normal"/>
+    <w:basedOn w:val="1"/>
     <w:qFormat/>
+    <w:uiPriority w:val="0"/>
     <w:pPr>
       <w:tabs>
         <w:tab w:val="center" w:pos="4153"/>
@@ -4329,16 +4423,17 @@
       <w:sz w:val="18"/>
     </w:rPr>
   </w:style>
-  <w:style w:type="paragraph" w:styleId="Header">
+  <w:style w:type="paragraph" w:styleId="15">
     <w:name w:val="header"/>
-    <w:basedOn w:val="Normal"/>
+    <w:basedOn w:val="1"/>
     <w:qFormat/>
+    <w:uiPriority w:val="0"/>
     <w:pPr>
       <w:pBdr>
-        <w:top w:val="nil"/>
-        <w:left w:val="nil"/>
-        <w:bottom w:val="nil"/>
-        <w:right w:val="nil"/>
+        <w:top w:val="none" w:color="auto" w:sz="0" w:space="0"/>
+        <w:left w:val="none" w:color="auto" w:sz="0" w:space="0"/>
+        <w:bottom w:val="none" w:color="auto" w:sz="0" w:space="0"/>
+        <w:right w:val="none" w:color="auto" w:sz="0" w:space="0"/>
       </w:pBdr>
       <w:tabs>
         <w:tab w:val="center" w:pos="4153"/>
@@ -4353,37 +4448,41 @@
       <w:sz w:val="18"/>
     </w:rPr>
   </w:style>
-  <w:style w:type="paragraph" w:styleId="TOC1">
+  <w:style w:type="paragraph" w:styleId="16">
     <w:name w:val="toc 1"/>
-    <w:basedOn w:val="Normal"/>
-    <w:next w:val="Normal"/>
+    <w:basedOn w:val="1"/>
+    <w:next w:val="1"/>
     <w:qFormat/>
+    <w:uiPriority w:val="0"/>
     <w:rPr>
-      <w:rFonts w:ascii="Arial" w:eastAsia="Microsoft JhengHei" w:hAnsi="Arial"/>
+      <w:rFonts w:ascii="Arial" w:hAnsi="Arial" w:eastAsia="Microsoft JhengHei"/>
       <w:sz w:val="24"/>
     </w:rPr>
   </w:style>
-  <w:style w:type="paragraph" w:styleId="TOC2">
+  <w:style w:type="paragraph" w:styleId="17">
     <w:name w:val="toc 2"/>
-    <w:basedOn w:val="Normal"/>
-    <w:next w:val="Normal"/>
+    <w:basedOn w:val="1"/>
+    <w:next w:val="1"/>
     <w:qFormat/>
+    <w:uiPriority w:val="0"/>
     <w:pPr>
       <w:ind w:left="420" w:leftChars="200"/>
     </w:pPr>
   </w:style>
-  <w:style w:type="paragraph" w:styleId="NormalWeb">
+  <w:style w:type="paragraph" w:styleId="18">
     <w:name w:val="Normal (Web)"/>
-    <w:basedOn w:val="Normal"/>
+    <w:basedOn w:val="1"/>
     <w:qFormat/>
+    <w:uiPriority w:val="0"/>
     <w:rPr>
       <w:sz w:val="24"/>
     </w:rPr>
   </w:style>
-  <w:style w:type="paragraph" w:styleId="Title">
+  <w:style w:type="paragraph" w:styleId="19">
     <w:name w:val="Title"/>
-    <w:basedOn w:val="Normal"/>
+    <w:basedOn w:val="1"/>
     <w:qFormat/>
+    <w:uiPriority w:val="0"/>
     <w:pPr>
       <w:spacing w:before="240" w:beforeLines="0" w:beforeAutospacing="0" w:after="60" w:afterLines="0" w:afterAutospacing="0"/>
       <w:jc w:val="center"/>
@@ -4395,68 +4494,73 @@
       <w:sz w:val="32"/>
     </w:rPr>
   </w:style>
-  <w:style w:type="table" w:styleId="TableGrid">
+  <w:style w:type="table" w:styleId="21">
     <w:name w:val="Table Grid"/>
-    <w:basedOn w:val="TableNormal"/>
+    <w:basedOn w:val="20"/>
     <w:qFormat/>
+    <w:uiPriority w:val="0"/>
     <w:pPr>
       <w:widowControl w:val="0"/>
       <w:jc w:val="both"/>
     </w:pPr>
     <w:tblPr>
       <w:tblBorders>
-        <w:top w:val="single" w:sz="4" w:space="0" w:color="auto"/>
-        <w:left w:val="single" w:sz="4" w:space="0" w:color="auto"/>
-        <w:bottom w:val="single" w:sz="4" w:space="0" w:color="auto"/>
-        <w:right w:val="single" w:sz="4" w:space="0" w:color="auto"/>
-        <w:insideH w:val="single" w:sz="4" w:space="0" w:color="auto"/>
-        <w:insideV w:val="single" w:sz="4" w:space="0" w:color="auto"/>
+        <w:top w:val="single" w:color="auto" w:sz="4" w:space="0"/>
+        <w:left w:val="single" w:color="auto" w:sz="4" w:space="0"/>
+        <w:bottom w:val="single" w:color="auto" w:sz="4" w:space="0"/>
+        <w:right w:val="single" w:color="auto" w:sz="4" w:space="0"/>
+        <w:insideH w:val="single" w:color="auto" w:sz="4" w:space="0"/>
+        <w:insideV w:val="single" w:color="auto" w:sz="4" w:space="0"/>
       </w:tblBorders>
     </w:tblPr>
   </w:style>
-  <w:style w:type="character" w:styleId="Strong">
+  <w:style w:type="character" w:styleId="23">
     <w:name w:val="Strong"/>
-    <w:basedOn w:val="DefaultParagraphFont"/>
+    <w:basedOn w:val="22"/>
     <w:qFormat/>
+    <w:uiPriority w:val="0"/>
     <w:rPr>
       <w:b/>
     </w:rPr>
   </w:style>
-  <w:style w:type="paragraph" w:customStyle="1" w:styleId="a">
+  <w:style w:type="paragraph" w:customStyle="1" w:styleId="24">
     <w:name w:val="柴_公司名"/>
-    <w:basedOn w:val="Title"/>
+    <w:basedOn w:val="19"/>
     <w:qFormat/>
+    <w:uiPriority w:val="0"/>
     <w:pPr>
       <w:spacing w:after="600" w:afterLines="600"/>
     </w:pPr>
     <w:rPr>
-      <w:rFonts w:ascii="宋体" w:eastAsia="宋体" w:hAnsi="宋体" w:cs="宋体" w:hint="eastAsia"/>
+      <w:rFonts w:hint="eastAsia" w:ascii="宋体" w:hAnsi="宋体" w:eastAsia="宋体" w:cs="宋体"/>
       <w:bCs/>
       <w:spacing w:val="-6"/>
       <w:sz w:val="52"/>
       <w:szCs w:val="52"/>
     </w:rPr>
   </w:style>
-  <w:style w:type="paragraph" w:customStyle="1" w:styleId="a0">
+  <w:style w:type="paragraph" w:customStyle="1" w:styleId="25">
     <w:name w:val="柴_文档名"/>
-    <w:basedOn w:val="Title"/>
+    <w:basedOn w:val="19"/>
     <w:qFormat/>
+    <w:uiPriority w:val="0"/>
     <w:pPr>
       <w:spacing w:after="900" w:afterLines="900"/>
     </w:pPr>
     <w:rPr>
-      <w:rFonts w:ascii="黑体" w:eastAsia="黑体" w:hAnsi="黑体" w:cs="黑体"/>
+      <w:rFonts w:ascii="黑体" w:hAnsi="黑体" w:eastAsia="黑体" w:cs="黑体"/>
       <w:bCs/>
       <w:spacing w:val="-7"/>
       <w:sz w:val="52"/>
       <w:szCs w:val="52"/>
     </w:rPr>
   </w:style>
-  <w:style w:type="table" w:customStyle="1" w:styleId="TableNormal0">
+  <w:style w:type="table" w:customStyle="1" w:styleId="26">
     <w:name w:val="Table Normal_0"/>
     <w:semiHidden/>
     <w:unhideWhenUsed/>
     <w:qFormat/>
+    <w:uiPriority w:val="0"/>
     <w:tblPr>
       <w:tblCellMar>
         <w:top w:w="0" w:type="dxa"/>
@@ -4466,81 +4570,87 @@
       </w:tblCellMar>
     </w:tblPr>
   </w:style>
-  <w:style w:type="paragraph" w:customStyle="1" w:styleId="TableText">
+  <w:style w:type="paragraph" w:customStyle="1" w:styleId="27">
     <w:name w:val="Table Text"/>
-    <w:basedOn w:val="Normal"/>
+    <w:basedOn w:val="1"/>
     <w:semiHidden/>
     <w:qFormat/>
+    <w:uiPriority w:val="0"/>
     <w:rPr>
-      <w:rFonts w:ascii="宋体" w:eastAsia="宋体" w:hAnsi="宋体" w:cs="宋体"/>
+      <w:rFonts w:ascii="宋体" w:hAnsi="宋体" w:eastAsia="宋体" w:cs="宋体"/>
       <w:sz w:val="21"/>
       <w:szCs w:val="21"/>
       <w:lang w:val="en-US" w:eastAsia="en-US" w:bidi="ar-SA"/>
     </w:rPr>
   </w:style>
-  <w:style w:type="paragraph" w:customStyle="1" w:styleId="1">
+  <w:style w:type="paragraph" w:customStyle="1" w:styleId="28">
     <w:name w:val="柴_标题1"/>
-    <w:basedOn w:val="Heading1"/>
-    <w:next w:val="a1"/>
-    <w:link w:val="1Char"/>
+    <w:basedOn w:val="2"/>
+    <w:next w:val="29"/>
+    <w:link w:val="38"/>
     <w:qFormat/>
+    <w:uiPriority w:val="0"/>
     <w:pPr>
       <w:spacing w:before="100" w:after="90" w:line="360" w:lineRule="auto"/>
     </w:pPr>
     <w:rPr>
-      <w:rFonts w:ascii="Arial" w:eastAsia="宋体" w:hAnsi="Arial"/>
+      <w:rFonts w:ascii="Arial" w:hAnsi="Arial" w:eastAsia="宋体"/>
       <w:sz w:val="32"/>
     </w:rPr>
   </w:style>
-  <w:style w:type="paragraph" w:customStyle="1" w:styleId="a1">
+  <w:style w:type="paragraph" w:customStyle="1" w:styleId="29">
     <w:name w:val="柴_正文"/>
-    <w:basedOn w:val="BodyText"/>
-    <w:link w:val="Char"/>
+    <w:basedOn w:val="12"/>
+    <w:link w:val="42"/>
     <w:qFormat/>
+    <w:uiPriority w:val="0"/>
     <w:pPr>
       <w:spacing w:line="360" w:lineRule="auto"/>
       <w:ind w:firstLine="470" w:firstLineChars="200"/>
     </w:pPr>
     <w:rPr>
-      <w:rFonts w:ascii="Arial" w:eastAsia="宋体" w:hAnsi="Arial"/>
+      <w:rFonts w:ascii="Arial" w:hAnsi="Arial" w:eastAsia="宋体"/>
       <w:sz w:val="24"/>
       <w:lang w:eastAsia="zh-CN"/>
     </w:rPr>
   </w:style>
-  <w:style w:type="paragraph" w:customStyle="1" w:styleId="2">
+  <w:style w:type="paragraph" w:customStyle="1" w:styleId="30">
     <w:name w:val="柴_标题2"/>
-    <w:basedOn w:val="Heading2"/>
-    <w:next w:val="a1"/>
+    <w:basedOn w:val="3"/>
+    <w:next w:val="29"/>
     <w:qFormat/>
+    <w:uiPriority w:val="0"/>
     <w:pPr>
       <w:spacing w:line="360" w:lineRule="auto"/>
     </w:pPr>
     <w:rPr>
-      <w:rFonts w:ascii="Arial" w:eastAsia="宋体" w:hAnsi="Arial"/>
+      <w:rFonts w:ascii="Arial" w:hAnsi="Arial" w:eastAsia="宋体"/>
       <w:sz w:val="28"/>
     </w:rPr>
   </w:style>
-  <w:style w:type="paragraph" w:customStyle="1" w:styleId="3">
+  <w:style w:type="paragraph" w:customStyle="1" w:styleId="31">
     <w:name w:val="柴_标题3"/>
-    <w:basedOn w:val="Heading3"/>
-    <w:next w:val="a1"/>
+    <w:basedOn w:val="4"/>
+    <w:next w:val="29"/>
     <w:qFormat/>
+    <w:uiPriority w:val="0"/>
     <w:pPr>
       <w:spacing w:line="360" w:lineRule="auto"/>
       <w:ind w:left="0" w:firstLine="472" w:firstLineChars="200"/>
     </w:pPr>
     <w:rPr>
-      <w:rFonts w:ascii="宋体" w:eastAsia="宋体" w:hAnsi="宋体" w:cs="宋体"/>
+      <w:rFonts w:ascii="宋体" w:hAnsi="宋体" w:eastAsia="宋体" w:cs="宋体"/>
       <w:spacing w:val="-2"/>
       <w:sz w:val="24"/>
       <w:szCs w:val="24"/>
     </w:rPr>
   </w:style>
-  <w:style w:type="paragraph" w:customStyle="1" w:styleId="a2">
+  <w:style w:type="paragraph" w:customStyle="1" w:styleId="32">
     <w:name w:val="柴_目录"/>
-    <w:basedOn w:val="Normal"/>
-    <w:next w:val="BodyText"/>
+    <w:basedOn w:val="1"/>
+    <w:next w:val="12"/>
     <w:qFormat/>
+    <w:uiPriority w:val="0"/>
     <w:pPr>
       <w:tabs>
         <w:tab w:val="right" w:leader="dot" w:pos="8442"/>
@@ -4548,59 +4658,64 @@
       <w:ind w:left="0" w:leftChars="0"/>
     </w:pPr>
     <w:rPr>
-      <w:rFonts w:ascii="Arial" w:eastAsia="Microsoft JhengHei" w:hAnsi="Arial"/>
+      <w:rFonts w:ascii="Arial" w:hAnsi="Arial" w:eastAsia="Microsoft JhengHei"/>
       <w:sz w:val="24"/>
     </w:rPr>
   </w:style>
-  <w:style w:type="paragraph" w:customStyle="1" w:styleId="WPSOffice1">
+  <w:style w:type="paragraph" w:customStyle="1" w:styleId="33">
     <w:name w:val="WPSOffice手动目录 1"/>
     <w:qFormat/>
+    <w:uiPriority w:val="0"/>
     <w:pPr>
       <w:ind w:leftChars="0"/>
     </w:pPr>
     <w:rPr>
-      <w:rFonts w:ascii="Times New Roman" w:eastAsia="宋体" w:hAnsi="Times New Roman" w:cs="Times New Roman"/>
+      <w:rFonts w:ascii="Times New Roman" w:hAnsi="Times New Roman" w:eastAsia="宋体" w:cs="Times New Roman"/>
       <w:sz w:val="20"/>
       <w:szCs w:val="20"/>
     </w:rPr>
   </w:style>
-  <w:style w:type="paragraph" w:customStyle="1" w:styleId="WPSOffice2">
+  <w:style w:type="paragraph" w:customStyle="1" w:styleId="34">
     <w:name w:val="WPSOffice手动目录 2"/>
     <w:qFormat/>
+    <w:uiPriority w:val="0"/>
     <w:pPr>
       <w:ind w:leftChars="200"/>
     </w:pPr>
     <w:rPr>
-      <w:rFonts w:ascii="Times New Roman" w:eastAsia="宋体" w:hAnsi="Times New Roman" w:cs="Times New Roman"/>
+      <w:rFonts w:ascii="Times New Roman" w:hAnsi="Times New Roman" w:eastAsia="宋体" w:cs="Times New Roman"/>
       <w:sz w:val="20"/>
       <w:szCs w:val="20"/>
     </w:rPr>
   </w:style>
-  <w:style w:type="paragraph" w:customStyle="1" w:styleId="WPSOffice3">
+  <w:style w:type="paragraph" w:customStyle="1" w:styleId="35">
     <w:name w:val="WPSOffice手动目录 3"/>
     <w:qFormat/>
+    <w:uiPriority w:val="0"/>
     <w:pPr>
       <w:ind w:leftChars="400"/>
     </w:pPr>
     <w:rPr>
-      <w:rFonts w:ascii="Times New Roman" w:eastAsia="宋体" w:hAnsi="Times New Roman" w:cs="Times New Roman"/>
+      <w:rFonts w:ascii="Times New Roman" w:hAnsi="Times New Roman" w:eastAsia="宋体" w:cs="Times New Roman"/>
       <w:sz w:val="20"/>
       <w:szCs w:val="20"/>
     </w:rPr>
   </w:style>
-  <w:style w:type="paragraph" w:customStyle="1" w:styleId="Compact">
+  <w:style w:type="paragraph" w:customStyle="1" w:styleId="36">
     <w:name w:val="Compact"/>
-    <w:basedOn w:val="BodyText"/>
+    <w:basedOn w:val="12"/>
     <w:qFormat/>
+    <w:uiPriority w:val="0"/>
     <w:pPr>
       <w:spacing w:before="36" w:after="36"/>
     </w:pPr>
   </w:style>
-  <w:style w:type="table" w:customStyle="1" w:styleId="Table">
+  <w:style w:type="table" w:customStyle="1" w:styleId="37">
     <w:name w:val="Table"/>
     <w:semiHidden/>
     <w:unhideWhenUsed/>
     <w:qFormat/>
+    <w:uiPriority w:val="0"/>
     <w:tblPr>
       <w:tblCellMar>
         <w:top w:w="0" w:type="dxa"/>
@@ -4612,26 +4727,28 @@
     <w:tblStylePr w:type="firstRow">
       <w:tcPr>
         <w:tcBorders>
-          <w:bottom w:val="single" w:sz="0" w:space="0" w:color="auto"/>
+          <w:bottom w:val="single" w:color="auto" w:sz="0" w:space="0"/>
         </w:tcBorders>
         <w:vAlign w:val="bottom"/>
       </w:tcPr>
     </w:tblStylePr>
   </w:style>
-  <w:style w:type="character" w:customStyle="1" w:styleId="1Char">
+  <w:style w:type="character" w:customStyle="1" w:styleId="38">
     <w:name w:val="柴_标题1 Char"/>
-    <w:link w:val="1"/>
+    <w:link w:val="28"/>
     <w:qFormat/>
+    <w:uiPriority w:val="0"/>
     <w:rPr>
-      <w:rFonts w:ascii="Arial" w:eastAsia="宋体" w:hAnsi="Arial"/>
+      <w:rFonts w:ascii="Arial" w:hAnsi="Arial" w:eastAsia="宋体"/>
       <w:sz w:val="32"/>
     </w:rPr>
   </w:style>
-  <w:style w:type="table" w:customStyle="1" w:styleId="TableNormal1">
+  <w:style w:type="table" w:customStyle="1" w:styleId="39">
     <w:name w:val="Table Normal_1"/>
     <w:semiHidden/>
     <w:unhideWhenUsed/>
     <w:qFormat/>
+    <w:uiPriority w:val="0"/>
     <w:tblPr>
       <w:tblCellMar>
         <w:top w:w="0" w:type="dxa"/>
@@ -4641,10 +4758,11 @@
       </w:tblCellMar>
     </w:tblPr>
   </w:style>
-  <w:style w:type="paragraph" w:customStyle="1" w:styleId="a3">
+  <w:style w:type="paragraph" w:customStyle="1" w:styleId="40">
     <w:name w:val="柴_正文_无缩进"/>
-    <w:basedOn w:val="Normal"/>
+    <w:basedOn w:val="1"/>
     <w:qFormat/>
+    <w:uiPriority w:val="0"/>
     <w:pPr>
       <w:ind w:firstLine="0" w:firstLineChars="0"/>
     </w:pPr>
@@ -4654,29 +4772,31 @@
       <w:lang w:eastAsia="zh-CN"/>
     </w:rPr>
   </w:style>
-  <w:style w:type="paragraph" w:customStyle="1" w:styleId="4">
+  <w:style w:type="paragraph" w:customStyle="1" w:styleId="41">
     <w:name w:val="柴_标题4"/>
-    <w:basedOn w:val="Heading4"/>
-    <w:next w:val="Normal"/>
+    <w:basedOn w:val="5"/>
+    <w:next w:val="1"/>
     <w:qFormat/>
+    <w:uiPriority w:val="0"/>
     <w:pPr>
       <w:widowControl w:val="0"/>
       <w:spacing w:before="160" w:line="360" w:lineRule="auto"/>
-      <w:ind w:left="981" w:hanging="862" w:leftChars="300"/>
+      <w:ind w:left="981" w:leftChars="300" w:hanging="862"/>
     </w:pPr>
     <w:rPr>
-      <w:rFonts w:ascii="Calibri" w:eastAsia="宋体" w:hAnsi="Calibri" w:cs="宋体" w:hint="eastAsia"/>
+      <w:rFonts w:hint="eastAsia" w:ascii="Calibri" w:hAnsi="Calibri" w:eastAsia="宋体" w:cs="宋体"/>
       <w:sz w:val="24"/>
       <w:szCs w:val="24"/>
       <w:lang w:eastAsia="zh-CN" w:bidi="zh-CN"/>
     </w:rPr>
   </w:style>
-  <w:style w:type="character" w:customStyle="1" w:styleId="Char">
+  <w:style w:type="character" w:customStyle="1" w:styleId="42">
     <w:name w:val="柴_正文 Char"/>
-    <w:link w:val="a1"/>
+    <w:link w:val="29"/>
     <w:qFormat/>
+    <w:uiPriority w:val="0"/>
     <w:rPr>
-      <w:rFonts w:ascii="Arial" w:eastAsia="宋体" w:hAnsi="Arial"/>
+      <w:rFonts w:ascii="Arial" w:hAnsi="Arial" w:eastAsia="宋体"/>
       <w:sz w:val="24"/>
       <w:lang w:eastAsia="zh-CN"/>
     </w:rPr>
